--- a/docs/research_appendices.docx
+++ b/docs/research_appendices.docx
@@ -53,7 +53,7 @@
         <w:rPr>
           <w:color w:val="000000"/>
         </w:rPr>
-        <w:t>Fifteen scientific publications are included. L12 and L13 were reviewed through abstracts and publisher previews only; the remaining records reflect relevant full-text sections. The review is not an experimental replication. Sources were checked on 21–22 October 2026.</w:t>
+        <w:t>Fifteen scientific publications are included. L12 and L13 remain abstract/preview reviews. Other records retain their stated full-text scope. Sources were first checked on 21–22 October and rechecked on 23 October 2026 using accessible primary records and text; no experiments were replicated. Direct publisher-access failures and fallback manuscripts are documented in research/source_verification.json.</w:t>
       </w:r>
     </w:p>
     <w:p>
@@ -788,32 +788,7 @@
         <w:rPr>
           <w:color w:val="000000"/>
         </w:rPr>
-      </w:r>
-      <w:r>
-        <w:rPr>
-          <w:b/>
-          <w:color w:val="000000"/>
-        </w:rPr>
-        <w:t>Approach</w:t>
-      </w:r>
-      <w:r>
-        <w:rPr>
-          <w:color w:val="000000"/>
-        </w:rPr>
-        <w:t xml:space="preserve">  Segment sales-call transcripts; summarize with speaker/turn-aware DialogBART; filter grammatical acceptability; permit human editing. GPT-3 supplies offline pseudo-labels. </w:t>
-      </w:r>
-      <w:r>
-        <w:rPr>
-          <w:b/>
-          <w:color w:val="000000"/>
-        </w:rPr>
-        <w:t>Finding</w:t>
-      </w:r>
-      <w:r>
-        <w:rPr>
-          <w:color w:val="000000"/>
-        </w:rPr>
-        <w:t xml:space="preserve">  Human-plus-pseudo labels improve tested ROUGE scores. Pseudo labels alone score better on ROUGE but worse on factuality than human labels.</w:t>
+        <w:t>Approach  Segment sales-call transcripts; summarize with speaker/turn-aware DialogBART; filter grammatical acceptability; permit human editing. GPT-3 supplies offline pseudo-labels. Finding  Human-plus-pseudo-label training improves tested ROUGE scores. In the DialogSum comparison, pseudo-only training scores higher on ROUGE but lower on automatic FactCC than human-only training.</w:t>
       </w:r>
     </w:p>
     <w:p>
@@ -847,32 +822,7 @@
         <w:rPr>
           <w:color w:val="000000"/>
         </w:rPr>
-      </w:r>
-      <w:r>
-        <w:rPr>
-          <w:b/>
-          <w:color w:val="000000"/>
-        </w:rPr>
-        <w:t>Evidence checked</w:t>
-      </w:r>
-      <w:r>
-        <w:rPr>
-          <w:color w:val="000000"/>
-        </w:rPr>
-        <w:t xml:space="preserve">  Publisher landing page and published full text inspected on 22 October 2026, including architecture, experiments, metric disagreement, and conclusions. No replication. </w:t>
-      </w:r>
-      <w:r>
-        <w:rPr>
-          <w:b/>
-          <w:color w:val="000000"/>
-        </w:rPr>
-        <w:t>Location</w:t>
-      </w:r>
-      <w:r>
-        <w:rPr>
-          <w:color w:val="000000"/>
-        </w:rPr>
-        <w:t xml:space="preserve">  §3 architecture/DialogBART/acceptability; §6.1 and Tables 1–2 public plus 100 proprietary tests; §6.3/Figure 6 ROUGE–factuality disagreement; metadata/PDF pp.45–53.</w:t>
+        <w:t>Evidence checked  Publisher landing page and published full text inspected on 22 October 2026, including architecture, experiments, metric disagreement, and conclusions. No replication. Location  §3 architecture/DialogBART/acceptability; §6.1/Table 2 (500 DialogSum, 819 SAMSum, 100 proprietary test samples); §6.3/Figure 6 (DialogSum ROUGE versus automatic FactCC); proceedings pp.45–53.</w:t>
       </w:r>
     </w:p>
     <w:p>
@@ -1177,32 +1127,7 @@
         <w:rPr>
           <w:color w:val="000000"/>
         </w:rPr>
-      </w:r>
-      <w:r>
-        <w:rPr>
-          <w:b/>
-          <w:color w:val="000000"/>
-        </w:rPr>
-        <w:t>Evidence checked</w:t>
-      </w:r>
-      <w:r>
-        <w:rPr>
-          <w:color w:val="000000"/>
-        </w:rPr>
-        <w:t xml:space="preserve">  Publisher full text; error taxonomy, training method, and human-evaluation tables inspected. No replication. </w:t>
-      </w:r>
-      <w:r>
-        <w:rPr>
-          <w:b/>
-          <w:color w:val="000000"/>
-        </w:rPr>
-        <w:t>Location</w:t>
-      </w:r>
-      <w:r>
-        <w:rPr>
-          <w:color w:val="000000"/>
-        </w:rPr>
-        <w:t xml:space="preserve">  §2 taxonomy; §3 objectives; §4.3, Tables 3–6 and discussion following Table 6.</w:t>
+        <w:t>Evidence checked  Publisher full text; error taxonomy, training method, and human-evaluation tables inspected. No replication. Location  §2 taxonomy; §3 objectives; §4.3 evaluation metrics; §5 results and §5.1 error analysis; Tables 3–6, especially Table 5 and the discussion following Table 6 on pp.5662–5663.</w:t>
       </w:r>
     </w:p>
     <w:p>
@@ -1342,32 +1267,7 @@
         <w:rPr>
           <w:color w:val="000000"/>
         </w:rPr>
-      </w:r>
-      <w:r>
-        <w:rPr>
-          <w:b/>
-          <w:color w:val="000000"/>
-        </w:rPr>
-        <w:t>Evidence checked</w:t>
-      </w:r>
-      <w:r>
-        <w:rPr>
-          <w:color w:val="000000"/>
-        </w:rPr>
-        <w:t xml:space="preserve">  Publisher metadata and author-deposited full text; methods, temporal retest, results, and limitations inspected. No replication. </w:t>
-      </w:r>
-      <w:r>
-        <w:rPr>
-          <w:b/>
-          <w:color w:val="000000"/>
-        </w:rPr>
-        <w:t>Location</w:t>
-      </w:r>
-      <w:r>
-        <w:rPr>
-          <w:color w:val="000000"/>
-        </w:rPr>
-        <w:t xml:space="preserve">  §§2.1–2.5; §3 including December retest; §3.1 limitations. Do not generalize the 1.4% historical rate.</w:t>
+        <w:t>Evidence checked  Author-deposited full text rechecked on 23 October 2026, including methods, temporal retest, results and limitations. ACM/DOI publisher pages returned HTTP 403 during this recheck; publication identity and DOI also appear in the manuscript front matter. No replication. Location  §§2.1–2.5; §3 including December retest; §3.1 limitations. Do not generalize the 1.4% historical rate.</w:t>
       </w:r>
     </w:p>
     <w:p>
@@ -1928,32 +1828,7 @@
         <w:rPr>
           <w:color w:val="000000"/>
         </w:rPr>
-      </w:r>
-      <w:r>
-        <w:rPr>
-          <w:b/>
-          <w:color w:val="000000"/>
-        </w:rPr>
-        <w:t>Approach</w:t>
-      </w:r>
-      <w:r>
-        <w:rPr>
-          <w:color w:val="000000"/>
-        </w:rPr>
-        <w:t xml:space="preserve">  Sales-manager qualitative research, automotive chat topic/predictive analysis, and replication in furniture; links conversation text with downstream purchase and profit. </w:t>
-      </w:r>
-      <w:r>
-        <w:rPr>
-          <w:b/>
-          <w:color w:val="000000"/>
-        </w:rPr>
-        <w:t>Finding</w:t>
-      </w:r>
-      <w:r>
-        <w:rPr>
-          <w:color w:val="000000"/>
-        </w:rPr>
-        <w:t xml:space="preserve">  Proposes MINITS: Mode, Immediacy, Need, Interest, Time chatting, Specificity; conversational signals help qualify leads.</w:t>
+        <w:t>Approach  Sales-manager qualitative research, automotive chat topic/predictive analysis, and replication in furniture; links conversation text with downstream purchase and profit. Finding  Proposes MINITS: Mode of contact, Immediacy, Need, Interest, Time spent chatting and Specificity; conversational signals help qualify leads.</w:t>
       </w:r>
     </w:p>
     <w:p>
@@ -2473,32 +2348,7 @@
         <w:rPr>
           <w:color w:val="000000"/>
         </w:rPr>
-      </w:r>
-      <w:r>
-        <w:rPr>
-          <w:b/>
-          <w:color w:val="000000"/>
-        </w:rPr>
-        <w:t>Evidence checked</w:t>
-      </w:r>
-      <w:r>
-        <w:rPr>
-          <w:color w:val="000000"/>
-        </w:rPr>
-        <w:t xml:space="preserve">  Open author-hosted conference PDF and ACM SIGMM proceedings listing; inspected all three pages. This differs from Liang et al.'s 2022 SmartSales chatlog preprint. </w:t>
-      </w:r>
-      <w:r>
-        <w:rPr>
-          <w:b/>
-          <w:color w:val="000000"/>
-        </w:rPr>
-        <w:t>Location</w:t>
-      </w:r>
-      <w:r>
-        <w:rPr>
-          <w:color w:val="000000"/>
-        </w:rPr>
-        <w:t xml:space="preserve">  PDF p.1 abstract/Figure 1; Section 2 architecture and component experiments; Section 3 demonstrations; ACM SIGMM official MM2021 table of contents confirms publication.</w:t>
+        <w:t>Evidence checked  Open author-hosted conference PDF and ACM SIGMM proceedings listing; inspected all three pages. This differs from Liang et al.'s 2022 SmartSales chatlog preprint. Rechecked 23 October 2026 using the accessible author ust.hk PDF and official proceedings; the earlier hkust.edu.hk host timed out. Location  PDF p.1 abstract/Figure 1; Section 2 architecture and component experiments; Section 3 demonstrations; ACM SIGMM official MM2021 table of contents confirms publication.</w:t>
       </w:r>
     </w:p>
     <w:p>
@@ -4624,7 +4474,7 @@
                 <w:color w:val="000000"/>
                 <w:sz w:val="18"/>
               </w:rPr>
-              <w:t>An evaluation run exports per language WER entity accuracy extraction macro F1 and processing time with dataset split model configuration and unsupported strata shown explicitly.</w:t>
+              <w:t>An evaluation run exports per-language WER and entity accuracy, six-label objection macro F1, next-action event F1 and processing time, with fixed scoring rules, dataset groups, model configuration and unsupported strata shown explicitly.</w:t>
             </w:r>
           </w:p>
         </w:tc>
@@ -6246,7 +6096,7 @@
                 <w:color w:val="000000"/>
                 <w:sz w:val="18"/>
               </w:rPr>
-              <w:t>On held out annotated calls, &gt;=95% of extracted items must have correct supporting evidence and zero fabricated numeric commitments in the reviewed sample; reviewers verify all numeric commitments before release.</w:t>
+              <w:t>On held-out annotated calls, &gt;=95% of raw extracted items have evidence supporting every asserted field in source audio or adjudicated gold; report counts and empty output as unavailable, with recall separately. Human-reviewed release outputs contain zero fabricated numeric commitments; publish raw-model numeric errors separately.</w:t>
             </w:r>
           </w:p>
         </w:tc>
@@ -7882,7 +7732,7 @@
         <w:rPr>
           <w:color w:val="000000"/>
         </w:rPr>
-        <w:t>Split whole calls 30 development/10 validation/20 test. Keep customers and speakers out of multiple partitions; grouping overrides language balance, with unsupported strata disclosed. Freeze test IDs/hashes before tuning. Two annotators independently transcribe held-out calls and label objections, explicit actions/owners/dates and supporting spans. Define numbers, fillers, code-switching, overlap and redaction rules; record agreement before adjudication.</w:t>
+        <w:t>Target 30 development, 10 validation and 20 test calls, subject to intact connected groups sharing a customer or any known speaker. One representative can connect many customers. Report achieved groups, calls and language coverage; four representatives may not support the intended allocation. Add independent groups or narrow the evaluation. Do not claim unseen-speaker performance if representatives overlap or identity is unknown. Freeze group IDs, hashes, scoring and tuning decisions.</w:t>
       </w:r>
     </w:p>
     <w:p>
@@ -8106,7 +7956,7 @@
                 <w:color w:val="000000"/>
                 <w:sz w:val="18"/>
               </w:rPr>
-              <w:t>Rules/keywords versus schema-constrained model; same calls using gold and ASR transcripts. Macro F1, class precision/recall, evidence precision and unsupported claims; score empty outputs.</w:t>
+              <w:t>Rules versus schema-constrained model on the same gold/ASR calls. Six-label objection macro F1 and separate next-action event F1; source-grounded evidence precision, recall and empty-output rules.</w:t>
             </w:r>
           </w:p>
         </w:tc>
@@ -8261,7 +8111,7 @@
         <w:rPr>
           <w:color w:val="000000"/>
         </w:rPr>
-        <w:t>WER = (substitutions + deletions + insertions)/reference words. Publish raw/normalized scoring without deleting difficult entities. Report kappa for categorical labels, span/entity agreement and rare-class counts. Optional diarization: DER, collar/overlap/speaker mapping, then role-correction accuracy. Retain failures and tuning decisions; paired call-level bootstrap intervals where defensible. Sixty calls do not establish a reliable conversion model or causal sales uplift.</w:t>
+        <w:t>WER = (substitutions + deletions + insertions)/reference words. Corpus WER sums counts before division; report raw and normalized values and per-call distributions. Failed speech transcriptions receive an empty hypothesis and remain in failure counts. Empty-reference controls have undefined per-call WER; report inserted words and silence duration. Bootstrap paired outputs by independent customer/speaker groups, not correlated calls; show group counts and seed. With one or two groups, report descriptive results without a generalization interval. Sixty calls cannot establish reliable conversion prediction or causal sales uplift.</w:t>
       </w:r>
     </w:p>
     <w:p>
@@ -8269,7 +8119,7 @@
         <w:rPr>
           <w:color w:val="000000"/>
         </w:rPr>
-        <w:t>Provisional targets: Russian WER ≤25%; Kazakh ≤30%; mixed reported separately. Extraction macro F1 ≥0.75; evidence precision ≥0.95; zero fabricated numeric commitments in reviewed samples. Failure triggers correction support, narrower claims or documented model revision, never removal of difficult calls.</w:t>
+        <w:t>Provisional targets: Russian WER ≤25%, Kazakh ≤30%; mixed reported separately. Objection macro F1 ≥0.75 and next-action event F1 ≥0.75 are separate targets; raw source-grounded evidence precision ≥0.95. Report raw numeric errors separately from the zero-fabrication condition for human-reviewed release outputs. Empty output or absent language/class coverage cannot establish a full pass. Failure triggers narrower claims or documented revision, never selective removal of hard calls.</w:t>
       </w:r>
     </w:p>
     <w:p>
@@ -8277,7 +8127,7 @@
         <w:rPr>
           <w:color w:val="000000"/>
         </w:rPr>
-        <w:t>Record model/runtime/configuration, hardware, alignment/decoding, audio properties, queue wait, latency, RTF and peak memory/VRAM. Report warm-up treatment and median/p95 over ≥20 runs. Dashboard reference: 10,000 deals/1,000 calls, 4 vCPU/8 GB, 100 requests, concurrency 5, p95 ≤2 s. Inference target: median RTF ≤1, p95 ≤2 on 10-minute recordings. Cloud comparisons disclose billed minutes/rounding.</w:t>
+        <w:t>Freeze all six objection labels and zero_division=0; publish per-label TP/FP/FN, support and six binary kappa scores before adjudication. Match action events one-to-one by meaning within a call; duplicates/unmatched predictions are FP and missed gold events are FN. Compare owner/date fields separately. Align evidence through source time or original gold turns rather than identical segment IDs across ASR segmentations.</w:t>
       </w:r>
     </w:p>
     <w:p>
@@ -8285,7 +8135,23 @@
         <w:rPr>
           <w:color w:val="000000"/>
         </w:rPr>
-        <w:t>Fixed user tasks: import 20-row CSV/manifest to queued state; review a preprocessed 2-minute call and correct a planted objection; filter/explain win rate. Target ≥4/5 users unassisted within 10 minutes excluding ASR wait. T01–T22 link to the full requirement register; implementation must supply actual assertions/results before claiming passes.</w:t>
+        <w:t>Evidence precision counts emitted items whose cited audio or adjudicated gold supports every asserted field, divided by all emitted items. An ASR transcript alone cannot establish truth. Missing or unrelated support is incorrect; with no output, precision is Not available and recall still exposes misses. Separate semantic event matching, ASR-text consistency and source grounding. Human correction is reported separately from model drafts.</w:t>
+      </w:r>
+    </w:p>
+    <w:p>
+      <w:r>
+        <w:rPr>
+          <w:color w:val="000000"/>
+        </w:rPr>
+        <w:t>Record model/runtime/configuration, hardware, alignment/decoding, audio properties, queue wait, latency, RTF and peak memory/VRAM. Report warm-up treatment and median/p95 over ≥20 runs. Dashboard reference: 10,000 deals/1,000 calls, 4 vCPU/8 GB, 100 requests, concurrency 5, p95 ≤2 s. Inference target: median RTF ≤1, p95 ≤2 on 10-minute recordings. Cloud comparisons disclose billed minutes/rounding.</w:t>
+      </w:r>
+    </w:p>
+    <w:p>
+      <w:r>
+        <w:rPr>
+          <w:color w:val="000000"/>
+        </w:rPr>
+        <w:t>Future integrated user tasks: import a 20-row CSV/manifest to queued state, correct an objection in a preprocessed 2-minute call, and explain filtered win rate. Target ≥4/5 users unassisted in 10 minutes excluding ASR waiting. Freeze equivalent A/B cases. Use four sequences: manual A/application B, application A/manual B, manual B/application A, application B/manual A; repeat the first for user five and disclose imbalance. Manual tools are a spreadsheet and timestamped transcript; compare correct links, objection/evidence and KPI explanation, reporting application-only queueing separately. The current sample-only mockup cannot pass the complete import, queue, authentication or user-study requirements. Full scoring details are in docs/verification_plan.md.</w:t>
       </w:r>
     </w:p>
     <w:p>
@@ -9830,7 +9696,7 @@
                 <w:color w:val="000000"/>
                 <w:sz w:val="18"/>
               </w:rPr>
-              <w:t>Publish prepared package and finish team access; repository created, reviews and YouTrack pending.</w:t>
+              <w:t>Publish prepared package and finish team access; repository created, reviews and access pending.</w:t>
             </w:r>
           </w:p>
         </w:tc>
@@ -11139,7 +11005,7 @@
         <w:rPr>
           <w:color w:val="000000"/>
         </w:rPr>
-        <w:t>Setup snapshot 23 October before publication  The private repository https://github.com/ddigreen/sales-analytics-stt contained its initial README only. Dameli had access; Bekzat’s invitation awaited acceptance. Check GitHub for later publication and reviews. YouTrack was still pending. Apply pre-defense-1, pre-defense-2 and final-pre-defense tags only to actual reviewed submissions; creation alone does not satisfy teamwork criteria.</w:t>
+        <w:t>Setup status on 23 October 2026  Prepared materials are in draft PR 2 at https://github.com/ddigreen/sales-analytics-stt. The YouTrack project at https://sales-analytics-stt-team.youtrack.cloud/projects/SASTT contains 12 assigned Open issues; planning/backlog.csv maps W labels to actual issue IDs. Dameli has GitHub access; Bekzat was invited. Student review, stakeholder evidence, supervision, reviewer access and a reviewed submission tag remain pending. Apply pre-defense-1 only to the actual reviewed submission.</w:t>
       </w:r>
     </w:p>
     <w:p>
@@ -12891,7 +12757,7 @@
         <w:rPr>
           <w:color w:val="000000"/>
         </w:rPr>
-        <w:t>For remaining Git and YouTrack work, use planning/git_preparation.md. The repository initially contained a README only; check GitHub for later package publication, access, reviews and the submission tag. Map local task labels to real YouTrack IDs after project creation. Keep recordings and customer data outside source control.</w:t>
+        <w:t>For current task links and remaining work, use planning/git_preparation.md and planning/checkpoint_checklist.md. The prepared package is in draft PR 2; YouTrack has real assigned issues. Technical source, data and prototype checks do not substitute for student PR review, supervisor feedback or representative-user evidence. Keep recordings and customer data outside source control.</w:t>
       </w:r>
     </w:p>
     <w:sectPr>
@@ -13326,6 +13192,9 @@
       </w:tabs>
       <w:spacing w:after="0" w:line="240" w:lineRule="auto"/>
     </w:pPr>
+    <w:rPr>
+      <w:color w:val="000000"/>
+    </w:rPr>
   </w:style>
   <w:style w:type="character" w:customStyle="1" w:styleId="HeaderChar">
     <w:name w:val="Header Char"/>
@@ -13333,6 +13202,9 @@
     <w:link w:val="Header"/>
     <w:uiPriority w:val="99"/>
     <w:rsid w:val="00E618BF"/>
+    <w:rPr>
+      <w:color w:val="000000"/>
+    </w:rPr>
   </w:style>
   <w:style w:type="paragraph" w:styleId="Footer">
     <w:name w:val="footer"/>
@@ -13348,6 +13220,9 @@
       </w:tabs>
       <w:spacing w:after="0" w:line="240" w:lineRule="auto"/>
     </w:pPr>
+    <w:rPr>
+      <w:color w:val="000000"/>
+    </w:rPr>
   </w:style>
   <w:style w:type="character" w:customStyle="1" w:styleId="FooterChar">
     <w:name w:val="Footer Char"/>
@@ -13355,6 +13230,9 @@
     <w:link w:val="Footer"/>
     <w:uiPriority w:val="99"/>
     <w:rsid w:val="00E618BF"/>
+    <w:rPr>
+      <w:color w:val="000000"/>
+    </w:rPr>
   </w:style>
   <w:style w:type="paragraph" w:styleId="Heading1">
     <w:name w:val="heading 1"/>
@@ -13570,6 +13448,9 @@
     <w:uiPriority w:val="1"/>
     <w:semiHidden/>
     <w:unhideWhenUsed/>
+    <w:rPr>
+      <w:color w:val="000000"/>
+    </w:rPr>
   </w:style>
   <w:style w:type="table" w:default="1" w:styleId="TableNormal">
     <w:name w:val="Normal Table"/>
@@ -13600,6 +13481,9 @@
     <w:pPr>
       <w:spacing w:after="0" w:line="240" w:lineRule="auto"/>
     </w:pPr>
+    <w:rPr>
+      <w:color w:val="000000"/>
+    </w:rPr>
   </w:style>
   <w:style w:type="character" w:customStyle="1" w:styleId="Heading1Char">
     <w:name w:val="Heading 1 Char"/>
@@ -13731,6 +13615,9 @@
       <w:ind w:left="720"/>
       <w:contextualSpacing/>
     </w:pPr>
+    <w:rPr>
+      <w:color w:val="000000"/>
+    </w:rPr>
   </w:style>
   <w:style w:type="paragraph" w:styleId="BodyText">
     <w:name w:val="Body Text"/>
@@ -13742,6 +13629,9 @@
     <w:pPr>
       <w:spacing w:after="120"/>
     </w:pPr>
+    <w:rPr>
+      <w:color w:val="000000"/>
+    </w:rPr>
   </w:style>
   <w:style w:type="character" w:customStyle="1" w:styleId="BodyTextChar">
     <w:name w:val="Body Text Char"/>
@@ -13749,6 +13639,9 @@
     <w:link w:val="BodyText"/>
     <w:uiPriority w:val="99"/>
     <w:rsid w:val="00AA1D8D"/>
+    <w:rPr>
+      <w:color w:val="000000"/>
+    </w:rPr>
   </w:style>
   <w:style w:type="paragraph" w:styleId="BodyText2">
     <w:name w:val="Body Text 2"/>
@@ -13760,6 +13653,9 @@
     <w:pPr>
       <w:spacing w:after="120" w:line="480" w:lineRule="auto"/>
     </w:pPr>
+    <w:rPr>
+      <w:color w:val="000000"/>
+    </w:rPr>
   </w:style>
   <w:style w:type="character" w:customStyle="1" w:styleId="BodyText2Char">
     <w:name w:val="Body Text 2 Char"/>
@@ -13767,6 +13663,9 @@
     <w:link w:val="BodyText2"/>
     <w:uiPriority w:val="99"/>
     <w:rsid w:val="00AA1D8D"/>
+    <w:rPr>
+      <w:color w:val="000000"/>
+    </w:rPr>
   </w:style>
   <w:style w:type="paragraph" w:styleId="BodyText3">
     <w:name w:val="Body Text 3"/>
@@ -13779,6 +13678,7 @@
       <w:spacing w:after="120"/>
     </w:pPr>
     <w:rPr>
+      <w:color w:val="000000"/>
       <w:sz w:val="16"/>
       <w:szCs w:val="16"/>
     </w:rPr>
@@ -13790,6 +13690,7 @@
     <w:uiPriority w:val="99"/>
     <w:rsid w:val="00AA1D8D"/>
     <w:rPr>
+      <w:color w:val="000000"/>
       <w:sz w:val="16"/>
       <w:szCs w:val="16"/>
     </w:rPr>
@@ -13804,6 +13705,9 @@
       <w:ind w:left="360" w:hanging="360"/>
       <w:contextualSpacing/>
     </w:pPr>
+    <w:rPr>
+      <w:color w:val="000000"/>
+    </w:rPr>
   </w:style>
   <w:style w:type="paragraph" w:styleId="List2">
     <w:name w:val="List 2"/>
@@ -13815,6 +13719,9 @@
       <w:ind w:left="720" w:hanging="360"/>
       <w:contextualSpacing/>
     </w:pPr>
+    <w:rPr>
+      <w:color w:val="000000"/>
+    </w:rPr>
   </w:style>
   <w:style w:type="paragraph" w:styleId="List3">
     <w:name w:val="List 3"/>
@@ -13826,6 +13733,9 @@
       <w:ind w:left="1080" w:hanging="360"/>
       <w:contextualSpacing/>
     </w:pPr>
+    <w:rPr>
+      <w:color w:val="000000"/>
+    </w:rPr>
   </w:style>
   <w:style w:type="paragraph" w:styleId="ListBullet">
     <w:name w:val="List Bullet"/>
@@ -13839,6 +13749,9 @@
       </w:numPr>
       <w:contextualSpacing/>
     </w:pPr>
+    <w:rPr>
+      <w:color w:val="000000"/>
+    </w:rPr>
   </w:style>
   <w:style w:type="paragraph" w:styleId="ListBullet2">
     <w:name w:val="List Bullet 2"/>
@@ -13852,6 +13765,9 @@
       </w:numPr>
       <w:contextualSpacing/>
     </w:pPr>
+    <w:rPr>
+      <w:color w:val="000000"/>
+    </w:rPr>
   </w:style>
   <w:style w:type="paragraph" w:styleId="ListBullet3">
     <w:name w:val="List Bullet 3"/>
@@ -13865,6 +13781,9 @@
       </w:numPr>
       <w:contextualSpacing/>
     </w:pPr>
+    <w:rPr>
+      <w:color w:val="000000"/>
+    </w:rPr>
   </w:style>
   <w:style w:type="paragraph" w:styleId="ListNumber">
     <w:name w:val="List Number"/>
@@ -13878,6 +13797,9 @@
       </w:numPr>
       <w:contextualSpacing/>
     </w:pPr>
+    <w:rPr>
+      <w:color w:val="000000"/>
+    </w:rPr>
   </w:style>
   <w:style w:type="paragraph" w:styleId="ListNumber2">
     <w:name w:val="List Number 2"/>
@@ -13891,6 +13813,9 @@
       </w:numPr>
       <w:contextualSpacing/>
     </w:pPr>
+    <w:rPr>
+      <w:color w:val="000000"/>
+    </w:rPr>
   </w:style>
   <w:style w:type="paragraph" w:styleId="ListNumber3">
     <w:name w:val="List Number 3"/>
@@ -13904,6 +13829,9 @@
       </w:numPr>
       <w:contextualSpacing/>
     </w:pPr>
+    <w:rPr>
+      <w:color w:val="000000"/>
+    </w:rPr>
   </w:style>
   <w:style w:type="paragraph" w:styleId="ListContinue">
     <w:name w:val="List Continue"/>
@@ -13916,6 +13844,9 @@
       <w:ind w:left="360"/>
       <w:contextualSpacing/>
     </w:pPr>
+    <w:rPr>
+      <w:color w:val="000000"/>
+    </w:rPr>
   </w:style>
   <w:style w:type="paragraph" w:styleId="ListContinue2">
     <w:name w:val="List Continue 2"/>
@@ -13928,6 +13859,9 @@
       <w:ind w:left="720"/>
       <w:contextualSpacing/>
     </w:pPr>
+    <w:rPr>
+      <w:color w:val="000000"/>
+    </w:rPr>
   </w:style>
   <w:style w:type="paragraph" w:styleId="ListContinue3">
     <w:name w:val="List Continue 3"/>
@@ -13940,6 +13874,9 @@
       <w:ind w:left="1080"/>
       <w:contextualSpacing/>
     </w:pPr>
+    <w:rPr>
+      <w:color w:val="000000"/>
+    </w:rPr>
   </w:style>
   <w:style w:type="paragraph" w:styleId="MacroText">
     <w:name w:val="macro"/>
@@ -13960,6 +13897,7 @@
     </w:pPr>
     <w:rPr>
       <w:rFonts w:ascii="Courier" w:hAnsi="Courier"/>
+      <w:color w:val="000000"/>
       <w:sz w:val="20"/>
       <w:szCs w:val="20"/>
     </w:rPr>
@@ -13972,6 +13910,7 @@
     <w:rsid w:val="0029639D"/>
     <w:rPr>
       <w:rFonts w:ascii="Courier" w:hAnsi="Courier"/>
+      <w:color w:val="000000"/>
       <w:sz w:val="20"/>
       <w:szCs w:val="20"/>
     </w:rPr>
@@ -14119,6 +14058,7 @@
     <w:rPr>
       <w:b/>
       <w:bCs/>
+      <w:color w:val="000000"/>
     </w:rPr>
   </w:style>
   <w:style w:type="character" w:styleId="Emphasis">
@@ -14130,6 +14070,7 @@
     <w:rPr>
       <w:i/>
       <w:iCs/>
+      <w:color w:val="000000"/>
     </w:rPr>
   </w:style>
   <w:style w:type="paragraph" w:styleId="IntenseQuote">
@@ -14229,6 +14170,7 @@
       <w:b/>
       <w:bCs/>
       <w:smallCaps/>
+      <w:color w:val="000000"/>
       <w:spacing w:val="5"/>
     </w:rPr>
   </w:style>
@@ -14244,6 +14186,9 @@
     <w:pPr>
       <w:outlineLvl w:val="9"/>
     </w:pPr>
+    <w:rPr>
+      <w:color w:val="000000"/>
+    </w:rPr>
   </w:style>
   <w:style w:type="table" w:styleId="TableGrid">
     <w:name w:val="Table Grid"/>

--- a/docs/research_appendices.docx
+++ b/docs/research_appendices.docx
@@ -31,10 +31,7 @@
     </w:p>
     <w:p>
       <w:r>
-        <w:rPr>
-          <w:color w:val="000000"/>
-        </w:rPr>
-        <w:t>These appendices retain the detailed evidence and specifications behind the shorter report. The article and requirement IDs are the same in both documents. Interview and supervisor forms are blank because those activities remain pending.</w:t>
+        <w:t>These appendices retain the detailed evidence and specifications behind the main report. L01–L15 are analysis IDs; scholarly citations use APA 7 author–date style. The alphabetized References section includes scientific, dataset and official documentation sources. Interview and supervisor forms remain blank because those activities are pending.</w:t>
       </w:r>
     </w:p>
     <w:p>
@@ -50,10 +47,7 @@
     </w:p>
     <w:p>
       <w:r>
-        <w:rPr>
-          <w:color w:val="000000"/>
-        </w:rPr>
-        <w:t>Fifteen scientific publications are included. L12 and L13 remain abstract/preview reviews. Other records retain their stated full-text scope. Sources were first checked on 21–22 October and rechecked on 23 October 2026 using accessible primary records and text; no experiments were replicated. Direct publisher-access failures and fallback manuscripts are documented in research/source_verification.json.</w:t>
+        <w:t>Fifteen scientific publications are included. Good et al. (2026) and Vieira et al. (2024) remain abstract/preview reviews. Other records retain their stated full-text scope. Sources were first checked on 21–22 October and rechecked on 23 October 2026 using accessible primary records and text; no experiments were replicated. Direct publisher-access failures and fallback manuscripts are documented in research/source_verification.json.</w:t>
       </w:r>
     </w:p>
     <w:p>
@@ -64,41 +58,9 @@
       </w:pPr>
       <w:r>
         <w:rPr>
-          <w:sz w:val="20"/>
-          <w:color w:val="000000"/>
-        </w:rPr>
-      </w:r>
-      <w:r>
-        <w:rPr>
           <w:b/>
-          <w:sz w:val="20"/>
-          <w:color w:val="000000"/>
-        </w:rPr>
-        <w:t xml:space="preserve">L01  </w:t>
-      </w:r>
-      <w:r>
-        <w:rPr>
-          <w:sz w:val="20"/>
-          <w:color w:val="000000"/>
-        </w:rPr>
-        <w:t xml:space="preserve">Alec Radford; Jong Wook Kim; Tao Xu; Greg Brockman; Christine McLeavey; Ilya Sutskever (2023). </w:t>
-      </w:r>
-      <w:hyperlink r:id="rId11">
-        <w:r>
-          <w:rPr>
-            <w:color w:val="000000"/>
-            <w:u w:val="single"/>
-            <w:sz w:val="20"/>
-          </w:rPr>
-          <w:t>Robust Speech Recognition via Large-Scale Weak Supervision</w:t>
-        </w:r>
-      </w:hyperlink>
-      <w:r>
-        <w:rPr>
-          <w:sz w:val="20"/>
-          <w:color w:val="000000"/>
-        </w:rPr>
-        <w:t>. Proceedings of the 40th International Conference on Machine Learning, PMLR 202, 28492–28518.</w:t>
+        </w:rPr>
+        <w:t>L01  Radford et al. (2023). Robust speech recognition via large-scale weak supervision.</w:t>
       </w:r>
     </w:p>
     <w:p>
@@ -106,17 +68,25 @@
         <w:keepNext/>
       </w:pPr>
       <w:r>
-        <w:rPr>
-          <w:color w:val="000000"/>
-        </w:rPr>
+        <w:t xml:space="preserve">Source access  </w:t>
+      </w:r>
+      <w:hyperlink r:id="rId11">
+        <w:r>
+          <w:rPr>
+            <w:color w:val="000000"/>
+          </w:rPr>
+          <w:t>Primary publication</w:t>
+        </w:r>
+      </w:hyperlink>
+      <w:r>
+        <w:t xml:space="preserve"> | </w:t>
       </w:r>
       <w:hyperlink r:id="rId12">
         <w:r>
           <w:rPr>
             <w:color w:val="000000"/>
-            <w:u w:val="single"/>
           </w:rPr>
-          <w:t>Full text</w:t>
+          <w:t>Accessible full text</w:t>
         </w:r>
       </w:hyperlink>
     </w:p>
@@ -223,41 +193,9 @@
       </w:pPr>
       <w:r>
         <w:rPr>
-          <w:sz w:val="20"/>
-          <w:color w:val="000000"/>
-        </w:rPr>
-      </w:r>
-      <w:r>
-        <w:rPr>
           <w:b/>
-          <w:sz w:val="20"/>
-          <w:color w:val="000000"/>
-        </w:rPr>
-        <w:t xml:space="preserve">L02  </w:t>
-      </w:r>
-      <w:r>
-        <w:rPr>
-          <w:sz w:val="20"/>
-          <w:color w:val="000000"/>
-        </w:rPr>
-        <w:t xml:space="preserve">Max Bain; Jaesung Huh; Tengda Han; Andrew Zisserman (2023). </w:t>
-      </w:r>
-      <w:hyperlink r:id="rId13">
-        <w:r>
-          <w:rPr>
-            <w:color w:val="000000"/>
-            <w:u w:val="single"/>
-            <w:sz w:val="20"/>
-          </w:rPr>
-          <w:t>WhisperX: Time-Accurate Speech Transcription of Long-Form Audio</w:t>
-        </w:r>
-      </w:hyperlink>
-      <w:r>
-        <w:rPr>
-          <w:sz w:val="20"/>
-          <w:color w:val="000000"/>
-        </w:rPr>
-        <w:t>. Interspeech 2023, 4489–4493.</w:t>
+        </w:rPr>
+        <w:t>L02  Bain et al. (2023). WhisperX: Time-accurate speech transcription of long-form audio.</w:t>
       </w:r>
     </w:p>
     <w:p>
@@ -265,23 +203,25 @@
         <w:keepNext/>
       </w:pPr>
       <w:r>
-        <w:rPr>
-          <w:color w:val="000000"/>
-        </w:rPr>
-      </w:r>
-      <w:r>
-        <w:rPr>
-          <w:color w:val="000000"/>
-        </w:rPr>
-        <w:t xml:space="preserve">DOI 10.21437/Interspeech.2023-78  |  </w:t>
+        <w:t xml:space="preserve">Source access  </w:t>
+      </w:r>
+      <w:hyperlink r:id="rId13">
+        <w:r>
+          <w:rPr>
+            <w:color w:val="000000"/>
+          </w:rPr>
+          <w:t>Primary publication</w:t>
+        </w:r>
+      </w:hyperlink>
+      <w:r>
+        <w:t xml:space="preserve"> | </w:t>
       </w:r>
       <w:hyperlink r:id="rId14">
         <w:r>
           <w:rPr>
             <w:color w:val="000000"/>
-            <w:u w:val="single"/>
           </w:rPr>
-          <w:t>Full text</w:t>
+          <w:t>Accessible full text</w:t>
         </w:r>
       </w:hyperlink>
     </w:p>
@@ -388,41 +328,9 @@
       </w:pPr>
       <w:r>
         <w:rPr>
-          <w:sz w:val="20"/>
-          <w:color w:val="000000"/>
-        </w:rPr>
-      </w:r>
-      <w:r>
-        <w:rPr>
           <w:b/>
-          <w:sz w:val="20"/>
-          <w:color w:val="000000"/>
-        </w:rPr>
-        <w:t xml:space="preserve">L03  </w:t>
-      </w:r>
-      <w:r>
-        <w:rPr>
-          <w:sz w:val="20"/>
-          <w:color w:val="000000"/>
-        </w:rPr>
-        <w:t xml:space="preserve">Hervé Bredin (2023). </w:t>
-      </w:r>
-      <w:hyperlink r:id="rId15">
-        <w:r>
-          <w:rPr>
-            <w:color w:val="000000"/>
-            <w:u w:val="single"/>
-            <w:sz w:val="20"/>
-          </w:rPr>
-          <w:t>pyannote.audio 2.1 speaker diarization pipeline: principle, benchmark, and recipe</w:t>
-        </w:r>
-      </w:hyperlink>
-      <w:r>
-        <w:rPr>
-          <w:sz w:val="20"/>
-          <w:color w:val="000000"/>
-        </w:rPr>
-        <w:t>. Interspeech 2023, 1983–1987.</w:t>
+        </w:rPr>
+        <w:t>L03  Bredin (2023). pyannote.audio 2.1 speaker diarization pipeline: Principle, benchmark, and recipe.</w:t>
       </w:r>
     </w:p>
     <w:p>
@@ -430,23 +338,25 @@
         <w:keepNext/>
       </w:pPr>
       <w:r>
-        <w:rPr>
-          <w:color w:val="000000"/>
-        </w:rPr>
-      </w:r>
-      <w:r>
-        <w:rPr>
-          <w:color w:val="000000"/>
-        </w:rPr>
-        <w:t xml:space="preserve">DOI 10.21437/Interspeech.2023-105  |  </w:t>
+        <w:t xml:space="preserve">Source access  </w:t>
+      </w:r>
+      <w:hyperlink r:id="rId15">
+        <w:r>
+          <w:rPr>
+            <w:color w:val="000000"/>
+          </w:rPr>
+          <w:t>Primary publication</w:t>
+        </w:r>
+      </w:hyperlink>
+      <w:r>
+        <w:t xml:space="preserve"> | </w:t>
       </w:r>
       <w:hyperlink r:id="rId16">
         <w:r>
           <w:rPr>
             <w:color w:val="000000"/>
-            <w:u w:val="single"/>
           </w:rPr>
-          <w:t>Full text</w:t>
+          <w:t>Accessible full text</w:t>
         </w:r>
       </w:hyperlink>
     </w:p>
@@ -553,41 +463,9 @@
       </w:pPr>
       <w:r>
         <w:rPr>
-          <w:sz w:val="20"/>
-          <w:color w:val="000000"/>
-        </w:rPr>
-      </w:r>
-      <w:r>
-        <w:rPr>
           <w:b/>
-          <w:sz w:val="20"/>
-          <w:color w:val="000000"/>
-        </w:rPr>
-        <w:t xml:space="preserve">L04  </w:t>
-      </w:r>
-      <w:r>
-        <w:rPr>
-          <w:sz w:val="20"/>
-          <w:color w:val="000000"/>
-        </w:rPr>
-        <w:t xml:space="preserve">Saida Mussakhojayeva; Yerbolat Khassanov; Huseyin Atakan Varol (2022). </w:t>
-      </w:r>
-      <w:hyperlink r:id="rId17">
-        <w:r>
-          <w:rPr>
-            <w:color w:val="000000"/>
-            <w:u w:val="single"/>
-            <w:sz w:val="20"/>
-          </w:rPr>
-          <w:t>KSC2: An Industrial-Scale Open-Source Kazakh Speech Corpus</w:t>
-        </w:r>
-      </w:hyperlink>
-      <w:r>
-        <w:rPr>
-          <w:sz w:val="20"/>
-          <w:color w:val="000000"/>
-        </w:rPr>
-        <w:t>. Interspeech 2022, 1367–1371.</w:t>
+        </w:rPr>
+        <w:t>L04  Mussakhojayeva et al. (2022). KSC2: An industrial-scale open-source Kazakh speech corpus.</w:t>
       </w:r>
     </w:p>
     <w:p>
@@ -595,23 +473,25 @@
         <w:keepNext/>
       </w:pPr>
       <w:r>
-        <w:rPr>
-          <w:color w:val="000000"/>
-        </w:rPr>
-      </w:r>
-      <w:r>
-        <w:rPr>
-          <w:color w:val="000000"/>
-        </w:rPr>
-        <w:t xml:space="preserve">DOI 10.21437/Interspeech.2022-421  |  </w:t>
+        <w:t xml:space="preserve">Source access  </w:t>
+      </w:r>
+      <w:hyperlink r:id="rId17">
+        <w:r>
+          <w:rPr>
+            <w:color w:val="000000"/>
+          </w:rPr>
+          <w:t>Primary publication</w:t>
+        </w:r>
+      </w:hyperlink>
+      <w:r>
+        <w:t xml:space="preserve"> | </w:t>
       </w:r>
       <w:hyperlink r:id="rId18">
         <w:r>
           <w:rPr>
             <w:color w:val="000000"/>
-            <w:u w:val="single"/>
           </w:rPr>
-          <w:t>Full text</w:t>
+          <w:t>Accessible full text</w:t>
         </w:r>
       </w:hyperlink>
     </w:p>
@@ -718,41 +598,9 @@
       </w:pPr>
       <w:r>
         <w:rPr>
-          <w:sz w:val="20"/>
-          <w:color w:val="000000"/>
-        </w:rPr>
-      </w:r>
-      <w:r>
-        <w:rPr>
           <w:b/>
-          <w:sz w:val="20"/>
-          <w:color w:val="000000"/>
-        </w:rPr>
-        <w:t xml:space="preserve">L05  </w:t>
-      </w:r>
-      <w:r>
-        <w:rPr>
-          <w:sz w:val="20"/>
-          <w:color w:val="000000"/>
-        </w:rPr>
-        <w:t xml:space="preserve">Abedelkadir Asi; Song Wang; Roy Eisenstadt; Dean Geckt; Yarin Kuper; Yi Mao; Royi Ronen (2022). </w:t>
-      </w:r>
-      <w:hyperlink r:id="rId19">
-        <w:r>
-          <w:rPr>
-            <w:color w:val="000000"/>
-            <w:u w:val="single"/>
-            <w:sz w:val="20"/>
-          </w:rPr>
-          <w:t>An End-to-End Dialogue Summarization System for Sales Calls</w:t>
-        </w:r>
-      </w:hyperlink>
-      <w:r>
-        <w:rPr>
-          <w:sz w:val="20"/>
-          <w:color w:val="000000"/>
-        </w:rPr>
-        <w:t>. Proceedings of the 2022 Conference of the North American Chapter of the Association for Computational Linguistics: Human Language Technologies: Industry Track, 45–53.</w:t>
+        </w:rPr>
+        <w:t>L05  Asi et al. (2022). An end-to-end dialogue summarization system for sales calls.</w:t>
       </w:r>
     </w:p>
     <w:p>
@@ -760,23 +608,25 @@
         <w:keepNext/>
       </w:pPr>
       <w:r>
-        <w:rPr>
-          <w:color w:val="000000"/>
-        </w:rPr>
-      </w:r>
-      <w:r>
-        <w:rPr>
-          <w:color w:val="000000"/>
-        </w:rPr>
-        <w:t xml:space="preserve">DOI 10.18653/v1/2022.naacl-industry.6  |  </w:t>
+        <w:t xml:space="preserve">Source access  </w:t>
+      </w:r>
+      <w:hyperlink r:id="rId19">
+        <w:r>
+          <w:rPr>
+            <w:color w:val="000000"/>
+          </w:rPr>
+          <w:t>Primary publication</w:t>
+        </w:r>
+      </w:hyperlink>
+      <w:r>
+        <w:t xml:space="preserve"> | </w:t>
       </w:r>
       <w:hyperlink r:id="rId20">
         <w:r>
           <w:rPr>
             <w:color w:val="000000"/>
-            <w:u w:val="single"/>
           </w:rPr>
-          <w:t>Full text</w:t>
+          <w:t>Accessible full text</w:t>
         </w:r>
       </w:hyperlink>
     </w:p>
@@ -833,41 +683,9 @@
       </w:pPr>
       <w:r>
         <w:rPr>
-          <w:sz w:val="20"/>
-          <w:color w:val="000000"/>
-        </w:rPr>
-      </w:r>
-      <w:r>
-        <w:rPr>
           <w:b/>
-          <w:sz w:val="20"/>
-          <w:color w:val="000000"/>
-        </w:rPr>
-        <w:t xml:space="preserve">L06  </w:t>
-      </w:r>
-      <w:r>
-        <w:rPr>
-          <w:sz w:val="20"/>
-          <w:color w:val="000000"/>
-        </w:rPr>
-        <w:t xml:space="preserve">Ming Zhong; Da Yin; Tao Yu; Ahmad Zaidi; Mutethia Mutuma; Rahul Jha; Ahmed Hassan Awadallah; Asli Celikyilmaz; Yang Liu; Xipeng Qiu; Dragomir Radev (2021). </w:t>
-      </w:r>
-      <w:hyperlink r:id="rId21">
-        <w:r>
-          <w:rPr>
-            <w:color w:val="000000"/>
-            <w:u w:val="single"/>
-            <w:sz w:val="20"/>
-          </w:rPr>
-          <w:t>QMSum: A New Benchmark for Query-based Multi-domain Meeting Summarization</w:t>
-        </w:r>
-      </w:hyperlink>
-      <w:r>
-        <w:rPr>
-          <w:sz w:val="20"/>
-          <w:color w:val="000000"/>
-        </w:rPr>
-        <w:t>. NAACL-HLT 2021, 5905–5921.</w:t>
+        </w:rPr>
+        <w:t>L06  Zhong et al. (2021). QMSum: A new benchmark for query-based multi-domain meeting summarization.</w:t>
       </w:r>
     </w:p>
     <w:p>
@@ -875,23 +693,25 @@
         <w:keepNext/>
       </w:pPr>
       <w:r>
-        <w:rPr>
-          <w:color w:val="000000"/>
-        </w:rPr>
-      </w:r>
-      <w:r>
-        <w:rPr>
-          <w:color w:val="000000"/>
-        </w:rPr>
-        <w:t xml:space="preserve">DOI 10.18653/v1/2021.naacl-main.472  |  </w:t>
+        <w:t xml:space="preserve">Source access  </w:t>
+      </w:r>
+      <w:hyperlink r:id="rId21">
+        <w:r>
+          <w:rPr>
+            <w:color w:val="000000"/>
+          </w:rPr>
+          <w:t>Primary publication</w:t>
+        </w:r>
+      </w:hyperlink>
+      <w:r>
+        <w:t xml:space="preserve"> | </w:t>
       </w:r>
       <w:hyperlink r:id="rId22">
         <w:r>
           <w:rPr>
             <w:color w:val="000000"/>
-            <w:u w:val="single"/>
           </w:rPr>
-          <w:t>Full text</w:t>
+          <w:t>Accessible full text</w:t>
         </w:r>
       </w:hyperlink>
     </w:p>
@@ -998,41 +818,9 @@
       </w:pPr>
       <w:r>
         <w:rPr>
-          <w:sz w:val="20"/>
-          <w:color w:val="000000"/>
-        </w:rPr>
-      </w:r>
-      <w:r>
-        <w:rPr>
           <w:b/>
-          <w:sz w:val="20"/>
-          <w:color w:val="000000"/>
-        </w:rPr>
-        <w:t xml:space="preserve">L07  </w:t>
-      </w:r>
-      <w:r>
-        <w:rPr>
-          <w:sz w:val="20"/>
-          <w:color w:val="000000"/>
-        </w:rPr>
-        <w:t xml:space="preserve">Xiangru Tang; Arjun Nair; Borui Wang; Bingyao Wang; Jai Desai; Aaron Wade; Haoran Li; Asli Celikyilmaz; Yashar Mehdad; Dragomir Radev (2022). </w:t>
-      </w:r>
-      <w:hyperlink r:id="rId23">
-        <w:r>
-          <w:rPr>
-            <w:color w:val="000000"/>
-            <w:u w:val="single"/>
-            <w:sz w:val="20"/>
-          </w:rPr>
-          <w:t>CONFIT: Toward Faithful Dialogue Summarization with Linguistically-Informed Contrastive Fine-tuning</w:t>
-        </w:r>
-      </w:hyperlink>
-      <w:r>
-        <w:rPr>
-          <w:sz w:val="20"/>
-          <w:color w:val="000000"/>
-        </w:rPr>
-        <w:t>. NAACL-HLT 2022, 5657–5668.</w:t>
+        </w:rPr>
+        <w:t>L07  Tang et al. (2022). CONFIT: Toward faithful dialogue summarization with linguistically-informed contrastive fine-tuning.</w:t>
       </w:r>
     </w:p>
     <w:p>
@@ -1040,23 +828,25 @@
         <w:keepNext/>
       </w:pPr>
       <w:r>
-        <w:rPr>
-          <w:color w:val="000000"/>
-        </w:rPr>
-      </w:r>
-      <w:r>
-        <w:rPr>
-          <w:color w:val="000000"/>
-        </w:rPr>
-        <w:t xml:space="preserve">DOI 10.18653/v1/2022.naacl-main.415  |  </w:t>
+        <w:t xml:space="preserve">Source access  </w:t>
+      </w:r>
+      <w:hyperlink r:id="rId23">
+        <w:r>
+          <w:rPr>
+            <w:color w:val="000000"/>
+          </w:rPr>
+          <w:t>Primary publication</w:t>
+        </w:r>
+      </w:hyperlink>
+      <w:r>
+        <w:t xml:space="preserve"> | </w:t>
       </w:r>
       <w:hyperlink r:id="rId24">
         <w:r>
           <w:rPr>
             <w:color w:val="000000"/>
-            <w:u w:val="single"/>
           </w:rPr>
-          <w:t>Full text</w:t>
+          <w:t>Accessible full text</w:t>
         </w:r>
       </w:hyperlink>
     </w:p>
@@ -1138,41 +928,9 @@
       </w:pPr>
       <w:r>
         <w:rPr>
-          <w:sz w:val="20"/>
-          <w:color w:val="000000"/>
-        </w:rPr>
-      </w:r>
-      <w:r>
-        <w:rPr>
           <w:b/>
-          <w:sz w:val="20"/>
-          <w:color w:val="000000"/>
-        </w:rPr>
-        <w:t xml:space="preserve">L08  </w:t>
-      </w:r>
-      <w:r>
-        <w:rPr>
-          <w:sz w:val="20"/>
-          <w:color w:val="000000"/>
-        </w:rPr>
-        <w:t xml:space="preserve">Allison Koenecke; Anna Seo Gyeong Choi; Katelyn X. Mei; Hilke Schellmann; Mona Sloane (2024). </w:t>
-      </w:r>
-      <w:hyperlink r:id="rId25">
-        <w:r>
-          <w:rPr>
-            <w:color w:val="000000"/>
-            <w:u w:val="single"/>
-            <w:sz w:val="20"/>
-          </w:rPr>
-          <w:t>Careless Whisper: Speech-to-Text Hallucination Harms</w:t>
-        </w:r>
-      </w:hyperlink>
-      <w:r>
-        <w:rPr>
-          <w:sz w:val="20"/>
-          <w:color w:val="000000"/>
-        </w:rPr>
-        <w:t>. Proceedings of the 2024 ACM Conference on Fairness, Accountability, and Transparency, 1672–1681.</w:t>
+        </w:rPr>
+        <w:t>L08  Koenecke et al. (2024). Careless Whisper: Speech-to-text hallucination harms.</w:t>
       </w:r>
     </w:p>
     <w:p>
@@ -1180,23 +938,25 @@
         <w:keepNext/>
       </w:pPr>
       <w:r>
-        <w:rPr>
-          <w:color w:val="000000"/>
-        </w:rPr>
-      </w:r>
-      <w:r>
-        <w:rPr>
-          <w:color w:val="000000"/>
-        </w:rPr>
-        <w:t xml:space="preserve">DOI 10.1145/3630106.3658996  |  </w:t>
+        <w:t xml:space="preserve">Source access  </w:t>
+      </w:r>
+      <w:hyperlink r:id="rId25">
+        <w:r>
+          <w:rPr>
+            <w:color w:val="000000"/>
+          </w:rPr>
+          <w:t>Primary publication</w:t>
+        </w:r>
+      </w:hyperlink>
+      <w:r>
+        <w:t xml:space="preserve"> | </w:t>
       </w:r>
       <w:hyperlink r:id="rId26">
         <w:r>
           <w:rPr>
             <w:color w:val="000000"/>
-            <w:u w:val="single"/>
           </w:rPr>
-          <w:t>Full text</w:t>
+          <w:t>Accessible full text</w:t>
         </w:r>
       </w:hyperlink>
     </w:p>
@@ -1278,41 +1038,9 @@
       </w:pPr>
       <w:r>
         <w:rPr>
-          <w:sz w:val="20"/>
-          <w:color w:val="000000"/>
-        </w:rPr>
-      </w:r>
-      <w:r>
-        <w:rPr>
           <w:b/>
-          <w:sz w:val="20"/>
-          <w:color w:val="000000"/>
-        </w:rPr>
-        <w:t xml:space="preserve">L09  </w:t>
-      </w:r>
-      <w:r>
-        <w:rPr>
-          <w:sz w:val="20"/>
-          <w:color w:val="000000"/>
-        </w:rPr>
-        <w:t xml:space="preserve">Joona Mäntyvaara; Paavo Nevalainen; Kirill Glavatskiy; Jukka Heikkonen (2026). </w:t>
-      </w:r>
-      <w:hyperlink r:id="rId27">
-        <w:r>
-          <w:rPr>
-            <w:color w:val="000000"/>
-            <w:u w:val="single"/>
-            <w:sz w:val="20"/>
-          </w:rPr>
-          <w:t>AI-assisted sales coaching framework: Empirically-derived models for B2B communication analysis</w:t>
-        </w:r>
-      </w:hyperlink>
-      <w:r>
-        <w:rPr>
-          <w:sz w:val="20"/>
-          <w:color w:val="000000"/>
-        </w:rPr>
-        <w:t>. Array, 30, Article 100755.</w:t>
+        </w:rPr>
+        <w:t>L09  Mäntyvaara et al. (2026). AI-assisted sales coaching framework: Empirically-derived models for B2B communication analysis.</w:t>
       </w:r>
     </w:p>
     <w:p>
@@ -1320,23 +1048,25 @@
         <w:keepNext/>
       </w:pPr>
       <w:r>
-        <w:rPr>
-          <w:color w:val="000000"/>
-        </w:rPr>
-      </w:r>
-      <w:r>
-        <w:rPr>
-          <w:color w:val="000000"/>
-        </w:rPr>
-        <w:t xml:space="preserve">DOI 10.1016/j.array.2026.100755  |  </w:t>
+        <w:t xml:space="preserve">Source access  </w:t>
+      </w:r>
+      <w:hyperlink r:id="rId27">
+        <w:r>
+          <w:rPr>
+            <w:color w:val="000000"/>
+          </w:rPr>
+          <w:t>Primary publication</w:t>
+        </w:r>
+      </w:hyperlink>
+      <w:r>
+        <w:t xml:space="preserve"> | </w:t>
       </w:r>
       <w:hyperlink r:id="rId28">
         <w:r>
           <w:rPr>
             <w:color w:val="000000"/>
-            <w:u w:val="single"/>
           </w:rPr>
-          <w:t>Full text</w:t>
+          <w:t>Accessible full text</w:t>
         </w:r>
       </w:hyperlink>
     </w:p>
@@ -1443,41 +1173,9 @@
       </w:pPr>
       <w:r>
         <w:rPr>
-          <w:sz w:val="20"/>
-          <w:color w:val="000000"/>
-        </w:rPr>
-      </w:r>
-      <w:r>
-        <w:rPr>
           <w:b/>
-          <w:sz w:val="20"/>
-          <w:color w:val="000000"/>
-        </w:rPr>
-        <w:t xml:space="preserve">L10  </w:t>
-      </w:r>
-      <w:r>
-        <w:rPr>
-          <w:sz w:val="20"/>
-          <w:color w:val="000000"/>
-        </w:rPr>
-        <w:t xml:space="preserve">Jutta Stock; Dietrich Klakow; Volha Petukhova (2024). </w:t>
-      </w:r>
-      <w:hyperlink r:id="rId29">
-        <w:r>
-          <w:rPr>
-            <w:color w:val="000000"/>
-            <w:u w:val="single"/>
-            <w:sz w:val="20"/>
-          </w:rPr>
-          <w:t>Annotating Customer-Oriented Behaviour in Call Centre Sales Dialogues</w:t>
-        </w:r>
-      </w:hyperlink>
-      <w:r>
-        <w:rPr>
-          <w:sz w:val="20"/>
-          <w:color w:val="000000"/>
-        </w:rPr>
-        <w:t>. Proceedings of LREC-COLING 2024, 1197–1208.</w:t>
+        </w:rPr>
+        <w:t>L10  Stock et al. (2024). Annotating customer-oriented behaviour in call centre sales dialogues.</w:t>
       </w:r>
     </w:p>
     <w:p>
@@ -1485,17 +1183,25 @@
         <w:keepNext/>
       </w:pPr>
       <w:r>
-        <w:rPr>
-          <w:color w:val="000000"/>
-        </w:rPr>
+        <w:t xml:space="preserve">Source access  </w:t>
+      </w:r>
+      <w:hyperlink r:id="rId29">
+        <w:r>
+          <w:rPr>
+            <w:color w:val="000000"/>
+          </w:rPr>
+          <w:t>Primary publication</w:t>
+        </w:r>
+      </w:hyperlink>
+      <w:r>
+        <w:t xml:space="preserve"> | </w:t>
       </w:r>
       <w:hyperlink r:id="rId30">
         <w:r>
           <w:rPr>
             <w:color w:val="000000"/>
-            <w:u w:val="single"/>
           </w:rPr>
-          <w:t>Full text</w:t>
+          <w:t>Accessible full text</w:t>
         </w:r>
       </w:hyperlink>
     </w:p>
@@ -1602,41 +1308,9 @@
       </w:pPr>
       <w:r>
         <w:rPr>
-          <w:sz w:val="20"/>
-          <w:color w:val="000000"/>
-        </w:rPr>
-      </w:r>
-      <w:r>
-        <w:rPr>
           <w:b/>
-          <w:sz w:val="20"/>
-          <w:color w:val="000000"/>
-        </w:rPr>
-        <w:t xml:space="preserve">L11  </w:t>
-      </w:r>
-      <w:r>
-        <w:rPr>
-          <w:sz w:val="20"/>
-          <w:color w:val="000000"/>
-        </w:rPr>
-        <w:t xml:space="preserve">Xue-Yong Fu; Cheng Chen; Md Tahmid Rahman Laskar; Shayna Gardiner; Pooja Hiranandani; Shashi Bhushan TN (2022). </w:t>
-      </w:r>
-      <w:hyperlink r:id="rId31">
-        <w:r>
-          <w:rPr>
-            <w:color w:val="000000"/>
-            <w:u w:val="single"/>
-            <w:sz w:val="20"/>
-          </w:rPr>
-          <w:t>Entity-level Sentiment Analysis in Contact Center Telephone Conversations</w:t>
-        </w:r>
-      </w:hyperlink>
-      <w:r>
-        <w:rPr>
-          <w:sz w:val="20"/>
-          <w:color w:val="000000"/>
-        </w:rPr>
-        <w:t>. Proceedings of EMNLP 2022 Industry Track.</w:t>
+        </w:rPr>
+        <w:t>L11  Fu et al. (2022). Entity-level sentiment analysis in contact center telephone conversations.</w:t>
       </w:r>
     </w:p>
     <w:p>
@@ -1644,23 +1318,25 @@
         <w:keepNext/>
       </w:pPr>
       <w:r>
-        <w:rPr>
-          <w:color w:val="000000"/>
-        </w:rPr>
-      </w:r>
-      <w:r>
-        <w:rPr>
-          <w:color w:val="000000"/>
-        </w:rPr>
-        <w:t xml:space="preserve">DOI 10.18653/v1/2022.emnlp-industry.49  |  </w:t>
+        <w:t xml:space="preserve">Source access  </w:t>
+      </w:r>
+      <w:hyperlink r:id="rId31">
+        <w:r>
+          <w:rPr>
+            <w:color w:val="000000"/>
+          </w:rPr>
+          <w:t>Primary publication</w:t>
+        </w:r>
+      </w:hyperlink>
+      <w:r>
+        <w:t xml:space="preserve"> | </w:t>
       </w:r>
       <w:hyperlink r:id="rId32">
         <w:r>
           <w:rPr>
             <w:color w:val="000000"/>
-            <w:u w:val="single"/>
           </w:rPr>
-          <w:t>Full text</w:t>
+          <w:t>Accessible full text</w:t>
         </w:r>
       </w:hyperlink>
     </w:p>
@@ -1767,41 +1443,9 @@
       </w:pPr>
       <w:r>
         <w:rPr>
-          <w:sz w:val="20"/>
-          <w:color w:val="000000"/>
-        </w:rPr>
-      </w:r>
-      <w:r>
-        <w:rPr>
           <w:b/>
-          <w:sz w:val="20"/>
-          <w:color w:val="000000"/>
-        </w:rPr>
-        <w:t xml:space="preserve">L12  </w:t>
-      </w:r>
-      <w:r>
-        <w:rPr>
-          <w:sz w:val="20"/>
-          <w:color w:val="000000"/>
-        </w:rPr>
-        <w:t xml:space="preserve">Valerie Good; Abhi Bhattacharya; Bryan W. Hochstein; Clay M. Voorhees (2026). </w:t>
-      </w:r>
-      <w:hyperlink r:id="rId33">
-        <w:r>
-          <w:rPr>
-            <w:color w:val="000000"/>
-            <w:u w:val="single"/>
-            <w:sz w:val="20"/>
-          </w:rPr>
-          <w:t>Determining the quality of B2C sales leads from online chats</w:t>
-        </w:r>
-      </w:hyperlink>
-      <w:r>
-        <w:rPr>
-          <w:sz w:val="20"/>
-          <w:color w:val="000000"/>
-        </w:rPr>
-        <w:t>. International Journal of Research in Marketing, 43(2), 383–403.</w:t>
+        </w:rPr>
+        <w:t>L12  Good et al. (2026). Determining the quality of B2C sales leads from online chats.</w:t>
       </w:r>
     </w:p>
     <w:p>
@@ -1809,16 +1453,16 @@
         <w:keepNext/>
       </w:pPr>
       <w:r>
-        <w:rPr>
-          <w:color w:val="000000"/>
-        </w:rPr>
-      </w:r>
-      <w:r>
-        <w:rPr>
-          <w:color w:val="000000"/>
-        </w:rPr>
-        <w:t>DOI 10.1016/j.ijresmar.2025.07.001</w:t>
-      </w:r>
+        <w:t xml:space="preserve">Source access  </w:t>
+      </w:r>
+      <w:hyperlink r:id="rId33">
+        <w:r>
+          <w:rPr>
+            <w:color w:val="000000"/>
+          </w:rPr>
+          <w:t>Primary publication</w:t>
+        </w:r>
+      </w:hyperlink>
     </w:p>
     <w:p>
       <w:pPr>
@@ -1898,41 +1542,9 @@
       </w:pPr>
       <w:r>
         <w:rPr>
-          <w:sz w:val="20"/>
-          <w:color w:val="000000"/>
-        </w:rPr>
-      </w:r>
-      <w:r>
-        <w:rPr>
           <w:b/>
-          <w:sz w:val="20"/>
-          <w:color w:val="000000"/>
-        </w:rPr>
-        <w:t xml:space="preserve">L13  </w:t>
-      </w:r>
-      <w:r>
-        <w:rPr>
-          <w:sz w:val="20"/>
-          <w:color w:val="000000"/>
-        </w:rPr>
-        <w:t xml:space="preserve">Valter Afonso Vieira; Juliano Domingues da Silva; Valter da Silva Faia; Colin Gabler (2024). </w:t>
-      </w:r>
-      <w:hyperlink r:id="rId34">
-        <w:r>
-          <w:rPr>
-            <w:color w:val="000000"/>
-            <w:u w:val="single"/>
-            <w:sz w:val="20"/>
-          </w:rPr>
-          <w:t>Drivers of industrial sales performance in the agent-buyer chat channel: The role of social and functional content, message valence, and synchronicity</w:t>
-        </w:r>
-      </w:hyperlink>
-      <w:r>
-        <w:rPr>
-          <w:sz w:val="20"/>
-          <w:color w:val="000000"/>
-        </w:rPr>
-        <w:t>. Journal of Retailing and Consumer Services, 78, Article 103774.</w:t>
+        </w:rPr>
+        <w:t>L13  Vieira et al. (2024). Drivers of industrial sales performance in the agent-buyer chat channel: The role of social and functional content, message valence, and synchronicity.</w:t>
       </w:r>
     </w:p>
     <w:p>
@@ -1940,16 +1552,16 @@
         <w:keepNext/>
       </w:pPr>
       <w:r>
-        <w:rPr>
-          <w:color w:val="000000"/>
-        </w:rPr>
-      </w:r>
-      <w:r>
-        <w:rPr>
-          <w:color w:val="000000"/>
-        </w:rPr>
-        <w:t>DOI 10.1016/j.jretconser.2024.103774</w:t>
-      </w:r>
+        <w:t xml:space="preserve">Source access  </w:t>
+      </w:r>
+      <w:hyperlink r:id="rId34">
+        <w:r>
+          <w:rPr>
+            <w:color w:val="000000"/>
+          </w:rPr>
+          <w:t>Primary publication</w:t>
+        </w:r>
+      </w:hyperlink>
     </w:p>
     <w:p>
       <w:pPr>
@@ -2054,41 +1666,9 @@
       </w:pPr>
       <w:r>
         <w:rPr>
-          <w:sz w:val="20"/>
-          <w:color w:val="000000"/>
-        </w:rPr>
-      </w:r>
-      <w:r>
-        <w:rPr>
           <w:b/>
-          <w:sz w:val="20"/>
-          <w:color w:val="000000"/>
-        </w:rPr>
-        <w:t xml:space="preserve">L14  </w:t>
-      </w:r>
-      <w:r>
-        <w:rPr>
-          <w:sz w:val="20"/>
-          <w:color w:val="000000"/>
-        </w:rPr>
-        <w:t xml:space="preserve">Bogdana Humă; Elizabeth Stokoe (2023). </w:t>
-      </w:r>
-      <w:hyperlink r:id="rId35">
-        <w:r>
-          <w:rPr>
-            <w:color w:val="000000"/>
-            <w:u w:val="single"/>
-            <w:sz w:val="20"/>
-          </w:rPr>
-          <w:t>Resistance in Business-to-Business “Cold” Sales Calls</w:t>
-        </w:r>
-      </w:hyperlink>
-      <w:r>
-        <w:rPr>
-          <w:sz w:val="20"/>
-          <w:color w:val="000000"/>
-        </w:rPr>
-        <w:t>. Journal of Language and Social Psychology, 42(5–6), 630–652.</w:t>
+        </w:rPr>
+        <w:t>L14  Humă and Stokoe (2023). Resistance in business-to-business “cold” sales calls.</w:t>
       </w:r>
     </w:p>
     <w:p>
@@ -2096,23 +1676,25 @@
         <w:keepNext/>
       </w:pPr>
       <w:r>
-        <w:rPr>
-          <w:color w:val="000000"/>
-        </w:rPr>
-      </w:r>
-      <w:r>
-        <w:rPr>
-          <w:color w:val="000000"/>
-        </w:rPr>
-        <w:t xml:space="preserve">DOI 10.1177/0261927X231185520  |  </w:t>
+        <w:t xml:space="preserve">Source access  </w:t>
+      </w:r>
+      <w:hyperlink r:id="rId35">
+        <w:r>
+          <w:rPr>
+            <w:color w:val="000000"/>
+          </w:rPr>
+          <w:t>Primary publication</w:t>
+        </w:r>
+      </w:hyperlink>
+      <w:r>
+        <w:t xml:space="preserve"> | </w:t>
       </w:r>
       <w:hyperlink r:id="rId36">
         <w:r>
           <w:rPr>
             <w:color w:val="000000"/>
-            <w:u w:val="single"/>
           </w:rPr>
-          <w:t>Full text</w:t>
+          <w:t>Accessible full text</w:t>
         </w:r>
       </w:hyperlink>
     </w:p>
@@ -2219,41 +1801,9 @@
       </w:pPr>
       <w:r>
         <w:rPr>
-          <w:sz w:val="20"/>
-          <w:color w:val="000000"/>
-        </w:rPr>
-      </w:r>
-      <w:r>
-        <w:rPr>
           <w:b/>
-          <w:sz w:val="20"/>
-          <w:color w:val="000000"/>
-        </w:rPr>
-        <w:t xml:space="preserve">L15  </w:t>
-      </w:r>
-      <w:r>
-        <w:rPr>
-          <w:sz w:val="20"/>
-          <w:color w:val="000000"/>
-        </w:rPr>
-        <w:t xml:space="preserve">Yuanfeng Song; Xuefang Zhao; Di Jiang; Xiaoling Huang; Weiwei Zhao; Qian Xu; Raymond Chi-Wing Wong; Qiang Yang (2021). </w:t>
-      </w:r>
-      <w:hyperlink r:id="rId37">
-        <w:r>
-          <w:rPr>
-            <w:color w:val="000000"/>
-            <w:u w:val="single"/>
-            <w:sz w:val="20"/>
-          </w:rPr>
-          <w:t>SmartSales: An AI-Powered Telemarketing Coaching System in FinTech</w:t>
-        </w:r>
-      </w:hyperlink>
-      <w:r>
-        <w:rPr>
-          <w:sz w:val="20"/>
-          <w:color w:val="000000"/>
-        </w:rPr>
-        <w:t>. Proceedings of the 29th ACM International Conference on Multimedia (MM ’21), 2774–2776.</w:t>
+        </w:rPr>
+        <w:t>L15  Song et al. (2021). SmartSales: An AI-powered telemarketing coaching system in FinTech.</w:t>
       </w:r>
     </w:p>
     <w:p>
@@ -2261,23 +1811,25 @@
         <w:keepNext/>
       </w:pPr>
       <w:r>
-        <w:rPr>
-          <w:color w:val="000000"/>
-        </w:rPr>
-      </w:r>
-      <w:r>
-        <w:rPr>
-          <w:color w:val="000000"/>
-        </w:rPr>
-        <w:t xml:space="preserve">DOI 10.1145/3474085.3478555  |  </w:t>
+        <w:t xml:space="preserve">Source access  </w:t>
+      </w:r>
+      <w:hyperlink r:id="rId37">
+        <w:r>
+          <w:rPr>
+            <w:color w:val="000000"/>
+          </w:rPr>
+          <w:t>Primary publication</w:t>
+        </w:r>
+      </w:hyperlink>
+      <w:r>
+        <w:t xml:space="preserve"> | </w:t>
       </w:r>
       <w:hyperlink r:id="rId38">
         <w:r>
           <w:rPr>
             <w:color w:val="000000"/>
-            <w:u w:val="single"/>
           </w:rPr>
-          <w:t>Full text</w:t>
+          <w:t>Accessible full text</w:t>
         </w:r>
       </w:hyperlink>
     </w:p>
@@ -2345,10 +1897,7 @@
         <w:keepLines/>
       </w:pPr>
       <w:r>
-        <w:rPr>
-          <w:color w:val="000000"/>
-        </w:rPr>
-        <w:t>Evidence checked  Open author-hosted conference PDF and ACM SIGMM proceedings listing; inspected all three pages. This differs from Liang et al.'s 2022 SmartSales chatlog preprint. Rechecked 23 October 2026 using the accessible author ust.hk PDF and official proceedings; the earlier hkust.edu.hk host timed out. Location  PDF p.1 abstract/Figure 1; Section 2 architecture and component experiments; Section 3 demonstrations; ACM SIGMM official MM2021 table of contents confirms publication.</w:t>
+        <w:t>Evidence checked  Open author-hosted conference PDF and ACM SIGMM proceedings listing; inspected all three pages. This differs from a separate 2022 SmartSales chatlog preprint. Rechecked 23 October 2026 using the accessible author ust.hk PDF and official proceedings; the earlier hkust.edu.hk host timed out. Location  PDF p.1 abstract/Figure 1; Section 2 architecture and component experiments; Section 3 demonstrations; ACM SIGMM official MM2021 table of contents confirms publication.</w:t>
       </w:r>
     </w:p>
     <w:p>
@@ -7693,10 +7242,7 @@
     </w:p>
     <w:p>
       <w:r>
-        <w:rPr>
-          <w:color w:val="000000"/>
-        </w:rPr>
-        <w:t>The profile contains 41,188 rows and 20 inputs: 4,640 positive and 36,548 negative outcomes. Unknown counts are retained in the JSON. No audio or transcript join key is available.</w:t>
+        <w:t>The profile contains 41,188 rows and 20 inputs: 4,640 positive and 36,548 negative outcomes (Moro et al., 2014). Unknown counts are retained in the JSON. No audio or transcript join key is available.</w:t>
       </w:r>
     </w:p>
     <w:p>
@@ -11882,10 +11428,2479 @@
     </w:p>
     <w:p>
       <w:r>
-        <w:rPr>
-          <w:color w:val="000000"/>
-        </w:rPr>
-        <w:t>The IDs below are clickable evidence references used in the main comparison tables. They describe vendor/project capabilities, not independent performance results. All were checked during 21–22 October 2026. The JSON register retains the individual evidence notes and caveats.</w:t>
+        <w:t>The matrices below retain four systems, eight comparison criteria and three alternatives for each of four technology decisions. Source keys in the evidence notes are internal register IDs. Formal citations and the alphabetized References use APA 7; vendor documentation is not independent performance evidence.</w:t>
+      </w:r>
+    </w:p>
+    <w:tbl>
+      <w:tblPr>
+        <w:tblW w:type="auto" w:w="0"/>
+        <w:jc w:val="center"/>
+        <w:tblLayout w:type="fixed"/>
+        <w:tblLook w:firstColumn="1" w:firstRow="1" w:lastColumn="0" w:lastRow="0" w:noHBand="0" w:noVBand="1" w:val="04A0"/>
+      </w:tblPr>
+      <w:tblGrid>
+        <w:gridCol w:w="1253"/>
+        <w:gridCol w:w="2160"/>
+        <w:gridCol w:w="2160"/>
+        <w:gridCol w:w="2160"/>
+        <w:gridCol w:w="2160"/>
+      </w:tblGrid>
+      <w:tr>
+        <w:trPr>
+          <w:cantSplit/>
+          <w:tblHeader w:val="true"/>
+        </w:trPr>
+        <w:tc>
+          <w:tcPr>
+            <w:tcW w:type="dxa" w:w="1253"/>
+            <w:vAlign w:val="center"/>
+            <w:shd w:fill="FFFFFF" w:val="clear" w:color="000000"/>
+            <w:tcMar>
+              <w:top w:w="70" w:type="dxa"/>
+              <w:left w:w="80" w:type="dxa"/>
+              <w:bottom w:w="70" w:type="dxa"/>
+              <w:right w:w="80" w:type="dxa"/>
+              <w:top w:w="35" w:type="dxa"/>
+              <w:bottom w:w="35" w:type="dxa"/>
+            </w:tcMar>
+            <w:tcBorders>
+              <w:top w:val="single" w:sz="4" w:color="000000"/>
+              <w:left w:val="single" w:sz="4" w:color="000000"/>
+              <w:bottom w:val="single" w:sz="4" w:color="000000"/>
+              <w:right w:val="single" w:sz="4" w:color="000000"/>
+            </w:tcBorders>
+          </w:tcPr>
+          <w:p>
+            <w:pPr>
+              <w:spacing w:after="20" w:before="0" w:line="247" w:lineRule="auto"/>
+              <w:jc w:val="left"/>
+            </w:pPr>
+            <w:r>
+              <w:rPr>
+                <w:rFonts w:ascii="Arial" w:hAnsi="Arial"/>
+                <w:b/>
+                <w:color w:val="000000"/>
+                <w:sz w:val="17"/>
+              </w:rPr>
+              <w:t>Criterion</w:t>
+            </w:r>
+          </w:p>
+        </w:tc>
+        <w:tc>
+          <w:tcPr>
+            <w:tcW w:type="dxa" w:w="2160"/>
+            <w:vAlign w:val="center"/>
+            <w:shd w:fill="FFFFFF" w:val="clear" w:color="000000"/>
+            <w:tcMar>
+              <w:top w:w="70" w:type="dxa"/>
+              <w:left w:w="80" w:type="dxa"/>
+              <w:bottom w:w="70" w:type="dxa"/>
+              <w:right w:w="80" w:type="dxa"/>
+              <w:top w:w="35" w:type="dxa"/>
+              <w:bottom w:w="35" w:type="dxa"/>
+            </w:tcMar>
+            <w:tcBorders>
+              <w:top w:val="single" w:sz="4" w:color="000000"/>
+              <w:left w:val="single" w:sz="4" w:color="000000"/>
+              <w:bottom w:val="single" w:sz="4" w:color="000000"/>
+              <w:right w:val="single" w:sz="4" w:color="000000"/>
+            </w:tcBorders>
+          </w:tcPr>
+          <w:p>
+            <w:pPr>
+              <w:spacing w:after="20" w:before="0" w:line="247" w:lineRule="auto"/>
+            </w:pPr>
+            <w:r>
+              <w:rPr>
+                <w:rFonts w:ascii="Arial" w:hAnsi="Arial"/>
+                <w:b/>
+                <w:color w:val="000000"/>
+                <w:sz w:val="17"/>
+              </w:rPr>
+              <w:t>Gong</w:t>
+            </w:r>
+          </w:p>
+        </w:tc>
+        <w:tc>
+          <w:tcPr>
+            <w:tcW w:type="dxa" w:w="2160"/>
+            <w:vAlign w:val="center"/>
+            <w:shd w:fill="FFFFFF" w:val="clear" w:color="000000"/>
+            <w:tcMar>
+              <w:top w:w="70" w:type="dxa"/>
+              <w:left w:w="80" w:type="dxa"/>
+              <w:bottom w:w="70" w:type="dxa"/>
+              <w:right w:w="80" w:type="dxa"/>
+              <w:top w:w="35" w:type="dxa"/>
+              <w:bottom w:w="35" w:type="dxa"/>
+            </w:tcMar>
+            <w:tcBorders>
+              <w:top w:val="single" w:sz="4" w:color="000000"/>
+              <w:left w:val="single" w:sz="4" w:color="000000"/>
+              <w:bottom w:val="single" w:sz="4" w:color="000000"/>
+              <w:right w:val="single" w:sz="4" w:color="000000"/>
+            </w:tcBorders>
+          </w:tcPr>
+          <w:p>
+            <w:pPr>
+              <w:spacing w:after="20" w:before="0" w:line="247" w:lineRule="auto"/>
+            </w:pPr>
+            <w:r>
+              <w:rPr>
+                <w:rFonts w:ascii="Arial" w:hAnsi="Arial"/>
+                <w:b/>
+                <w:color w:val="000000"/>
+                <w:sz w:val="17"/>
+              </w:rPr>
+              <w:t>Salesloft Conversation Intelligence</w:t>
+            </w:r>
+          </w:p>
+        </w:tc>
+        <w:tc>
+          <w:tcPr>
+            <w:tcW w:type="dxa" w:w="2160"/>
+            <w:vAlign w:val="center"/>
+            <w:shd w:fill="FFFFFF" w:val="clear" w:color="000000"/>
+            <w:tcMar>
+              <w:top w:w="70" w:type="dxa"/>
+              <w:left w:w="80" w:type="dxa"/>
+              <w:bottom w:w="70" w:type="dxa"/>
+              <w:right w:w="80" w:type="dxa"/>
+              <w:top w:w="35" w:type="dxa"/>
+              <w:bottom w:w="35" w:type="dxa"/>
+            </w:tcMar>
+            <w:tcBorders>
+              <w:top w:val="single" w:sz="4" w:color="000000"/>
+              <w:left w:val="single" w:sz="4" w:color="000000"/>
+              <w:bottom w:val="single" w:sz="4" w:color="000000"/>
+              <w:right w:val="single" w:sz="4" w:color="000000"/>
+            </w:tcBorders>
+          </w:tcPr>
+          <w:p>
+            <w:pPr>
+              <w:spacing w:after="20" w:before="0" w:line="247" w:lineRule="auto"/>
+            </w:pPr>
+            <w:r>
+              <w:rPr>
+                <w:rFonts w:ascii="Arial" w:hAnsi="Arial"/>
+                <w:b/>
+                <w:color w:val="000000"/>
+                <w:sz w:val="17"/>
+              </w:rPr>
+              <w:t>HubSpot Conversation Intelligence</w:t>
+            </w:r>
+          </w:p>
+        </w:tc>
+        <w:tc>
+          <w:tcPr>
+            <w:tcW w:type="dxa" w:w="2160"/>
+            <w:vAlign w:val="center"/>
+            <w:shd w:fill="FFFFFF" w:val="clear" w:color="000000"/>
+            <w:tcMar>
+              <w:top w:w="70" w:type="dxa"/>
+              <w:left w:w="80" w:type="dxa"/>
+              <w:bottom w:w="70" w:type="dxa"/>
+              <w:right w:w="80" w:type="dxa"/>
+              <w:top w:w="35" w:type="dxa"/>
+              <w:bottom w:w="35" w:type="dxa"/>
+            </w:tcMar>
+            <w:tcBorders>
+              <w:top w:val="single" w:sz="4" w:color="000000"/>
+              <w:left w:val="single" w:sz="4" w:color="000000"/>
+              <w:bottom w:val="single" w:sz="4" w:color="000000"/>
+              <w:right w:val="single" w:sz="4" w:color="000000"/>
+            </w:tcBorders>
+          </w:tcPr>
+          <w:p>
+            <w:pPr>
+              <w:spacing w:after="20" w:before="0" w:line="247" w:lineRule="auto"/>
+            </w:pPr>
+            <w:r>
+              <w:rPr>
+                <w:rFonts w:ascii="Arial" w:hAnsi="Arial"/>
+                <w:b/>
+                <w:color w:val="000000"/>
+                <w:sz w:val="17"/>
+              </w:rPr>
+              <w:t>Dynamics 365 Sales CI</w:t>
+            </w:r>
+          </w:p>
+        </w:tc>
+      </w:tr>
+      <w:tr>
+        <w:trPr>
+          <w:cantSplit/>
+        </w:trPr>
+        <w:tc>
+          <w:tcPr>
+            <w:tcW w:type="dxa" w:w="1253"/>
+            <w:vAlign w:val="center"/>
+            <w:shd w:fill="FFFFFF" w:val="clear" w:color="000000"/>
+            <w:tcMar>
+              <w:top w:w="70" w:type="dxa"/>
+              <w:left w:w="80" w:type="dxa"/>
+              <w:bottom w:w="70" w:type="dxa"/>
+              <w:right w:w="80" w:type="dxa"/>
+              <w:top w:w="35" w:type="dxa"/>
+              <w:bottom w:w="35" w:type="dxa"/>
+            </w:tcMar>
+            <w:tcBorders>
+              <w:top w:val="single" w:sz="4" w:color="000000"/>
+              <w:left w:val="single" w:sz="4" w:color="000000"/>
+              <w:bottom w:val="single" w:sz="4" w:color="000000"/>
+              <w:right w:val="single" w:sz="4" w:color="000000"/>
+            </w:tcBorders>
+          </w:tcPr>
+          <w:p>
+            <w:pPr>
+              <w:spacing w:after="20" w:before="0" w:line="247" w:lineRule="auto"/>
+              <w:jc w:val="left"/>
+            </w:pPr>
+            <w:r>
+              <w:rPr>
+                <w:rFonts w:ascii="Arial" w:hAnsi="Arial"/>
+                <w:color w:val="000000"/>
+                <w:sz w:val="17"/>
+              </w:rPr>
+              <w:t>1 Capture</w:t>
+            </w:r>
+          </w:p>
+        </w:tc>
+        <w:tc>
+          <w:tcPr>
+            <w:tcW w:type="dxa" w:w="2160"/>
+            <w:vAlign w:val="center"/>
+            <w:shd w:fill="FFFFFF" w:val="clear" w:color="000000"/>
+            <w:tcMar>
+              <w:top w:w="70" w:type="dxa"/>
+              <w:left w:w="80" w:type="dxa"/>
+              <w:bottom w:w="70" w:type="dxa"/>
+              <w:right w:w="80" w:type="dxa"/>
+              <w:top w:w="35" w:type="dxa"/>
+              <w:bottom w:w="35" w:type="dxa"/>
+            </w:tcMar>
+            <w:tcBorders>
+              <w:top w:val="single" w:sz="4" w:color="000000"/>
+              <w:left w:val="single" w:sz="4" w:color="000000"/>
+              <w:bottom w:val="single" w:sz="4" w:color="000000"/>
+              <w:right w:val="single" w:sz="4" w:color="000000"/>
+            </w:tcBorders>
+          </w:tcPr>
+          <w:p>
+            <w:pPr>
+              <w:spacing w:after="20" w:before="0" w:line="247" w:lineRule="auto"/>
+            </w:pPr>
+            <w:r>
+              <w:rPr>
+                <w:rFonts w:ascii="Arial" w:hAnsi="Arial"/>
+                <w:sz w:val="17"/>
+              </w:rPr>
+              <w:t>Calls and meetings (Gong, n.d.)</w:t>
+            </w:r>
+          </w:p>
+        </w:tc>
+        <w:tc>
+          <w:tcPr>
+            <w:tcW w:type="dxa" w:w="2160"/>
+            <w:vAlign w:val="center"/>
+            <w:shd w:fill="FFFFFF" w:val="clear" w:color="000000"/>
+            <w:tcMar>
+              <w:top w:w="70" w:type="dxa"/>
+              <w:left w:w="80" w:type="dxa"/>
+              <w:bottom w:w="70" w:type="dxa"/>
+              <w:right w:w="80" w:type="dxa"/>
+              <w:top w:w="35" w:type="dxa"/>
+              <w:bottom w:w="35" w:type="dxa"/>
+            </w:tcMar>
+            <w:tcBorders>
+              <w:top w:val="single" w:sz="4" w:color="000000"/>
+              <w:left w:val="single" w:sz="4" w:color="000000"/>
+              <w:bottom w:val="single" w:sz="4" w:color="000000"/>
+              <w:right w:val="single" w:sz="4" w:color="000000"/>
+            </w:tcBorders>
+          </w:tcPr>
+          <w:p>
+            <w:pPr>
+              <w:spacing w:after="20" w:before="0" w:line="247" w:lineRule="auto"/>
+            </w:pPr>
+            <w:r>
+              <w:rPr>
+                <w:rFonts w:ascii="Arial" w:hAnsi="Arial"/>
+                <w:sz w:val="17"/>
+              </w:rPr>
+              <w:t>Customer calls and announced mobile capture (Salesloft, 2026a)</w:t>
+            </w:r>
+          </w:p>
+        </w:tc>
+        <w:tc>
+          <w:tcPr>
+            <w:tcW w:type="dxa" w:w="2160"/>
+            <w:vAlign w:val="center"/>
+            <w:shd w:fill="FFFFFF" w:val="clear" w:color="000000"/>
+            <w:tcMar>
+              <w:top w:w="70" w:type="dxa"/>
+              <w:left w:w="80" w:type="dxa"/>
+              <w:bottom w:w="70" w:type="dxa"/>
+              <w:right w:w="80" w:type="dxa"/>
+              <w:top w:w="35" w:type="dxa"/>
+              <w:bottom w:w="35" w:type="dxa"/>
+            </w:tcMar>
+            <w:tcBorders>
+              <w:top w:val="single" w:sz="4" w:color="000000"/>
+              <w:left w:val="single" w:sz="4" w:color="000000"/>
+              <w:bottom w:val="single" w:sz="4" w:color="000000"/>
+              <w:right w:val="single" w:sz="4" w:color="000000"/>
+            </w:tcBorders>
+          </w:tcPr>
+          <w:p>
+            <w:pPr>
+              <w:spacing w:after="20" w:before="0" w:line="247" w:lineRule="auto"/>
+            </w:pPr>
+            <w:r>
+              <w:rPr>
+                <w:rFonts w:ascii="Arial" w:hAnsi="Arial"/>
+                <w:sz w:val="17"/>
+              </w:rPr>
+              <w:t>Calling and supported conferencing integrations (HubSpot, 2026b)</w:t>
+            </w:r>
+          </w:p>
+        </w:tc>
+        <w:tc>
+          <w:tcPr>
+            <w:tcW w:type="dxa" w:w="2160"/>
+            <w:vAlign w:val="center"/>
+            <w:shd w:fill="FFFFFF" w:val="clear" w:color="000000"/>
+            <w:tcMar>
+              <w:top w:w="70" w:type="dxa"/>
+              <w:left w:w="80" w:type="dxa"/>
+              <w:bottom w:w="70" w:type="dxa"/>
+              <w:right w:w="80" w:type="dxa"/>
+              <w:top w:w="35" w:type="dxa"/>
+              <w:bottom w:w="35" w:type="dxa"/>
+            </w:tcMar>
+            <w:tcBorders>
+              <w:top w:val="single" w:sz="4" w:color="000000"/>
+              <w:left w:val="single" w:sz="4" w:color="000000"/>
+              <w:bottom w:val="single" w:sz="4" w:color="000000"/>
+              <w:right w:val="single" w:sz="4" w:color="000000"/>
+            </w:tcBorders>
+          </w:tcPr>
+          <w:p>
+            <w:pPr>
+              <w:spacing w:after="20" w:before="0" w:line="247" w:lineRule="auto"/>
+            </w:pPr>
+            <w:r>
+              <w:rPr>
+                <w:rFonts w:ascii="Arial" w:hAnsi="Arial"/>
+                <w:sz w:val="17"/>
+              </w:rPr>
+              <w:t>Teams calls and meetings (Microsoft, 2026a)</w:t>
+            </w:r>
+          </w:p>
+        </w:tc>
+      </w:tr>
+      <w:tr>
+        <w:trPr>
+          <w:cantSplit/>
+        </w:trPr>
+        <w:tc>
+          <w:tcPr>
+            <w:tcW w:type="dxa" w:w="1253"/>
+            <w:vAlign w:val="center"/>
+            <w:shd w:fill="FFFFFF" w:val="clear" w:color="000000"/>
+            <w:tcMar>
+              <w:top w:w="70" w:type="dxa"/>
+              <w:left w:w="80" w:type="dxa"/>
+              <w:bottom w:w="70" w:type="dxa"/>
+              <w:right w:w="80" w:type="dxa"/>
+              <w:top w:w="35" w:type="dxa"/>
+              <w:bottom w:w="35" w:type="dxa"/>
+            </w:tcMar>
+            <w:tcBorders>
+              <w:top w:val="single" w:sz="4" w:color="000000"/>
+              <w:left w:val="single" w:sz="4" w:color="000000"/>
+              <w:bottom w:val="single" w:sz="4" w:color="000000"/>
+              <w:right w:val="single" w:sz="4" w:color="000000"/>
+            </w:tcBorders>
+          </w:tcPr>
+          <w:p>
+            <w:pPr>
+              <w:spacing w:after="20" w:before="0" w:line="247" w:lineRule="auto"/>
+              <w:jc w:val="left"/>
+            </w:pPr>
+            <w:r>
+              <w:rPr>
+                <w:rFonts w:ascii="Arial" w:hAnsi="Arial"/>
+                <w:color w:val="000000"/>
+                <w:sz w:val="17"/>
+              </w:rPr>
+              <w:t>2 Transcript review</w:t>
+            </w:r>
+          </w:p>
+        </w:tc>
+        <w:tc>
+          <w:tcPr>
+            <w:tcW w:type="dxa" w:w="2160"/>
+            <w:vAlign w:val="center"/>
+            <w:shd w:fill="FFFFFF" w:val="clear" w:color="000000"/>
+            <w:tcMar>
+              <w:top w:w="70" w:type="dxa"/>
+              <w:left w:w="80" w:type="dxa"/>
+              <w:bottom w:w="70" w:type="dxa"/>
+              <w:right w:w="80" w:type="dxa"/>
+              <w:top w:w="35" w:type="dxa"/>
+              <w:bottom w:w="35" w:type="dxa"/>
+            </w:tcMar>
+            <w:tcBorders>
+              <w:top w:val="single" w:sz="4" w:color="000000"/>
+              <w:left w:val="single" w:sz="4" w:color="000000"/>
+              <w:bottom w:val="single" w:sz="4" w:color="000000"/>
+              <w:right w:val="single" w:sz="4" w:color="000000"/>
+            </w:tcBorders>
+          </w:tcPr>
+          <w:p>
+            <w:pPr>
+              <w:spacing w:after="20" w:before="0" w:line="247" w:lineRule="auto"/>
+            </w:pPr>
+            <w:r>
+              <w:rPr>
+                <w:rFonts w:ascii="Arial" w:hAnsi="Arial"/>
+                <w:sz w:val="17"/>
+              </w:rPr>
+              <w:t>Speakers search and timestamps (Gong, 2026d)</w:t>
+            </w:r>
+          </w:p>
+        </w:tc>
+        <w:tc>
+          <w:tcPr>
+            <w:tcW w:type="dxa" w:w="2160"/>
+            <w:vAlign w:val="center"/>
+            <w:shd w:fill="FFFFFF" w:val="clear" w:color="000000"/>
+            <w:tcMar>
+              <w:top w:w="70" w:type="dxa"/>
+              <w:left w:w="80" w:type="dxa"/>
+              <w:bottom w:w="70" w:type="dxa"/>
+              <w:right w:w="80" w:type="dxa"/>
+              <w:top w:w="35" w:type="dxa"/>
+              <w:bottom w:w="35" w:type="dxa"/>
+            </w:tcMar>
+            <w:tcBorders>
+              <w:top w:val="single" w:sz="4" w:color="000000"/>
+              <w:left w:val="single" w:sz="4" w:color="000000"/>
+              <w:bottom w:val="single" w:sz="4" w:color="000000"/>
+              <w:right w:val="single" w:sz="4" w:color="000000"/>
+            </w:tcBorders>
+          </w:tcPr>
+          <w:p>
+            <w:pPr>
+              <w:spacing w:after="20" w:before="0" w:line="247" w:lineRule="auto"/>
+            </w:pPr>
+            <w:r>
+              <w:rPr>
+                <w:rFonts w:ascii="Arial" w:hAnsi="Arial"/>
+                <w:sz w:val="17"/>
+              </w:rPr>
+              <w:t>Call review with transcript (Salesloft, 2026b)</w:t>
+            </w:r>
+          </w:p>
+        </w:tc>
+        <w:tc>
+          <w:tcPr>
+            <w:tcW w:type="dxa" w:w="2160"/>
+            <w:vAlign w:val="center"/>
+            <w:shd w:fill="FFFFFF" w:val="clear" w:color="000000"/>
+            <w:tcMar>
+              <w:top w:w="70" w:type="dxa"/>
+              <w:left w:w="80" w:type="dxa"/>
+              <w:bottom w:w="70" w:type="dxa"/>
+              <w:right w:w="80" w:type="dxa"/>
+              <w:top w:w="35" w:type="dxa"/>
+              <w:bottom w:w="35" w:type="dxa"/>
+            </w:tcMar>
+            <w:tcBorders>
+              <w:top w:val="single" w:sz="4" w:color="000000"/>
+              <w:left w:val="single" w:sz="4" w:color="000000"/>
+              <w:bottom w:val="single" w:sz="4" w:color="000000"/>
+              <w:right w:val="single" w:sz="4" w:color="000000"/>
+            </w:tcBorders>
+          </w:tcPr>
+          <w:p>
+            <w:pPr>
+              <w:spacing w:after="20" w:before="0" w:line="247" w:lineRule="auto"/>
+            </w:pPr>
+            <w:r>
+              <w:rPr>
+                <w:rFonts w:ascii="Arial" w:hAnsi="Arial"/>
+                <w:sz w:val="17"/>
+              </w:rPr>
+              <w:t>Search speaker tracks and comments (HubSpot, 2026b)</w:t>
+            </w:r>
+          </w:p>
+        </w:tc>
+        <w:tc>
+          <w:tcPr>
+            <w:tcW w:type="dxa" w:w="2160"/>
+            <w:vAlign w:val="center"/>
+            <w:shd w:fill="FFFFFF" w:val="clear" w:color="000000"/>
+            <w:tcMar>
+              <w:top w:w="70" w:type="dxa"/>
+              <w:left w:w="80" w:type="dxa"/>
+              <w:bottom w:w="70" w:type="dxa"/>
+              <w:right w:w="80" w:type="dxa"/>
+              <w:top w:w="35" w:type="dxa"/>
+              <w:bottom w:w="35" w:type="dxa"/>
+            </w:tcMar>
+            <w:tcBorders>
+              <w:top w:val="single" w:sz="4" w:color="000000"/>
+              <w:left w:val="single" w:sz="4" w:color="000000"/>
+              <w:bottom w:val="single" w:sz="4" w:color="000000"/>
+              <w:right w:val="single" w:sz="4" w:color="000000"/>
+            </w:tcBorders>
+          </w:tcPr>
+          <w:p>
+            <w:pPr>
+              <w:spacing w:after="20" w:before="0" w:line="247" w:lineRule="auto"/>
+            </w:pPr>
+            <w:r>
+              <w:rPr>
+                <w:rFonts w:ascii="Arial" w:hAnsi="Arial"/>
+                <w:sz w:val="17"/>
+              </w:rPr>
+              <w:t>Transcript timeline comments and translation (Microsoft, 2025)</w:t>
+            </w:r>
+          </w:p>
+        </w:tc>
+      </w:tr>
+      <w:tr>
+        <w:trPr>
+          <w:cantSplit/>
+        </w:trPr>
+        <w:tc>
+          <w:tcPr>
+            <w:tcW w:type="dxa" w:w="1253"/>
+            <w:vAlign w:val="center"/>
+            <w:shd w:fill="FFFFFF" w:val="clear" w:color="000000"/>
+            <w:tcMar>
+              <w:top w:w="70" w:type="dxa"/>
+              <w:left w:w="80" w:type="dxa"/>
+              <w:bottom w:w="70" w:type="dxa"/>
+              <w:right w:w="80" w:type="dxa"/>
+              <w:top w:w="35" w:type="dxa"/>
+              <w:bottom w:w="35" w:type="dxa"/>
+            </w:tcMar>
+            <w:tcBorders>
+              <w:top w:val="single" w:sz="4" w:color="000000"/>
+              <w:left w:val="single" w:sz="4" w:color="000000"/>
+              <w:bottom w:val="single" w:sz="4" w:color="000000"/>
+              <w:right w:val="single" w:sz="4" w:color="000000"/>
+            </w:tcBorders>
+          </w:tcPr>
+          <w:p>
+            <w:pPr>
+              <w:spacing w:after="20" w:before="0" w:line="247" w:lineRule="auto"/>
+              <w:jc w:val="left"/>
+            </w:pPr>
+            <w:r>
+              <w:rPr>
+                <w:rFonts w:ascii="Arial" w:hAnsi="Arial"/>
+                <w:color w:val="000000"/>
+                <w:sz w:val="17"/>
+              </w:rPr>
+              <w:t>3 Sales record linkage</w:t>
+            </w:r>
+          </w:p>
+        </w:tc>
+        <w:tc>
+          <w:tcPr>
+            <w:tcW w:type="dxa" w:w="2160"/>
+            <w:vAlign w:val="center"/>
+            <w:shd w:fill="FFFFFF" w:val="clear" w:color="000000"/>
+            <w:tcMar>
+              <w:top w:w="70" w:type="dxa"/>
+              <w:left w:w="80" w:type="dxa"/>
+              <w:bottom w:w="70" w:type="dxa"/>
+              <w:right w:w="80" w:type="dxa"/>
+              <w:top w:w="35" w:type="dxa"/>
+              <w:bottom w:w="35" w:type="dxa"/>
+            </w:tcMar>
+            <w:tcBorders>
+              <w:top w:val="single" w:sz="4" w:color="000000"/>
+              <w:left w:val="single" w:sz="4" w:color="000000"/>
+              <w:bottom w:val="single" w:sz="4" w:color="000000"/>
+              <w:right w:val="single" w:sz="4" w:color="000000"/>
+            </w:tcBorders>
+          </w:tcPr>
+          <w:p>
+            <w:pPr>
+              <w:spacing w:after="20" w:before="0" w:line="247" w:lineRule="auto"/>
+            </w:pPr>
+            <w:r>
+              <w:rPr>
+                <w:rFonts w:ascii="Arial" w:hAnsi="Arial"/>
+                <w:sz w:val="17"/>
+              </w:rPr>
+              <w:t>Salesforce HubSpot and Dynamics connectors (Gong, 2026c)</w:t>
+            </w:r>
+          </w:p>
+        </w:tc>
+        <w:tc>
+          <w:tcPr>
+            <w:tcW w:type="dxa" w:w="2160"/>
+            <w:vAlign w:val="center"/>
+            <w:shd w:fill="FFFFFF" w:val="clear" w:color="000000"/>
+            <w:tcMar>
+              <w:top w:w="70" w:type="dxa"/>
+              <w:left w:w="80" w:type="dxa"/>
+              <w:bottom w:w="70" w:type="dxa"/>
+              <w:right w:w="80" w:type="dxa"/>
+              <w:top w:w="35" w:type="dxa"/>
+              <w:bottom w:w="35" w:type="dxa"/>
+            </w:tcMar>
+            <w:tcBorders>
+              <w:top w:val="single" w:sz="4" w:color="000000"/>
+              <w:left w:val="single" w:sz="4" w:color="000000"/>
+              <w:bottom w:val="single" w:sz="4" w:color="000000"/>
+              <w:right w:val="single" w:sz="4" w:color="000000"/>
+            </w:tcBorders>
+          </w:tcPr>
+          <w:p>
+            <w:pPr>
+              <w:spacing w:after="20" w:before="0" w:line="247" w:lineRule="auto"/>
+            </w:pPr>
+            <w:r>
+              <w:rPr>
+                <w:rFonts w:ascii="Arial" w:hAnsi="Arial"/>
+                <w:sz w:val="17"/>
+              </w:rPr>
+              <w:t>Salesforce fully supported in reviewed guide (Salesloft, n.d.-b)</w:t>
+            </w:r>
+          </w:p>
+        </w:tc>
+        <w:tc>
+          <w:tcPr>
+            <w:tcW w:type="dxa" w:w="2160"/>
+            <w:vAlign w:val="center"/>
+            <w:shd w:fill="FFFFFF" w:val="clear" w:color="000000"/>
+            <w:tcMar>
+              <w:top w:w="70" w:type="dxa"/>
+              <w:left w:w="80" w:type="dxa"/>
+              <w:bottom w:w="70" w:type="dxa"/>
+              <w:right w:w="80" w:type="dxa"/>
+              <w:top w:w="35" w:type="dxa"/>
+              <w:bottom w:w="35" w:type="dxa"/>
+            </w:tcMar>
+            <w:tcBorders>
+              <w:top w:val="single" w:sz="4" w:color="000000"/>
+              <w:left w:val="single" w:sz="4" w:color="000000"/>
+              <w:bottom w:val="single" w:sz="4" w:color="000000"/>
+              <w:right w:val="single" w:sz="4" w:color="000000"/>
+            </w:tcBorders>
+          </w:tcPr>
+          <w:p>
+            <w:pPr>
+              <w:spacing w:after="20" w:before="0" w:line="247" w:lineRule="auto"/>
+            </w:pPr>
+            <w:r>
+              <w:rPr>
+                <w:rFonts w:ascii="Arial" w:hAnsi="Arial"/>
+                <w:sz w:val="17"/>
+              </w:rPr>
+              <w:t>Contact company deal and ticket associations (HubSpot, 2026b)</w:t>
+            </w:r>
+          </w:p>
+        </w:tc>
+        <w:tc>
+          <w:tcPr>
+            <w:tcW w:type="dxa" w:w="2160"/>
+            <w:vAlign w:val="center"/>
+            <w:shd w:fill="FFFFFF" w:val="clear" w:color="000000"/>
+            <w:tcMar>
+              <w:top w:w="70" w:type="dxa"/>
+              <w:left w:w="80" w:type="dxa"/>
+              <w:bottom w:w="70" w:type="dxa"/>
+              <w:right w:w="80" w:type="dxa"/>
+              <w:top w:w="35" w:type="dxa"/>
+              <w:bottom w:w="35" w:type="dxa"/>
+            </w:tcMar>
+            <w:tcBorders>
+              <w:top w:val="single" w:sz="4" w:color="000000"/>
+              <w:left w:val="single" w:sz="4" w:color="000000"/>
+              <w:bottom w:val="single" w:sz="4" w:color="000000"/>
+              <w:right w:val="single" w:sz="4" w:color="000000"/>
+            </w:tcBorders>
+          </w:tcPr>
+          <w:p>
+            <w:pPr>
+              <w:spacing w:after="20" w:before="0" w:line="247" w:lineRule="auto"/>
+            </w:pPr>
+            <w:r>
+              <w:rPr>
+                <w:rFonts w:ascii="Arial" w:hAnsi="Arial"/>
+                <w:sz w:val="17"/>
+              </w:rPr>
+              <w:t>Summaries logged to CRM records (Microsoft, 2026a)</w:t>
+            </w:r>
+          </w:p>
+        </w:tc>
+      </w:tr>
+      <w:tr>
+        <w:trPr>
+          <w:cantSplit/>
+        </w:trPr>
+        <w:tc>
+          <w:tcPr>
+            <w:tcW w:type="dxa" w:w="1253"/>
+            <w:vAlign w:val="center"/>
+            <w:shd w:fill="FFFFFF" w:val="clear" w:color="000000"/>
+            <w:tcMar>
+              <w:top w:w="70" w:type="dxa"/>
+              <w:left w:w="80" w:type="dxa"/>
+              <w:bottom w:w="70" w:type="dxa"/>
+              <w:right w:w="80" w:type="dxa"/>
+              <w:top w:w="35" w:type="dxa"/>
+              <w:bottom w:w="35" w:type="dxa"/>
+            </w:tcMar>
+            <w:tcBorders>
+              <w:top w:val="single" w:sz="4" w:color="000000"/>
+              <w:left w:val="single" w:sz="4" w:color="000000"/>
+              <w:bottom w:val="single" w:sz="4" w:color="000000"/>
+              <w:right w:val="single" w:sz="4" w:color="000000"/>
+            </w:tcBorders>
+          </w:tcPr>
+          <w:p>
+            <w:pPr>
+              <w:spacing w:after="20" w:before="0" w:line="247" w:lineRule="auto"/>
+              <w:jc w:val="left"/>
+            </w:pPr>
+            <w:r>
+              <w:rPr>
+                <w:rFonts w:ascii="Arial" w:hAnsi="Arial"/>
+                <w:color w:val="000000"/>
+                <w:sz w:val="17"/>
+              </w:rPr>
+              <w:t>4 Derived insights</w:t>
+            </w:r>
+          </w:p>
+        </w:tc>
+        <w:tc>
+          <w:tcPr>
+            <w:tcW w:type="dxa" w:w="2160"/>
+            <w:vAlign w:val="center"/>
+            <w:shd w:fill="FFFFFF" w:val="clear" w:color="000000"/>
+            <w:tcMar>
+              <w:top w:w="70" w:type="dxa"/>
+              <w:left w:w="80" w:type="dxa"/>
+              <w:bottom w:w="70" w:type="dxa"/>
+              <w:right w:w="80" w:type="dxa"/>
+              <w:top w:w="35" w:type="dxa"/>
+              <w:bottom w:w="35" w:type="dxa"/>
+            </w:tcMar>
+            <w:tcBorders>
+              <w:top w:val="single" w:sz="4" w:color="000000"/>
+              <w:left w:val="single" w:sz="4" w:color="000000"/>
+              <w:bottom w:val="single" w:sz="4" w:color="000000"/>
+              <w:right w:val="single" w:sz="4" w:color="000000"/>
+            </w:tcBorders>
+          </w:tcPr>
+          <w:p>
+            <w:pPr>
+              <w:spacing w:after="20" w:before="0" w:line="247" w:lineRule="auto"/>
+            </w:pPr>
+            <w:r>
+              <w:rPr>
+                <w:rFonts w:ascii="Arial" w:hAnsi="Arial"/>
+                <w:sz w:val="17"/>
+              </w:rPr>
+              <w:t>Objections topics competitors and summaries (Gong, n.d.)</w:t>
+            </w:r>
+          </w:p>
+        </w:tc>
+        <w:tc>
+          <w:tcPr>
+            <w:tcW w:type="dxa" w:w="2160"/>
+            <w:vAlign w:val="center"/>
+            <w:shd w:fill="FFFFFF" w:val="clear" w:color="000000"/>
+            <w:tcMar>
+              <w:top w:w="70" w:type="dxa"/>
+              <w:left w:w="80" w:type="dxa"/>
+              <w:bottom w:w="70" w:type="dxa"/>
+              <w:right w:w="80" w:type="dxa"/>
+              <w:top w:w="35" w:type="dxa"/>
+              <w:bottom w:w="35" w:type="dxa"/>
+            </w:tcMar>
+            <w:tcBorders>
+              <w:top w:val="single" w:sz="4" w:color="000000"/>
+              <w:left w:val="single" w:sz="4" w:color="000000"/>
+              <w:bottom w:val="single" w:sz="4" w:color="000000"/>
+              <w:right w:val="single" w:sz="4" w:color="000000"/>
+            </w:tcBorders>
+          </w:tcPr>
+          <w:p>
+            <w:pPr>
+              <w:spacing w:after="20" w:before="0" w:line="247" w:lineRule="auto"/>
+            </w:pPr>
+            <w:r>
+              <w:rPr>
+                <w:rFonts w:ascii="Arial" w:hAnsi="Arial"/>
+                <w:sz w:val="17"/>
+              </w:rPr>
+              <w:t>Sentiment objections summaries and actions (Salesloft, 2026a)</w:t>
+            </w:r>
+          </w:p>
+        </w:tc>
+        <w:tc>
+          <w:tcPr>
+            <w:tcW w:type="dxa" w:w="2160"/>
+            <w:vAlign w:val="center"/>
+            <w:shd w:fill="FFFFFF" w:val="clear" w:color="000000"/>
+            <w:tcMar>
+              <w:top w:w="70" w:type="dxa"/>
+              <w:left w:w="80" w:type="dxa"/>
+              <w:bottom w:w="70" w:type="dxa"/>
+              <w:right w:w="80" w:type="dxa"/>
+              <w:top w:w="35" w:type="dxa"/>
+              <w:bottom w:w="35" w:type="dxa"/>
+            </w:tcMar>
+            <w:tcBorders>
+              <w:top w:val="single" w:sz="4" w:color="000000"/>
+              <w:left w:val="single" w:sz="4" w:color="000000"/>
+              <w:bottom w:val="single" w:sz="4" w:color="000000"/>
+              <w:right w:val="single" w:sz="4" w:color="000000"/>
+            </w:tcBorders>
+          </w:tcPr>
+          <w:p>
+            <w:pPr>
+              <w:spacing w:after="20" w:before="0" w:line="247" w:lineRule="auto"/>
+            </w:pPr>
+            <w:r>
+              <w:rPr>
+                <w:rFonts w:ascii="Arial" w:hAnsi="Arial"/>
+                <w:sz w:val="17"/>
+              </w:rPr>
+              <w:t>Decisions sentiment next steps and terms (HubSpot, 2026b)</w:t>
+            </w:r>
+          </w:p>
+        </w:tc>
+        <w:tc>
+          <w:tcPr>
+            <w:tcW w:type="dxa" w:w="2160"/>
+            <w:vAlign w:val="center"/>
+            <w:shd w:fill="FFFFFF" w:val="clear" w:color="000000"/>
+            <w:tcMar>
+              <w:top w:w="70" w:type="dxa"/>
+              <w:left w:w="80" w:type="dxa"/>
+              <w:bottom w:w="70" w:type="dxa"/>
+              <w:right w:w="80" w:type="dxa"/>
+              <w:top w:w="35" w:type="dxa"/>
+              <w:bottom w:w="35" w:type="dxa"/>
+            </w:tcMar>
+            <w:tcBorders>
+              <w:top w:val="single" w:sz="4" w:color="000000"/>
+              <w:left w:val="single" w:sz="4" w:color="000000"/>
+              <w:bottom w:val="single" w:sz="4" w:color="000000"/>
+              <w:right w:val="single" w:sz="4" w:color="000000"/>
+            </w:tcBorders>
+          </w:tcPr>
+          <w:p>
+            <w:pPr>
+              <w:spacing w:after="20" w:before="0" w:line="247" w:lineRule="auto"/>
+            </w:pPr>
+            <w:r>
+              <w:rPr>
+                <w:rFonts w:ascii="Arial" w:hAnsi="Arial"/>
+                <w:sz w:val="17"/>
+              </w:rPr>
+              <w:t>Actions keywords sentiment and questions vary by language (Microsoft, 2026c)</w:t>
+            </w:r>
+          </w:p>
+        </w:tc>
+      </w:tr>
+      <w:tr>
+        <w:trPr>
+          <w:cantSplit/>
+        </w:trPr>
+        <w:tc>
+          <w:tcPr>
+            <w:tcW w:type="dxa" w:w="1253"/>
+            <w:vAlign w:val="center"/>
+            <w:shd w:fill="FFFFFF" w:val="clear" w:color="000000"/>
+            <w:tcMar>
+              <w:top w:w="70" w:type="dxa"/>
+              <w:left w:w="80" w:type="dxa"/>
+              <w:bottom w:w="70" w:type="dxa"/>
+              <w:right w:w="80" w:type="dxa"/>
+              <w:top w:w="35" w:type="dxa"/>
+              <w:bottom w:w="35" w:type="dxa"/>
+            </w:tcMar>
+            <w:tcBorders>
+              <w:top w:val="single" w:sz="4" w:color="000000"/>
+              <w:left w:val="single" w:sz="4" w:color="000000"/>
+              <w:bottom w:val="single" w:sz="4" w:color="000000"/>
+              <w:right w:val="single" w:sz="4" w:color="000000"/>
+            </w:tcBorders>
+          </w:tcPr>
+          <w:p>
+            <w:pPr>
+              <w:spacing w:after="20" w:before="0" w:line="247" w:lineRule="auto"/>
+              <w:jc w:val="left"/>
+            </w:pPr>
+            <w:r>
+              <w:rPr>
+                <w:rFonts w:ascii="Arial" w:hAnsi="Arial"/>
+                <w:color w:val="000000"/>
+                <w:sz w:val="17"/>
+              </w:rPr>
+              <w:t>5 Coaching</w:t>
+            </w:r>
+          </w:p>
+        </w:tc>
+        <w:tc>
+          <w:tcPr>
+            <w:tcW w:type="dxa" w:w="2160"/>
+            <w:vAlign w:val="center"/>
+            <w:shd w:fill="FFFFFF" w:val="clear" w:color="000000"/>
+            <w:tcMar>
+              <w:top w:w="70" w:type="dxa"/>
+              <w:left w:w="80" w:type="dxa"/>
+              <w:bottom w:w="70" w:type="dxa"/>
+              <w:right w:w="80" w:type="dxa"/>
+              <w:top w:w="35" w:type="dxa"/>
+              <w:bottom w:w="35" w:type="dxa"/>
+            </w:tcMar>
+            <w:tcBorders>
+              <w:top w:val="single" w:sz="4" w:color="000000"/>
+              <w:left w:val="single" w:sz="4" w:color="000000"/>
+              <w:bottom w:val="single" w:sz="4" w:color="000000"/>
+              <w:right w:val="single" w:sz="4" w:color="000000"/>
+            </w:tcBorders>
+          </w:tcPr>
+          <w:p>
+            <w:pPr>
+              <w:spacing w:after="20" w:before="0" w:line="247" w:lineRule="auto"/>
+            </w:pPr>
+            <w:r>
+              <w:rPr>
+                <w:rFonts w:ascii="Arial" w:hAnsi="Arial"/>
+                <w:sz w:val="17"/>
+              </w:rPr>
+              <w:t>Scorecards and recommendations (Gong, n.d.)</w:t>
+            </w:r>
+          </w:p>
+        </w:tc>
+        <w:tc>
+          <w:tcPr>
+            <w:tcW w:type="dxa" w:w="2160"/>
+            <w:vAlign w:val="center"/>
+            <w:shd w:fill="FFFFFF" w:val="clear" w:color="000000"/>
+            <w:tcMar>
+              <w:top w:w="70" w:type="dxa"/>
+              <w:left w:w="80" w:type="dxa"/>
+              <w:bottom w:w="70" w:type="dxa"/>
+              <w:right w:w="80" w:type="dxa"/>
+              <w:top w:w="35" w:type="dxa"/>
+              <w:bottom w:w="35" w:type="dxa"/>
+            </w:tcMar>
+            <w:tcBorders>
+              <w:top w:val="single" w:sz="4" w:color="000000"/>
+              <w:left w:val="single" w:sz="4" w:color="000000"/>
+              <w:bottom w:val="single" w:sz="4" w:color="000000"/>
+              <w:right w:val="single" w:sz="4" w:color="000000"/>
+            </w:tcBorders>
+          </w:tcPr>
+          <w:p>
+            <w:pPr>
+              <w:spacing w:after="20" w:before="0" w:line="247" w:lineRule="auto"/>
+            </w:pPr>
+            <w:r>
+              <w:rPr>
+                <w:rFonts w:ascii="Arial" w:hAnsi="Arial"/>
+                <w:sz w:val="17"/>
+              </w:rPr>
+              <w:t>Live coaching and automatic scoring announced (Salesloft, 2026a)</w:t>
+            </w:r>
+          </w:p>
+        </w:tc>
+        <w:tc>
+          <w:tcPr>
+            <w:tcW w:type="dxa" w:w="2160"/>
+            <w:vAlign w:val="center"/>
+            <w:shd w:fill="FFFFFF" w:val="clear" w:color="000000"/>
+            <w:tcMar>
+              <w:top w:w="70" w:type="dxa"/>
+              <w:left w:w="80" w:type="dxa"/>
+              <w:bottom w:w="70" w:type="dxa"/>
+              <w:right w:w="80" w:type="dxa"/>
+              <w:top w:w="35" w:type="dxa"/>
+              <w:bottom w:w="35" w:type="dxa"/>
+            </w:tcMar>
+            <w:tcBorders>
+              <w:top w:val="single" w:sz="4" w:color="000000"/>
+              <w:left w:val="single" w:sz="4" w:color="000000"/>
+              <w:bottom w:val="single" w:sz="4" w:color="000000"/>
+              <w:right w:val="single" w:sz="4" w:color="000000"/>
+            </w:tcBorders>
+          </w:tcPr>
+          <w:p>
+            <w:pPr>
+              <w:spacing w:after="20" w:before="0" w:line="247" w:lineRule="auto"/>
+            </w:pPr>
+            <w:r>
+              <w:rPr>
+                <w:rFonts w:ascii="Arial" w:hAnsi="Arial"/>
+                <w:sz w:val="17"/>
+              </w:rPr>
+              <w:t>Comments excerpts and playlists (HubSpot, 2026b)</w:t>
+            </w:r>
+          </w:p>
+        </w:tc>
+        <w:tc>
+          <w:tcPr>
+            <w:tcW w:type="dxa" w:w="2160"/>
+            <w:vAlign w:val="center"/>
+            <w:shd w:fill="FFFFFF" w:val="clear" w:color="000000"/>
+            <w:tcMar>
+              <w:top w:w="70" w:type="dxa"/>
+              <w:left w:w="80" w:type="dxa"/>
+              <w:bottom w:w="70" w:type="dxa"/>
+              <w:right w:w="80" w:type="dxa"/>
+              <w:top w:w="35" w:type="dxa"/>
+              <w:bottom w:w="35" w:type="dxa"/>
+            </w:tcMar>
+            <w:tcBorders>
+              <w:top w:val="single" w:sz="4" w:color="000000"/>
+              <w:left w:val="single" w:sz="4" w:color="000000"/>
+              <w:bottom w:val="single" w:sz="4" w:color="000000"/>
+              <w:right w:val="single" w:sz="4" w:color="000000"/>
+            </w:tcBorders>
+          </w:tcPr>
+          <w:p>
+            <w:pPr>
+              <w:spacing w:after="20" w:before="0" w:line="247" w:lineRule="auto"/>
+            </w:pPr>
+            <w:r>
+              <w:rPr>
+                <w:rFonts w:ascii="Arial" w:hAnsi="Arial"/>
+                <w:sz w:val="17"/>
+              </w:rPr>
+              <w:t>Manager review and editable summaries (Microsoft, 2026a)</w:t>
+            </w:r>
+          </w:p>
+        </w:tc>
+      </w:tr>
+      <w:tr>
+        <w:trPr>
+          <w:cantSplit/>
+        </w:trPr>
+        <w:tc>
+          <w:tcPr>
+            <w:tcW w:type="dxa" w:w="1253"/>
+            <w:vAlign w:val="center"/>
+            <w:shd w:fill="FFFFFF" w:val="clear" w:color="000000"/>
+            <w:tcMar>
+              <w:top w:w="70" w:type="dxa"/>
+              <w:left w:w="80" w:type="dxa"/>
+              <w:bottom w:w="70" w:type="dxa"/>
+              <w:right w:w="80" w:type="dxa"/>
+              <w:top w:w="35" w:type="dxa"/>
+              <w:bottom w:w="35" w:type="dxa"/>
+            </w:tcMar>
+            <w:tcBorders>
+              <w:top w:val="single" w:sz="4" w:color="000000"/>
+              <w:left w:val="single" w:sz="4" w:color="000000"/>
+              <w:bottom w:val="single" w:sz="4" w:color="000000"/>
+              <w:right w:val="single" w:sz="4" w:color="000000"/>
+            </w:tcBorders>
+          </w:tcPr>
+          <w:p>
+            <w:pPr>
+              <w:spacing w:after="20" w:before="0" w:line="247" w:lineRule="auto"/>
+              <w:jc w:val="left"/>
+            </w:pPr>
+            <w:r>
+              <w:rPr>
+                <w:rFonts w:ascii="Arial" w:hAnsi="Arial"/>
+                <w:color w:val="000000"/>
+                <w:sz w:val="17"/>
+              </w:rPr>
+              <w:t>6 Aggregate analysis</w:t>
+            </w:r>
+          </w:p>
+        </w:tc>
+        <w:tc>
+          <w:tcPr>
+            <w:tcW w:type="dxa" w:w="2160"/>
+            <w:vAlign w:val="center"/>
+            <w:shd w:fill="FFFFFF" w:val="clear" w:color="000000"/>
+            <w:tcMar>
+              <w:top w:w="70" w:type="dxa"/>
+              <w:left w:w="80" w:type="dxa"/>
+              <w:bottom w:w="70" w:type="dxa"/>
+              <w:right w:w="80" w:type="dxa"/>
+              <w:top w:w="35" w:type="dxa"/>
+              <w:bottom w:w="35" w:type="dxa"/>
+            </w:tcMar>
+            <w:tcBorders>
+              <w:top w:val="single" w:sz="4" w:color="000000"/>
+              <w:left w:val="single" w:sz="4" w:color="000000"/>
+              <w:bottom w:val="single" w:sz="4" w:color="000000"/>
+              <w:right w:val="single" w:sz="4" w:color="000000"/>
+            </w:tcBorders>
+          </w:tcPr>
+          <w:p>
+            <w:pPr>
+              <w:spacing w:after="20" w:before="0" w:line="247" w:lineRule="auto"/>
+            </w:pPr>
+            <w:r>
+              <w:rPr>
+                <w:rFonts w:ascii="Arial" w:hAnsi="Arial"/>
+                <w:sz w:val="17"/>
+              </w:rPr>
+              <w:t>Team statistics and topics (Gong, 2026b)</w:t>
+            </w:r>
+          </w:p>
+        </w:tc>
+        <w:tc>
+          <w:tcPr>
+            <w:tcW w:type="dxa" w:w="2160"/>
+            <w:vAlign w:val="center"/>
+            <w:shd w:fill="FFFFFF" w:val="clear" w:color="000000"/>
+            <w:tcMar>
+              <w:top w:w="70" w:type="dxa"/>
+              <w:left w:w="80" w:type="dxa"/>
+              <w:bottom w:w="70" w:type="dxa"/>
+              <w:right w:w="80" w:type="dxa"/>
+              <w:top w:w="35" w:type="dxa"/>
+              <w:bottom w:w="35" w:type="dxa"/>
+            </w:tcMar>
+            <w:tcBorders>
+              <w:top w:val="single" w:sz="4" w:color="000000"/>
+              <w:left w:val="single" w:sz="4" w:color="000000"/>
+              <w:bottom w:val="single" w:sz="4" w:color="000000"/>
+              <w:right w:val="single" w:sz="4" w:color="000000"/>
+            </w:tcBorders>
+          </w:tcPr>
+          <w:p>
+            <w:pPr>
+              <w:spacing w:after="20" w:before="0" w:line="247" w:lineRule="auto"/>
+            </w:pPr>
+            <w:r>
+              <w:rPr>
+                <w:rFonts w:ascii="Arial" w:hAnsi="Arial"/>
+                <w:sz w:val="17"/>
+              </w:rPr>
+              <w:t>Topics and announced cross-call trends (Salesloft, 2026a, 2026d)</w:t>
+            </w:r>
+          </w:p>
+        </w:tc>
+        <w:tc>
+          <w:tcPr>
+            <w:tcW w:type="dxa" w:w="2160"/>
+            <w:vAlign w:val="center"/>
+            <w:shd w:fill="FFFFFF" w:val="clear" w:color="000000"/>
+            <w:tcMar>
+              <w:top w:w="70" w:type="dxa"/>
+              <w:left w:w="80" w:type="dxa"/>
+              <w:bottom w:w="70" w:type="dxa"/>
+              <w:right w:w="80" w:type="dxa"/>
+              <w:top w:w="35" w:type="dxa"/>
+              <w:bottom w:w="35" w:type="dxa"/>
+            </w:tcMar>
+            <w:tcBorders>
+              <w:top w:val="single" w:sz="4" w:color="000000"/>
+              <w:left w:val="single" w:sz="4" w:color="000000"/>
+              <w:bottom w:val="single" w:sz="4" w:color="000000"/>
+              <w:right w:val="single" w:sz="4" w:color="000000"/>
+            </w:tcBorders>
+          </w:tcPr>
+          <w:p>
+            <w:pPr>
+              <w:spacing w:after="20" w:before="0" w:line="247" w:lineRule="auto"/>
+            </w:pPr>
+            <w:r>
+              <w:rPr>
+                <w:rFonts w:ascii="Arial" w:hAnsi="Arial"/>
+                <w:sz w:val="17"/>
+              </w:rPr>
+              <w:t>Call filters and Enterprise term reporting (HubSpot, 2026b)</w:t>
+            </w:r>
+          </w:p>
+        </w:tc>
+        <w:tc>
+          <w:tcPr>
+            <w:tcW w:type="dxa" w:w="2160"/>
+            <w:vAlign w:val="center"/>
+            <w:shd w:fill="FFFFFF" w:val="clear" w:color="000000"/>
+            <w:tcMar>
+              <w:top w:w="70" w:type="dxa"/>
+              <w:left w:w="80" w:type="dxa"/>
+              <w:bottom w:w="70" w:type="dxa"/>
+              <w:right w:w="80" w:type="dxa"/>
+              <w:top w:w="35" w:type="dxa"/>
+              <w:bottom w:w="35" w:type="dxa"/>
+            </w:tcMar>
+            <w:tcBorders>
+              <w:top w:val="single" w:sz="4" w:color="000000"/>
+              <w:left w:val="single" w:sz="4" w:color="000000"/>
+              <w:bottom w:val="single" w:sz="4" w:color="000000"/>
+              <w:right w:val="single" w:sz="4" w:color="000000"/>
+            </w:tcBorders>
+          </w:tcPr>
+          <w:p>
+            <w:pPr>
+              <w:spacing w:after="20" w:before="0" w:line="247" w:lineRule="auto"/>
+            </w:pPr>
+            <w:r>
+              <w:rPr>
+                <w:rFonts w:ascii="Arial" w:hAnsi="Arial"/>
+                <w:sz w:val="17"/>
+              </w:rPr>
+              <w:t>Team and seller dashboards (Microsoft, 2026a, 2026d)</w:t>
+            </w:r>
+          </w:p>
+        </w:tc>
+      </w:tr>
+      <w:tr>
+        <w:trPr>
+          <w:cantSplit/>
+        </w:trPr>
+        <w:tc>
+          <w:tcPr>
+            <w:tcW w:type="dxa" w:w="1253"/>
+            <w:vAlign w:val="center"/>
+            <w:shd w:fill="FFFFFF" w:val="clear" w:color="000000"/>
+            <w:tcMar>
+              <w:top w:w="70" w:type="dxa"/>
+              <w:left w:w="80" w:type="dxa"/>
+              <w:bottom w:w="70" w:type="dxa"/>
+              <w:right w:w="80" w:type="dxa"/>
+              <w:top w:w="35" w:type="dxa"/>
+              <w:bottom w:w="35" w:type="dxa"/>
+            </w:tcMar>
+            <w:tcBorders>
+              <w:top w:val="single" w:sz="4" w:color="000000"/>
+              <w:left w:val="single" w:sz="4" w:color="000000"/>
+              <w:bottom w:val="single" w:sz="4" w:color="000000"/>
+              <w:right w:val="single" w:sz="4" w:color="000000"/>
+            </w:tcBorders>
+          </w:tcPr>
+          <w:p>
+            <w:pPr>
+              <w:spacing w:after="20" w:before="0" w:line="247" w:lineRule="auto"/>
+              <w:jc w:val="left"/>
+            </w:pPr>
+            <w:r>
+              <w:rPr>
+                <w:rFonts w:ascii="Arial" w:hAnsi="Arial"/>
+                <w:color w:val="000000"/>
+                <w:sz w:val="17"/>
+              </w:rPr>
+              <w:t>7 Relevant languages</w:t>
+            </w:r>
+          </w:p>
+        </w:tc>
+        <w:tc>
+          <w:tcPr>
+            <w:tcW w:type="dxa" w:w="2160"/>
+            <w:vAlign w:val="center"/>
+            <w:shd w:fill="FFFFFF" w:val="clear" w:color="000000"/>
+            <w:tcMar>
+              <w:top w:w="70" w:type="dxa"/>
+              <w:left w:w="80" w:type="dxa"/>
+              <w:bottom w:w="70" w:type="dxa"/>
+              <w:right w:w="80" w:type="dxa"/>
+              <w:top w:w="35" w:type="dxa"/>
+              <w:bottom w:w="35" w:type="dxa"/>
+            </w:tcMar>
+            <w:tcBorders>
+              <w:top w:val="single" w:sz="4" w:color="000000"/>
+              <w:left w:val="single" w:sz="4" w:color="000000"/>
+              <w:bottom w:val="single" w:sz="4" w:color="000000"/>
+              <w:right w:val="single" w:sz="4" w:color="000000"/>
+            </w:tcBorders>
+          </w:tcPr>
+          <w:p>
+            <w:pPr>
+              <w:spacing w:after="20" w:before="0" w:line="247" w:lineRule="auto"/>
+            </w:pPr>
+            <w:r>
+              <w:rPr>
+                <w:rFonts w:ascii="Arial" w:hAnsi="Arial"/>
+                <w:sz w:val="17"/>
+              </w:rPr>
+              <w:t>Russian and Kazakh listed (Gong, 2026a)</w:t>
+            </w:r>
+          </w:p>
+        </w:tc>
+        <w:tc>
+          <w:tcPr>
+            <w:tcW w:type="dxa" w:w="2160"/>
+            <w:vAlign w:val="center"/>
+            <w:shd w:fill="FFFFFF" w:val="clear" w:color="000000"/>
+            <w:tcMar>
+              <w:top w:w="70" w:type="dxa"/>
+              <w:left w:w="80" w:type="dxa"/>
+              <w:bottom w:w="70" w:type="dxa"/>
+              <w:right w:w="80" w:type="dxa"/>
+              <w:top w:w="35" w:type="dxa"/>
+              <w:bottom w:w="35" w:type="dxa"/>
+            </w:tcMar>
+            <w:tcBorders>
+              <w:top w:val="single" w:sz="4" w:color="000000"/>
+              <w:left w:val="single" w:sz="4" w:color="000000"/>
+              <w:bottom w:val="single" w:sz="4" w:color="000000"/>
+              <w:right w:val="single" w:sz="4" w:color="000000"/>
+            </w:tcBorders>
+          </w:tcPr>
+          <w:p>
+            <w:pPr>
+              <w:spacing w:after="20" w:before="0" w:line="247" w:lineRule="auto"/>
+            </w:pPr>
+            <w:r>
+              <w:rPr>
+                <w:rFonts w:ascii="Arial" w:hAnsi="Arial"/>
+                <w:sz w:val="17"/>
+              </w:rPr>
+              <w:t>Russian in legacy guide; Kazakh and new-release parity unverified (Salesloft, 2026c)</w:t>
+            </w:r>
+          </w:p>
+        </w:tc>
+        <w:tc>
+          <w:tcPr>
+            <w:tcW w:type="dxa" w:w="2160"/>
+            <w:vAlign w:val="center"/>
+            <w:shd w:fill="FFFFFF" w:val="clear" w:color="000000"/>
+            <w:tcMar>
+              <w:top w:w="70" w:type="dxa"/>
+              <w:left w:w="80" w:type="dxa"/>
+              <w:bottom w:w="70" w:type="dxa"/>
+              <w:right w:w="80" w:type="dxa"/>
+              <w:top w:w="35" w:type="dxa"/>
+              <w:bottom w:w="35" w:type="dxa"/>
+            </w:tcMar>
+            <w:tcBorders>
+              <w:top w:val="single" w:sz="4" w:color="000000"/>
+              <w:left w:val="single" w:sz="4" w:color="000000"/>
+              <w:bottom w:val="single" w:sz="4" w:color="000000"/>
+              <w:right w:val="single" w:sz="4" w:color="000000"/>
+            </w:tcBorders>
+          </w:tcPr>
+          <w:p>
+            <w:pPr>
+              <w:spacing w:after="20" w:before="0" w:line="247" w:lineRule="auto"/>
+            </w:pPr>
+            <w:r>
+              <w:rPr>
+                <w:rFonts w:ascii="Arial" w:hAnsi="Arial"/>
+                <w:sz w:val="17"/>
+              </w:rPr>
+              <w:t>Russian and Kazakh listed (HubSpot, 2026a)</w:t>
+            </w:r>
+          </w:p>
+        </w:tc>
+        <w:tc>
+          <w:tcPr>
+            <w:tcW w:type="dxa" w:w="2160"/>
+            <w:vAlign w:val="center"/>
+            <w:shd w:fill="FFFFFF" w:val="clear" w:color="000000"/>
+            <w:tcMar>
+              <w:top w:w="70" w:type="dxa"/>
+              <w:left w:w="80" w:type="dxa"/>
+              <w:bottom w:w="70" w:type="dxa"/>
+              <w:right w:w="80" w:type="dxa"/>
+              <w:top w:w="35" w:type="dxa"/>
+              <w:bottom w:w="35" w:type="dxa"/>
+            </w:tcMar>
+            <w:tcBorders>
+              <w:top w:val="single" w:sz="4" w:color="000000"/>
+              <w:left w:val="single" w:sz="4" w:color="000000"/>
+              <w:bottom w:val="single" w:sz="4" w:color="000000"/>
+              <w:right w:val="single" w:sz="4" w:color="000000"/>
+            </w:tcBorders>
+          </w:tcPr>
+          <w:p>
+            <w:pPr>
+              <w:spacing w:after="20" w:before="0" w:line="247" w:lineRule="auto"/>
+            </w:pPr>
+            <w:r>
+              <w:rPr>
+                <w:rFonts w:ascii="Arial" w:hAnsi="Arial"/>
+                <w:sz w:val="17"/>
+              </w:rPr>
+              <w:t>Russian and Kazakh not listed in reviewed CI table (Microsoft, 2026c)</w:t>
+            </w:r>
+          </w:p>
+        </w:tc>
+      </w:tr>
+      <w:tr>
+        <w:trPr>
+          <w:cantSplit/>
+        </w:trPr>
+        <w:tc>
+          <w:tcPr>
+            <w:tcW w:type="dxa" w:w="1253"/>
+            <w:vAlign w:val="center"/>
+            <w:shd w:fill="FFFFFF" w:val="clear" w:color="000000"/>
+            <w:tcMar>
+              <w:top w:w="70" w:type="dxa"/>
+              <w:left w:w="80" w:type="dxa"/>
+              <w:bottom w:w="70" w:type="dxa"/>
+              <w:right w:w="80" w:type="dxa"/>
+              <w:top w:w="35" w:type="dxa"/>
+              <w:bottom w:w="35" w:type="dxa"/>
+            </w:tcMar>
+            <w:tcBorders>
+              <w:top w:val="single" w:sz="4" w:color="000000"/>
+              <w:left w:val="single" w:sz="4" w:color="000000"/>
+              <w:bottom w:val="single" w:sz="4" w:color="000000"/>
+              <w:right w:val="single" w:sz="4" w:color="000000"/>
+            </w:tcBorders>
+          </w:tcPr>
+          <w:p>
+            <w:pPr>
+              <w:spacing w:after="20" w:before="0" w:line="247" w:lineRule="auto"/>
+              <w:jc w:val="left"/>
+            </w:pPr>
+            <w:r>
+              <w:rPr>
+                <w:rFonts w:ascii="Arial" w:hAnsi="Arial"/>
+                <w:color w:val="000000"/>
+                <w:sz w:val="17"/>
+              </w:rPr>
+              <w:t>8 Access conditions</w:t>
+            </w:r>
+          </w:p>
+        </w:tc>
+        <w:tc>
+          <w:tcPr>
+            <w:tcW w:type="dxa" w:w="2160"/>
+            <w:vAlign w:val="center"/>
+            <w:shd w:fill="FFFFFF" w:val="clear" w:color="000000"/>
+            <w:tcMar>
+              <w:top w:w="70" w:type="dxa"/>
+              <w:left w:w="80" w:type="dxa"/>
+              <w:bottom w:w="70" w:type="dxa"/>
+              <w:right w:w="80" w:type="dxa"/>
+              <w:top w:w="35" w:type="dxa"/>
+              <w:bottom w:w="35" w:type="dxa"/>
+            </w:tcMar>
+            <w:tcBorders>
+              <w:top w:val="single" w:sz="4" w:color="000000"/>
+              <w:left w:val="single" w:sz="4" w:color="000000"/>
+              <w:bottom w:val="single" w:sz="4" w:color="000000"/>
+              <w:right w:val="single" w:sz="4" w:color="000000"/>
+            </w:tcBorders>
+          </w:tcPr>
+          <w:p>
+            <w:pPr>
+              <w:spacing w:after="20" w:before="0" w:line="247" w:lineRule="auto"/>
+            </w:pPr>
+            <w:r>
+              <w:rPr>
+                <w:rFonts w:ascii="Arial" w:hAnsi="Arial"/>
+                <w:sz w:val="17"/>
+              </w:rPr>
+              <w:t>Foundation license plus application and seat rules (Gong, 2026e)</w:t>
+            </w:r>
+          </w:p>
+        </w:tc>
+        <w:tc>
+          <w:tcPr>
+            <w:tcW w:type="dxa" w:w="2160"/>
+            <w:vAlign w:val="center"/>
+            <w:shd w:fill="FFFFFF" w:val="clear" w:color="000000"/>
+            <w:tcMar>
+              <w:top w:w="70" w:type="dxa"/>
+              <w:left w:w="80" w:type="dxa"/>
+              <w:bottom w:w="70" w:type="dxa"/>
+              <w:right w:w="80" w:type="dxa"/>
+              <w:top w:w="35" w:type="dxa"/>
+              <w:bottom w:w="35" w:type="dxa"/>
+            </w:tcMar>
+            <w:tcBorders>
+              <w:top w:val="single" w:sz="4" w:color="000000"/>
+              <w:left w:val="single" w:sz="4" w:color="000000"/>
+              <w:bottom w:val="single" w:sz="4" w:color="000000"/>
+              <w:right w:val="single" w:sz="4" w:color="000000"/>
+            </w:tcBorders>
+          </w:tcPr>
+          <w:p>
+            <w:pPr>
+              <w:spacing w:after="20" w:before="0" w:line="247" w:lineRule="auto"/>
+            </w:pPr>
+            <w:r>
+              <w:rPr>
+                <w:rFonts w:ascii="Arial" w:hAnsi="Arial"/>
+                <w:sz w:val="17"/>
+              </w:rPr>
+              <w:t>Admin setup and advanced AI conditions for Topics (Salesloft, 2026d)</w:t>
+            </w:r>
+          </w:p>
+        </w:tc>
+        <w:tc>
+          <w:tcPr>
+            <w:tcW w:type="dxa" w:w="2160"/>
+            <w:vAlign w:val="center"/>
+            <w:shd w:fill="FFFFFF" w:val="clear" w:color="000000"/>
+            <w:tcMar>
+              <w:top w:w="70" w:type="dxa"/>
+              <w:left w:w="80" w:type="dxa"/>
+              <w:bottom w:w="70" w:type="dxa"/>
+              <w:right w:w="80" w:type="dxa"/>
+              <w:top w:w="35" w:type="dxa"/>
+              <w:bottom w:w="35" w:type="dxa"/>
+            </w:tcMar>
+            <w:tcBorders>
+              <w:top w:val="single" w:sz="4" w:color="000000"/>
+              <w:left w:val="single" w:sz="4" w:color="000000"/>
+              <w:bottom w:val="single" w:sz="4" w:color="000000"/>
+              <w:right w:val="single" w:sz="4" w:color="000000"/>
+            </w:tcBorders>
+          </w:tcPr>
+          <w:p>
+            <w:pPr>
+              <w:spacing w:after="20" w:before="0" w:line="247" w:lineRule="auto"/>
+            </w:pPr>
+            <w:r>
+              <w:rPr>
+                <w:rFonts w:ascii="Arial" w:hAnsi="Arial"/>
+                <w:sz w:val="17"/>
+              </w:rPr>
+              <w:t>Professional or Enterprise seats; Enterprise term reporting (HubSpot, 2026b)</w:t>
+            </w:r>
+          </w:p>
+        </w:tc>
+        <w:tc>
+          <w:tcPr>
+            <w:tcW w:type="dxa" w:w="2160"/>
+            <w:vAlign w:val="center"/>
+            <w:shd w:fill="FFFFFF" w:val="clear" w:color="000000"/>
+            <w:tcMar>
+              <w:top w:w="70" w:type="dxa"/>
+              <w:left w:w="80" w:type="dxa"/>
+              <w:bottom w:w="70" w:type="dxa"/>
+              <w:right w:w="80" w:type="dxa"/>
+              <w:top w:w="35" w:type="dxa"/>
+              <w:bottom w:w="35" w:type="dxa"/>
+            </w:tcMar>
+            <w:tcBorders>
+              <w:top w:val="single" w:sz="4" w:color="000000"/>
+              <w:left w:val="single" w:sz="4" w:color="000000"/>
+              <w:bottom w:val="single" w:sz="4" w:color="000000"/>
+              <w:right w:val="single" w:sz="4" w:color="000000"/>
+            </w:tcBorders>
+          </w:tcPr>
+          <w:p>
+            <w:pPr>
+              <w:spacing w:after="20" w:before="0" w:line="247" w:lineRule="auto"/>
+            </w:pPr>
+            <w:r>
+              <w:rPr>
+                <w:rFonts w:ascii="Arial" w:hAnsi="Arial"/>
+                <w:sz w:val="17"/>
+              </w:rPr>
+              <w:t>Eligible license setup and region/language rules (Microsoft, 2026a, 2026b)</w:t>
+            </w:r>
+          </w:p>
+        </w:tc>
+      </w:tr>
+    </w:tbl>
+    <w:tbl>
+      <w:tblPr>
+        <w:tblW w:type="auto" w:w="0"/>
+        <w:jc w:val="center"/>
+        <w:tblLayout w:type="fixed"/>
+        <w:tblLook w:firstColumn="1" w:firstRow="1" w:lastColumn="0" w:lastRow="0" w:noHBand="0" w:noVBand="1" w:val="04A0"/>
+      </w:tblPr>
+      <w:tblGrid>
+        <w:gridCol w:w="1080"/>
+        <w:gridCol w:w="2016"/>
+        <w:gridCol w:w="2016"/>
+        <w:gridCol w:w="2016"/>
+        <w:gridCol w:w="2765"/>
+      </w:tblGrid>
+      <w:tr>
+        <w:trPr>
+          <w:cantSplit/>
+          <w:tblHeader w:val="true"/>
+        </w:trPr>
+        <w:tc>
+          <w:tcPr>
+            <w:tcW w:type="dxa" w:w="1080"/>
+            <w:vAlign w:val="center"/>
+            <w:shd w:fill="FFFFFF" w:val="clear" w:color="000000"/>
+            <w:tcMar>
+              <w:top w:w="70" w:type="dxa"/>
+              <w:left w:w="80" w:type="dxa"/>
+              <w:bottom w:w="70" w:type="dxa"/>
+              <w:right w:w="80" w:type="dxa"/>
+              <w:top w:w="35" w:type="dxa"/>
+              <w:bottom w:w="35" w:type="dxa"/>
+            </w:tcMar>
+            <w:tcBorders>
+              <w:top w:val="single" w:sz="4" w:color="000000"/>
+              <w:left w:val="single" w:sz="4" w:color="000000"/>
+              <w:bottom w:val="single" w:sz="4" w:color="000000"/>
+              <w:right w:val="single" w:sz="4" w:color="000000"/>
+            </w:tcBorders>
+          </w:tcPr>
+          <w:p>
+            <w:pPr>
+              <w:spacing w:after="20" w:before="0" w:line="247" w:lineRule="auto"/>
+              <w:jc w:val="left"/>
+            </w:pPr>
+            <w:r>
+              <w:rPr>
+                <w:rFonts w:ascii="Arial" w:hAnsi="Arial"/>
+                <w:b/>
+                <w:color w:val="000000"/>
+                <w:sz w:val="17"/>
+              </w:rPr>
+              <w:t>Decision</w:t>
+            </w:r>
+          </w:p>
+        </w:tc>
+        <w:tc>
+          <w:tcPr>
+            <w:tcW w:type="dxa" w:w="2016"/>
+            <w:vAlign w:val="center"/>
+            <w:shd w:fill="FFFFFF" w:val="clear" w:color="000000"/>
+            <w:tcMar>
+              <w:top w:w="70" w:type="dxa"/>
+              <w:left w:w="80" w:type="dxa"/>
+              <w:bottom w:w="70" w:type="dxa"/>
+              <w:right w:w="80" w:type="dxa"/>
+              <w:top w:w="35" w:type="dxa"/>
+              <w:bottom w:w="35" w:type="dxa"/>
+            </w:tcMar>
+            <w:tcBorders>
+              <w:top w:val="single" w:sz="4" w:color="000000"/>
+              <w:left w:val="single" w:sz="4" w:color="000000"/>
+              <w:bottom w:val="single" w:sz="4" w:color="000000"/>
+              <w:right w:val="single" w:sz="4" w:color="000000"/>
+            </w:tcBorders>
+          </w:tcPr>
+          <w:p>
+            <w:pPr>
+              <w:spacing w:after="20" w:before="0" w:line="247" w:lineRule="auto"/>
+            </w:pPr>
+            <w:r>
+              <w:rPr>
+                <w:rFonts w:ascii="Arial" w:hAnsi="Arial"/>
+                <w:b/>
+                <w:color w:val="000000"/>
+                <w:sz w:val="17"/>
+              </w:rPr>
+              <w:t>Alternative A</w:t>
+            </w:r>
+          </w:p>
+        </w:tc>
+        <w:tc>
+          <w:tcPr>
+            <w:tcW w:type="dxa" w:w="2016"/>
+            <w:vAlign w:val="center"/>
+            <w:shd w:fill="FFFFFF" w:val="clear" w:color="000000"/>
+            <w:tcMar>
+              <w:top w:w="70" w:type="dxa"/>
+              <w:left w:w="80" w:type="dxa"/>
+              <w:bottom w:w="70" w:type="dxa"/>
+              <w:right w:w="80" w:type="dxa"/>
+              <w:top w:w="35" w:type="dxa"/>
+              <w:bottom w:w="35" w:type="dxa"/>
+            </w:tcMar>
+            <w:tcBorders>
+              <w:top w:val="single" w:sz="4" w:color="000000"/>
+              <w:left w:val="single" w:sz="4" w:color="000000"/>
+              <w:bottom w:val="single" w:sz="4" w:color="000000"/>
+              <w:right w:val="single" w:sz="4" w:color="000000"/>
+            </w:tcBorders>
+          </w:tcPr>
+          <w:p>
+            <w:pPr>
+              <w:spacing w:after="20" w:before="0" w:line="247" w:lineRule="auto"/>
+            </w:pPr>
+            <w:r>
+              <w:rPr>
+                <w:rFonts w:ascii="Arial" w:hAnsi="Arial"/>
+                <w:b/>
+                <w:color w:val="000000"/>
+                <w:sz w:val="17"/>
+              </w:rPr>
+              <w:t>Alternative B</w:t>
+            </w:r>
+          </w:p>
+        </w:tc>
+        <w:tc>
+          <w:tcPr>
+            <w:tcW w:type="dxa" w:w="2016"/>
+            <w:vAlign w:val="center"/>
+            <w:shd w:fill="FFFFFF" w:val="clear" w:color="000000"/>
+            <w:tcMar>
+              <w:top w:w="70" w:type="dxa"/>
+              <w:left w:w="80" w:type="dxa"/>
+              <w:bottom w:w="70" w:type="dxa"/>
+              <w:right w:w="80" w:type="dxa"/>
+              <w:top w:w="35" w:type="dxa"/>
+              <w:bottom w:w="35" w:type="dxa"/>
+            </w:tcMar>
+            <w:tcBorders>
+              <w:top w:val="single" w:sz="4" w:color="000000"/>
+              <w:left w:val="single" w:sz="4" w:color="000000"/>
+              <w:bottom w:val="single" w:sz="4" w:color="000000"/>
+              <w:right w:val="single" w:sz="4" w:color="000000"/>
+            </w:tcBorders>
+          </w:tcPr>
+          <w:p>
+            <w:pPr>
+              <w:spacing w:after="20" w:before="0" w:line="247" w:lineRule="auto"/>
+            </w:pPr>
+            <w:r>
+              <w:rPr>
+                <w:rFonts w:ascii="Arial" w:hAnsi="Arial"/>
+                <w:b/>
+                <w:color w:val="000000"/>
+                <w:sz w:val="17"/>
+              </w:rPr>
+              <w:t>Alternative C</w:t>
+            </w:r>
+          </w:p>
+        </w:tc>
+        <w:tc>
+          <w:tcPr>
+            <w:tcW w:type="dxa" w:w="2765"/>
+            <w:vAlign w:val="center"/>
+            <w:shd w:fill="FFFFFF" w:val="clear" w:color="000000"/>
+            <w:tcMar>
+              <w:top w:w="70" w:type="dxa"/>
+              <w:left w:w="80" w:type="dxa"/>
+              <w:bottom w:w="70" w:type="dxa"/>
+              <w:right w:w="80" w:type="dxa"/>
+              <w:top w:w="35" w:type="dxa"/>
+              <w:bottom w:w="35" w:type="dxa"/>
+            </w:tcMar>
+            <w:tcBorders>
+              <w:top w:val="single" w:sz="4" w:color="000000"/>
+              <w:left w:val="single" w:sz="4" w:color="000000"/>
+              <w:bottom w:val="single" w:sz="4" w:color="000000"/>
+              <w:right w:val="single" w:sz="4" w:color="000000"/>
+            </w:tcBorders>
+          </w:tcPr>
+          <w:p>
+            <w:pPr>
+              <w:spacing w:after="20" w:before="0" w:line="247" w:lineRule="auto"/>
+            </w:pPr>
+            <w:r>
+              <w:rPr>
+                <w:rFonts w:ascii="Arial" w:hAnsi="Arial"/>
+                <w:b/>
+                <w:color w:val="000000"/>
+                <w:sz w:val="17"/>
+              </w:rPr>
+              <w:t>Proposed choice and reason</w:t>
+            </w:r>
+          </w:p>
+        </w:tc>
+      </w:tr>
+      <w:tr>
+        <w:trPr>
+          <w:cantSplit/>
+        </w:trPr>
+        <w:tc>
+          <w:tcPr>
+            <w:tcW w:type="dxa" w:w="1080"/>
+            <w:vAlign w:val="center"/>
+            <w:shd w:fill="FFFFFF" w:val="clear" w:color="000000"/>
+            <w:tcMar>
+              <w:top w:w="70" w:type="dxa"/>
+              <w:left w:w="80" w:type="dxa"/>
+              <w:bottom w:w="70" w:type="dxa"/>
+              <w:right w:w="80" w:type="dxa"/>
+              <w:top w:w="35" w:type="dxa"/>
+              <w:bottom w:w="35" w:type="dxa"/>
+            </w:tcMar>
+            <w:tcBorders>
+              <w:top w:val="single" w:sz="4" w:color="000000"/>
+              <w:left w:val="single" w:sz="4" w:color="000000"/>
+              <w:bottom w:val="single" w:sz="4" w:color="000000"/>
+              <w:right w:val="single" w:sz="4" w:color="000000"/>
+            </w:tcBorders>
+          </w:tcPr>
+          <w:p>
+            <w:pPr>
+              <w:spacing w:after="20" w:before="0" w:line="247" w:lineRule="auto"/>
+              <w:jc w:val="left"/>
+            </w:pPr>
+            <w:r>
+              <w:rPr>
+                <w:rFonts w:ascii="Arial" w:hAnsi="Arial"/>
+                <w:color w:val="000000"/>
+                <w:sz w:val="17"/>
+              </w:rPr>
+              <w:t>Backend</w:t>
+            </w:r>
+          </w:p>
+        </w:tc>
+        <w:tc>
+          <w:tcPr>
+            <w:tcW w:type="dxa" w:w="2016"/>
+            <w:vAlign w:val="center"/>
+            <w:shd w:fill="FFFFFF" w:val="clear" w:color="000000"/>
+            <w:tcMar>
+              <w:top w:w="70" w:type="dxa"/>
+              <w:left w:w="80" w:type="dxa"/>
+              <w:bottom w:w="70" w:type="dxa"/>
+              <w:right w:w="80" w:type="dxa"/>
+              <w:top w:w="35" w:type="dxa"/>
+              <w:bottom w:w="35" w:type="dxa"/>
+            </w:tcMar>
+            <w:tcBorders>
+              <w:top w:val="single" w:sz="4" w:color="000000"/>
+              <w:left w:val="single" w:sz="4" w:color="000000"/>
+              <w:bottom w:val="single" w:sz="4" w:color="000000"/>
+              <w:right w:val="single" w:sz="4" w:color="000000"/>
+            </w:tcBorders>
+          </w:tcPr>
+          <w:p>
+            <w:pPr>
+              <w:spacing w:after="20" w:before="0" w:line="247" w:lineRule="auto"/>
+            </w:pPr>
+            <w:r>
+              <w:rPr>
+                <w:rFonts w:ascii="Arial" w:hAnsi="Arial"/>
+                <w:sz w:val="17"/>
+              </w:rPr>
+              <w:t>FastAPI: typed validation and OpenAPI; data/admin structure added separately (FastAPI, n.d.-b)</w:t>
+            </w:r>
+          </w:p>
+        </w:tc>
+        <w:tc>
+          <w:tcPr>
+            <w:tcW w:type="dxa" w:w="2016"/>
+            <w:vAlign w:val="center"/>
+            <w:shd w:fill="FFFFFF" w:val="clear" w:color="000000"/>
+            <w:tcMar>
+              <w:top w:w="70" w:type="dxa"/>
+              <w:left w:w="80" w:type="dxa"/>
+              <w:bottom w:w="70" w:type="dxa"/>
+              <w:right w:w="80" w:type="dxa"/>
+              <w:top w:w="35" w:type="dxa"/>
+              <w:bottom w:w="35" w:type="dxa"/>
+            </w:tcMar>
+            <w:tcBorders>
+              <w:top w:val="single" w:sz="4" w:color="000000"/>
+              <w:left w:val="single" w:sz="4" w:color="000000"/>
+              <w:bottom w:val="single" w:sz="4" w:color="000000"/>
+              <w:right w:val="single" w:sz="4" w:color="000000"/>
+            </w:tcBorders>
+          </w:tcPr>
+          <w:p>
+            <w:pPr>
+              <w:spacing w:after="20" w:before="0" w:line="247" w:lineRule="auto"/>
+            </w:pPr>
+            <w:r>
+              <w:rPr>
+                <w:rFonts w:ascii="Arial" w:hAnsi="Arial"/>
+                <w:sz w:val="17"/>
+              </w:rPr>
+              <w:t>Django: ORM and an integrated admin interface (Django Software Foundation, n.d.)</w:t>
+            </w:r>
+          </w:p>
+        </w:tc>
+        <w:tc>
+          <w:tcPr>
+            <w:tcW w:type="dxa" w:w="2016"/>
+            <w:vAlign w:val="center"/>
+            <w:shd w:fill="FFFFFF" w:val="clear" w:color="000000"/>
+            <w:tcMar>
+              <w:top w:w="70" w:type="dxa"/>
+              <w:left w:w="80" w:type="dxa"/>
+              <w:bottom w:w="70" w:type="dxa"/>
+              <w:right w:w="80" w:type="dxa"/>
+              <w:top w:w="35" w:type="dxa"/>
+              <w:bottom w:w="35" w:type="dxa"/>
+            </w:tcMar>
+            <w:tcBorders>
+              <w:top w:val="single" w:sz="4" w:color="000000"/>
+              <w:left w:val="single" w:sz="4" w:color="000000"/>
+              <w:bottom w:val="single" w:sz="4" w:color="000000"/>
+              <w:right w:val="single" w:sz="4" w:color="000000"/>
+            </w:tcBorders>
+          </w:tcPr>
+          <w:p>
+            <w:pPr>
+              <w:spacing w:after="20" w:before="0" w:line="247" w:lineRule="auto"/>
+            </w:pPr>
+            <w:r>
+              <w:rPr>
+                <w:rFonts w:ascii="Arial" w:hAnsi="Arial"/>
+                <w:sz w:val="17"/>
+              </w:rPr>
+              <w:t>NestJS: TypeScript modules; Python inference usually separate (NestJS, n.d.)</w:t>
+            </w:r>
+          </w:p>
+        </w:tc>
+        <w:tc>
+          <w:tcPr>
+            <w:tcW w:type="dxa" w:w="2765"/>
+            <w:vAlign w:val="center"/>
+            <w:shd w:fill="FFFFFF" w:val="clear" w:color="000000"/>
+            <w:tcMar>
+              <w:top w:w="70" w:type="dxa"/>
+              <w:left w:w="80" w:type="dxa"/>
+              <w:bottom w:w="70" w:type="dxa"/>
+              <w:right w:w="80" w:type="dxa"/>
+              <w:top w:w="35" w:type="dxa"/>
+              <w:bottom w:w="35" w:type="dxa"/>
+            </w:tcMar>
+            <w:tcBorders>
+              <w:top w:val="single" w:sz="4" w:color="000000"/>
+              <w:left w:val="single" w:sz="4" w:color="000000"/>
+              <w:bottom w:val="single" w:sz="4" w:color="000000"/>
+              <w:right w:val="single" w:sz="4" w:color="000000"/>
+            </w:tcBorders>
+          </w:tcPr>
+          <w:p>
+            <w:pPr>
+              <w:spacing w:after="20" w:before="0" w:line="247" w:lineRule="auto"/>
+            </w:pPr>
+            <w:r>
+              <w:rPr>
+                <w:rFonts w:ascii="Arial" w:hAnsi="Arial"/>
+                <w:color w:val="000000"/>
+                <w:sz w:val="17"/>
+              </w:rPr>
+              <w:t>FastAPI keeps API and speech/evaluation tooling in Python. Revisit if team experience favours another framework.</w:t>
+            </w:r>
+          </w:p>
+        </w:tc>
+      </w:tr>
+      <w:tr>
+        <w:trPr>
+          <w:cantSplit/>
+        </w:trPr>
+        <w:tc>
+          <w:tcPr>
+            <w:tcW w:type="dxa" w:w="1080"/>
+            <w:vAlign w:val="center"/>
+            <w:shd w:fill="FFFFFF" w:val="clear" w:color="000000"/>
+            <w:tcMar>
+              <w:top w:w="70" w:type="dxa"/>
+              <w:left w:w="80" w:type="dxa"/>
+              <w:bottom w:w="70" w:type="dxa"/>
+              <w:right w:w="80" w:type="dxa"/>
+              <w:top w:w="35" w:type="dxa"/>
+              <w:bottom w:w="35" w:type="dxa"/>
+            </w:tcMar>
+            <w:tcBorders>
+              <w:top w:val="single" w:sz="4" w:color="000000"/>
+              <w:left w:val="single" w:sz="4" w:color="000000"/>
+              <w:bottom w:val="single" w:sz="4" w:color="000000"/>
+              <w:right w:val="single" w:sz="4" w:color="000000"/>
+            </w:tcBorders>
+          </w:tcPr>
+          <w:p>
+            <w:pPr>
+              <w:spacing w:after="20" w:before="0" w:line="247" w:lineRule="auto"/>
+              <w:jc w:val="left"/>
+            </w:pPr>
+            <w:r>
+              <w:rPr>
+                <w:rFonts w:ascii="Arial" w:hAnsi="Arial"/>
+                <w:color w:val="000000"/>
+                <w:sz w:val="17"/>
+              </w:rPr>
+              <w:t>Database</w:t>
+            </w:r>
+          </w:p>
+        </w:tc>
+        <w:tc>
+          <w:tcPr>
+            <w:tcW w:type="dxa" w:w="2016"/>
+            <w:vAlign w:val="center"/>
+            <w:shd w:fill="FFFFFF" w:val="clear" w:color="000000"/>
+            <w:tcMar>
+              <w:top w:w="70" w:type="dxa"/>
+              <w:left w:w="80" w:type="dxa"/>
+              <w:bottom w:w="70" w:type="dxa"/>
+              <w:right w:w="80" w:type="dxa"/>
+              <w:top w:w="35" w:type="dxa"/>
+              <w:bottom w:w="35" w:type="dxa"/>
+            </w:tcMar>
+            <w:tcBorders>
+              <w:top w:val="single" w:sz="4" w:color="000000"/>
+              <w:left w:val="single" w:sz="4" w:color="000000"/>
+              <w:bottom w:val="single" w:sz="4" w:color="000000"/>
+              <w:right w:val="single" w:sz="4" w:color="000000"/>
+            </w:tcBorders>
+          </w:tcPr>
+          <w:p>
+            <w:pPr>
+              <w:spacing w:after="20" w:before="0" w:line="247" w:lineRule="auto"/>
+            </w:pPr>
+            <w:r>
+              <w:rPr>
+                <w:rFonts w:ascii="Arial" w:hAnsi="Arial"/>
+                <w:sz w:val="17"/>
+              </w:rPr>
+              <w:t>PostgreSQL: explicit relationships, constraints and JSONB (PostgreSQL Global Development Group, n.d.-a, n.d.-b)</w:t>
+            </w:r>
+          </w:p>
+        </w:tc>
+        <w:tc>
+          <w:tcPr>
+            <w:tcW w:type="dxa" w:w="2016"/>
+            <w:vAlign w:val="center"/>
+            <w:shd w:fill="FFFFFF" w:val="clear" w:color="000000"/>
+            <w:tcMar>
+              <w:top w:w="70" w:type="dxa"/>
+              <w:left w:w="80" w:type="dxa"/>
+              <w:bottom w:w="70" w:type="dxa"/>
+              <w:right w:w="80" w:type="dxa"/>
+              <w:top w:w="35" w:type="dxa"/>
+              <w:bottom w:w="35" w:type="dxa"/>
+            </w:tcMar>
+            <w:tcBorders>
+              <w:top w:val="single" w:sz="4" w:color="000000"/>
+              <w:left w:val="single" w:sz="4" w:color="000000"/>
+              <w:bottom w:val="single" w:sz="4" w:color="000000"/>
+              <w:right w:val="single" w:sz="4" w:color="000000"/>
+            </w:tcBorders>
+          </w:tcPr>
+          <w:p>
+            <w:pPr>
+              <w:spacing w:after="20" w:before="0" w:line="247" w:lineRule="auto"/>
+            </w:pPr>
+            <w:r>
+              <w:rPr>
+                <w:rFonts w:ascii="Arial" w:hAnsi="Arial"/>
+                <w:sz w:val="17"/>
+              </w:rPr>
+              <w:t>SQLite: simple embedded setup; single writer (SQLite, n.d.)</w:t>
+            </w:r>
+          </w:p>
+        </w:tc>
+        <w:tc>
+          <w:tcPr>
+            <w:tcW w:type="dxa" w:w="2016"/>
+            <w:vAlign w:val="center"/>
+            <w:shd w:fill="FFFFFF" w:val="clear" w:color="000000"/>
+            <w:tcMar>
+              <w:top w:w="70" w:type="dxa"/>
+              <w:left w:w="80" w:type="dxa"/>
+              <w:bottom w:w="70" w:type="dxa"/>
+              <w:right w:w="80" w:type="dxa"/>
+              <w:top w:w="35" w:type="dxa"/>
+              <w:bottom w:w="35" w:type="dxa"/>
+            </w:tcMar>
+            <w:tcBorders>
+              <w:top w:val="single" w:sz="4" w:color="000000"/>
+              <w:left w:val="single" w:sz="4" w:color="000000"/>
+              <w:bottom w:val="single" w:sz="4" w:color="000000"/>
+              <w:right w:val="single" w:sz="4" w:color="000000"/>
+            </w:tcBorders>
+          </w:tcPr>
+          <w:p>
+            <w:pPr>
+              <w:spacing w:after="20" w:before="0" w:line="247" w:lineRule="auto"/>
+            </w:pPr>
+            <w:r>
+              <w:rPr>
+                <w:rFonts w:ascii="Arial" w:hAnsi="Arial"/>
+                <w:sz w:val="17"/>
+              </w:rPr>
+              <w:t>MongoDB: document flexibility; links/access patterns require deliberate design (MongoDB, n.d.)</w:t>
+            </w:r>
+          </w:p>
+        </w:tc>
+        <w:tc>
+          <w:tcPr>
+            <w:tcW w:type="dxa" w:w="2765"/>
+            <w:vAlign w:val="center"/>
+            <w:shd w:fill="FFFFFF" w:val="clear" w:color="000000"/>
+            <w:tcMar>
+              <w:top w:w="70" w:type="dxa"/>
+              <w:left w:w="80" w:type="dxa"/>
+              <w:bottom w:w="70" w:type="dxa"/>
+              <w:right w:w="80" w:type="dxa"/>
+              <w:top w:w="35" w:type="dxa"/>
+              <w:bottom w:w="35" w:type="dxa"/>
+            </w:tcMar>
+            <w:tcBorders>
+              <w:top w:val="single" w:sz="4" w:color="000000"/>
+              <w:left w:val="single" w:sz="4" w:color="000000"/>
+              <w:bottom w:val="single" w:sz="4" w:color="000000"/>
+              <w:right w:val="single" w:sz="4" w:color="000000"/>
+            </w:tcBorders>
+          </w:tcPr>
+          <w:p>
+            <w:pPr>
+              <w:spacing w:after="20" w:before="0" w:line="247" w:lineRule="auto"/>
+            </w:pPr>
+            <w:r>
+              <w:rPr>
+                <w:rFonts w:ascii="Arial" w:hAnsi="Arial"/>
+                <w:color w:val="000000"/>
+                <w:sz w:val="17"/>
+              </w:rPr>
+              <w:t>PostgreSQL suits shared deal/call relationships and versioned metadata. SQLite is reasonable for an offline single-user demo.</w:t>
+            </w:r>
+          </w:p>
+        </w:tc>
+      </w:tr>
+      <w:tr>
+        <w:trPr>
+          <w:cantSplit/>
+        </w:trPr>
+        <w:tc>
+          <w:tcPr>
+            <w:tcW w:type="dxa" w:w="1080"/>
+            <w:vAlign w:val="center"/>
+            <w:shd w:fill="FFFFFF" w:val="clear" w:color="000000"/>
+            <w:tcMar>
+              <w:top w:w="70" w:type="dxa"/>
+              <w:left w:w="80" w:type="dxa"/>
+              <w:bottom w:w="70" w:type="dxa"/>
+              <w:right w:w="80" w:type="dxa"/>
+              <w:top w:w="35" w:type="dxa"/>
+              <w:bottom w:w="35" w:type="dxa"/>
+            </w:tcMar>
+            <w:tcBorders>
+              <w:top w:val="single" w:sz="4" w:color="000000"/>
+              <w:left w:val="single" w:sz="4" w:color="000000"/>
+              <w:bottom w:val="single" w:sz="4" w:color="000000"/>
+              <w:right w:val="single" w:sz="4" w:color="000000"/>
+            </w:tcBorders>
+          </w:tcPr>
+          <w:p>
+            <w:pPr>
+              <w:spacing w:after="20" w:before="0" w:line="247" w:lineRule="auto"/>
+              <w:jc w:val="left"/>
+            </w:pPr>
+            <w:r>
+              <w:rPr>
+                <w:rFonts w:ascii="Arial" w:hAnsi="Arial"/>
+                <w:color w:val="000000"/>
+                <w:sz w:val="17"/>
+              </w:rPr>
+              <w:t>Speech recognition</w:t>
+            </w:r>
+          </w:p>
+        </w:tc>
+        <w:tc>
+          <w:tcPr>
+            <w:tcW w:type="dxa" w:w="2016"/>
+            <w:vAlign w:val="center"/>
+            <w:shd w:fill="FFFFFF" w:val="clear" w:color="000000"/>
+            <w:tcMar>
+              <w:top w:w="70" w:type="dxa"/>
+              <w:left w:w="80" w:type="dxa"/>
+              <w:bottom w:w="70" w:type="dxa"/>
+              <w:right w:w="80" w:type="dxa"/>
+              <w:top w:w="35" w:type="dxa"/>
+              <w:bottom w:w="35" w:type="dxa"/>
+            </w:tcMar>
+            <w:tcBorders>
+              <w:top w:val="single" w:sz="4" w:color="000000"/>
+              <w:left w:val="single" w:sz="4" w:color="000000"/>
+              <w:bottom w:val="single" w:sz="4" w:color="000000"/>
+              <w:right w:val="single" w:sz="4" w:color="000000"/>
+            </w:tcBorders>
+          </w:tcPr>
+          <w:p>
+            <w:pPr>
+              <w:spacing w:after="20" w:before="0" w:line="247" w:lineRule="auto"/>
+            </w:pPr>
+            <w:r>
+              <w:rPr>
+                <w:rFonts w:ascii="Arial" w:hAnsi="Arial"/>
+                <w:sz w:val="17"/>
+              </w:rPr>
+              <w:t>Local Whisper: versioned multilingual models; requires suitable compute (OpenAI, n.d.)</w:t>
+            </w:r>
+          </w:p>
+        </w:tc>
+        <w:tc>
+          <w:tcPr>
+            <w:tcW w:type="dxa" w:w="2016"/>
+            <w:vAlign w:val="center"/>
+            <w:shd w:fill="FFFFFF" w:val="clear" w:color="000000"/>
+            <w:tcMar>
+              <w:top w:w="70" w:type="dxa"/>
+              <w:left w:w="80" w:type="dxa"/>
+              <w:bottom w:w="70" w:type="dxa"/>
+              <w:right w:w="80" w:type="dxa"/>
+              <w:top w:w="35" w:type="dxa"/>
+              <w:bottom w:w="35" w:type="dxa"/>
+            </w:tcMar>
+            <w:tcBorders>
+              <w:top w:val="single" w:sz="4" w:color="000000"/>
+              <w:left w:val="single" w:sz="4" w:color="000000"/>
+              <w:bottom w:val="single" w:sz="4" w:color="000000"/>
+              <w:right w:val="single" w:sz="4" w:color="000000"/>
+            </w:tcBorders>
+          </w:tcPr>
+          <w:p>
+            <w:pPr>
+              <w:spacing w:after="20" w:before="0" w:line="247" w:lineRule="auto"/>
+            </w:pPr>
+            <w:r>
+              <w:rPr>
+                <w:rFonts w:ascii="Arial" w:hAnsi="Arial"/>
+                <w:sz w:val="17"/>
+              </w:rPr>
+              <w:t>Azure Speech: managed batch/real-time options; language/region conditions (Microsoft, 2026e)</w:t>
+            </w:r>
+          </w:p>
+        </w:tc>
+        <w:tc>
+          <w:tcPr>
+            <w:tcW w:type="dxa" w:w="2016"/>
+            <w:vAlign w:val="center"/>
+            <w:shd w:fill="FFFFFF" w:val="clear" w:color="000000"/>
+            <w:tcMar>
+              <w:top w:w="70" w:type="dxa"/>
+              <w:left w:w="80" w:type="dxa"/>
+              <w:bottom w:w="70" w:type="dxa"/>
+              <w:right w:w="80" w:type="dxa"/>
+              <w:top w:w="35" w:type="dxa"/>
+              <w:bottom w:w="35" w:type="dxa"/>
+            </w:tcMar>
+            <w:tcBorders>
+              <w:top w:val="single" w:sz="4" w:color="000000"/>
+              <w:left w:val="single" w:sz="4" w:color="000000"/>
+              <w:bottom w:val="single" w:sz="4" w:color="000000"/>
+              <w:right w:val="single" w:sz="4" w:color="000000"/>
+            </w:tcBorders>
+          </w:tcPr>
+          <w:p>
+            <w:pPr>
+              <w:spacing w:after="20" w:before="0" w:line="247" w:lineRule="auto"/>
+            </w:pPr>
+            <w:r>
+              <w:rPr>
+                <w:rFonts w:ascii="Arial" w:hAnsi="Arial"/>
+                <w:sz w:val="17"/>
+              </w:rPr>
+              <w:t>Google Cloud STT: managed batch processing and language/model matrix (Google Cloud, 2026a, 2026b)</w:t>
+            </w:r>
+          </w:p>
+        </w:tc>
+        <w:tc>
+          <w:tcPr>
+            <w:tcW w:type="dxa" w:w="2765"/>
+            <w:vAlign w:val="center"/>
+            <w:shd w:fill="FFFFFF" w:val="clear" w:color="000000"/>
+            <w:tcMar>
+              <w:top w:w="70" w:type="dxa"/>
+              <w:left w:w="80" w:type="dxa"/>
+              <w:bottom w:w="70" w:type="dxa"/>
+              <w:right w:w="80" w:type="dxa"/>
+              <w:top w:w="35" w:type="dxa"/>
+              <w:bottom w:w="35" w:type="dxa"/>
+            </w:tcMar>
+            <w:tcBorders>
+              <w:top w:val="single" w:sz="4" w:color="000000"/>
+              <w:left w:val="single" w:sz="4" w:color="000000"/>
+              <w:bottom w:val="single" w:sz="4" w:color="000000"/>
+              <w:right w:val="single" w:sz="4" w:color="000000"/>
+            </w:tcBorders>
+          </w:tcPr>
+          <w:p>
+            <w:pPr>
+              <w:spacing w:after="20" w:before="0" w:line="247" w:lineRule="auto"/>
+            </w:pPr>
+            <w:r>
+              <w:rPr>
+                <w:rFonts w:ascii="Arial" w:hAnsi="Arial"/>
+                <w:color w:val="000000"/>
+                <w:sz w:val="17"/>
+              </w:rPr>
+              <w:t>Local Whisper is the baseline. Choose size after measuring quality, speed and memory; retain an adapter for a permitted cloud comparison.</w:t>
+            </w:r>
+          </w:p>
+        </w:tc>
+      </w:tr>
+      <w:tr>
+        <w:trPr>
+          <w:cantSplit/>
+        </w:trPr>
+        <w:tc>
+          <w:tcPr>
+            <w:tcW w:type="dxa" w:w="1080"/>
+            <w:vAlign w:val="center"/>
+            <w:shd w:fill="FFFFFF" w:val="clear" w:color="000000"/>
+            <w:tcMar>
+              <w:top w:w="70" w:type="dxa"/>
+              <w:left w:w="80" w:type="dxa"/>
+              <w:bottom w:w="70" w:type="dxa"/>
+              <w:right w:w="80" w:type="dxa"/>
+              <w:top w:w="35" w:type="dxa"/>
+              <w:bottom w:w="35" w:type="dxa"/>
+            </w:tcMar>
+            <w:tcBorders>
+              <w:top w:val="single" w:sz="4" w:color="000000"/>
+              <w:left w:val="single" w:sz="4" w:color="000000"/>
+              <w:bottom w:val="single" w:sz="4" w:color="000000"/>
+              <w:right w:val="single" w:sz="4" w:color="000000"/>
+            </w:tcBorders>
+          </w:tcPr>
+          <w:p>
+            <w:pPr>
+              <w:spacing w:after="20" w:before="0" w:line="247" w:lineRule="auto"/>
+              <w:jc w:val="left"/>
+            </w:pPr>
+            <w:r>
+              <w:rPr>
+                <w:rFonts w:ascii="Arial" w:hAnsi="Arial"/>
+                <w:color w:val="000000"/>
+                <w:sz w:val="17"/>
+              </w:rPr>
+              <w:t>Job processing</w:t>
+            </w:r>
+          </w:p>
+        </w:tc>
+        <w:tc>
+          <w:tcPr>
+            <w:tcW w:type="dxa" w:w="2016"/>
+            <w:vAlign w:val="center"/>
+            <w:shd w:fill="FFFFFF" w:val="clear" w:color="000000"/>
+            <w:tcMar>
+              <w:top w:w="70" w:type="dxa"/>
+              <w:left w:w="80" w:type="dxa"/>
+              <w:bottom w:w="70" w:type="dxa"/>
+              <w:right w:w="80" w:type="dxa"/>
+              <w:top w:w="35" w:type="dxa"/>
+              <w:bottom w:w="35" w:type="dxa"/>
+            </w:tcMar>
+            <w:tcBorders>
+              <w:top w:val="single" w:sz="4" w:color="000000"/>
+              <w:left w:val="single" w:sz="4" w:color="000000"/>
+              <w:bottom w:val="single" w:sz="4" w:color="000000"/>
+              <w:right w:val="single" w:sz="4" w:color="000000"/>
+            </w:tcBorders>
+          </w:tcPr>
+          <w:p>
+            <w:pPr>
+              <w:spacing w:after="20" w:before="0" w:line="247" w:lineRule="auto"/>
+            </w:pPr>
+            <w:r>
+              <w:rPr>
+                <w:rFonts w:ascii="Arial" w:hAnsi="Arial"/>
+                <w:color w:val="000000"/>
+                <w:sz w:val="17"/>
+              </w:rPr>
+              <w:t>Synchronous request: few components, but the user waits</w:t>
+            </w:r>
+          </w:p>
+        </w:tc>
+        <w:tc>
+          <w:tcPr>
+            <w:tcW w:type="dxa" w:w="2016"/>
+            <w:vAlign w:val="center"/>
+            <w:shd w:fill="FFFFFF" w:val="clear" w:color="000000"/>
+            <w:tcMar>
+              <w:top w:w="70" w:type="dxa"/>
+              <w:left w:w="80" w:type="dxa"/>
+              <w:bottom w:w="70" w:type="dxa"/>
+              <w:right w:w="80" w:type="dxa"/>
+              <w:top w:w="35" w:type="dxa"/>
+              <w:bottom w:w="35" w:type="dxa"/>
+            </w:tcMar>
+            <w:tcBorders>
+              <w:top w:val="single" w:sz="4" w:color="000000"/>
+              <w:left w:val="single" w:sz="4" w:color="000000"/>
+              <w:bottom w:val="single" w:sz="4" w:color="000000"/>
+              <w:right w:val="single" w:sz="4" w:color="000000"/>
+            </w:tcBorders>
+          </w:tcPr>
+          <w:p>
+            <w:pPr>
+              <w:spacing w:after="20" w:before="0" w:line="247" w:lineRule="auto"/>
+            </w:pPr>
+            <w:r>
+              <w:rPr>
+                <w:rFonts w:ascii="Arial" w:hAnsi="Arial"/>
+                <w:sz w:val="17"/>
+              </w:rPr>
+              <w:t>FastAPI BackgroundTasks: in-process work after the response (FastAPI, n.d.-a)</w:t>
+            </w:r>
+          </w:p>
+        </w:tc>
+        <w:tc>
+          <w:tcPr>
+            <w:tcW w:type="dxa" w:w="2016"/>
+            <w:vAlign w:val="center"/>
+            <w:shd w:fill="FFFFFF" w:val="clear" w:color="000000"/>
+            <w:tcMar>
+              <w:top w:w="70" w:type="dxa"/>
+              <w:left w:w="80" w:type="dxa"/>
+              <w:bottom w:w="70" w:type="dxa"/>
+              <w:right w:w="80" w:type="dxa"/>
+              <w:top w:w="35" w:type="dxa"/>
+              <w:bottom w:w="35" w:type="dxa"/>
+            </w:tcMar>
+            <w:tcBorders>
+              <w:top w:val="single" w:sz="4" w:color="000000"/>
+              <w:left w:val="single" w:sz="4" w:color="000000"/>
+              <w:bottom w:val="single" w:sz="4" w:color="000000"/>
+              <w:right w:val="single" w:sz="4" w:color="000000"/>
+            </w:tcBorders>
+          </w:tcPr>
+          <w:p>
+            <w:pPr>
+              <w:spacing w:after="20" w:before="0" w:line="247" w:lineRule="auto"/>
+            </w:pPr>
+            <w:r>
+              <w:rPr>
+                <w:rFonts w:ascii="Arial" w:hAnsi="Arial"/>
+                <w:sz w:val="17"/>
+              </w:rPr>
+              <w:t>Celery with a broker: separate workers, states and retry mechanisms (Celery, n.d.)</w:t>
+            </w:r>
+          </w:p>
+        </w:tc>
+        <w:tc>
+          <w:tcPr>
+            <w:tcW w:type="dxa" w:w="2765"/>
+            <w:vAlign w:val="center"/>
+            <w:shd w:fill="FFFFFF" w:val="clear" w:color="000000"/>
+            <w:tcMar>
+              <w:top w:w="70" w:type="dxa"/>
+              <w:left w:w="80" w:type="dxa"/>
+              <w:bottom w:w="70" w:type="dxa"/>
+              <w:right w:w="80" w:type="dxa"/>
+              <w:top w:w="35" w:type="dxa"/>
+              <w:bottom w:w="35" w:type="dxa"/>
+            </w:tcMar>
+            <w:tcBorders>
+              <w:top w:val="single" w:sz="4" w:color="000000"/>
+              <w:left w:val="single" w:sz="4" w:color="000000"/>
+              <w:bottom w:val="single" w:sz="4" w:color="000000"/>
+              <w:right w:val="single" w:sz="4" w:color="000000"/>
+            </w:tcBorders>
+          </w:tcPr>
+          <w:p>
+            <w:pPr>
+              <w:spacing w:after="20" w:before="0" w:line="247" w:lineRule="auto"/>
+            </w:pPr>
+            <w:r>
+              <w:rPr>
+                <w:rFonts w:ascii="Arial" w:hAnsi="Arial"/>
+                <w:color w:val="000000"/>
+                <w:sz w:val="17"/>
+              </w:rPr>
+              <w:t>Celery with Redis isolates inference from the API. Start offline experiments with a CLI runner before integrating the queue.</w:t>
+            </w:r>
+          </w:p>
+        </w:tc>
+      </w:tr>
+    </w:tbl>
+    <w:p>
+      <w:pPr>
+        <w:keepLines/>
+        <w:spacing w:after="80"/>
+      </w:pPr>
+      <w:r>
+        <w:t>G1  Gong (n.d.). Conversation intelligence software that turns every call into revenue. Vendor capability statement; no measured performance accepted.</w:t>
       </w:r>
     </w:p>
     <w:p>
@@ -11894,26 +13909,8 @@
         <w:spacing w:after="80"/>
       </w:pPr>
       <w:r>
-        <w:rPr>
-          <w:color w:val="000000"/>
-        </w:rPr>
-      </w:r>
-      <w:r>
-        <w:rPr>
-          <w:b/>
-          <w:color w:val="000000"/>
-        </w:rPr>
-        <w:t xml:space="preserve">G1  </w:t>
-      </w:r>
-      <w:hyperlink r:id="rId40">
-        <w:r>
-          <w:rPr>
-            <w:color w:val="000000"/>
-            <w:u w:val="single"/>
-          </w:rPr>
-          <w:t>Gong: Conversation Intelligence</w:t>
-        </w:r>
-      </w:hyperlink>
+        <w:t>G2  Gong (2026d). Explore call content. Translated-call transcripts are not searchable according to this guide.</w:t>
+      </w:r>
     </w:p>
     <w:p>
       <w:pPr>
@@ -11921,26 +13918,8 @@
         <w:spacing w:after="80"/>
       </w:pPr>
       <w:r>
-        <w:rPr>
-          <w:color w:val="000000"/>
-        </w:rPr>
-      </w:r>
-      <w:r>
-        <w:rPr>
-          <w:b/>
-          <w:color w:val="000000"/>
-        </w:rPr>
-        <w:t xml:space="preserve">G2  </w:t>
-      </w:r>
-      <w:hyperlink r:id="rId41">
-        <w:r>
-          <w:rPr>
-            <w:color w:val="000000"/>
-            <w:u w:val="single"/>
-          </w:rPr>
-          <w:t>Gong: Explore call content</w:t>
-        </w:r>
-      </w:hyperlink>
+        <w:t>G3  Gong (2026c). CRM integrations. Specific capabilities vary by connector.</w:t>
+      </w:r>
     </w:p>
     <w:p>
       <w:pPr>
@@ -11948,26 +13927,8 @@
         <w:spacing w:after="80"/>
       </w:pPr>
       <w:r>
-        <w:rPr>
-          <w:color w:val="000000"/>
-        </w:rPr>
-      </w:r>
-      <w:r>
-        <w:rPr>
-          <w:b/>
-          <w:color w:val="000000"/>
-        </w:rPr>
-        <w:t xml:space="preserve">G3  </w:t>
-      </w:r>
-      <w:hyperlink r:id="rId42">
-        <w:r>
-          <w:rPr>
-            <w:color w:val="000000"/>
-            <w:u w:val="single"/>
-          </w:rPr>
-          <w:t>Gong: CRM integrations</w:t>
-        </w:r>
-      </w:hyperlink>
+        <w:t>G4  Gong (2026b). Analyze team performance. Statistics are observational rather than causal evidence of sales improvement.</w:t>
+      </w:r>
     </w:p>
     <w:p>
       <w:pPr>
@@ -11975,26 +13936,8 @@
         <w:spacing w:after="80"/>
       </w:pPr>
       <w:r>
-        <w:rPr>
-          <w:color w:val="000000"/>
-        </w:rPr>
-      </w:r>
-      <w:r>
-        <w:rPr>
-          <w:b/>
-          <w:color w:val="000000"/>
-        </w:rPr>
-        <w:t xml:space="preserve">G4  </w:t>
-      </w:r>
-      <w:hyperlink r:id="rId43">
-        <w:r>
-          <w:rPr>
-            <w:color w:val="000000"/>
-            <w:u w:val="single"/>
-          </w:rPr>
-          <w:t>Gong: Analyze team performance</w:t>
-        </w:r>
-      </w:hyperlink>
+        <w:t>G5  Gong (2026a). About language support in Gong. Listing a language does not establish accuracy on local mixed-language calls.</w:t>
+      </w:r>
     </w:p>
     <w:p>
       <w:pPr>
@@ -12002,26 +13945,8 @@
         <w:spacing w:after="80"/>
       </w:pPr>
       <w:r>
-        <w:rPr>
-          <w:color w:val="000000"/>
-        </w:rPr>
-      </w:r>
-      <w:r>
-        <w:rPr>
-          <w:b/>
-          <w:color w:val="000000"/>
-        </w:rPr>
-        <w:t xml:space="preserve">G5  </w:t>
-      </w:r>
-      <w:hyperlink r:id="rId44">
-        <w:r>
-          <w:rPr>
-            <w:color w:val="000000"/>
-            <w:u w:val="single"/>
-          </w:rPr>
-          <w:t>Gong: About language support</w:t>
-        </w:r>
-      </w:hyperlink>
+        <w:t>G6  Gong (2026e). Plans and seats. No exact price or contract terms verified.</w:t>
+      </w:r>
     </w:p>
     <w:p>
       <w:pPr>
@@ -12029,26 +13954,8 @@
         <w:spacing w:after="80"/>
       </w:pPr>
       <w:r>
-        <w:rPr>
-          <w:color w:val="000000"/>
-        </w:rPr>
-      </w:r>
-      <w:r>
-        <w:rPr>
-          <w:b/>
-          <w:color w:val="000000"/>
-        </w:rPr>
-        <w:t xml:space="preserve">G6  </w:t>
-      </w:r>
-      <w:hyperlink r:id="rId45">
-        <w:r>
-          <w:rPr>
-            <w:color w:val="000000"/>
-            <w:u w:val="single"/>
-          </w:rPr>
-          <w:t>Gong: Plans and seats</w:t>
-        </w:r>
-      </w:hyperlink>
+        <w:t>S1  Salesloft (2026a). Clari + Salesloft defines the next era of AI conversation intelligence, turning buyer signals into revenue actions. Vendor announcement; rollout/package availability requires confirmation.</w:t>
+      </w:r>
     </w:p>
     <w:p>
       <w:pPr>
@@ -12056,26 +13963,8 @@
         <w:spacing w:after="80"/>
       </w:pPr>
       <w:r>
-        <w:rPr>
-          <w:color w:val="000000"/>
-        </w:rPr>
-      </w:r>
-      <w:r>
-        <w:rPr>
-          <w:b/>
-          <w:color w:val="000000"/>
-        </w:rPr>
-        <w:t xml:space="preserve">S1  </w:t>
-      </w:r>
-      <w:hyperlink r:id="rId46">
-        <w:r>
-          <w:rPr>
-            <w:color w:val="000000"/>
-            <w:u w:val="single"/>
-          </w:rPr>
-          <w:t>Salesloft: General availability announcement, 14 July 2026</w:t>
-        </w:r>
-      </w:hyperlink>
+        <w:t>S2  Salesloft (2026b). Conversation Intelligence: Call review page UI reference. Search index exposed substantive support text; direct page rendered CSS/loading error.</w:t>
+      </w:r>
     </w:p>
     <w:p>
       <w:pPr>
@@ -12083,26 +13972,8 @@
         <w:spacing w:after="80"/>
       </w:pPr>
       <w:r>
-        <w:rPr>
-          <w:color w:val="000000"/>
-        </w:rPr>
-      </w:r>
-      <w:r>
-        <w:rPr>
-          <w:b/>
-          <w:color w:val="000000"/>
-        </w:rPr>
-        <w:t xml:space="preserve">S2  </w:t>
-      </w:r>
-      <w:hyperlink r:id="rId47">
-        <w:r>
-          <w:rPr>
-            <w:color w:val="000000"/>
-            <w:u w:val="single"/>
-          </w:rPr>
-          <w:t>Salesloft: Call Review Page UI Reference</w:t>
-        </w:r>
-      </w:hyperlink>
+        <w:t>S3  Salesloft (n.d.-b). Integrate Salesforce with Conversation Intelligence. Describes this CI integration; must not generalize to every Salesloft CRM capability.</w:t>
+      </w:r>
     </w:p>
     <w:p>
       <w:pPr>
@@ -12110,26 +13981,8 @@
         <w:spacing w:after="80"/>
       </w:pPr>
       <w:r>
-        <w:rPr>
-          <w:color w:val="000000"/>
-        </w:rPr>
-      </w:r>
-      <w:r>
-        <w:rPr>
-          <w:b/>
-          <w:color w:val="000000"/>
-        </w:rPr>
-        <w:t xml:space="preserve">S3  </w:t>
-      </w:r>
-      <w:hyperlink r:id="rId48">
-        <w:r>
-          <w:rPr>
-            <w:color w:val="000000"/>
-            <w:u w:val="single"/>
-          </w:rPr>
-          <w:t>Salesloft: Salesforce integration</w:t>
-        </w:r>
-      </w:hyperlink>
+        <w:t>S4  Salesloft (2026d). Set up topics and filters in Conversation Intelligence. Some organizations may have feature flag restrictions.</w:t>
+      </w:r>
     </w:p>
     <w:p>
       <w:pPr>
@@ -12137,26 +13990,8 @@
         <w:spacing w:after="80"/>
       </w:pPr>
       <w:r>
-        <w:rPr>
-          <w:color w:val="000000"/>
-        </w:rPr>
-      </w:r>
-      <w:r>
-        <w:rPr>
-          <w:b/>
-          <w:color w:val="000000"/>
-        </w:rPr>
-        <w:t xml:space="preserve">S4  </w:t>
-      </w:r>
-      <w:hyperlink r:id="rId49">
-        <w:r>
-          <w:rPr>
-            <w:color w:val="000000"/>
-            <w:u w:val="single"/>
-          </w:rPr>
-          <w:t>Salesloft: Topics and filters</w:t>
-        </w:r>
-      </w:hyperlink>
+        <w:t>S5  Salesloft (2026c). Conversations transcripts. Kazakh not listed; old/new unified product parity not verified. Do not state unsupported.</w:t>
+      </w:r>
     </w:p>
     <w:p>
       <w:pPr>
@@ -12164,26 +13999,8 @@
         <w:spacing w:after="80"/>
       </w:pPr>
       <w:r>
-        <w:rPr>
-          <w:color w:val="000000"/>
-        </w:rPr>
-      </w:r>
-      <w:r>
-        <w:rPr>
-          <w:b/>
-          <w:color w:val="000000"/>
-        </w:rPr>
-        <w:t xml:space="preserve">S5  </w:t>
-      </w:r>
-      <w:hyperlink r:id="rId50">
-        <w:r>
-          <w:rPr>
-            <w:color w:val="000000"/>
-            <w:u w:val="single"/>
-          </w:rPr>
-          <w:t>Salesloft: Conversations Transcripts, 14 April 2026</w:t>
-        </w:r>
-      </w:hyperlink>
+        <w:t>S6  Salesloft (n.d.-a). AI-powered conversational intelligence. Conflicts with longer legacy support language list; avoided assigning a language count to current unified product.</w:t>
+      </w:r>
     </w:p>
     <w:p>
       <w:pPr>
@@ -12191,26 +14008,8 @@
         <w:spacing w:after="80"/>
       </w:pPr>
       <w:r>
-        <w:rPr>
-          <w:color w:val="000000"/>
-        </w:rPr>
-      </w:r>
-      <w:r>
-        <w:rPr>
-          <w:b/>
-          <w:color w:val="000000"/>
-        </w:rPr>
-        <w:t xml:space="preserve">S6  </w:t>
-      </w:r>
-      <w:hyperlink r:id="rId51">
-        <w:r>
-          <w:rPr>
-            <w:color w:val="000000"/>
-            <w:u w:val="single"/>
-          </w:rPr>
-          <w:t>Salesloft: Conversational intelligence landing page</w:t>
-        </w:r>
-      </w:hyperlink>
+        <w:t>H1  HubSpot (2026b). Review call recordings and transcripts. Some conferencing recordings are meeting records; feature gates matter.</w:t>
+      </w:r>
     </w:p>
     <w:p>
       <w:pPr>
@@ -12218,26 +14017,8 @@
         <w:spacing w:after="80"/>
       </w:pPr>
       <w:r>
-        <w:rPr>
-          <w:color w:val="000000"/>
-        </w:rPr>
-      </w:r>
-      <w:r>
-        <w:rPr>
-          <w:b/>
-          <w:color w:val="000000"/>
-        </w:rPr>
-        <w:t xml:space="preserve">H1  </w:t>
-      </w:r>
-      <w:hyperlink r:id="rId52">
-        <w:r>
-          <w:rPr>
-            <w:color w:val="000000"/>
-            <w:u w:val="single"/>
-          </w:rPr>
-          <w:t>HubSpot: Review call recordings and transcripts</w:t>
-        </w:r>
-      </w:hyperlink>
+        <w:t>H2  HubSpot (2026a). HubSpot language offerings. UI language availability is a different section and not conflated with transcription.</w:t>
+      </w:r>
     </w:p>
     <w:p>
       <w:pPr>
@@ -12245,26 +14026,8 @@
         <w:spacing w:after="80"/>
       </w:pPr>
       <w:r>
-        <w:rPr>
-          <w:color w:val="000000"/>
-        </w:rPr>
-      </w:r>
-      <w:r>
-        <w:rPr>
-          <w:b/>
-          <w:color w:val="000000"/>
-        </w:rPr>
-        <w:t xml:space="preserve">H2  </w:t>
-      </w:r>
-      <w:hyperlink r:id="rId53">
-        <w:r>
-          <w:rPr>
-            <w:color w:val="000000"/>
-            <w:u w:val="single"/>
-          </w:rPr>
-          <w:t>HubSpot: Language offerings</w:t>
-        </w:r>
-      </w:hyperlink>
+        <w:t>D1  Microsoft (2026a). Conversation intelligence FAQs. Some data updates can take up to 12 hours; not claiming all dashboards are live.</w:t>
+      </w:r>
     </w:p>
     <w:p>
       <w:pPr>
@@ -12272,26 +14035,8 @@
         <w:spacing w:after="80"/>
       </w:pPr>
       <w:r>
-        <w:rPr>
-          <w:color w:val="000000"/>
-        </w:rPr>
-      </w:r>
-      <w:r>
-        <w:rPr>
-          <w:b/>
-          <w:color w:val="000000"/>
-        </w:rPr>
-        <w:t xml:space="preserve">D1  </w:t>
-      </w:r>
-      <w:hyperlink r:id="rId54">
-        <w:r>
-          <w:rPr>
-            <w:color w:val="000000"/>
-            <w:u w:val="single"/>
-          </w:rPr>
-          <w:t>Microsoft: Conversation intelligence FAQs</w:t>
-        </w:r>
-      </w:hyperlink>
+        <w:t>D2  Microsoft (2025). View and understand the call summary page. Authorization notice appeared, but substantive indexed/page text accessible.</w:t>
+      </w:r>
     </w:p>
     <w:p>
       <w:pPr>
@@ -12299,26 +14044,8 @@
         <w:spacing w:after="80"/>
       </w:pPr>
       <w:r>
-        <w:rPr>
-          <w:color w:val="000000"/>
-        </w:rPr>
-      </w:r>
-      <w:r>
-        <w:rPr>
-          <w:b/>
-          <w:color w:val="000000"/>
-        </w:rPr>
-        <w:t xml:space="preserve">D2  </w:t>
-      </w:r>
-      <w:hyperlink r:id="rId55">
-        <w:r>
-          <w:rPr>
-            <w:color w:val="000000"/>
-            <w:u w:val="single"/>
-          </w:rPr>
-          <w:t>Microsoft: Call summary page</w:t>
-        </w:r>
-      </w:hyperlink>
+        <w:t>D3  Microsoft (2026c). Languages supported for conversation intelligence. Absence from this matrix is documented evidence status, not claim of universal product unavailability.</w:t>
+      </w:r>
     </w:p>
     <w:p>
       <w:pPr>
@@ -12326,26 +14053,8 @@
         <w:spacing w:after="80"/>
       </w:pPr>
       <w:r>
-        <w:rPr>
-          <w:color w:val="000000"/>
-        </w:rPr>
-      </w:r>
-      <w:r>
-        <w:rPr>
-          <w:b/>
-          <w:color w:val="000000"/>
-        </w:rPr>
-        <w:t xml:space="preserve">D3  </w:t>
-      </w:r>
-      <w:hyperlink r:id="rId56">
-        <w:r>
-          <w:rPr>
-            <w:color w:val="000000"/>
-            <w:u w:val="single"/>
-          </w:rPr>
-          <w:t>Microsoft: CI language support</w:t>
-        </w:r>
-      </w:hyperlink>
+        <w:t>D4  Microsoft (2026d). View and understand the home page. Do not interpret observed talk ratios as causal recommendations.</w:t>
+      </w:r>
     </w:p>
     <w:p>
       <w:pPr>
@@ -12353,26 +14062,8 @@
         <w:spacing w:after="80"/>
       </w:pPr>
       <w:r>
-        <w:rPr>
-          <w:color w:val="000000"/>
-        </w:rPr>
-      </w:r>
-      <w:r>
-        <w:rPr>
-          <w:b/>
-          <w:color w:val="000000"/>
-        </w:rPr>
-        <w:t xml:space="preserve">D4  </w:t>
-      </w:r>
-      <w:hyperlink r:id="rId57">
-        <w:r>
-          <w:rPr>
-            <w:color w:val="000000"/>
-            <w:u w:val="single"/>
-          </w:rPr>
-          <w:t>Microsoft: Overall sales and seller insights</w:t>
-        </w:r>
-      </w:hyperlink>
+        <w:t>D5  Microsoft (2026b). Enable and configure Sales Insights features. License/capacity conditions may change; no price comparison made.</w:t>
+      </w:r>
     </w:p>
     <w:p>
       <w:pPr>
@@ -12380,26 +14071,8 @@
         <w:spacing w:after="80"/>
       </w:pPr>
       <w:r>
-        <w:rPr>
-          <w:color w:val="000000"/>
-        </w:rPr>
-      </w:r>
-      <w:r>
-        <w:rPr>
-          <w:b/>
-          <w:color w:val="000000"/>
-        </w:rPr>
-        <w:t xml:space="preserve">D5  </w:t>
-      </w:r>
-      <w:hyperlink r:id="rId58">
-        <w:r>
-          <w:rPr>
-            <w:color w:val="000000"/>
-            <w:u w:val="single"/>
-          </w:rPr>
-          <w:t>Microsoft: Enable and configure Sales Insights</w:t>
-        </w:r>
-      </w:hyperlink>
+        <w:t>T1  FastAPI (n.d.-b). Features. Framework performance marketing not used.</w:t>
+      </w:r>
     </w:p>
     <w:p>
       <w:pPr>
@@ -12407,26 +14080,8 @@
         <w:spacing w:after="80"/>
       </w:pPr>
       <w:r>
-        <w:rPr>
-          <w:color w:val="000000"/>
-        </w:rPr>
-      </w:r>
-      <w:r>
-        <w:rPr>
-          <w:b/>
-          <w:color w:val="000000"/>
-        </w:rPr>
-        <w:t xml:space="preserve">T1  </w:t>
-      </w:r>
-      <w:hyperlink r:id="rId59">
-        <w:r>
-          <w:rPr>
-            <w:color w:val="000000"/>
-            <w:u w:val="single"/>
-          </w:rPr>
-          <w:t>FastAPI features</w:t>
-        </w:r>
-      </w:hyperlink>
+        <w:t>T2  Django Software Foundation (n.d.). Django at a glance. No comparative framework speed conclusion.</w:t>
+      </w:r>
     </w:p>
     <w:p>
       <w:pPr>
@@ -12434,26 +14089,8 @@
         <w:spacing w:after="80"/>
       </w:pPr>
       <w:r>
-        <w:rPr>
-          <w:color w:val="000000"/>
-        </w:rPr>
-      </w:r>
-      <w:r>
-        <w:rPr>
-          <w:b/>
-          <w:color w:val="000000"/>
-        </w:rPr>
-        <w:t xml:space="preserve">T2  </w:t>
-      </w:r>
-      <w:hyperlink r:id="rId60">
-        <w:r>
-          <w:rPr>
-            <w:color w:val="000000"/>
-            <w:u w:val="single"/>
-          </w:rPr>
-          <w:t>Django at a glance</w:t>
-        </w:r>
-      </w:hyperlink>
+        <w:t>T3  NestJS (n.d.). First steps. Python worker separation is project-specific architectural inference.</w:t>
+      </w:r>
     </w:p>
     <w:p>
       <w:pPr>
@@ -12461,26 +14098,8 @@
         <w:spacing w:after="80"/>
       </w:pPr>
       <w:r>
-        <w:rPr>
-          <w:color w:val="000000"/>
-        </w:rPr>
-      </w:r>
-      <w:r>
-        <w:rPr>
-          <w:b/>
-          <w:color w:val="000000"/>
-        </w:rPr>
-        <w:t xml:space="preserve">T3  </w:t>
-      </w:r>
-      <w:hyperlink r:id="rId61">
-        <w:r>
-          <w:rPr>
-            <w:color w:val="000000"/>
-            <w:u w:val="single"/>
-          </w:rPr>
-          <w:t>NestJS first steps</w:t>
-        </w:r>
-      </w:hyperlink>
+        <w:t>T4  PostgreSQL Global Development Group (n.d.-a). 5.5. Constraints. No database benchmark performed.</w:t>
+      </w:r>
     </w:p>
     <w:p>
       <w:pPr>
@@ -12488,26 +14107,8 @@
         <w:spacing w:after="80"/>
       </w:pPr>
       <w:r>
-        <w:rPr>
-          <w:color w:val="000000"/>
-        </w:rPr>
-      </w:r>
-      <w:r>
-        <w:rPr>
-          <w:b/>
-          <w:color w:val="000000"/>
-        </w:rPr>
-        <w:t xml:space="preserve">T4  </w:t>
-      </w:r>
-      <w:hyperlink r:id="rId62">
-        <w:r>
-          <w:rPr>
-            <w:color w:val="000000"/>
-            <w:u w:val="single"/>
-          </w:rPr>
-          <w:t>PostgreSQL constraints</w:t>
-        </w:r>
-      </w:hyperlink>
+        <w:t>T5  PostgreSQL Global Development Group (n.d.-b). 8.14. JSON types. Does not establish query speed for proposed application.</w:t>
+      </w:r>
     </w:p>
     <w:p>
       <w:pPr>
@@ -12515,26 +14116,8 @@
         <w:spacing w:after="80"/>
       </w:pPr>
       <w:r>
-        <w:rPr>
-          <w:color w:val="000000"/>
-        </w:rPr>
-      </w:r>
-      <w:r>
-        <w:rPr>
-          <w:b/>
-          <w:color w:val="000000"/>
-        </w:rPr>
-        <w:t xml:space="preserve">T5  </w:t>
-      </w:r>
-      <w:hyperlink r:id="rId63">
-        <w:r>
-          <w:rPr>
-            <w:color w:val="000000"/>
-            <w:u w:val="single"/>
-          </w:rPr>
-          <w:t>PostgreSQL JSON types</w:t>
-        </w:r>
-      </w:hyperlink>
+        <w:t>T6  SQLite (n.d.). Appropriate uses for SQLite. SQLite may be sufficient for a small demonstration.</w:t>
+      </w:r>
     </w:p>
     <w:p>
       <w:pPr>
@@ -12542,26 +14125,8 @@
         <w:spacing w:after="80"/>
       </w:pPr>
       <w:r>
-        <w:rPr>
-          <w:color w:val="000000"/>
-        </w:rPr>
-      </w:r>
-      <w:r>
-        <w:rPr>
-          <w:b/>
-          <w:color w:val="000000"/>
-        </w:rPr>
-        <w:t xml:space="preserve">T6  </w:t>
-      </w:r>
-      <w:hyperlink r:id="rId64">
-        <w:r>
-          <w:rPr>
-            <w:color w:val="000000"/>
-            <w:u w:val="single"/>
-          </w:rPr>
-          <w:t>Appropriate uses for SQLite</w:t>
-        </w:r>
-      </w:hyperlink>
+        <w:t>T7  MongoDB (n.d.). Data modeling in MongoDB. Not claiming MongoDB cannot join or transact.</w:t>
+      </w:r>
     </w:p>
     <w:p>
       <w:pPr>
@@ -12569,26 +14134,8 @@
         <w:spacing w:after="80"/>
       </w:pPr>
       <w:r>
-        <w:rPr>
-          <w:color w:val="000000"/>
-        </w:rPr>
-      </w:r>
-      <w:r>
-        <w:rPr>
-          <w:b/>
-          <w:color w:val="000000"/>
-        </w:rPr>
-        <w:t xml:space="preserve">T7  </w:t>
-      </w:r>
-      <w:hyperlink r:id="rId65">
-        <w:r>
-          <w:rPr>
-            <w:color w:val="000000"/>
-            <w:u w:val="single"/>
-          </w:rPr>
-          <w:t>MongoDB data modeling</w:t>
-        </w:r>
-      </w:hyperlink>
+        <w:t>T8  OpenAI (n.d.). Whisper. No application-specific WER or local latency yet measured.</w:t>
+      </w:r>
     </w:p>
     <w:p>
       <w:pPr>
@@ -12596,26 +14143,8 @@
         <w:spacing w:after="80"/>
       </w:pPr>
       <w:r>
-        <w:rPr>
-          <w:color w:val="000000"/>
-        </w:rPr>
-      </w:r>
-      <w:r>
-        <w:rPr>
-          <w:b/>
-          <w:color w:val="000000"/>
-        </w:rPr>
-        <w:t xml:space="preserve">T8  </w:t>
-      </w:r>
-      <w:hyperlink r:id="rId66">
-        <w:r>
-          <w:rPr>
-            <w:color w:val="000000"/>
-            <w:u w:val="single"/>
-          </w:rPr>
-          <w:t>Whisper official repository</w:t>
-        </w:r>
-      </w:hyperlink>
+        <w:t>T9  Microsoft (2026e). What is speech to text? Latest page October 19 2026. Exact language/region model must be checked before selecting.</w:t>
+      </w:r>
     </w:p>
     <w:p>
       <w:pPr>
@@ -12623,26 +14152,8 @@
         <w:spacing w:after="80"/>
       </w:pPr>
       <w:r>
-        <w:rPr>
-          <w:color w:val="000000"/>
-        </w:rPr>
-      </w:r>
-      <w:r>
-        <w:rPr>
-          <w:b/>
-          <w:color w:val="000000"/>
-        </w:rPr>
-        <w:t xml:space="preserve">T9  </w:t>
-      </w:r>
-      <w:hyperlink r:id="rId67">
-        <w:r>
-          <w:rPr>
-            <w:color w:val="000000"/>
-            <w:u w:val="single"/>
-          </w:rPr>
-          <w:t>Azure Speech-to-text overview</w:t>
-        </w:r>
-      </w:hyperlink>
+        <w:t>T10  Google Cloud (2026b). Transcribe long audio files into text. Quota/pricing not compared.</w:t>
+      </w:r>
     </w:p>
     <w:p>
       <w:pPr>
@@ -12650,26 +14161,8 @@
         <w:spacing w:after="80"/>
       </w:pPr>
       <w:r>
-        <w:rPr>
-          <w:color w:val="000000"/>
-        </w:rPr>
-      </w:r>
-      <w:r>
-        <w:rPr>
-          <w:b/>
-          <w:color w:val="000000"/>
-        </w:rPr>
-        <w:t xml:space="preserve">T10  </w:t>
-      </w:r>
-      <w:hyperlink r:id="rId68">
-        <w:r>
-          <w:rPr>
-            <w:color w:val="000000"/>
-            <w:u w:val="single"/>
-          </w:rPr>
-          <w:t>Google Cloud batch recognition</w:t>
-        </w:r>
-      </w:hyperlink>
+        <w:t>T11  Google Cloud (2026a). Cloud Speech-to-Text V2 supported languages. Feature availability varies; language list alone cannot rank accuracy.</w:t>
+      </w:r>
     </w:p>
     <w:p>
       <w:pPr>
@@ -12677,26 +14170,8 @@
         <w:spacing w:after="80"/>
       </w:pPr>
       <w:r>
-        <w:rPr>
-          <w:color w:val="000000"/>
-        </w:rPr>
-      </w:r>
-      <w:r>
-        <w:rPr>
-          <w:b/>
-          <w:color w:val="000000"/>
-        </w:rPr>
-        <w:t xml:space="preserve">T11  </w:t>
-      </w:r>
-      <w:hyperlink r:id="rId69">
-        <w:r>
-          <w:rPr>
-            <w:color w:val="000000"/>
-            <w:u w:val="single"/>
-          </w:rPr>
-          <w:t>Google Cloud supported languages</w:t>
-        </w:r>
-      </w:hyperlink>
+        <w:t>T12  FastAPI (n.d.-a). Background tasks. In-process execution does not itself supply durable queue behavior.</w:t>
+      </w:r>
     </w:p>
     <w:p>
       <w:pPr>
@@ -12704,61 +14179,2860 @@
         <w:spacing w:after="80"/>
       </w:pPr>
       <w:r>
-        <w:rPr>
-          <w:color w:val="000000"/>
-        </w:rPr>
-      </w:r>
-      <w:r>
-        <w:rPr>
-          <w:b/>
-          <w:color w:val="000000"/>
-        </w:rPr>
-        <w:t xml:space="preserve">T12  </w:t>
-      </w:r>
-      <w:hyperlink r:id="rId70">
+        <w:t>T13  Celery (n.d.). Introduction to Celery. Delivery/retry/result durability requires explicit configuration; no exactly-once guarantee claimed.</w:t>
+      </w:r>
+    </w:p>
+    <w:p>
+      <w:r>
+        <w:rPr>
+          <w:color w:val="000000"/>
+        </w:rPr>
+        <w:t>For current task links and remaining work, use planning/git_preparation.md and planning/checkpoint_checklist.md. The prepared package is in draft PR 2; YouTrack has real assigned issues. Technical source, data and prototype checks do not substitute for student PR review, supervisor feedback or representative-user evidence. Keep recordings and customer data outside source control.</w:t>
+      </w:r>
+    </w:p>
+    <w:p>
+      <w:pPr>
+        <w:pStyle w:val="Heading1"/>
+        <w:pageBreakBefore/>
+        <w:jc w:val="center"/>
+      </w:pPr>
+      <w:r>
+        <w:t>References</w:t>
+      </w:r>
+    </w:p>
+    <w:p>
+      <w:pPr>
+        <w:keepNext w:val="0"/>
+        <w:keepLines/>
+        <w:pageBreakBefore w:val="0"/>
+        <w:spacing w:line="480" w:lineRule="auto" w:before="0" w:after="0"/>
+        <w:ind w:left="720" w:hanging="720"/>
+      </w:pPr>
+      <w:r>
+        <w:rPr>
+          <w:rFonts w:ascii="Arial" w:hAnsi="Arial"/>
+          <w:i w:val="0"/>
+          <w:color w:val="000000"/>
+          <w:sz w:val="22"/>
+          <w:sz w:val="22"/>
+        </w:rPr>
+        <w:t xml:space="preserve">Asi, A., Wang, S., Eisenstadt, R., Geckt, D., Kuper, Y., Mao, Y., &amp; Ronen, R. (2022). An end-to-end dialogue summarization system for sales calls. </w:t>
+      </w:r>
+      <w:r>
+        <w:rPr>
+          <w:rFonts w:ascii="Arial" w:hAnsi="Arial"/>
+          <w:i w:val="0"/>
+          <w:color w:val="000000"/>
+          <w:sz w:val="22"/>
+          <w:sz w:val="22"/>
+        </w:rPr>
+        <w:t xml:space="preserve">In A. Loukina, R. Gangadharaiah, &amp; B. Min (Eds.), </w:t>
+      </w:r>
+      <w:r>
+        <w:rPr>
+          <w:rFonts w:ascii="Arial" w:hAnsi="Arial"/>
+          <w:i/>
+          <w:color w:val="000000"/>
+          <w:sz w:val="22"/>
+          <w:sz w:val="22"/>
+        </w:rPr>
+        <w:t>Proceedings of the 2022 Conference of the North American Chapter of the Association for Computational Linguistics: Human Language Technologies: Industry Track</w:t>
+      </w:r>
+      <w:r>
+        <w:rPr>
+          <w:rFonts w:ascii="Arial" w:hAnsi="Arial"/>
+          <w:i w:val="0"/>
+          <w:color w:val="000000"/>
+          <w:sz w:val="22"/>
+          <w:sz w:val="22"/>
+        </w:rPr>
+        <w:t xml:space="preserve"> (pp. 45–53). Association for Computational Linguistics. </w:t>
+      </w:r>
+      <w:hyperlink r:id="rId72">
         <w:r>
           <w:rPr>
             <w:color w:val="000000"/>
-            <w:u w:val="single"/>
+            <w:sz w:val="22"/>
           </w:rPr>
-          <w:t>FastAPI Background Tasks</w:t>
+          <w:t>https://doi.org/10.18653/v1/2022.naacl-industry.6</w:t>
         </w:r>
       </w:hyperlink>
     </w:p>
     <w:p>
       <w:pPr>
+        <w:keepNext w:val="0"/>
         <w:keepLines/>
-        <w:spacing w:after="80"/>
+        <w:pageBreakBefore w:val="0"/>
+        <w:spacing w:line="480" w:lineRule="auto" w:before="0" w:after="0"/>
+        <w:ind w:left="720" w:hanging="720"/>
       </w:pPr>
       <w:r>
         <w:rPr>
-          <w:color w:val="000000"/>
-        </w:rPr>
-      </w:r>
-      <w:r>
-        <w:rPr>
-          <w:b/>
-          <w:color w:val="000000"/>
-        </w:rPr>
-        <w:t xml:space="preserve">T13  </w:t>
+          <w:rFonts w:ascii="Arial" w:hAnsi="Arial"/>
+          <w:i w:val="0"/>
+          <w:color w:val="000000"/>
+          <w:sz w:val="22"/>
+          <w:sz w:val="22"/>
+        </w:rPr>
+        <w:t xml:space="preserve">Bain, M., Huh, J., Han, T., &amp; Zisserman, A. (2023). WhisperX: Time-accurate speech transcription of long-form audio. </w:t>
+      </w:r>
+      <w:r>
+        <w:rPr>
+          <w:rFonts w:ascii="Arial" w:hAnsi="Arial"/>
+          <w:i w:val="0"/>
+          <w:color w:val="000000"/>
+          <w:sz w:val="22"/>
+          <w:sz w:val="22"/>
+        </w:rPr>
+        <w:t xml:space="preserve">In </w:t>
+      </w:r>
+      <w:r>
+        <w:rPr>
+          <w:rFonts w:ascii="Arial" w:hAnsi="Arial"/>
+          <w:i/>
+          <w:color w:val="000000"/>
+          <w:sz w:val="22"/>
+          <w:sz w:val="22"/>
+        </w:rPr>
+        <w:t>Interspeech 2023</w:t>
+      </w:r>
+      <w:r>
+        <w:rPr>
+          <w:rFonts w:ascii="Arial" w:hAnsi="Arial"/>
+          <w:i w:val="0"/>
+          <w:color w:val="000000"/>
+          <w:sz w:val="22"/>
+          <w:sz w:val="22"/>
+        </w:rPr>
+        <w:t xml:space="preserve"> (pp. 4489–4493). International Speech Communication Association. </w:t>
+      </w:r>
+      <w:hyperlink r:id="rId73">
+        <w:r>
+          <w:rPr>
+            <w:color w:val="000000"/>
+            <w:sz w:val="22"/>
+          </w:rPr>
+          <w:t>https://doi.org/10.21437/Interspeech.2023-78</w:t>
+        </w:r>
+      </w:hyperlink>
+    </w:p>
+    <w:p>
+      <w:pPr>
+        <w:keepNext w:val="0"/>
+        <w:keepLines/>
+        <w:pageBreakBefore w:val="0"/>
+        <w:spacing w:line="480" w:lineRule="auto" w:before="0" w:after="0"/>
+        <w:ind w:left="720" w:hanging="720"/>
+      </w:pPr>
+      <w:r>
+        <w:rPr>
+          <w:rFonts w:ascii="Arial" w:hAnsi="Arial"/>
+          <w:i w:val="0"/>
+          <w:color w:val="000000"/>
+          <w:sz w:val="22"/>
+          <w:sz w:val="22"/>
+        </w:rPr>
+        <w:t xml:space="preserve">Bredin, H. (2023). pyannote.audio 2.1 speaker diarization pipeline: Principle, benchmark, and recipe. </w:t>
+      </w:r>
+      <w:r>
+        <w:rPr>
+          <w:rFonts w:ascii="Arial" w:hAnsi="Arial"/>
+          <w:i w:val="0"/>
+          <w:color w:val="000000"/>
+          <w:sz w:val="22"/>
+          <w:sz w:val="22"/>
+        </w:rPr>
+        <w:t xml:space="preserve">In </w:t>
+      </w:r>
+      <w:r>
+        <w:rPr>
+          <w:rFonts w:ascii="Arial" w:hAnsi="Arial"/>
+          <w:i/>
+          <w:color w:val="000000"/>
+          <w:sz w:val="22"/>
+          <w:sz w:val="22"/>
+        </w:rPr>
+        <w:t>Interspeech 2023</w:t>
+      </w:r>
+      <w:r>
+        <w:rPr>
+          <w:rFonts w:ascii="Arial" w:hAnsi="Arial"/>
+          <w:i w:val="0"/>
+          <w:color w:val="000000"/>
+          <w:sz w:val="22"/>
+          <w:sz w:val="22"/>
+        </w:rPr>
+        <w:t xml:space="preserve"> (pp. 1983–1987). International Speech Communication Association. </w:t>
+      </w:r>
+      <w:hyperlink r:id="rId74">
+        <w:r>
+          <w:rPr>
+            <w:color w:val="000000"/>
+            <w:sz w:val="22"/>
+          </w:rPr>
+          <w:t>https://doi.org/10.21437/Interspeech.2023-105</w:t>
+        </w:r>
+      </w:hyperlink>
+    </w:p>
+    <w:p>
+      <w:pPr>
+        <w:keepNext w:val="0"/>
+        <w:keepLines/>
+        <w:pageBreakBefore w:val="0"/>
+        <w:spacing w:line="480" w:lineRule="auto" w:before="0" w:after="0"/>
+        <w:ind w:left="720" w:hanging="720"/>
+      </w:pPr>
+      <w:r>
+        <w:rPr>
+          <w:rFonts w:ascii="Arial" w:hAnsi="Arial"/>
+          <w:i w:val="0"/>
+          <w:color w:val="000000"/>
+          <w:sz w:val="22"/>
+          <w:sz w:val="22"/>
+        </w:rPr>
+        <w:t xml:space="preserve">Celery. (n.d.). </w:t>
+      </w:r>
+      <w:r>
+        <w:rPr>
+          <w:rFonts w:ascii="Arial" w:hAnsi="Arial"/>
+          <w:i/>
+          <w:color w:val="000000"/>
+          <w:sz w:val="22"/>
+          <w:sz w:val="22"/>
+        </w:rPr>
+        <w:t>Introduction to Celery</w:t>
+      </w:r>
+      <w:r>
+        <w:rPr>
+          <w:rFonts w:ascii="Arial" w:hAnsi="Arial"/>
+          <w:i w:val="0"/>
+          <w:color w:val="000000"/>
+          <w:sz w:val="22"/>
+          <w:sz w:val="22"/>
+        </w:rPr>
+        <w:t xml:space="preserve">. </w:t>
+      </w:r>
+      <w:r>
+        <w:rPr>
+          <w:rFonts w:ascii="Arial" w:hAnsi="Arial"/>
+          <w:i w:val="0"/>
+          <w:color w:val="000000"/>
+          <w:sz w:val="22"/>
+          <w:sz w:val="22"/>
+        </w:rPr>
+        <w:t xml:space="preserve">Retrieved October 23, 2026, from </w:t>
       </w:r>
       <w:hyperlink r:id="rId71">
         <w:r>
           <w:rPr>
             <w:color w:val="000000"/>
-            <w:u w:val="single"/>
+            <w:sz w:val="22"/>
           </w:rPr>
-          <w:t>Celery introduction</w:t>
+          <w:t>https://docs.celeryq.dev/en/stable/getting-started/introduction.html</w:t>
         </w:r>
       </w:hyperlink>
     </w:p>
     <w:p>
-      <w:r>
-        <w:rPr>
-          <w:color w:val="000000"/>
-        </w:rPr>
-        <w:t>For current task links and remaining work, use planning/git_preparation.md and planning/checkpoint_checklist.md. The prepared package is in draft PR 2; YouTrack has real assigned issues. Technical source, data and prototype checks do not substitute for student PR review, supervisor feedback or representative-user evidence. Keep recordings and customer data outside source control.</w:t>
-      </w:r>
+      <w:pPr>
+        <w:keepNext w:val="0"/>
+        <w:keepLines/>
+        <w:pageBreakBefore w:val="0"/>
+        <w:spacing w:line="480" w:lineRule="auto" w:before="0" w:after="0"/>
+        <w:ind w:left="720" w:hanging="720"/>
+      </w:pPr>
+      <w:r>
+        <w:rPr>
+          <w:rFonts w:ascii="Arial" w:hAnsi="Arial"/>
+          <w:i w:val="0"/>
+          <w:color w:val="000000"/>
+          <w:sz w:val="22"/>
+          <w:sz w:val="22"/>
+        </w:rPr>
+        <w:t xml:space="preserve">Django Software Foundation. (n.d.). </w:t>
+      </w:r>
+      <w:r>
+        <w:rPr>
+          <w:rFonts w:ascii="Arial" w:hAnsi="Arial"/>
+          <w:i/>
+          <w:color w:val="000000"/>
+          <w:sz w:val="22"/>
+          <w:sz w:val="22"/>
+        </w:rPr>
+        <w:t>Django at a glance</w:t>
+      </w:r>
+      <w:r>
+        <w:rPr>
+          <w:rFonts w:ascii="Arial" w:hAnsi="Arial"/>
+          <w:i w:val="0"/>
+          <w:color w:val="000000"/>
+          <w:sz w:val="22"/>
+          <w:sz w:val="22"/>
+        </w:rPr>
+        <w:t xml:space="preserve">. </w:t>
+      </w:r>
+      <w:r>
+        <w:rPr>
+          <w:rFonts w:ascii="Arial" w:hAnsi="Arial"/>
+          <w:i w:val="0"/>
+          <w:color w:val="000000"/>
+          <w:sz w:val="22"/>
+          <w:sz w:val="22"/>
+        </w:rPr>
+        <w:t xml:space="preserve">Retrieved October 23, 2026, from </w:t>
+      </w:r>
+      <w:hyperlink r:id="rId60">
+        <w:r>
+          <w:rPr>
+            <w:color w:val="000000"/>
+            <w:sz w:val="22"/>
+          </w:rPr>
+          <w:t>https://docs.djangoproject.com/en/6.1/intro/overview/</w:t>
+        </w:r>
+      </w:hyperlink>
+    </w:p>
+    <w:p>
+      <w:pPr>
+        <w:keepNext w:val="0"/>
+        <w:keepLines/>
+        <w:pageBreakBefore w:val="0"/>
+        <w:spacing w:line="480" w:lineRule="auto" w:before="0" w:after="0"/>
+        <w:ind w:left="720" w:hanging="720"/>
+      </w:pPr>
+      <w:r>
+        <w:rPr>
+          <w:rFonts w:ascii="Arial" w:hAnsi="Arial"/>
+          <w:i w:val="0"/>
+          <w:color w:val="000000"/>
+          <w:sz w:val="22"/>
+          <w:sz w:val="22"/>
+        </w:rPr>
+        <w:t xml:space="preserve">FastAPI. (n.d.-a). </w:t>
+      </w:r>
+      <w:r>
+        <w:rPr>
+          <w:rFonts w:ascii="Arial" w:hAnsi="Arial"/>
+          <w:i/>
+          <w:color w:val="000000"/>
+          <w:sz w:val="22"/>
+          <w:sz w:val="22"/>
+        </w:rPr>
+        <w:t>Background tasks</w:t>
+      </w:r>
+      <w:r>
+        <w:rPr>
+          <w:rFonts w:ascii="Arial" w:hAnsi="Arial"/>
+          <w:i w:val="0"/>
+          <w:color w:val="000000"/>
+          <w:sz w:val="22"/>
+          <w:sz w:val="22"/>
+        </w:rPr>
+        <w:t xml:space="preserve">. </w:t>
+      </w:r>
+      <w:r>
+        <w:rPr>
+          <w:rFonts w:ascii="Arial" w:hAnsi="Arial"/>
+          <w:i w:val="0"/>
+          <w:color w:val="000000"/>
+          <w:sz w:val="22"/>
+          <w:sz w:val="22"/>
+        </w:rPr>
+        <w:t xml:space="preserve">Retrieved October 23, 2026, from </w:t>
+      </w:r>
+      <w:hyperlink r:id="rId70">
+        <w:r>
+          <w:rPr>
+            <w:color w:val="000000"/>
+            <w:sz w:val="22"/>
+          </w:rPr>
+          <w:t>https://fastapi.tiangolo.com/tutorial/background-tasks/</w:t>
+        </w:r>
+      </w:hyperlink>
+    </w:p>
+    <w:p>
+      <w:pPr>
+        <w:keepNext w:val="0"/>
+        <w:keepLines/>
+        <w:pageBreakBefore w:val="0"/>
+        <w:spacing w:line="480" w:lineRule="auto" w:before="0" w:after="0"/>
+        <w:ind w:left="720" w:hanging="720"/>
+      </w:pPr>
+      <w:r>
+        <w:rPr>
+          <w:rFonts w:ascii="Arial" w:hAnsi="Arial"/>
+          <w:i w:val="0"/>
+          <w:color w:val="000000"/>
+          <w:sz w:val="22"/>
+          <w:sz w:val="22"/>
+        </w:rPr>
+        <w:t xml:space="preserve">FastAPI. (n.d.-b). </w:t>
+      </w:r>
+      <w:r>
+        <w:rPr>
+          <w:rFonts w:ascii="Arial" w:hAnsi="Arial"/>
+          <w:i/>
+          <w:color w:val="000000"/>
+          <w:sz w:val="22"/>
+          <w:sz w:val="22"/>
+        </w:rPr>
+        <w:t>Features</w:t>
+      </w:r>
+      <w:r>
+        <w:rPr>
+          <w:rFonts w:ascii="Arial" w:hAnsi="Arial"/>
+          <w:i w:val="0"/>
+          <w:color w:val="000000"/>
+          <w:sz w:val="22"/>
+          <w:sz w:val="22"/>
+        </w:rPr>
+        <w:t xml:space="preserve">. </w:t>
+      </w:r>
+      <w:r>
+        <w:rPr>
+          <w:rFonts w:ascii="Arial" w:hAnsi="Arial"/>
+          <w:i w:val="0"/>
+          <w:color w:val="000000"/>
+          <w:sz w:val="22"/>
+          <w:sz w:val="22"/>
+        </w:rPr>
+        <w:t xml:space="preserve">Retrieved October 23, 2026, from </w:t>
+      </w:r>
+      <w:hyperlink r:id="rId59">
+        <w:r>
+          <w:rPr>
+            <w:color w:val="000000"/>
+            <w:sz w:val="22"/>
+          </w:rPr>
+          <w:t>https://fastapi.tiangolo.com/features/</w:t>
+        </w:r>
+      </w:hyperlink>
+    </w:p>
+    <w:p>
+      <w:pPr>
+        <w:keepNext w:val="0"/>
+        <w:keepLines/>
+        <w:pageBreakBefore w:val="0"/>
+        <w:spacing w:line="480" w:lineRule="auto" w:before="0" w:after="0"/>
+        <w:ind w:left="720" w:hanging="720"/>
+      </w:pPr>
+      <w:r>
+        <w:rPr>
+          <w:rFonts w:ascii="Arial" w:hAnsi="Arial"/>
+          <w:i w:val="0"/>
+          <w:color w:val="000000"/>
+          <w:sz w:val="22"/>
+          <w:sz w:val="22"/>
+        </w:rPr>
+        <w:t xml:space="preserve">Fu, X.-Y., Chen, C., Laskar, M. T. R., Gardiner, S., Hiranandani, P., &amp; TN, S. B. (2022). Entity-level sentiment analysis in contact center telephone conversations. </w:t>
+      </w:r>
+      <w:r>
+        <w:rPr>
+          <w:rFonts w:ascii="Arial" w:hAnsi="Arial"/>
+          <w:i w:val="0"/>
+          <w:color w:val="000000"/>
+          <w:sz w:val="22"/>
+          <w:sz w:val="22"/>
+        </w:rPr>
+        <w:t xml:space="preserve">In Y. Li &amp; A. Lazaridou (Eds.), </w:t>
+      </w:r>
+      <w:r>
+        <w:rPr>
+          <w:rFonts w:ascii="Arial" w:hAnsi="Arial"/>
+          <w:i/>
+          <w:color w:val="000000"/>
+          <w:sz w:val="22"/>
+          <w:sz w:val="22"/>
+        </w:rPr>
+        <w:t>Proceedings of the 2022 Conference on Empirical Methods in Natural Language Processing: Industry Track</w:t>
+      </w:r>
+      <w:r>
+        <w:rPr>
+          <w:rFonts w:ascii="Arial" w:hAnsi="Arial"/>
+          <w:i w:val="0"/>
+          <w:color w:val="000000"/>
+          <w:sz w:val="22"/>
+          <w:sz w:val="22"/>
+        </w:rPr>
+        <w:t xml:space="preserve"> (pp. 484–491). Association for Computational Linguistics. </w:t>
+      </w:r>
+      <w:hyperlink r:id="rId75">
+        <w:r>
+          <w:rPr>
+            <w:color w:val="000000"/>
+            <w:sz w:val="22"/>
+          </w:rPr>
+          <w:t>https://doi.org/10.18653/v1/2022.emnlp-industry.49</w:t>
+        </w:r>
+      </w:hyperlink>
+    </w:p>
+    <w:p>
+      <w:pPr>
+        <w:keepNext w:val="0"/>
+        <w:keepLines/>
+        <w:pageBreakBefore w:val="0"/>
+        <w:spacing w:line="480" w:lineRule="auto" w:before="0" w:after="0"/>
+        <w:ind w:left="720" w:hanging="720"/>
+      </w:pPr>
+      <w:r>
+        <w:rPr>
+          <w:rFonts w:ascii="Arial" w:hAnsi="Arial"/>
+          <w:i w:val="0"/>
+          <w:color w:val="000000"/>
+          <w:sz w:val="22"/>
+          <w:sz w:val="22"/>
+        </w:rPr>
+        <w:t xml:space="preserve">Gong. (n.d.). </w:t>
+      </w:r>
+      <w:r>
+        <w:rPr>
+          <w:rFonts w:ascii="Arial" w:hAnsi="Arial"/>
+          <w:i/>
+          <w:color w:val="000000"/>
+          <w:sz w:val="22"/>
+          <w:sz w:val="22"/>
+        </w:rPr>
+        <w:t>Conversation intelligence software that turns every call into revenue</w:t>
+      </w:r>
+      <w:r>
+        <w:rPr>
+          <w:rFonts w:ascii="Arial" w:hAnsi="Arial"/>
+          <w:i w:val="0"/>
+          <w:color w:val="000000"/>
+          <w:sz w:val="22"/>
+          <w:sz w:val="22"/>
+        </w:rPr>
+        <w:t xml:space="preserve">. </w:t>
+      </w:r>
+      <w:r>
+        <w:rPr>
+          <w:rFonts w:ascii="Arial" w:hAnsi="Arial"/>
+          <w:i w:val="0"/>
+          <w:color w:val="000000"/>
+          <w:sz w:val="22"/>
+          <w:sz w:val="22"/>
+        </w:rPr>
+        <w:t xml:space="preserve">Retrieved October 23, 2026, from </w:t>
+      </w:r>
+      <w:hyperlink r:id="rId40">
+        <w:r>
+          <w:rPr>
+            <w:color w:val="000000"/>
+            <w:sz w:val="22"/>
+          </w:rPr>
+          <w:t>https://www.gong.io/conversation-intelligence</w:t>
+        </w:r>
+      </w:hyperlink>
+    </w:p>
+    <w:p>
+      <w:pPr>
+        <w:keepNext w:val="0"/>
+        <w:keepLines/>
+        <w:pageBreakBefore w:val="0"/>
+        <w:spacing w:line="480" w:lineRule="auto" w:before="0" w:after="0"/>
+        <w:ind w:left="720" w:hanging="720"/>
+      </w:pPr>
+      <w:r>
+        <w:rPr>
+          <w:rFonts w:ascii="Arial" w:hAnsi="Arial"/>
+          <w:i w:val="0"/>
+          <w:color w:val="000000"/>
+          <w:sz w:val="22"/>
+          <w:sz w:val="22"/>
+        </w:rPr>
+        <w:t xml:space="preserve">Gong. (2026a, July 13). </w:t>
+      </w:r>
+      <w:r>
+        <w:rPr>
+          <w:rFonts w:ascii="Arial" w:hAnsi="Arial"/>
+          <w:i/>
+          <w:color w:val="000000"/>
+          <w:sz w:val="22"/>
+          <w:sz w:val="22"/>
+        </w:rPr>
+        <w:t>About language support in Gong</w:t>
+      </w:r>
+      <w:r>
+        <w:rPr>
+          <w:rFonts w:ascii="Arial" w:hAnsi="Arial"/>
+          <w:i w:val="0"/>
+          <w:color w:val="000000"/>
+          <w:sz w:val="22"/>
+          <w:sz w:val="22"/>
+        </w:rPr>
+        <w:t xml:space="preserve">. </w:t>
+      </w:r>
+      <w:r>
+        <w:rPr>
+          <w:rFonts w:ascii="Arial" w:hAnsi="Arial"/>
+          <w:i w:val="0"/>
+          <w:color w:val="000000"/>
+          <w:sz w:val="22"/>
+          <w:sz w:val="22"/>
+        </w:rPr>
+        <w:t xml:space="preserve">Retrieved October 23, 2026, from </w:t>
+      </w:r>
+      <w:hyperlink r:id="rId44">
+        <w:r>
+          <w:rPr>
+            <w:color w:val="000000"/>
+            <w:sz w:val="22"/>
+          </w:rPr>
+          <w:t>https://help.gong.io/docs/what-languages-are-supported-in-gong</w:t>
+        </w:r>
+      </w:hyperlink>
+    </w:p>
+    <w:p>
+      <w:pPr>
+        <w:keepNext w:val="0"/>
+        <w:keepLines/>
+        <w:pageBreakBefore w:val="0"/>
+        <w:spacing w:line="480" w:lineRule="auto" w:before="0" w:after="0"/>
+        <w:ind w:left="720" w:hanging="720"/>
+      </w:pPr>
+      <w:r>
+        <w:rPr>
+          <w:rFonts w:ascii="Arial" w:hAnsi="Arial"/>
+          <w:i w:val="0"/>
+          <w:color w:val="000000"/>
+          <w:sz w:val="22"/>
+          <w:sz w:val="22"/>
+        </w:rPr>
+        <w:t xml:space="preserve">Gong. (2026b, June 30). </w:t>
+      </w:r>
+      <w:r>
+        <w:rPr>
+          <w:rFonts w:ascii="Arial" w:hAnsi="Arial"/>
+          <w:i/>
+          <w:color w:val="000000"/>
+          <w:sz w:val="22"/>
+          <w:sz w:val="22"/>
+        </w:rPr>
+        <w:t>Analyze team performance</w:t>
+      </w:r>
+      <w:r>
+        <w:rPr>
+          <w:rFonts w:ascii="Arial" w:hAnsi="Arial"/>
+          <w:i w:val="0"/>
+          <w:color w:val="000000"/>
+          <w:sz w:val="22"/>
+          <w:sz w:val="22"/>
+        </w:rPr>
+        <w:t xml:space="preserve">. </w:t>
+      </w:r>
+      <w:r>
+        <w:rPr>
+          <w:rFonts w:ascii="Arial" w:hAnsi="Arial"/>
+          <w:i w:val="0"/>
+          <w:color w:val="000000"/>
+          <w:sz w:val="22"/>
+          <w:sz w:val="22"/>
+        </w:rPr>
+        <w:t xml:space="preserve">Retrieved October 23, 2026, from </w:t>
+      </w:r>
+      <w:hyperlink r:id="rId76">
+        <w:r>
+          <w:rPr>
+            <w:color w:val="000000"/>
+            <w:sz w:val="22"/>
+          </w:rPr>
+          <w:t>https://help.gong.io/docs/analyze-team-performance</w:t>
+        </w:r>
+      </w:hyperlink>
+    </w:p>
+    <w:p>
+      <w:pPr>
+        <w:keepNext w:val="0"/>
+        <w:keepLines/>
+        <w:pageBreakBefore w:val="0"/>
+        <w:spacing w:line="480" w:lineRule="auto" w:before="0" w:after="0"/>
+        <w:ind w:left="720" w:hanging="720"/>
+      </w:pPr>
+      <w:r>
+        <w:rPr>
+          <w:rFonts w:ascii="Arial" w:hAnsi="Arial"/>
+          <w:i w:val="0"/>
+          <w:color w:val="000000"/>
+          <w:sz w:val="22"/>
+          <w:sz w:val="22"/>
+        </w:rPr>
+        <w:t xml:space="preserve">Gong. (2026c, January 8). </w:t>
+      </w:r>
+      <w:r>
+        <w:rPr>
+          <w:rFonts w:ascii="Arial" w:hAnsi="Arial"/>
+          <w:i/>
+          <w:color w:val="000000"/>
+          <w:sz w:val="22"/>
+          <w:sz w:val="22"/>
+        </w:rPr>
+        <w:t>CRM integrations</w:t>
+      </w:r>
+      <w:r>
+        <w:rPr>
+          <w:rFonts w:ascii="Arial" w:hAnsi="Arial"/>
+          <w:i w:val="0"/>
+          <w:color w:val="000000"/>
+          <w:sz w:val="22"/>
+          <w:sz w:val="22"/>
+        </w:rPr>
+        <w:t xml:space="preserve">. </w:t>
+      </w:r>
+      <w:r>
+        <w:rPr>
+          <w:rFonts w:ascii="Arial" w:hAnsi="Arial"/>
+          <w:i w:val="0"/>
+          <w:color w:val="000000"/>
+          <w:sz w:val="22"/>
+          <w:sz w:val="22"/>
+        </w:rPr>
+        <w:t xml:space="preserve">Retrieved October 23, 2026, from </w:t>
+      </w:r>
+      <w:hyperlink r:id="rId42">
+        <w:r>
+          <w:rPr>
+            <w:color w:val="000000"/>
+            <w:sz w:val="22"/>
+          </w:rPr>
+          <w:t>https://help.gong.io/docs/crm-integrations</w:t>
+        </w:r>
+      </w:hyperlink>
+    </w:p>
+    <w:p>
+      <w:pPr>
+        <w:keepNext w:val="0"/>
+        <w:keepLines/>
+        <w:pageBreakBefore w:val="0"/>
+        <w:spacing w:line="480" w:lineRule="auto" w:before="0" w:after="0"/>
+        <w:ind w:left="720" w:hanging="720"/>
+      </w:pPr>
+      <w:r>
+        <w:rPr>
+          <w:rFonts w:ascii="Arial" w:hAnsi="Arial"/>
+          <w:i w:val="0"/>
+          <w:color w:val="000000"/>
+          <w:sz w:val="22"/>
+          <w:sz w:val="22"/>
+        </w:rPr>
+        <w:t xml:space="preserve">Gong. (2026d, September 10). </w:t>
+      </w:r>
+      <w:r>
+        <w:rPr>
+          <w:rFonts w:ascii="Arial" w:hAnsi="Arial"/>
+          <w:i/>
+          <w:color w:val="000000"/>
+          <w:sz w:val="22"/>
+          <w:sz w:val="22"/>
+        </w:rPr>
+        <w:t>Explore call content</w:t>
+      </w:r>
+      <w:r>
+        <w:rPr>
+          <w:rFonts w:ascii="Arial" w:hAnsi="Arial"/>
+          <w:i w:val="0"/>
+          <w:color w:val="000000"/>
+          <w:sz w:val="22"/>
+          <w:sz w:val="22"/>
+        </w:rPr>
+        <w:t xml:space="preserve">. </w:t>
+      </w:r>
+      <w:r>
+        <w:rPr>
+          <w:rFonts w:ascii="Arial" w:hAnsi="Arial"/>
+          <w:i w:val="0"/>
+          <w:color w:val="000000"/>
+          <w:sz w:val="22"/>
+          <w:sz w:val="22"/>
+        </w:rPr>
+        <w:t xml:space="preserve">Retrieved October 23, 2026, from </w:t>
+      </w:r>
+      <w:hyperlink r:id="rId41">
+        <w:r>
+          <w:rPr>
+            <w:color w:val="000000"/>
+            <w:sz w:val="22"/>
+          </w:rPr>
+          <w:t>https://help.gong.io/docs/explore-call-content</w:t>
+        </w:r>
+      </w:hyperlink>
+    </w:p>
+    <w:p>
+      <w:pPr>
+        <w:keepNext w:val="0"/>
+        <w:keepLines/>
+        <w:pageBreakBefore w:val="0"/>
+        <w:spacing w:line="480" w:lineRule="auto" w:before="0" w:after="0"/>
+        <w:ind w:left="720" w:hanging="720"/>
+      </w:pPr>
+      <w:r>
+        <w:rPr>
+          <w:rFonts w:ascii="Arial" w:hAnsi="Arial"/>
+          <w:i w:val="0"/>
+          <w:color w:val="000000"/>
+          <w:sz w:val="22"/>
+          <w:sz w:val="22"/>
+        </w:rPr>
+        <w:t xml:space="preserve">Gong. (2026e, January 8). </w:t>
+      </w:r>
+      <w:r>
+        <w:rPr>
+          <w:rFonts w:ascii="Arial" w:hAnsi="Arial"/>
+          <w:i/>
+          <w:color w:val="000000"/>
+          <w:sz w:val="22"/>
+          <w:sz w:val="22"/>
+        </w:rPr>
+        <w:t>Plans and seats</w:t>
+      </w:r>
+      <w:r>
+        <w:rPr>
+          <w:rFonts w:ascii="Arial" w:hAnsi="Arial"/>
+          <w:i w:val="0"/>
+          <w:color w:val="000000"/>
+          <w:sz w:val="22"/>
+          <w:sz w:val="22"/>
+        </w:rPr>
+        <w:t xml:space="preserve">. </w:t>
+      </w:r>
+      <w:r>
+        <w:rPr>
+          <w:rFonts w:ascii="Arial" w:hAnsi="Arial"/>
+          <w:i w:val="0"/>
+          <w:color w:val="000000"/>
+          <w:sz w:val="22"/>
+          <w:sz w:val="22"/>
+        </w:rPr>
+        <w:t xml:space="preserve">Retrieved October 23, 2026, from </w:t>
+      </w:r>
+      <w:hyperlink r:id="rId45">
+        <w:r>
+          <w:rPr>
+            <w:color w:val="000000"/>
+            <w:sz w:val="22"/>
+          </w:rPr>
+          <w:t>https://help.gong.io/docs/plans-and-seats</w:t>
+        </w:r>
+      </w:hyperlink>
+    </w:p>
+    <w:p>
+      <w:pPr>
+        <w:keepNext w:val="0"/>
+        <w:keepLines/>
+        <w:pageBreakBefore w:val="0"/>
+        <w:spacing w:line="480" w:lineRule="auto" w:before="0" w:after="0"/>
+        <w:ind w:left="720" w:hanging="720"/>
+      </w:pPr>
+      <w:r>
+        <w:rPr>
+          <w:rFonts w:ascii="Arial" w:hAnsi="Arial"/>
+          <w:i w:val="0"/>
+          <w:color w:val="000000"/>
+          <w:sz w:val="22"/>
+          <w:sz w:val="22"/>
+        </w:rPr>
+        <w:t xml:space="preserve">Good, V., Bhattacharya, A., Hochstein, B. W., &amp; Voorhees, C. M. (2026). Determining the quality of B2C sales leads from online chats. </w:t>
+      </w:r>
+      <w:r>
+        <w:rPr>
+          <w:rFonts w:ascii="Arial" w:hAnsi="Arial"/>
+          <w:i/>
+          <w:color w:val="000000"/>
+          <w:sz w:val="22"/>
+          <w:sz w:val="22"/>
+        </w:rPr>
+        <w:t>International Journal of Research in Marketing, 43</w:t>
+      </w:r>
+      <w:r>
+        <w:rPr>
+          <w:rFonts w:ascii="Arial" w:hAnsi="Arial"/>
+          <w:i w:val="0"/>
+          <w:color w:val="000000"/>
+          <w:sz w:val="22"/>
+          <w:sz w:val="22"/>
+        </w:rPr>
+        <w:t>(2)</w:t>
+      </w:r>
+      <w:r>
+        <w:rPr>
+          <w:rFonts w:ascii="Arial" w:hAnsi="Arial"/>
+          <w:i w:val="0"/>
+          <w:color w:val="000000"/>
+          <w:sz w:val="22"/>
+          <w:sz w:val="22"/>
+        </w:rPr>
+        <w:t xml:space="preserve">, 383–403. </w:t>
+      </w:r>
+      <w:hyperlink r:id="rId33">
+        <w:r>
+          <w:rPr>
+            <w:color w:val="000000"/>
+            <w:sz w:val="22"/>
+          </w:rPr>
+          <w:t>https://doi.org/10.1016/j.ijresmar.2025.07.001</w:t>
+        </w:r>
+      </w:hyperlink>
+    </w:p>
+    <w:p>
+      <w:pPr>
+        <w:keepNext w:val="0"/>
+        <w:keepLines/>
+        <w:pageBreakBefore w:val="0"/>
+        <w:spacing w:line="480" w:lineRule="auto" w:before="0" w:after="0"/>
+        <w:ind w:left="720" w:hanging="720"/>
+      </w:pPr>
+      <w:r>
+        <w:rPr>
+          <w:rFonts w:ascii="Arial" w:hAnsi="Arial"/>
+          <w:i w:val="0"/>
+          <w:color w:val="000000"/>
+          <w:sz w:val="22"/>
+          <w:sz w:val="22"/>
+        </w:rPr>
+        <w:t xml:space="preserve">Google Cloud. (2026a, October 22). </w:t>
+      </w:r>
+      <w:r>
+        <w:rPr>
+          <w:rFonts w:ascii="Arial" w:hAnsi="Arial"/>
+          <w:i/>
+          <w:color w:val="000000"/>
+          <w:sz w:val="22"/>
+          <w:sz w:val="22"/>
+        </w:rPr>
+        <w:t>Cloud Speech-to-Text V2 supported languages</w:t>
+      </w:r>
+      <w:r>
+        <w:rPr>
+          <w:rFonts w:ascii="Arial" w:hAnsi="Arial"/>
+          <w:i w:val="0"/>
+          <w:color w:val="000000"/>
+          <w:sz w:val="22"/>
+          <w:sz w:val="22"/>
+        </w:rPr>
+        <w:t xml:space="preserve">. </w:t>
+      </w:r>
+      <w:r>
+        <w:rPr>
+          <w:rFonts w:ascii="Arial" w:hAnsi="Arial"/>
+          <w:i w:val="0"/>
+          <w:color w:val="000000"/>
+          <w:sz w:val="22"/>
+          <w:sz w:val="22"/>
+        </w:rPr>
+        <w:t xml:space="preserve">Retrieved October 23, 2026, from </w:t>
+      </w:r>
+      <w:hyperlink r:id="rId69">
+        <w:r>
+          <w:rPr>
+            <w:color w:val="000000"/>
+            <w:sz w:val="22"/>
+          </w:rPr>
+          <w:t>https://docs.cloud.google.com/speech-to-text/docs/speech-to-text-supported-languages</w:t>
+        </w:r>
+      </w:hyperlink>
+    </w:p>
+    <w:p>
+      <w:pPr>
+        <w:keepNext w:val="0"/>
+        <w:keepLines/>
+        <w:pageBreakBefore w:val="0"/>
+        <w:spacing w:line="480" w:lineRule="auto" w:before="0" w:after="0"/>
+        <w:ind w:left="720" w:hanging="720"/>
+      </w:pPr>
+      <w:r>
+        <w:rPr>
+          <w:rFonts w:ascii="Arial" w:hAnsi="Arial"/>
+          <w:i w:val="0"/>
+          <w:color w:val="000000"/>
+          <w:sz w:val="22"/>
+          <w:sz w:val="22"/>
+        </w:rPr>
+        <w:t xml:space="preserve">Google Cloud. (2026b, October 22). </w:t>
+      </w:r>
+      <w:r>
+        <w:rPr>
+          <w:rFonts w:ascii="Arial" w:hAnsi="Arial"/>
+          <w:i/>
+          <w:color w:val="000000"/>
+          <w:sz w:val="22"/>
+          <w:sz w:val="22"/>
+        </w:rPr>
+        <w:t>Transcribe long audio files into text</w:t>
+      </w:r>
+      <w:r>
+        <w:rPr>
+          <w:rFonts w:ascii="Arial" w:hAnsi="Arial"/>
+          <w:i w:val="0"/>
+          <w:color w:val="000000"/>
+          <w:sz w:val="22"/>
+          <w:sz w:val="22"/>
+        </w:rPr>
+        <w:t xml:space="preserve">. </w:t>
+      </w:r>
+      <w:r>
+        <w:rPr>
+          <w:rFonts w:ascii="Arial" w:hAnsi="Arial"/>
+          <w:i w:val="0"/>
+          <w:color w:val="000000"/>
+          <w:sz w:val="22"/>
+          <w:sz w:val="22"/>
+        </w:rPr>
+        <w:t xml:space="preserve">Retrieved October 23, 2026, from </w:t>
+      </w:r>
+      <w:hyperlink r:id="rId77">
+        <w:r>
+          <w:rPr>
+            <w:color w:val="000000"/>
+            <w:sz w:val="22"/>
+          </w:rPr>
+          <w:t>https://docs.cloud.google.com/speech-to-text/docs/batch-recognize</w:t>
+        </w:r>
+      </w:hyperlink>
+    </w:p>
+    <w:p>
+      <w:pPr>
+        <w:keepNext w:val="0"/>
+        <w:keepLines/>
+        <w:pageBreakBefore w:val="0"/>
+        <w:spacing w:line="480" w:lineRule="auto" w:before="0" w:after="0"/>
+        <w:ind w:left="720" w:hanging="720"/>
+      </w:pPr>
+      <w:r>
+        <w:rPr>
+          <w:rFonts w:ascii="Arial" w:hAnsi="Arial"/>
+          <w:i w:val="0"/>
+          <w:color w:val="000000"/>
+          <w:sz w:val="22"/>
+          <w:sz w:val="22"/>
+        </w:rPr>
+        <w:t xml:space="preserve">HubSpot. (2026a, September 4). </w:t>
+      </w:r>
+      <w:r>
+        <w:rPr>
+          <w:rFonts w:ascii="Arial" w:hAnsi="Arial"/>
+          <w:i/>
+          <w:color w:val="000000"/>
+          <w:sz w:val="22"/>
+          <w:sz w:val="22"/>
+        </w:rPr>
+        <w:t>HubSpot language offerings</w:t>
+      </w:r>
+      <w:r>
+        <w:rPr>
+          <w:rFonts w:ascii="Arial" w:hAnsi="Arial"/>
+          <w:i w:val="0"/>
+          <w:color w:val="000000"/>
+          <w:sz w:val="22"/>
+          <w:sz w:val="22"/>
+        </w:rPr>
+        <w:t xml:space="preserve">. </w:t>
+      </w:r>
+      <w:r>
+        <w:rPr>
+          <w:rFonts w:ascii="Arial" w:hAnsi="Arial"/>
+          <w:i w:val="0"/>
+          <w:color w:val="000000"/>
+          <w:sz w:val="22"/>
+          <w:sz w:val="22"/>
+        </w:rPr>
+        <w:t xml:space="preserve">Retrieved October 23, 2026, from </w:t>
+      </w:r>
+      <w:hyperlink r:id="rId53">
+        <w:r>
+          <w:rPr>
+            <w:color w:val="000000"/>
+            <w:sz w:val="22"/>
+          </w:rPr>
+          <w:t>https://knowledge.hubspot.com/help-and-resources/hubspot-language-offerings</w:t>
+        </w:r>
+      </w:hyperlink>
+    </w:p>
+    <w:p>
+      <w:pPr>
+        <w:keepNext w:val="0"/>
+        <w:keepLines/>
+        <w:pageBreakBefore w:val="0"/>
+        <w:spacing w:line="480" w:lineRule="auto" w:before="0" w:after="0"/>
+        <w:ind w:left="720" w:hanging="720"/>
+      </w:pPr>
+      <w:r>
+        <w:rPr>
+          <w:rFonts w:ascii="Arial" w:hAnsi="Arial"/>
+          <w:i w:val="0"/>
+          <w:color w:val="000000"/>
+          <w:sz w:val="22"/>
+          <w:sz w:val="22"/>
+        </w:rPr>
+        <w:t xml:space="preserve">HubSpot. (2026b, October 9). </w:t>
+      </w:r>
+      <w:r>
+        <w:rPr>
+          <w:rFonts w:ascii="Arial" w:hAnsi="Arial"/>
+          <w:i/>
+          <w:color w:val="000000"/>
+          <w:sz w:val="22"/>
+          <w:sz w:val="22"/>
+        </w:rPr>
+        <w:t>Review call recordings and transcripts</w:t>
+      </w:r>
+      <w:r>
+        <w:rPr>
+          <w:rFonts w:ascii="Arial" w:hAnsi="Arial"/>
+          <w:i w:val="0"/>
+          <w:color w:val="000000"/>
+          <w:sz w:val="22"/>
+          <w:sz w:val="22"/>
+        </w:rPr>
+        <w:t xml:space="preserve">. </w:t>
+      </w:r>
+      <w:r>
+        <w:rPr>
+          <w:rFonts w:ascii="Arial" w:hAnsi="Arial"/>
+          <w:i w:val="0"/>
+          <w:color w:val="000000"/>
+          <w:sz w:val="22"/>
+          <w:sz w:val="22"/>
+        </w:rPr>
+        <w:t xml:space="preserve">Retrieved October 23, 2026, from </w:t>
+      </w:r>
+      <w:hyperlink r:id="rId52">
+        <w:r>
+          <w:rPr>
+            <w:color w:val="000000"/>
+            <w:sz w:val="22"/>
+          </w:rPr>
+          <w:t>https://knowledge.hubspot.com/calling/review-call-recordings-and-transcripts</w:t>
+        </w:r>
+      </w:hyperlink>
+    </w:p>
+    <w:p>
+      <w:pPr>
+        <w:keepNext w:val="0"/>
+        <w:keepLines/>
+        <w:pageBreakBefore w:val="0"/>
+        <w:spacing w:line="480" w:lineRule="auto" w:before="0" w:after="0"/>
+        <w:ind w:left="720" w:hanging="720"/>
+      </w:pPr>
+      <w:r>
+        <w:rPr>
+          <w:rFonts w:ascii="Arial" w:hAnsi="Arial"/>
+          <w:i w:val="0"/>
+          <w:color w:val="000000"/>
+          <w:sz w:val="22"/>
+          <w:sz w:val="22"/>
+        </w:rPr>
+        <w:t xml:space="preserve">Humă, B., &amp; Stokoe, E. (2023). Resistance in business-to-business “cold” sales calls. </w:t>
+      </w:r>
+      <w:r>
+        <w:rPr>
+          <w:rFonts w:ascii="Arial" w:hAnsi="Arial"/>
+          <w:i/>
+          <w:color w:val="000000"/>
+          <w:sz w:val="22"/>
+          <w:sz w:val="22"/>
+        </w:rPr>
+        <w:t>Journal of Language and Social Psychology, 42</w:t>
+      </w:r>
+      <w:r>
+        <w:rPr>
+          <w:rFonts w:ascii="Arial" w:hAnsi="Arial"/>
+          <w:i w:val="0"/>
+          <w:color w:val="000000"/>
+          <w:sz w:val="22"/>
+          <w:sz w:val="22"/>
+        </w:rPr>
+        <w:t>(5–6)</w:t>
+      </w:r>
+      <w:r>
+        <w:rPr>
+          <w:rFonts w:ascii="Arial" w:hAnsi="Arial"/>
+          <w:i w:val="0"/>
+          <w:color w:val="000000"/>
+          <w:sz w:val="22"/>
+          <w:sz w:val="22"/>
+        </w:rPr>
+        <w:t xml:space="preserve">, 630–652. </w:t>
+      </w:r>
+      <w:hyperlink r:id="rId35">
+        <w:r>
+          <w:rPr>
+            <w:color w:val="000000"/>
+            <w:sz w:val="22"/>
+          </w:rPr>
+          <w:t>https://doi.org/10.1177/0261927X231185520</w:t>
+        </w:r>
+      </w:hyperlink>
+    </w:p>
+    <w:p>
+      <w:pPr>
+        <w:keepNext w:val="0"/>
+        <w:keepLines/>
+        <w:pageBreakBefore w:val="0"/>
+        <w:spacing w:line="480" w:lineRule="auto" w:before="0" w:after="0"/>
+        <w:ind w:left="720" w:hanging="720"/>
+      </w:pPr>
+      <w:r>
+        <w:rPr>
+          <w:rFonts w:ascii="Arial" w:hAnsi="Arial"/>
+          <w:i w:val="0"/>
+          <w:color w:val="000000"/>
+          <w:sz w:val="22"/>
+          <w:sz w:val="22"/>
+        </w:rPr>
+        <w:t xml:space="preserve">Koenecke, A., Choi, A. S. G., Mei, K. X., Schellmann, H., &amp; Sloane, M. (2024). Careless Whisper: Speech-to-text hallucination harms. </w:t>
+      </w:r>
+      <w:r>
+        <w:rPr>
+          <w:rFonts w:ascii="Arial" w:hAnsi="Arial"/>
+          <w:i w:val="0"/>
+          <w:color w:val="000000"/>
+          <w:sz w:val="22"/>
+          <w:sz w:val="22"/>
+        </w:rPr>
+        <w:t xml:space="preserve">In </w:t>
+      </w:r>
+      <w:r>
+        <w:rPr>
+          <w:rFonts w:ascii="Arial" w:hAnsi="Arial"/>
+          <w:i/>
+          <w:color w:val="000000"/>
+          <w:sz w:val="22"/>
+          <w:sz w:val="22"/>
+        </w:rPr>
+        <w:t>Proceedings of the 2024 ACM Conference on Fairness, Accountability, and Transparency</w:t>
+      </w:r>
+      <w:r>
+        <w:rPr>
+          <w:rFonts w:ascii="Arial" w:hAnsi="Arial"/>
+          <w:i w:val="0"/>
+          <w:color w:val="000000"/>
+          <w:sz w:val="22"/>
+          <w:sz w:val="22"/>
+        </w:rPr>
+        <w:t xml:space="preserve"> (pp. 1672–1681). Association for Computing Machinery. </w:t>
+      </w:r>
+      <w:hyperlink r:id="rId25">
+        <w:r>
+          <w:rPr>
+            <w:color w:val="000000"/>
+            <w:sz w:val="22"/>
+          </w:rPr>
+          <w:t>https://doi.org/10.1145/3630106.3658996</w:t>
+        </w:r>
+      </w:hyperlink>
+    </w:p>
+    <w:p>
+      <w:pPr>
+        <w:keepNext w:val="0"/>
+        <w:keepLines/>
+        <w:pageBreakBefore w:val="0"/>
+        <w:spacing w:line="480" w:lineRule="auto" w:before="0" w:after="0"/>
+        <w:ind w:left="720" w:hanging="720"/>
+      </w:pPr>
+      <w:r>
+        <w:rPr>
+          <w:rFonts w:ascii="Arial" w:hAnsi="Arial"/>
+          <w:i w:val="0"/>
+          <w:color w:val="000000"/>
+          <w:sz w:val="22"/>
+          <w:sz w:val="22"/>
+        </w:rPr>
+        <w:t xml:space="preserve">Mäntyvaara, J., Nevalainen, P., Glavatskiy, K., &amp; Heikkonen, J. (2026). AI-assisted sales coaching framework: Empirically-derived models for B2B communication analysis. </w:t>
+      </w:r>
+      <w:r>
+        <w:rPr>
+          <w:rFonts w:ascii="Arial" w:hAnsi="Arial"/>
+          <w:i/>
+          <w:color w:val="000000"/>
+          <w:sz w:val="22"/>
+          <w:sz w:val="22"/>
+        </w:rPr>
+        <w:t>Array, 30</w:t>
+      </w:r>
+      <w:r>
+        <w:rPr>
+          <w:rFonts w:ascii="Arial" w:hAnsi="Arial"/>
+          <w:i w:val="0"/>
+          <w:color w:val="000000"/>
+          <w:sz w:val="22"/>
+          <w:sz w:val="22"/>
+        </w:rPr>
+        <w:t xml:space="preserve">, Article 100755. </w:t>
+      </w:r>
+      <w:hyperlink r:id="rId27">
+        <w:r>
+          <w:rPr>
+            <w:color w:val="000000"/>
+            <w:sz w:val="22"/>
+          </w:rPr>
+          <w:t>https://doi.org/10.1016/j.array.2026.100755</w:t>
+        </w:r>
+      </w:hyperlink>
+    </w:p>
+    <w:p>
+      <w:pPr>
+        <w:keepNext w:val="0"/>
+        <w:keepLines/>
+        <w:pageBreakBefore w:val="0"/>
+        <w:spacing w:line="480" w:lineRule="auto" w:before="0" w:after="0"/>
+        <w:ind w:left="720" w:hanging="720"/>
+      </w:pPr>
+      <w:r>
+        <w:rPr>
+          <w:rFonts w:ascii="Arial" w:hAnsi="Arial"/>
+          <w:i w:val="0"/>
+          <w:color w:val="000000"/>
+          <w:sz w:val="22"/>
+          <w:sz w:val="22"/>
+        </w:rPr>
+        <w:t xml:space="preserve">Microsoft. (2025, January 29). </w:t>
+      </w:r>
+      <w:r>
+        <w:rPr>
+          <w:rFonts w:ascii="Arial" w:hAnsi="Arial"/>
+          <w:i/>
+          <w:color w:val="000000"/>
+          <w:sz w:val="22"/>
+          <w:sz w:val="22"/>
+        </w:rPr>
+        <w:t>View and understand the call summary page</w:t>
+      </w:r>
+      <w:r>
+        <w:rPr>
+          <w:rFonts w:ascii="Arial" w:hAnsi="Arial"/>
+          <w:i w:val="0"/>
+          <w:color w:val="000000"/>
+          <w:sz w:val="22"/>
+          <w:sz w:val="22"/>
+        </w:rPr>
+        <w:t xml:space="preserve">. </w:t>
+      </w:r>
+      <w:r>
+        <w:rPr>
+          <w:rFonts w:ascii="Arial" w:hAnsi="Arial"/>
+          <w:i w:val="0"/>
+          <w:color w:val="000000"/>
+          <w:sz w:val="22"/>
+          <w:sz w:val="22"/>
+        </w:rPr>
+        <w:t xml:space="preserve">Microsoft Learn. </w:t>
+      </w:r>
+      <w:r>
+        <w:rPr>
+          <w:rFonts w:ascii="Arial" w:hAnsi="Arial"/>
+          <w:i w:val="0"/>
+          <w:color w:val="000000"/>
+          <w:sz w:val="22"/>
+          <w:sz w:val="22"/>
+        </w:rPr>
+        <w:t xml:space="preserve">Retrieved October 23, 2026, from </w:t>
+      </w:r>
+      <w:hyperlink r:id="rId55">
+        <w:r>
+          <w:rPr>
+            <w:color w:val="000000"/>
+            <w:sz w:val="22"/>
+          </w:rPr>
+          <w:t>https://learn.microsoft.com/en-us/dynamics365/sales/view-and-understand-call-summary-sales-app</w:t>
+        </w:r>
+      </w:hyperlink>
+    </w:p>
+    <w:p>
+      <w:pPr>
+        <w:keepNext w:val="0"/>
+        <w:keepLines/>
+        <w:pageBreakBefore w:val="0"/>
+        <w:spacing w:line="480" w:lineRule="auto" w:before="0" w:after="0"/>
+        <w:ind w:left="720" w:hanging="720"/>
+      </w:pPr>
+      <w:r>
+        <w:rPr>
+          <w:rFonts w:ascii="Arial" w:hAnsi="Arial"/>
+          <w:i w:val="0"/>
+          <w:color w:val="000000"/>
+          <w:sz w:val="22"/>
+          <w:sz w:val="22"/>
+        </w:rPr>
+        <w:t xml:space="preserve">Microsoft. (2026a, July 7). </w:t>
+      </w:r>
+      <w:r>
+        <w:rPr>
+          <w:rFonts w:ascii="Arial" w:hAnsi="Arial"/>
+          <w:i/>
+          <w:color w:val="000000"/>
+          <w:sz w:val="22"/>
+          <w:sz w:val="22"/>
+        </w:rPr>
+        <w:t>Conversation intelligence FAQs</w:t>
+      </w:r>
+      <w:r>
+        <w:rPr>
+          <w:rFonts w:ascii="Arial" w:hAnsi="Arial"/>
+          <w:i w:val="0"/>
+          <w:color w:val="000000"/>
+          <w:sz w:val="22"/>
+          <w:sz w:val="22"/>
+        </w:rPr>
+        <w:t xml:space="preserve">. </w:t>
+      </w:r>
+      <w:r>
+        <w:rPr>
+          <w:rFonts w:ascii="Arial" w:hAnsi="Arial"/>
+          <w:i w:val="0"/>
+          <w:color w:val="000000"/>
+          <w:sz w:val="22"/>
+          <w:sz w:val="22"/>
+        </w:rPr>
+        <w:t xml:space="preserve">Microsoft Learn. </w:t>
+      </w:r>
+      <w:r>
+        <w:rPr>
+          <w:rFonts w:ascii="Arial" w:hAnsi="Arial"/>
+          <w:i w:val="0"/>
+          <w:color w:val="000000"/>
+          <w:sz w:val="22"/>
+          <w:sz w:val="22"/>
+        </w:rPr>
+        <w:t xml:space="preserve">Retrieved October 23, 2026, from </w:t>
+      </w:r>
+      <w:hyperlink r:id="rId54">
+        <w:r>
+          <w:rPr>
+            <w:color w:val="000000"/>
+            <w:sz w:val="22"/>
+          </w:rPr>
+          <w:t>https://learn.microsoft.com/en-us/dynamics365/sales/faq-conversation-intelligence</w:t>
+        </w:r>
+      </w:hyperlink>
+    </w:p>
+    <w:p>
+      <w:pPr>
+        <w:keepNext w:val="0"/>
+        <w:keepLines/>
+        <w:pageBreakBefore w:val="0"/>
+        <w:spacing w:line="480" w:lineRule="auto" w:before="0" w:after="0"/>
+        <w:ind w:left="720" w:hanging="720"/>
+      </w:pPr>
+      <w:r>
+        <w:rPr>
+          <w:rFonts w:ascii="Arial" w:hAnsi="Arial"/>
+          <w:i w:val="0"/>
+          <w:color w:val="000000"/>
+          <w:sz w:val="22"/>
+          <w:sz w:val="22"/>
+        </w:rPr>
+        <w:t xml:space="preserve">Microsoft. (2026b, February 27). </w:t>
+      </w:r>
+      <w:r>
+        <w:rPr>
+          <w:rFonts w:ascii="Arial" w:hAnsi="Arial"/>
+          <w:i/>
+          <w:color w:val="000000"/>
+          <w:sz w:val="22"/>
+          <w:sz w:val="22"/>
+        </w:rPr>
+        <w:t>Enable and configure Sales Insights features</w:t>
+      </w:r>
+      <w:r>
+        <w:rPr>
+          <w:rFonts w:ascii="Arial" w:hAnsi="Arial"/>
+          <w:i w:val="0"/>
+          <w:color w:val="000000"/>
+          <w:sz w:val="22"/>
+          <w:sz w:val="22"/>
+        </w:rPr>
+        <w:t xml:space="preserve">. </w:t>
+      </w:r>
+      <w:r>
+        <w:rPr>
+          <w:rFonts w:ascii="Arial" w:hAnsi="Arial"/>
+          <w:i w:val="0"/>
+          <w:color w:val="000000"/>
+          <w:sz w:val="22"/>
+          <w:sz w:val="22"/>
+        </w:rPr>
+        <w:t xml:space="preserve">Microsoft Learn. </w:t>
+      </w:r>
+      <w:r>
+        <w:rPr>
+          <w:rFonts w:ascii="Arial" w:hAnsi="Arial"/>
+          <w:i w:val="0"/>
+          <w:color w:val="000000"/>
+          <w:sz w:val="22"/>
+          <w:sz w:val="22"/>
+        </w:rPr>
+        <w:t xml:space="preserve">Retrieved October 23, 2026, from </w:t>
+      </w:r>
+      <w:hyperlink r:id="rId58">
+        <w:r>
+          <w:rPr>
+            <w:color w:val="000000"/>
+            <w:sz w:val="22"/>
+          </w:rPr>
+          <w:t>https://learn.microsoft.com/en-us/dynamics365/sales/intro-admin-guide-sales-insights</w:t>
+        </w:r>
+      </w:hyperlink>
+    </w:p>
+    <w:p>
+      <w:pPr>
+        <w:keepNext w:val="0"/>
+        <w:keepLines/>
+        <w:pageBreakBefore w:val="0"/>
+        <w:spacing w:line="480" w:lineRule="auto" w:before="0" w:after="0"/>
+        <w:ind w:left="720" w:hanging="720"/>
+      </w:pPr>
+      <w:r>
+        <w:rPr>
+          <w:rFonts w:ascii="Arial" w:hAnsi="Arial"/>
+          <w:i w:val="0"/>
+          <w:color w:val="000000"/>
+          <w:sz w:val="22"/>
+          <w:sz w:val="22"/>
+        </w:rPr>
+        <w:t xml:space="preserve">Microsoft. (2026c, May 29). </w:t>
+      </w:r>
+      <w:r>
+        <w:rPr>
+          <w:rFonts w:ascii="Arial" w:hAnsi="Arial"/>
+          <w:i/>
+          <w:color w:val="000000"/>
+          <w:sz w:val="22"/>
+          <w:sz w:val="22"/>
+        </w:rPr>
+        <w:t>Languages supported for conversation intelligence</w:t>
+      </w:r>
+      <w:r>
+        <w:rPr>
+          <w:rFonts w:ascii="Arial" w:hAnsi="Arial"/>
+          <w:i w:val="0"/>
+          <w:color w:val="000000"/>
+          <w:sz w:val="22"/>
+          <w:sz w:val="22"/>
+        </w:rPr>
+        <w:t xml:space="preserve">. </w:t>
+      </w:r>
+      <w:r>
+        <w:rPr>
+          <w:rFonts w:ascii="Arial" w:hAnsi="Arial"/>
+          <w:i w:val="0"/>
+          <w:color w:val="000000"/>
+          <w:sz w:val="22"/>
+          <w:sz w:val="22"/>
+        </w:rPr>
+        <w:t xml:space="preserve">Microsoft Learn. </w:t>
+      </w:r>
+      <w:r>
+        <w:rPr>
+          <w:rFonts w:ascii="Arial" w:hAnsi="Arial"/>
+          <w:i w:val="0"/>
+          <w:color w:val="000000"/>
+          <w:sz w:val="22"/>
+          <w:sz w:val="22"/>
+        </w:rPr>
+        <w:t xml:space="preserve">Retrieved October 23, 2026, from </w:t>
+      </w:r>
+      <w:hyperlink r:id="rId56">
+        <w:r>
+          <w:rPr>
+            <w:color w:val="000000"/>
+            <w:sz w:val="22"/>
+          </w:rPr>
+          <w:t>https://learn.microsoft.com/en-us/dynamics365/sales/language-support-conversation-intelligence</w:t>
+        </w:r>
+      </w:hyperlink>
+    </w:p>
+    <w:p>
+      <w:pPr>
+        <w:keepNext w:val="0"/>
+        <w:keepLines/>
+        <w:pageBreakBefore w:val="0"/>
+        <w:spacing w:line="480" w:lineRule="auto" w:before="0" w:after="0"/>
+        <w:ind w:left="720" w:hanging="720"/>
+      </w:pPr>
+      <w:r>
+        <w:rPr>
+          <w:rFonts w:ascii="Arial" w:hAnsi="Arial"/>
+          <w:i w:val="0"/>
+          <w:color w:val="000000"/>
+          <w:sz w:val="22"/>
+          <w:sz w:val="22"/>
+        </w:rPr>
+        <w:t xml:space="preserve">Microsoft. (2026d, May 29). </w:t>
+      </w:r>
+      <w:r>
+        <w:rPr>
+          <w:rFonts w:ascii="Arial" w:hAnsi="Arial"/>
+          <w:i/>
+          <w:color w:val="000000"/>
+          <w:sz w:val="22"/>
+          <w:sz w:val="22"/>
+        </w:rPr>
+        <w:t>View and understand the home page</w:t>
+      </w:r>
+      <w:r>
+        <w:rPr>
+          <w:rFonts w:ascii="Arial" w:hAnsi="Arial"/>
+          <w:i w:val="0"/>
+          <w:color w:val="000000"/>
+          <w:sz w:val="22"/>
+          <w:sz w:val="22"/>
+        </w:rPr>
+        <w:t xml:space="preserve">. </w:t>
+      </w:r>
+      <w:r>
+        <w:rPr>
+          <w:rFonts w:ascii="Arial" w:hAnsi="Arial"/>
+          <w:i w:val="0"/>
+          <w:color w:val="000000"/>
+          <w:sz w:val="22"/>
+          <w:sz w:val="22"/>
+        </w:rPr>
+        <w:t xml:space="preserve">Microsoft Learn. </w:t>
+      </w:r>
+      <w:r>
+        <w:rPr>
+          <w:rFonts w:ascii="Arial" w:hAnsi="Arial"/>
+          <w:i w:val="0"/>
+          <w:color w:val="000000"/>
+          <w:sz w:val="22"/>
+          <w:sz w:val="22"/>
+        </w:rPr>
+        <w:t xml:space="preserve">Retrieved October 23, 2026, from </w:t>
+      </w:r>
+      <w:hyperlink r:id="rId57">
+        <w:r>
+          <w:rPr>
+            <w:color w:val="000000"/>
+            <w:sz w:val="22"/>
+          </w:rPr>
+          <w:t>https://learn.microsoft.com/en-us/dynamics365/sales/dynamics365-sales-insights-app-home-page</w:t>
+        </w:r>
+      </w:hyperlink>
+    </w:p>
+    <w:p>
+      <w:pPr>
+        <w:keepNext w:val="0"/>
+        <w:keepLines/>
+        <w:pageBreakBefore w:val="0"/>
+        <w:spacing w:line="480" w:lineRule="auto" w:before="0" w:after="0"/>
+        <w:ind w:left="720" w:hanging="720"/>
+      </w:pPr>
+      <w:r>
+        <w:rPr>
+          <w:rFonts w:ascii="Arial" w:hAnsi="Arial"/>
+          <w:i w:val="0"/>
+          <w:color w:val="000000"/>
+          <w:sz w:val="22"/>
+          <w:sz w:val="22"/>
+        </w:rPr>
+        <w:t xml:space="preserve">Microsoft. (2026e, October 19). </w:t>
+      </w:r>
+      <w:r>
+        <w:rPr>
+          <w:rFonts w:ascii="Arial" w:hAnsi="Arial"/>
+          <w:i/>
+          <w:color w:val="000000"/>
+          <w:sz w:val="22"/>
+          <w:sz w:val="22"/>
+        </w:rPr>
+        <w:t>What is speech to text?</w:t>
+      </w:r>
+      <w:r>
+        <w:rPr>
+          <w:rFonts w:ascii="Arial" w:hAnsi="Arial"/>
+          <w:i w:val="0"/>
+          <w:color w:val="000000"/>
+          <w:sz w:val="22"/>
+          <w:sz w:val="22"/>
+        </w:rPr>
+        <w:t xml:space="preserve"> </w:t>
+      </w:r>
+      <w:r>
+        <w:rPr>
+          <w:rFonts w:ascii="Arial" w:hAnsi="Arial"/>
+          <w:i w:val="0"/>
+          <w:color w:val="000000"/>
+          <w:sz w:val="22"/>
+          <w:sz w:val="22"/>
+        </w:rPr>
+        <w:t xml:space="preserve">Microsoft Learn. </w:t>
+      </w:r>
+      <w:r>
+        <w:rPr>
+          <w:rFonts w:ascii="Arial" w:hAnsi="Arial"/>
+          <w:i w:val="0"/>
+          <w:color w:val="000000"/>
+          <w:sz w:val="22"/>
+          <w:sz w:val="22"/>
+        </w:rPr>
+        <w:t xml:space="preserve">Retrieved October 23, 2026, from </w:t>
+      </w:r>
+      <w:hyperlink r:id="rId67">
+        <w:r>
+          <w:rPr>
+            <w:color w:val="000000"/>
+            <w:sz w:val="22"/>
+          </w:rPr>
+          <w:t>https://learn.microsoft.com/en-us/azure/ai-services/speech-service/speech-to-text</w:t>
+        </w:r>
+      </w:hyperlink>
+    </w:p>
+    <w:p>
+      <w:pPr>
+        <w:keepNext w:val="0"/>
+        <w:keepLines/>
+        <w:pageBreakBefore w:val="0"/>
+        <w:spacing w:line="480" w:lineRule="auto" w:before="0" w:after="0"/>
+        <w:ind w:left="720" w:hanging="720"/>
+      </w:pPr>
+      <w:r>
+        <w:rPr>
+          <w:rFonts w:ascii="Arial" w:hAnsi="Arial"/>
+          <w:i w:val="0"/>
+          <w:color w:val="000000"/>
+          <w:sz w:val="22"/>
+          <w:sz w:val="22"/>
+        </w:rPr>
+        <w:t xml:space="preserve">MongoDB. (n.d.). </w:t>
+      </w:r>
+      <w:r>
+        <w:rPr>
+          <w:rFonts w:ascii="Arial" w:hAnsi="Arial"/>
+          <w:i/>
+          <w:color w:val="000000"/>
+          <w:sz w:val="22"/>
+          <w:sz w:val="22"/>
+        </w:rPr>
+        <w:t>Data modeling in MongoDB</w:t>
+      </w:r>
+      <w:r>
+        <w:rPr>
+          <w:rFonts w:ascii="Arial" w:hAnsi="Arial"/>
+          <w:i w:val="0"/>
+          <w:color w:val="000000"/>
+          <w:sz w:val="22"/>
+          <w:sz w:val="22"/>
+        </w:rPr>
+        <w:t xml:space="preserve">. </w:t>
+      </w:r>
+      <w:r>
+        <w:rPr>
+          <w:rFonts w:ascii="Arial" w:hAnsi="Arial"/>
+          <w:i w:val="0"/>
+          <w:color w:val="000000"/>
+          <w:sz w:val="22"/>
+          <w:sz w:val="22"/>
+        </w:rPr>
+        <w:t xml:space="preserve">Retrieved October 23, 2026, from </w:t>
+      </w:r>
+      <w:hyperlink r:id="rId65">
+        <w:r>
+          <w:rPr>
+            <w:color w:val="000000"/>
+            <w:sz w:val="22"/>
+          </w:rPr>
+          <w:t>https://www.mongodb.com/docs/manual/data-modeling/</w:t>
+        </w:r>
+      </w:hyperlink>
+    </w:p>
+    <w:p>
+      <w:pPr>
+        <w:keepNext w:val="0"/>
+        <w:keepLines/>
+        <w:pageBreakBefore w:val="0"/>
+        <w:spacing w:line="480" w:lineRule="auto" w:before="0" w:after="0"/>
+        <w:ind w:left="720" w:hanging="720"/>
+      </w:pPr>
+      <w:r>
+        <w:rPr>
+          <w:rFonts w:ascii="Arial" w:hAnsi="Arial"/>
+          <w:i w:val="0"/>
+          <w:color w:val="000000"/>
+          <w:sz w:val="22"/>
+          <w:sz w:val="22"/>
+        </w:rPr>
+        <w:t xml:space="preserve">Moro, S., Rita, P., &amp; Cortez, P. (2014). </w:t>
+      </w:r>
+      <w:r>
+        <w:rPr>
+          <w:rFonts w:ascii="Arial" w:hAnsi="Arial"/>
+          <w:i/>
+          <w:color w:val="000000"/>
+          <w:sz w:val="22"/>
+          <w:sz w:val="22"/>
+        </w:rPr>
+        <w:t>Bank marketing</w:t>
+      </w:r>
+      <w:r>
+        <w:rPr>
+          <w:rFonts w:ascii="Arial" w:hAnsi="Arial"/>
+          <w:i w:val="0"/>
+          <w:color w:val="000000"/>
+          <w:sz w:val="22"/>
+          <w:sz w:val="22"/>
+        </w:rPr>
+        <w:t xml:space="preserve"> [Data set]. UCI Machine Learning Repository. </w:t>
+      </w:r>
+      <w:hyperlink r:id="rId78">
+        <w:r>
+          <w:rPr>
+            <w:color w:val="000000"/>
+            <w:sz w:val="22"/>
+          </w:rPr>
+          <w:t>https://doi.org/10.24432/C5K306</w:t>
+        </w:r>
+      </w:hyperlink>
+    </w:p>
+    <w:p>
+      <w:pPr>
+        <w:keepNext w:val="0"/>
+        <w:keepLines/>
+        <w:pageBreakBefore w:val="0"/>
+        <w:spacing w:line="480" w:lineRule="auto" w:before="0" w:after="0"/>
+        <w:ind w:left="720" w:hanging="720"/>
+      </w:pPr>
+      <w:r>
+        <w:rPr>
+          <w:rFonts w:ascii="Arial" w:hAnsi="Arial"/>
+          <w:i w:val="0"/>
+          <w:color w:val="000000"/>
+          <w:sz w:val="22"/>
+          <w:sz w:val="22"/>
+        </w:rPr>
+        <w:t xml:space="preserve">Mussakhojayeva, S., Khassanov, Y., &amp; Atakan Varol, H. (2022). KSC2: An industrial-scale open-source Kazakh speech corpus. </w:t>
+      </w:r>
+      <w:r>
+        <w:rPr>
+          <w:rFonts w:ascii="Arial" w:hAnsi="Arial"/>
+          <w:i w:val="0"/>
+          <w:color w:val="000000"/>
+          <w:sz w:val="22"/>
+          <w:sz w:val="22"/>
+        </w:rPr>
+        <w:t xml:space="preserve">In </w:t>
+      </w:r>
+      <w:r>
+        <w:rPr>
+          <w:rFonts w:ascii="Arial" w:hAnsi="Arial"/>
+          <w:i/>
+          <w:color w:val="000000"/>
+          <w:sz w:val="22"/>
+          <w:sz w:val="22"/>
+        </w:rPr>
+        <w:t>Interspeech 2022</w:t>
+      </w:r>
+      <w:r>
+        <w:rPr>
+          <w:rFonts w:ascii="Arial" w:hAnsi="Arial"/>
+          <w:i w:val="0"/>
+          <w:color w:val="000000"/>
+          <w:sz w:val="22"/>
+          <w:sz w:val="22"/>
+        </w:rPr>
+        <w:t xml:space="preserve"> (pp. 1367–1371). International Speech Communication Association. </w:t>
+      </w:r>
+      <w:hyperlink r:id="rId79">
+        <w:r>
+          <w:rPr>
+            <w:color w:val="000000"/>
+            <w:sz w:val="22"/>
+          </w:rPr>
+          <w:t>https://doi.org/10.21437/Interspeech.2022-421</w:t>
+        </w:r>
+      </w:hyperlink>
+    </w:p>
+    <w:p>
+      <w:pPr>
+        <w:keepNext w:val="0"/>
+        <w:keepLines/>
+        <w:pageBreakBefore w:val="0"/>
+        <w:spacing w:line="480" w:lineRule="auto" w:before="0" w:after="0"/>
+        <w:ind w:left="720" w:hanging="720"/>
+      </w:pPr>
+      <w:r>
+        <w:rPr>
+          <w:rFonts w:ascii="Arial" w:hAnsi="Arial"/>
+          <w:i w:val="0"/>
+          <w:color w:val="000000"/>
+          <w:sz w:val="22"/>
+          <w:sz w:val="22"/>
+        </w:rPr>
+        <w:t xml:space="preserve">NestJS. (n.d.). </w:t>
+      </w:r>
+      <w:r>
+        <w:rPr>
+          <w:rFonts w:ascii="Arial" w:hAnsi="Arial"/>
+          <w:i/>
+          <w:color w:val="000000"/>
+          <w:sz w:val="22"/>
+          <w:sz w:val="22"/>
+        </w:rPr>
+        <w:t>First steps</w:t>
+      </w:r>
+      <w:r>
+        <w:rPr>
+          <w:rFonts w:ascii="Arial" w:hAnsi="Arial"/>
+          <w:i w:val="0"/>
+          <w:color w:val="000000"/>
+          <w:sz w:val="22"/>
+          <w:sz w:val="22"/>
+        </w:rPr>
+        <w:t xml:space="preserve">. </w:t>
+      </w:r>
+      <w:r>
+        <w:rPr>
+          <w:rFonts w:ascii="Arial" w:hAnsi="Arial"/>
+          <w:i w:val="0"/>
+          <w:color w:val="000000"/>
+          <w:sz w:val="22"/>
+          <w:sz w:val="22"/>
+        </w:rPr>
+        <w:t xml:space="preserve">Retrieved October 23, 2026, from </w:t>
+      </w:r>
+      <w:hyperlink r:id="rId61">
+        <w:r>
+          <w:rPr>
+            <w:color w:val="000000"/>
+            <w:sz w:val="22"/>
+          </w:rPr>
+          <w:t>https://docs.nestjs.com/first-steps</w:t>
+        </w:r>
+      </w:hyperlink>
+    </w:p>
+    <w:p>
+      <w:pPr>
+        <w:keepNext w:val="0"/>
+        <w:keepLines/>
+        <w:pageBreakBefore w:val="0"/>
+        <w:spacing w:line="480" w:lineRule="auto" w:before="0" w:after="0"/>
+        <w:ind w:left="720" w:hanging="720"/>
+      </w:pPr>
+      <w:r>
+        <w:rPr>
+          <w:rFonts w:ascii="Arial" w:hAnsi="Arial"/>
+          <w:i w:val="0"/>
+          <w:color w:val="000000"/>
+          <w:sz w:val="22"/>
+          <w:sz w:val="22"/>
+        </w:rPr>
+        <w:t xml:space="preserve">OpenAI. (n.d.). </w:t>
+      </w:r>
+      <w:r>
+        <w:rPr>
+          <w:rFonts w:ascii="Arial" w:hAnsi="Arial"/>
+          <w:i/>
+          <w:color w:val="000000"/>
+          <w:sz w:val="22"/>
+          <w:sz w:val="22"/>
+        </w:rPr>
+        <w:t>Whisper</w:t>
+      </w:r>
+      <w:r>
+        <w:rPr>
+          <w:rFonts w:ascii="Arial" w:hAnsi="Arial"/>
+          <w:i w:val="0"/>
+          <w:color w:val="000000"/>
+          <w:sz w:val="22"/>
+          <w:sz w:val="22"/>
+        </w:rPr>
+        <w:t xml:space="preserve"> [Computer software]</w:t>
+      </w:r>
+      <w:r>
+        <w:rPr>
+          <w:rFonts w:ascii="Arial" w:hAnsi="Arial"/>
+          <w:i w:val="0"/>
+          <w:color w:val="000000"/>
+          <w:sz w:val="22"/>
+          <w:sz w:val="22"/>
+        </w:rPr>
+        <w:t xml:space="preserve">. </w:t>
+      </w:r>
+      <w:r>
+        <w:rPr>
+          <w:rFonts w:ascii="Arial" w:hAnsi="Arial"/>
+          <w:i w:val="0"/>
+          <w:color w:val="000000"/>
+          <w:sz w:val="22"/>
+          <w:sz w:val="22"/>
+        </w:rPr>
+        <w:t xml:space="preserve">GitHub. </w:t>
+      </w:r>
+      <w:r>
+        <w:rPr>
+          <w:rFonts w:ascii="Arial" w:hAnsi="Arial"/>
+          <w:i w:val="0"/>
+          <w:color w:val="000000"/>
+          <w:sz w:val="22"/>
+          <w:sz w:val="22"/>
+        </w:rPr>
+        <w:t xml:space="preserve">Retrieved October 23, 2026, from </w:t>
+      </w:r>
+      <w:hyperlink r:id="rId66">
+        <w:r>
+          <w:rPr>
+            <w:color w:val="000000"/>
+            <w:sz w:val="22"/>
+          </w:rPr>
+          <w:t>https://github.com/openai/whisper</w:t>
+        </w:r>
+      </w:hyperlink>
+    </w:p>
+    <w:p>
+      <w:pPr>
+        <w:keepNext w:val="0"/>
+        <w:keepLines/>
+        <w:pageBreakBefore w:val="0"/>
+        <w:spacing w:line="480" w:lineRule="auto" w:before="0" w:after="0"/>
+        <w:ind w:left="720" w:hanging="720"/>
+      </w:pPr>
+      <w:r>
+        <w:rPr>
+          <w:rFonts w:ascii="Arial" w:hAnsi="Arial"/>
+          <w:i w:val="0"/>
+          <w:color w:val="000000"/>
+          <w:sz w:val="22"/>
+          <w:sz w:val="22"/>
+        </w:rPr>
+        <w:t xml:space="preserve">PostgreSQL Global Development Group. (n.d.-a). </w:t>
+      </w:r>
+      <w:r>
+        <w:rPr>
+          <w:rFonts w:ascii="Arial" w:hAnsi="Arial"/>
+          <w:i/>
+          <w:color w:val="000000"/>
+          <w:sz w:val="22"/>
+          <w:sz w:val="22"/>
+        </w:rPr>
+        <w:t>5.5. Constraints</w:t>
+      </w:r>
+      <w:r>
+        <w:rPr>
+          <w:rFonts w:ascii="Arial" w:hAnsi="Arial"/>
+          <w:i w:val="0"/>
+          <w:color w:val="000000"/>
+          <w:sz w:val="22"/>
+          <w:sz w:val="22"/>
+        </w:rPr>
+        <w:t xml:space="preserve">. </w:t>
+      </w:r>
+      <w:r>
+        <w:rPr>
+          <w:rFonts w:ascii="Arial" w:hAnsi="Arial"/>
+          <w:i w:val="0"/>
+          <w:color w:val="000000"/>
+          <w:sz w:val="22"/>
+          <w:sz w:val="22"/>
+        </w:rPr>
+        <w:t xml:space="preserve">Retrieved October 23, 2026, from </w:t>
+      </w:r>
+      <w:hyperlink r:id="rId62">
+        <w:r>
+          <w:rPr>
+            <w:color w:val="000000"/>
+            <w:sz w:val="22"/>
+          </w:rPr>
+          <w:t>https://www.postgresql.org/docs/current/ddl-constraints.html</w:t>
+        </w:r>
+      </w:hyperlink>
+    </w:p>
+    <w:p>
+      <w:pPr>
+        <w:keepNext w:val="0"/>
+        <w:keepLines/>
+        <w:pageBreakBefore w:val="0"/>
+        <w:spacing w:line="480" w:lineRule="auto" w:before="0" w:after="0"/>
+        <w:ind w:left="720" w:hanging="720"/>
+      </w:pPr>
+      <w:r>
+        <w:rPr>
+          <w:rFonts w:ascii="Arial" w:hAnsi="Arial"/>
+          <w:i w:val="0"/>
+          <w:color w:val="000000"/>
+          <w:sz w:val="22"/>
+          <w:sz w:val="22"/>
+        </w:rPr>
+        <w:t xml:space="preserve">PostgreSQL Global Development Group. (n.d.-b). </w:t>
+      </w:r>
+      <w:r>
+        <w:rPr>
+          <w:rFonts w:ascii="Arial" w:hAnsi="Arial"/>
+          <w:i/>
+          <w:color w:val="000000"/>
+          <w:sz w:val="22"/>
+          <w:sz w:val="22"/>
+        </w:rPr>
+        <w:t>8.14. JSON types</w:t>
+      </w:r>
+      <w:r>
+        <w:rPr>
+          <w:rFonts w:ascii="Arial" w:hAnsi="Arial"/>
+          <w:i w:val="0"/>
+          <w:color w:val="000000"/>
+          <w:sz w:val="22"/>
+          <w:sz w:val="22"/>
+        </w:rPr>
+        <w:t xml:space="preserve">. </w:t>
+      </w:r>
+      <w:r>
+        <w:rPr>
+          <w:rFonts w:ascii="Arial" w:hAnsi="Arial"/>
+          <w:i w:val="0"/>
+          <w:color w:val="000000"/>
+          <w:sz w:val="22"/>
+          <w:sz w:val="22"/>
+        </w:rPr>
+        <w:t xml:space="preserve">Retrieved October 23, 2026, from </w:t>
+      </w:r>
+      <w:hyperlink r:id="rId63">
+        <w:r>
+          <w:rPr>
+            <w:color w:val="000000"/>
+            <w:sz w:val="22"/>
+          </w:rPr>
+          <w:t>https://www.postgresql.org/docs/current/datatype-json.html</w:t>
+        </w:r>
+      </w:hyperlink>
+    </w:p>
+    <w:p>
+      <w:pPr>
+        <w:keepNext w:val="0"/>
+        <w:keepLines/>
+        <w:pageBreakBefore w:val="0"/>
+        <w:spacing w:line="480" w:lineRule="auto" w:before="0" w:after="0"/>
+        <w:ind w:left="720" w:hanging="720"/>
+      </w:pPr>
+      <w:r>
+        <w:rPr>
+          <w:rFonts w:ascii="Arial" w:hAnsi="Arial"/>
+          <w:i w:val="0"/>
+          <w:color w:val="000000"/>
+          <w:sz w:val="22"/>
+          <w:sz w:val="22"/>
+        </w:rPr>
+        <w:t xml:space="preserve">Radford, A., Kim, J. W., Xu, T., Brockman, G., McLeavey, C., &amp; Sutskever, I. (2023). Robust speech recognition via large-scale weak supervision. </w:t>
+      </w:r>
+      <w:r>
+        <w:rPr>
+          <w:rFonts w:ascii="Arial" w:hAnsi="Arial"/>
+          <w:i w:val="0"/>
+          <w:color w:val="000000"/>
+          <w:sz w:val="22"/>
+          <w:sz w:val="22"/>
+        </w:rPr>
+        <w:t xml:space="preserve">In A. Krause, E. Brunskill, K. Cho, B. Engelhardt, S. Sabato, &amp; J. Scarlett (Eds.), </w:t>
+      </w:r>
+      <w:r>
+        <w:rPr>
+          <w:rFonts w:ascii="Arial" w:hAnsi="Arial"/>
+          <w:i/>
+          <w:color w:val="000000"/>
+          <w:sz w:val="22"/>
+          <w:sz w:val="22"/>
+        </w:rPr>
+        <w:t>Proceedings of the 40th International Conference on Machine Learning</w:t>
+      </w:r>
+      <w:r>
+        <w:rPr>
+          <w:rFonts w:ascii="Arial" w:hAnsi="Arial"/>
+          <w:i w:val="0"/>
+          <w:color w:val="000000"/>
+          <w:sz w:val="22"/>
+          <w:sz w:val="22"/>
+        </w:rPr>
+        <w:t xml:space="preserve"> (Vol. 202, pp. 28492–28518). PMLR. </w:t>
+      </w:r>
+      <w:hyperlink r:id="rId11">
+        <w:r>
+          <w:rPr>
+            <w:color w:val="000000"/>
+            <w:sz w:val="22"/>
+          </w:rPr>
+          <w:t>https://proceedings.mlr.press/v202/radford23a.html</w:t>
+        </w:r>
+      </w:hyperlink>
+    </w:p>
+    <w:p>
+      <w:pPr>
+        <w:keepNext w:val="0"/>
+        <w:keepLines/>
+        <w:pageBreakBefore w:val="0"/>
+        <w:spacing w:line="480" w:lineRule="auto" w:before="0" w:after="0"/>
+        <w:ind w:left="720" w:hanging="720"/>
+      </w:pPr>
+      <w:r>
+        <w:rPr>
+          <w:rFonts w:ascii="Arial" w:hAnsi="Arial"/>
+          <w:i w:val="0"/>
+          <w:color w:val="000000"/>
+          <w:sz w:val="22"/>
+          <w:sz w:val="22"/>
+        </w:rPr>
+        <w:t xml:space="preserve">Salesloft. (n.d.-a). </w:t>
+      </w:r>
+      <w:r>
+        <w:rPr>
+          <w:rFonts w:ascii="Arial" w:hAnsi="Arial"/>
+          <w:i/>
+          <w:color w:val="000000"/>
+          <w:sz w:val="22"/>
+          <w:sz w:val="22"/>
+        </w:rPr>
+        <w:t>AI-powered conversational intelligence</w:t>
+      </w:r>
+      <w:r>
+        <w:rPr>
+          <w:rFonts w:ascii="Arial" w:hAnsi="Arial"/>
+          <w:i w:val="0"/>
+          <w:color w:val="000000"/>
+          <w:sz w:val="22"/>
+          <w:sz w:val="22"/>
+        </w:rPr>
+        <w:t xml:space="preserve">. </w:t>
+      </w:r>
+      <w:r>
+        <w:rPr>
+          <w:rFonts w:ascii="Arial" w:hAnsi="Arial"/>
+          <w:i w:val="0"/>
+          <w:color w:val="000000"/>
+          <w:sz w:val="22"/>
+          <w:sz w:val="22"/>
+        </w:rPr>
+        <w:t xml:space="preserve">Retrieved October 23, 2026, from </w:t>
+      </w:r>
+      <w:hyperlink r:id="rId51">
+        <w:r>
+          <w:rPr>
+            <w:color w:val="000000"/>
+            <w:sz w:val="22"/>
+          </w:rPr>
+          <w:t>https://www.salesloft.com/lp/conversational-intelligence</w:t>
+        </w:r>
+      </w:hyperlink>
+    </w:p>
+    <w:p>
+      <w:pPr>
+        <w:keepNext w:val="0"/>
+        <w:keepLines/>
+        <w:pageBreakBefore w:val="0"/>
+        <w:spacing w:line="480" w:lineRule="auto" w:before="0" w:after="0"/>
+        <w:ind w:left="720" w:hanging="720"/>
+      </w:pPr>
+      <w:r>
+        <w:rPr>
+          <w:rFonts w:ascii="Arial" w:hAnsi="Arial"/>
+          <w:i w:val="0"/>
+          <w:color w:val="000000"/>
+          <w:sz w:val="22"/>
+          <w:sz w:val="22"/>
+        </w:rPr>
+        <w:t xml:space="preserve">Salesloft. (n.d.-b). </w:t>
+      </w:r>
+      <w:r>
+        <w:rPr>
+          <w:rFonts w:ascii="Arial" w:hAnsi="Arial"/>
+          <w:i/>
+          <w:color w:val="000000"/>
+          <w:sz w:val="22"/>
+          <w:sz w:val="22"/>
+        </w:rPr>
+        <w:t>Integrate Salesforce with Conversation Intelligence</w:t>
+      </w:r>
+      <w:r>
+        <w:rPr>
+          <w:rFonts w:ascii="Arial" w:hAnsi="Arial"/>
+          <w:i w:val="0"/>
+          <w:color w:val="000000"/>
+          <w:sz w:val="22"/>
+          <w:sz w:val="22"/>
+        </w:rPr>
+        <w:t xml:space="preserve">. </w:t>
+      </w:r>
+      <w:r>
+        <w:rPr>
+          <w:rFonts w:ascii="Arial" w:hAnsi="Arial"/>
+          <w:i w:val="0"/>
+          <w:color w:val="000000"/>
+          <w:sz w:val="22"/>
+          <w:sz w:val="22"/>
+        </w:rPr>
+        <w:t xml:space="preserve">Retrieved October 23, 2026, from </w:t>
+      </w:r>
+      <w:hyperlink r:id="rId48">
+        <w:r>
+          <w:rPr>
+            <w:color w:val="000000"/>
+            <w:sz w:val="22"/>
+          </w:rPr>
+          <w:t>https://help.salesloft.com/s/article/Integrate-Salesforce-with-Conversation-Intelligence?language=en_US</w:t>
+        </w:r>
+      </w:hyperlink>
+    </w:p>
+    <w:p>
+      <w:pPr>
+        <w:keepNext w:val="0"/>
+        <w:keepLines/>
+        <w:pageBreakBefore w:val="0"/>
+        <w:spacing w:line="480" w:lineRule="auto" w:before="0" w:after="0"/>
+        <w:ind w:left="720" w:hanging="720"/>
+      </w:pPr>
+      <w:r>
+        <w:rPr>
+          <w:rFonts w:ascii="Arial" w:hAnsi="Arial"/>
+          <w:i w:val="0"/>
+          <w:color w:val="000000"/>
+          <w:sz w:val="22"/>
+          <w:sz w:val="22"/>
+        </w:rPr>
+        <w:t xml:space="preserve">Salesloft. (2026a, July 14). </w:t>
+      </w:r>
+      <w:r>
+        <w:rPr>
+          <w:rFonts w:ascii="Arial" w:hAnsi="Arial"/>
+          <w:i/>
+          <w:color w:val="000000"/>
+          <w:sz w:val="22"/>
+          <w:sz w:val="22"/>
+        </w:rPr>
+        <w:t>Clari + Salesloft defines the next era of AI conversation intelligence, turning buyer signals into revenue actions</w:t>
+      </w:r>
+      <w:r>
+        <w:rPr>
+          <w:rFonts w:ascii="Arial" w:hAnsi="Arial"/>
+          <w:i w:val="0"/>
+          <w:color w:val="000000"/>
+          <w:sz w:val="22"/>
+          <w:sz w:val="22"/>
+        </w:rPr>
+        <w:t xml:space="preserve"> [Press release]</w:t>
+      </w:r>
+      <w:r>
+        <w:rPr>
+          <w:rFonts w:ascii="Arial" w:hAnsi="Arial"/>
+          <w:i w:val="0"/>
+          <w:color w:val="000000"/>
+          <w:sz w:val="22"/>
+          <w:sz w:val="22"/>
+        </w:rPr>
+        <w:t xml:space="preserve">. </w:t>
+      </w:r>
+      <w:hyperlink r:id="rId46">
+        <w:r>
+          <w:rPr>
+            <w:color w:val="000000"/>
+            <w:sz w:val="22"/>
+          </w:rPr>
+          <w:t>https://www.salesloft.com/company/newsroom/salesloft-conversation-intelligence</w:t>
+        </w:r>
+      </w:hyperlink>
+    </w:p>
+    <w:p>
+      <w:pPr>
+        <w:keepNext w:val="0"/>
+        <w:keepLines/>
+        <w:pageBreakBefore w:val="0"/>
+        <w:spacing w:line="480" w:lineRule="auto" w:before="0" w:after="0"/>
+        <w:ind w:left="720" w:hanging="720"/>
+      </w:pPr>
+      <w:r>
+        <w:rPr>
+          <w:rFonts w:ascii="Arial" w:hAnsi="Arial"/>
+          <w:i w:val="0"/>
+          <w:color w:val="000000"/>
+          <w:sz w:val="22"/>
+          <w:sz w:val="22"/>
+        </w:rPr>
+        <w:t xml:space="preserve">Salesloft. (2026b, September 29). </w:t>
+      </w:r>
+      <w:r>
+        <w:rPr>
+          <w:rFonts w:ascii="Arial" w:hAnsi="Arial"/>
+          <w:i/>
+          <w:color w:val="000000"/>
+          <w:sz w:val="22"/>
+          <w:sz w:val="22"/>
+        </w:rPr>
+        <w:t>Conversation Intelligence: Call review page UI reference</w:t>
+      </w:r>
+      <w:r>
+        <w:rPr>
+          <w:rFonts w:ascii="Arial" w:hAnsi="Arial"/>
+          <w:i w:val="0"/>
+          <w:color w:val="000000"/>
+          <w:sz w:val="22"/>
+          <w:sz w:val="22"/>
+        </w:rPr>
+        <w:t xml:space="preserve">. </w:t>
+      </w:r>
+      <w:r>
+        <w:rPr>
+          <w:rFonts w:ascii="Arial" w:hAnsi="Arial"/>
+          <w:i w:val="0"/>
+          <w:color w:val="000000"/>
+          <w:sz w:val="22"/>
+          <w:sz w:val="22"/>
+        </w:rPr>
+        <w:t xml:space="preserve">Retrieved October 23, 2026, from </w:t>
+      </w:r>
+      <w:hyperlink r:id="rId47">
+        <w:r>
+          <w:rPr>
+            <w:color w:val="000000"/>
+            <w:sz w:val="22"/>
+          </w:rPr>
+          <w:t>https://help.salesloft.com/s/article/Conversation-Intelligence-Call-Review-Page-UI-Reference?language=en_US</w:t>
+        </w:r>
+      </w:hyperlink>
+    </w:p>
+    <w:p>
+      <w:pPr>
+        <w:keepNext w:val="0"/>
+        <w:keepLines/>
+        <w:pageBreakBefore w:val="0"/>
+        <w:spacing w:line="480" w:lineRule="auto" w:before="0" w:after="0"/>
+        <w:ind w:left="720" w:hanging="720"/>
+      </w:pPr>
+      <w:r>
+        <w:rPr>
+          <w:rFonts w:ascii="Arial" w:hAnsi="Arial"/>
+          <w:i w:val="0"/>
+          <w:color w:val="000000"/>
+          <w:sz w:val="22"/>
+          <w:sz w:val="22"/>
+        </w:rPr>
+        <w:t xml:space="preserve">Salesloft. (2026c, April 14). </w:t>
+      </w:r>
+      <w:r>
+        <w:rPr>
+          <w:rFonts w:ascii="Arial" w:hAnsi="Arial"/>
+          <w:i/>
+          <w:color w:val="000000"/>
+          <w:sz w:val="22"/>
+          <w:sz w:val="22"/>
+        </w:rPr>
+        <w:t>Conversations transcripts</w:t>
+      </w:r>
+      <w:r>
+        <w:rPr>
+          <w:rFonts w:ascii="Arial" w:hAnsi="Arial"/>
+          <w:i w:val="0"/>
+          <w:color w:val="000000"/>
+          <w:sz w:val="22"/>
+          <w:sz w:val="22"/>
+        </w:rPr>
+        <w:t xml:space="preserve">. </w:t>
+      </w:r>
+      <w:r>
+        <w:rPr>
+          <w:rFonts w:ascii="Arial" w:hAnsi="Arial"/>
+          <w:i w:val="0"/>
+          <w:color w:val="000000"/>
+          <w:sz w:val="22"/>
+          <w:sz w:val="22"/>
+        </w:rPr>
+        <w:t xml:space="preserve">Retrieved October 23, 2026, from </w:t>
+      </w:r>
+      <w:hyperlink r:id="rId50">
+        <w:r>
+          <w:rPr>
+            <w:color w:val="000000"/>
+            <w:sz w:val="22"/>
+          </w:rPr>
+          <w:t>https://help.salesloft.com/s/article/Conversations-Transcripts?language=en_US</w:t>
+        </w:r>
+      </w:hyperlink>
+    </w:p>
+    <w:p>
+      <w:pPr>
+        <w:keepNext w:val="0"/>
+        <w:keepLines/>
+        <w:pageBreakBefore w:val="0"/>
+        <w:spacing w:line="480" w:lineRule="auto" w:before="0" w:after="0"/>
+        <w:ind w:left="720" w:hanging="720"/>
+      </w:pPr>
+      <w:r>
+        <w:rPr>
+          <w:rFonts w:ascii="Arial" w:hAnsi="Arial"/>
+          <w:i w:val="0"/>
+          <w:color w:val="000000"/>
+          <w:sz w:val="22"/>
+          <w:sz w:val="22"/>
+        </w:rPr>
+        <w:t xml:space="preserve">Salesloft. (2026d, October 1). </w:t>
+      </w:r>
+      <w:r>
+        <w:rPr>
+          <w:rFonts w:ascii="Arial" w:hAnsi="Arial"/>
+          <w:i/>
+          <w:color w:val="000000"/>
+          <w:sz w:val="22"/>
+          <w:sz w:val="22"/>
+        </w:rPr>
+        <w:t>Set up topics and filters in Conversation Intelligence</w:t>
+      </w:r>
+      <w:r>
+        <w:rPr>
+          <w:rFonts w:ascii="Arial" w:hAnsi="Arial"/>
+          <w:i w:val="0"/>
+          <w:color w:val="000000"/>
+          <w:sz w:val="22"/>
+          <w:sz w:val="22"/>
+        </w:rPr>
+        <w:t xml:space="preserve">. </w:t>
+      </w:r>
+      <w:r>
+        <w:rPr>
+          <w:rFonts w:ascii="Arial" w:hAnsi="Arial"/>
+          <w:i w:val="0"/>
+          <w:color w:val="000000"/>
+          <w:sz w:val="22"/>
+          <w:sz w:val="22"/>
+        </w:rPr>
+        <w:t xml:space="preserve">Retrieved October 23, 2026, from </w:t>
+      </w:r>
+      <w:hyperlink r:id="rId49">
+        <w:r>
+          <w:rPr>
+            <w:color w:val="000000"/>
+            <w:sz w:val="22"/>
+          </w:rPr>
+          <w:t>https://help.salesloft.com/s/article/Set-Up-Topics-and-Filters-in-Conversation-Intelligence?language=en_US</w:t>
+        </w:r>
+      </w:hyperlink>
+    </w:p>
+    <w:p>
+      <w:pPr>
+        <w:keepNext w:val="0"/>
+        <w:keepLines/>
+        <w:pageBreakBefore w:val="0"/>
+        <w:spacing w:line="480" w:lineRule="auto" w:before="0" w:after="0"/>
+        <w:ind w:left="720" w:hanging="720"/>
+      </w:pPr>
+      <w:r>
+        <w:rPr>
+          <w:rFonts w:ascii="Arial" w:hAnsi="Arial"/>
+          <w:i w:val="0"/>
+          <w:color w:val="000000"/>
+          <w:sz w:val="22"/>
+          <w:sz w:val="22"/>
+        </w:rPr>
+        <w:t xml:space="preserve">Song, Y., Zhao, X., Jiang, D., Huang, X., Zhao, W., Xu, Q., Wong, R. C.-W., &amp; Yang, Q. (2021). SmartSales: An AI-powered telemarketing coaching system in FinTech. </w:t>
+      </w:r>
+      <w:r>
+        <w:rPr>
+          <w:rFonts w:ascii="Arial" w:hAnsi="Arial"/>
+          <w:i w:val="0"/>
+          <w:color w:val="000000"/>
+          <w:sz w:val="22"/>
+          <w:sz w:val="22"/>
+        </w:rPr>
+        <w:t xml:space="preserve">In </w:t>
+      </w:r>
+      <w:r>
+        <w:rPr>
+          <w:rFonts w:ascii="Arial" w:hAnsi="Arial"/>
+          <w:i/>
+          <w:color w:val="000000"/>
+          <w:sz w:val="22"/>
+          <w:sz w:val="22"/>
+        </w:rPr>
+        <w:t>Proceedings of the 29th ACM International Conference on Multimedia</w:t>
+      </w:r>
+      <w:r>
+        <w:rPr>
+          <w:rFonts w:ascii="Arial" w:hAnsi="Arial"/>
+          <w:i w:val="0"/>
+          <w:color w:val="000000"/>
+          <w:sz w:val="22"/>
+          <w:sz w:val="22"/>
+        </w:rPr>
+        <w:t xml:space="preserve"> (pp. 2774–2776). Association for Computing Machinery. </w:t>
+      </w:r>
+      <w:hyperlink r:id="rId37">
+        <w:r>
+          <w:rPr>
+            <w:color w:val="000000"/>
+            <w:sz w:val="22"/>
+          </w:rPr>
+          <w:t>https://doi.org/10.1145/3474085.3478555</w:t>
+        </w:r>
+      </w:hyperlink>
+    </w:p>
+    <w:p>
+      <w:pPr>
+        <w:keepNext w:val="0"/>
+        <w:keepLines/>
+        <w:pageBreakBefore w:val="0"/>
+        <w:spacing w:line="480" w:lineRule="auto" w:before="0" w:after="0"/>
+        <w:ind w:left="720" w:hanging="720"/>
+      </w:pPr>
+      <w:r>
+        <w:rPr>
+          <w:rFonts w:ascii="Arial" w:hAnsi="Arial"/>
+          <w:i w:val="0"/>
+          <w:color w:val="000000"/>
+          <w:sz w:val="22"/>
+          <w:sz w:val="22"/>
+        </w:rPr>
+        <w:t xml:space="preserve">SQLite. (n.d.). </w:t>
+      </w:r>
+      <w:r>
+        <w:rPr>
+          <w:rFonts w:ascii="Arial" w:hAnsi="Arial"/>
+          <w:i/>
+          <w:color w:val="000000"/>
+          <w:sz w:val="22"/>
+          <w:sz w:val="22"/>
+        </w:rPr>
+        <w:t>Appropriate uses for SQLite</w:t>
+      </w:r>
+      <w:r>
+        <w:rPr>
+          <w:rFonts w:ascii="Arial" w:hAnsi="Arial"/>
+          <w:i w:val="0"/>
+          <w:color w:val="000000"/>
+          <w:sz w:val="22"/>
+          <w:sz w:val="22"/>
+        </w:rPr>
+        <w:t xml:space="preserve">. </w:t>
+      </w:r>
+      <w:r>
+        <w:rPr>
+          <w:rFonts w:ascii="Arial" w:hAnsi="Arial"/>
+          <w:i w:val="0"/>
+          <w:color w:val="000000"/>
+          <w:sz w:val="22"/>
+          <w:sz w:val="22"/>
+        </w:rPr>
+        <w:t xml:space="preserve">Retrieved October 23, 2026, from </w:t>
+      </w:r>
+      <w:hyperlink r:id="rId64">
+        <w:r>
+          <w:rPr>
+            <w:color w:val="000000"/>
+            <w:sz w:val="22"/>
+          </w:rPr>
+          <w:t>https://www.sqlite.org/whentouse.html</w:t>
+        </w:r>
+      </w:hyperlink>
+    </w:p>
+    <w:p>
+      <w:pPr>
+        <w:keepNext w:val="0"/>
+        <w:keepLines/>
+        <w:pageBreakBefore w:val="0"/>
+        <w:spacing w:line="480" w:lineRule="auto" w:before="0" w:after="0"/>
+        <w:ind w:left="720" w:hanging="720"/>
+      </w:pPr>
+      <w:r>
+        <w:rPr>
+          <w:rFonts w:ascii="Arial" w:hAnsi="Arial"/>
+          <w:i w:val="0"/>
+          <w:color w:val="000000"/>
+          <w:sz w:val="22"/>
+          <w:sz w:val="22"/>
+        </w:rPr>
+        <w:t xml:space="preserve">Stock, J., Klakow, D., &amp; Petukhova, V. (2024). Annotating customer-oriented behaviour in call centre sales dialogues. </w:t>
+      </w:r>
+      <w:r>
+        <w:rPr>
+          <w:rFonts w:ascii="Arial" w:hAnsi="Arial"/>
+          <w:i w:val="0"/>
+          <w:color w:val="000000"/>
+          <w:sz w:val="22"/>
+          <w:sz w:val="22"/>
+        </w:rPr>
+        <w:t xml:space="preserve">In N. Calzolari, M.-Y. Kan, V. Hoste, A. Lenci, S. Sakti, &amp; N. Xue (Eds.), </w:t>
+      </w:r>
+      <w:r>
+        <w:rPr>
+          <w:rFonts w:ascii="Arial" w:hAnsi="Arial"/>
+          <w:i/>
+          <w:color w:val="000000"/>
+          <w:sz w:val="22"/>
+          <w:sz w:val="22"/>
+        </w:rPr>
+        <w:t>Proceedings of the 2024 Joint International Conference on Computational Linguistics, Language Resources and Evaluation (LREC-COLING 2024)</w:t>
+      </w:r>
+      <w:r>
+        <w:rPr>
+          <w:rFonts w:ascii="Arial" w:hAnsi="Arial"/>
+          <w:i w:val="0"/>
+          <w:color w:val="000000"/>
+          <w:sz w:val="22"/>
+          <w:sz w:val="22"/>
+        </w:rPr>
+        <w:t xml:space="preserve"> (pp. 1197–1208). ELRA and ICCL. </w:t>
+      </w:r>
+      <w:hyperlink r:id="rId29">
+        <w:r>
+          <w:rPr>
+            <w:color w:val="000000"/>
+            <w:sz w:val="22"/>
+          </w:rPr>
+          <w:t>https://aclanthology.org/2024.lrec-main.107/</w:t>
+        </w:r>
+      </w:hyperlink>
+    </w:p>
+    <w:p>
+      <w:pPr>
+        <w:keepNext w:val="0"/>
+        <w:keepLines/>
+        <w:pageBreakBefore w:val="0"/>
+        <w:spacing w:line="480" w:lineRule="auto" w:before="0" w:after="0"/>
+        <w:ind w:left="720" w:hanging="720"/>
+      </w:pPr>
+      <w:r>
+        <w:rPr>
+          <w:rFonts w:ascii="Arial" w:hAnsi="Arial"/>
+          <w:i w:val="0"/>
+          <w:color w:val="000000"/>
+          <w:sz w:val="22"/>
+          <w:sz w:val="22"/>
+        </w:rPr>
+        <w:t xml:space="preserve">Tang, X., Nair, A., Wang, B., Wang, B., Desai, J., Wade, A., Li, H., Celikyilmaz, A., Mehdad, Y., &amp; Radev, D. (2022). CONFIT: Toward faithful dialogue summarization with linguistically-informed contrastive fine-tuning. </w:t>
+      </w:r>
+      <w:r>
+        <w:rPr>
+          <w:rFonts w:ascii="Arial" w:hAnsi="Arial"/>
+          <w:i w:val="0"/>
+          <w:color w:val="000000"/>
+          <w:sz w:val="22"/>
+          <w:sz w:val="22"/>
+        </w:rPr>
+        <w:t xml:space="preserve">In M. Carpuat, M.-C. de Marneffe, &amp; I. V. Meza Ruiz (Eds.), </w:t>
+      </w:r>
+      <w:r>
+        <w:rPr>
+          <w:rFonts w:ascii="Arial" w:hAnsi="Arial"/>
+          <w:i/>
+          <w:color w:val="000000"/>
+          <w:sz w:val="22"/>
+          <w:sz w:val="22"/>
+        </w:rPr>
+        <w:t>Proceedings of the 2022 Conference of the North American Chapter of the Association for Computational Linguistics: Human Language Technologies</w:t>
+      </w:r>
+      <w:r>
+        <w:rPr>
+          <w:rFonts w:ascii="Arial" w:hAnsi="Arial"/>
+          <w:i w:val="0"/>
+          <w:color w:val="000000"/>
+          <w:sz w:val="22"/>
+          <w:sz w:val="22"/>
+        </w:rPr>
+        <w:t xml:space="preserve"> (pp. 5657–5668). Association for Computational Linguistics. </w:t>
+      </w:r>
+      <w:hyperlink r:id="rId80">
+        <w:r>
+          <w:rPr>
+            <w:color w:val="000000"/>
+            <w:sz w:val="22"/>
+          </w:rPr>
+          <w:t>https://doi.org/10.18653/v1/2022.naacl-main.415</w:t>
+        </w:r>
+      </w:hyperlink>
+    </w:p>
+    <w:p>
+      <w:pPr>
+        <w:keepNext w:val="0"/>
+        <w:keepLines/>
+        <w:pageBreakBefore w:val="0"/>
+        <w:spacing w:line="480" w:lineRule="auto" w:before="0" w:after="0"/>
+        <w:ind w:left="720" w:hanging="720"/>
+      </w:pPr>
+      <w:r>
+        <w:rPr>
+          <w:rFonts w:ascii="Arial" w:hAnsi="Arial"/>
+          <w:i w:val="0"/>
+          <w:color w:val="000000"/>
+          <w:sz w:val="22"/>
+          <w:sz w:val="22"/>
+        </w:rPr>
+        <w:t xml:space="preserve">Vieira, V. A., Silva, J. D. da, Faia, V. da S., &amp; Gabler, C. (2024). Drivers of industrial sales performance in the agent-buyer chat channel: The role of social and functional content, message valence, and synchronicity. </w:t>
+      </w:r>
+      <w:r>
+        <w:rPr>
+          <w:rFonts w:ascii="Arial" w:hAnsi="Arial"/>
+          <w:i/>
+          <w:color w:val="000000"/>
+          <w:sz w:val="22"/>
+          <w:sz w:val="22"/>
+        </w:rPr>
+        <w:t>Journal of Retailing and Consumer Services, 78</w:t>
+      </w:r>
+      <w:r>
+        <w:rPr>
+          <w:rFonts w:ascii="Arial" w:hAnsi="Arial"/>
+          <w:i w:val="0"/>
+          <w:color w:val="000000"/>
+          <w:sz w:val="22"/>
+          <w:sz w:val="22"/>
+        </w:rPr>
+        <w:t xml:space="preserve">, Article 103774. </w:t>
+      </w:r>
+      <w:hyperlink r:id="rId34">
+        <w:r>
+          <w:rPr>
+            <w:color w:val="000000"/>
+            <w:sz w:val="22"/>
+          </w:rPr>
+          <w:t>https://doi.org/10.1016/j.jretconser.2024.103774</w:t>
+        </w:r>
+      </w:hyperlink>
+    </w:p>
+    <w:p>
+      <w:pPr>
+        <w:keepNext w:val="0"/>
+        <w:keepLines/>
+        <w:pageBreakBefore w:val="0"/>
+        <w:spacing w:line="480" w:lineRule="auto" w:before="0" w:after="0"/>
+        <w:ind w:left="720" w:hanging="720"/>
+      </w:pPr>
+      <w:r>
+        <w:rPr>
+          <w:rFonts w:ascii="Arial" w:hAnsi="Arial"/>
+          <w:i w:val="0"/>
+          <w:color w:val="000000"/>
+          <w:sz w:val="22"/>
+          <w:sz w:val="22"/>
+        </w:rPr>
+        <w:t xml:space="preserve">Zhong, M., Yin, D., Yu, T., Zaidi, A., Mutuma, M., Jha, R., Awadallah, A. H., Celikyilmaz, A., Liu, Y., Qiu, X., &amp; Radev, D. (2021). QMSum: A new benchmark for query-based multi-domain meeting summarization. </w:t>
+      </w:r>
+      <w:r>
+        <w:rPr>
+          <w:rFonts w:ascii="Arial" w:hAnsi="Arial"/>
+          <w:i w:val="0"/>
+          <w:color w:val="000000"/>
+          <w:sz w:val="22"/>
+          <w:sz w:val="22"/>
+        </w:rPr>
+        <w:t xml:space="preserve">In K. Toutanova, A. Rumshisky, L. Zettlemoyer, D. Hakkani-Tur, I. Beltagy, S. Bethard, R. Cotterell, T. Chakraborty, &amp; Y. Zhou (Eds.), </w:t>
+      </w:r>
+      <w:r>
+        <w:rPr>
+          <w:rFonts w:ascii="Arial" w:hAnsi="Arial"/>
+          <w:i/>
+          <w:color w:val="000000"/>
+          <w:sz w:val="22"/>
+          <w:sz w:val="22"/>
+        </w:rPr>
+        <w:t>Proceedings of the 2021 Conference of the North American Chapter of the Association for Computational Linguistics: Human Language Technologies</w:t>
+      </w:r>
+      <w:r>
+        <w:rPr>
+          <w:rFonts w:ascii="Arial" w:hAnsi="Arial"/>
+          <w:i w:val="0"/>
+          <w:color w:val="000000"/>
+          <w:sz w:val="22"/>
+          <w:sz w:val="22"/>
+        </w:rPr>
+        <w:t xml:space="preserve"> (pp. 5905–5921). Association for Computational Linguistics. </w:t>
+      </w:r>
+      <w:hyperlink r:id="rId81">
+        <w:r>
+          <w:rPr>
+            <w:color w:val="000000"/>
+            <w:sz w:val="22"/>
+          </w:rPr>
+          <w:t>https://doi.org/10.18653/v1/2021.naacl-main.472</w:t>
+        </w:r>
+      </w:hyperlink>
     </w:p>
     <w:sectPr>
       <w:headerReference w:type="default" r:id="rId9"/>

--- a/docs/research_appendices.docx
+++ b/docs/research_appendices.docx
@@ -9242,7 +9242,7 @@
                 <w:color w:val="000000"/>
                 <w:sz w:val="18"/>
               </w:rPr>
-              <w:t>Publish prepared package and finish team access; repository created, reviews and access pending.</w:t>
+              <w:t>Package published through merged PRs; confirm teammate/reviewer access and independent review.</w:t>
             </w:r>
           </w:p>
         </w:tc>
@@ -9273,7 +9273,7 @@
                 <w:color w:val="000000"/>
                 <w:sz w:val="18"/>
               </w:rPr>
-              <w:t>24 Oct; repository only</w:t>
+              <w:t>24 Oct; access pending</w:t>
             </w:r>
           </w:p>
         </w:tc>
@@ -10551,7 +10551,7 @@
         <w:rPr>
           <w:color w:val="000000"/>
         </w:rPr>
-        <w:t>Setup status on 23 October 2026  Prepared materials are in draft PR 2 at https://github.com/ddigreen/sales-analytics-stt. The YouTrack project at https://sales-analytics-stt-team.youtrack.cloud/projects/SASTT contains 12 assigned Open issues; planning/backlog.csv maps W labels to actual issue IDs. Dameli has GitHub access; Bekzat was invited. Student review, stakeholder evidence, supervision, reviewer access and a reviewed submission tag remain pending. Apply pre-defense-1 only to the actual reviewed submission.</w:t>
+        <w:t>Setup status on 23 October 2026  PRs 2–4 are merged at https://github.com/ddigreen/sales-analytics-stt. Demo: https://ddigreen.github.io/vocasales-demo/. PRs 3–4 have Codex-assisted technical reviews; independent student review is pending. YouTrack at https://sales-analytics-stt-team.youtrack.cloud/projects/SASTT has 12 assigned Open issues; planning/backlog.csv maps W labels to actual IDs. Dameli has GitHub access; Bekzat was invited. Stakeholder evidence, supervisor feedback and reviewer access remain pending. Apply pre-defense-1 only to the actual reviewed submission.</w:t>
       </w:r>
     </w:p>
     <w:p>
@@ -14187,7 +14187,7 @@
         <w:rPr>
           <w:color w:val="000000"/>
         </w:rPr>
-        <w:t>For current task links and remaining work, use planning/git_preparation.md and planning/checkpoint_checklist.md. The prepared package is in draft PR 2; YouTrack has real assigned issues. Technical source, data and prototype checks do not substitute for student PR review, supervisor feedback or representative-user evidence. Keep recordings and customer data outside source control.</w:t>
+        <w:t>For current task links and remaining work, use planning/git_preparation.md and planning/checkpoint_checklist.md. The prepared package is in main after PRs 2–4; YouTrack has real assigned issues. Technical source, data and prototype checks do not substitute for student PR review, supervisor feedback or representative-user evidence. Keep recordings and customer data outside source control.</w:t>
       </w:r>
     </w:p>
     <w:p>

--- a/docs/research_appendices.docx
+++ b/docs/research_appendices.docx
@@ -10551,7 +10551,7 @@
         <w:rPr>
           <w:color w:val="000000"/>
         </w:rPr>
-        <w:t>Setup status on 23 October 2026  PRs 2–4 are merged at https://github.com/ddigreen/sales-analytics-stt. Demo: https://ddigreen.github.io/vocasales-demo/. PRs 3–4 have Codex-assisted technical reviews; independent student review is pending. YouTrack at https://sales-analytics-stt-team.youtrack.cloud/projects/SASTT has 12 assigned Open issues; planning/backlog.csv maps W labels to actual IDs. Dameli has GitHub access; Bekzat was invited. Stakeholder evidence, supervisor feedback and reviewer access remain pending. Apply pre-defense-1 only to the actual reviewed submission.</w:t>
+        <w:t>Setup status on 23 October 2026  PRs 2–4 are merged at https://github.com/ddigreen/sales-analytics-stt. Demo: https://ddigreen.github.io/vocasales-demo/. PRs 3–4 have recorded technical approvals; independent student review is pending. YouTrack at https://sales-analytics-stt-team.youtrack.cloud/projects/SASTT has 12 assigned Open issues; planning/backlog.csv maps W labels to actual IDs. Dameli has GitHub access; Bekzat was invited. Stakeholder evidence, supervisor feedback and reviewer access remain pending. Apply pre-defense-1 only to the actual reviewed submission.</w:t>
       </w:r>
     </w:p>
     <w:p>

--- a/docs/research_appendices.docx
+++ b/docs/research_appendices.docx
@@ -26,12 +26,15 @@
         <w:rPr>
           <w:color w:val="000000"/>
         </w:rPr>
-        <w:t>Companion to the main checkpoint report  |  22 October 2026</w:t>
+        <w:t>Companion to the main checkpoint report  |  Revised 23 October 2026</w:t>
       </w:r>
     </w:p>
     <w:p>
       <w:r>
-        <w:t>These appendices retain the detailed evidence and specifications behind the main report. L01–L15 are analysis IDs; scholarly citations use APA 7 author–date style. The alphabetized References section includes scientific, dataset and official documentation sources. Interview and supervisor forms remain blank because those activities are pending.</w:t>
+        <w:rPr>
+          <w:color w:val="000000"/>
+        </w:rPr>
+        <w:t>These appendices retain the detailed evidence and specifications behind the main report, including Bekzat’s backend design amendment. L01–L15 are analysis IDs; citations and the alphabetized References use APA 7. Interview and supervisor forms remain blank because those activities are pending.</w:t>
       </w:r>
     </w:p>
     <w:p>
@@ -47,6 +50,9 @@
     </w:p>
     <w:p>
       <w:r>
+        <w:rPr>
+          <w:color w:val="000000"/>
+        </w:rPr>
         <w:t>Fifteen scientific publications are included. Good et al. (2026) and Vieira et al. (2024) remain abstract/preview reviews. Other records retain their stated full-text scope. Sources were first checked on 21–22 October and rechecked on 23 October 2026 using accessible primary records and text; no experiments were replicated. Direct publisher-access failures and fallback manuscripts are documented in research/source_verification.json.</w:t>
       </w:r>
     </w:p>
@@ -59,6 +65,7 @@
       <w:r>
         <w:rPr>
           <w:b/>
+          <w:color w:val="000000"/>
         </w:rPr>
         <w:t>L01  Radford et al. (2023). Robust speech recognition via large-scale weak supervision.</w:t>
       </w:r>
@@ -68,6 +75,9 @@
         <w:keepNext/>
       </w:pPr>
       <w:r>
+        <w:rPr>
+          <w:color w:val="000000"/>
+        </w:rPr>
         <w:t xml:space="preserve">Source access  </w:t>
       </w:r>
       <w:hyperlink r:id="rId11">
@@ -79,6 +89,9 @@
         </w:r>
       </w:hyperlink>
       <w:r>
+        <w:rPr>
+          <w:color w:val="000000"/>
+        </w:rPr>
         <w:t xml:space="preserve"> | </w:t>
       </w:r>
       <w:hyperlink r:id="rId12">
@@ -194,6 +207,7 @@
       <w:r>
         <w:rPr>
           <w:b/>
+          <w:color w:val="000000"/>
         </w:rPr>
         <w:t>L02  Bain et al. (2023). WhisperX: Time-accurate speech transcription of long-form audio.</w:t>
       </w:r>
@@ -203,6 +217,9 @@
         <w:keepNext/>
       </w:pPr>
       <w:r>
+        <w:rPr>
+          <w:color w:val="000000"/>
+        </w:rPr>
         <w:t xml:space="preserve">Source access  </w:t>
       </w:r>
       <w:hyperlink r:id="rId13">
@@ -214,6 +231,9 @@
         </w:r>
       </w:hyperlink>
       <w:r>
+        <w:rPr>
+          <w:color w:val="000000"/>
+        </w:rPr>
         <w:t xml:space="preserve"> | </w:t>
       </w:r>
       <w:hyperlink r:id="rId14">
@@ -329,6 +349,7 @@
       <w:r>
         <w:rPr>
           <w:b/>
+          <w:color w:val="000000"/>
         </w:rPr>
         <w:t>L03  Bredin (2023). pyannote.audio 2.1 speaker diarization pipeline: Principle, benchmark, and recipe.</w:t>
       </w:r>
@@ -338,6 +359,9 @@
         <w:keepNext/>
       </w:pPr>
       <w:r>
+        <w:rPr>
+          <w:color w:val="000000"/>
+        </w:rPr>
         <w:t xml:space="preserve">Source access  </w:t>
       </w:r>
       <w:hyperlink r:id="rId15">
@@ -349,6 +373,9 @@
         </w:r>
       </w:hyperlink>
       <w:r>
+        <w:rPr>
+          <w:color w:val="000000"/>
+        </w:rPr>
         <w:t xml:space="preserve"> | </w:t>
       </w:r>
       <w:hyperlink r:id="rId16">
@@ -464,6 +491,7 @@
       <w:r>
         <w:rPr>
           <w:b/>
+          <w:color w:val="000000"/>
         </w:rPr>
         <w:t>L04  Mussakhojayeva et al. (2022). KSC2: An industrial-scale open-source Kazakh speech corpus.</w:t>
       </w:r>
@@ -473,6 +501,9 @@
         <w:keepNext/>
       </w:pPr>
       <w:r>
+        <w:rPr>
+          <w:color w:val="000000"/>
+        </w:rPr>
         <w:t xml:space="preserve">Source access  </w:t>
       </w:r>
       <w:hyperlink r:id="rId17">
@@ -484,6 +515,9 @@
         </w:r>
       </w:hyperlink>
       <w:r>
+        <w:rPr>
+          <w:color w:val="000000"/>
+        </w:rPr>
         <w:t xml:space="preserve"> | </w:t>
       </w:r>
       <w:hyperlink r:id="rId18">
@@ -599,6 +633,7 @@
       <w:r>
         <w:rPr>
           <w:b/>
+          <w:color w:val="000000"/>
         </w:rPr>
         <w:t>L05  Asi et al. (2022). An end-to-end dialogue summarization system for sales calls.</w:t>
       </w:r>
@@ -608,6 +643,9 @@
         <w:keepNext/>
       </w:pPr>
       <w:r>
+        <w:rPr>
+          <w:color w:val="000000"/>
+        </w:rPr>
         <w:t xml:space="preserve">Source access  </w:t>
       </w:r>
       <w:hyperlink r:id="rId19">
@@ -619,6 +657,9 @@
         </w:r>
       </w:hyperlink>
       <w:r>
+        <w:rPr>
+          <w:color w:val="000000"/>
+        </w:rPr>
         <w:t xml:space="preserve"> | </w:t>
       </w:r>
       <w:hyperlink r:id="rId20">
@@ -684,6 +725,7 @@
       <w:r>
         <w:rPr>
           <w:b/>
+          <w:color w:val="000000"/>
         </w:rPr>
         <w:t>L06  Zhong et al. (2021). QMSum: A new benchmark for query-based multi-domain meeting summarization.</w:t>
       </w:r>
@@ -693,6 +735,9 @@
         <w:keepNext/>
       </w:pPr>
       <w:r>
+        <w:rPr>
+          <w:color w:val="000000"/>
+        </w:rPr>
         <w:t xml:space="preserve">Source access  </w:t>
       </w:r>
       <w:hyperlink r:id="rId21">
@@ -704,6 +749,9 @@
         </w:r>
       </w:hyperlink>
       <w:r>
+        <w:rPr>
+          <w:color w:val="000000"/>
+        </w:rPr>
         <w:t xml:space="preserve"> | </w:t>
       </w:r>
       <w:hyperlink r:id="rId22">
@@ -819,6 +867,7 @@
       <w:r>
         <w:rPr>
           <w:b/>
+          <w:color w:val="000000"/>
         </w:rPr>
         <w:t>L07  Tang et al. (2022). CONFIT: Toward faithful dialogue summarization with linguistically-informed contrastive fine-tuning.</w:t>
       </w:r>
@@ -828,6 +877,9 @@
         <w:keepNext/>
       </w:pPr>
       <w:r>
+        <w:rPr>
+          <w:color w:val="000000"/>
+        </w:rPr>
         <w:t xml:space="preserve">Source access  </w:t>
       </w:r>
       <w:hyperlink r:id="rId23">
@@ -839,6 +891,9 @@
         </w:r>
       </w:hyperlink>
       <w:r>
+        <w:rPr>
+          <w:color w:val="000000"/>
+        </w:rPr>
         <w:t xml:space="preserve"> | </w:t>
       </w:r>
       <w:hyperlink r:id="rId24">
@@ -929,6 +984,7 @@
       <w:r>
         <w:rPr>
           <w:b/>
+          <w:color w:val="000000"/>
         </w:rPr>
         <w:t>L08  Koenecke et al. (2024). Careless Whisper: Speech-to-text hallucination harms.</w:t>
       </w:r>
@@ -938,6 +994,9 @@
         <w:keepNext/>
       </w:pPr>
       <w:r>
+        <w:rPr>
+          <w:color w:val="000000"/>
+        </w:rPr>
         <w:t xml:space="preserve">Source access  </w:t>
       </w:r>
       <w:hyperlink r:id="rId25">
@@ -949,6 +1008,9 @@
         </w:r>
       </w:hyperlink>
       <w:r>
+        <w:rPr>
+          <w:color w:val="000000"/>
+        </w:rPr>
         <w:t xml:space="preserve"> | </w:t>
       </w:r>
       <w:hyperlink r:id="rId26">
@@ -1039,6 +1101,7 @@
       <w:r>
         <w:rPr>
           <w:b/>
+          <w:color w:val="000000"/>
         </w:rPr>
         <w:t>L09  Mäntyvaara et al. (2026). AI-assisted sales coaching framework: Empirically-derived models for B2B communication analysis.</w:t>
       </w:r>
@@ -1048,6 +1111,9 @@
         <w:keepNext/>
       </w:pPr>
       <w:r>
+        <w:rPr>
+          <w:color w:val="000000"/>
+        </w:rPr>
         <w:t xml:space="preserve">Source access  </w:t>
       </w:r>
       <w:hyperlink r:id="rId27">
@@ -1059,6 +1125,9 @@
         </w:r>
       </w:hyperlink>
       <w:r>
+        <w:rPr>
+          <w:color w:val="000000"/>
+        </w:rPr>
         <w:t xml:space="preserve"> | </w:t>
       </w:r>
       <w:hyperlink r:id="rId28">
@@ -1174,6 +1243,7 @@
       <w:r>
         <w:rPr>
           <w:b/>
+          <w:color w:val="000000"/>
         </w:rPr>
         <w:t>L10  Stock et al. (2024). Annotating customer-oriented behaviour in call centre sales dialogues.</w:t>
       </w:r>
@@ -1183,6 +1253,9 @@
         <w:keepNext/>
       </w:pPr>
       <w:r>
+        <w:rPr>
+          <w:color w:val="000000"/>
+        </w:rPr>
         <w:t xml:space="preserve">Source access  </w:t>
       </w:r>
       <w:hyperlink r:id="rId29">
@@ -1194,6 +1267,9 @@
         </w:r>
       </w:hyperlink>
       <w:r>
+        <w:rPr>
+          <w:color w:val="000000"/>
+        </w:rPr>
         <w:t xml:space="preserve"> | </w:t>
       </w:r>
       <w:hyperlink r:id="rId30">
@@ -1309,6 +1385,7 @@
       <w:r>
         <w:rPr>
           <w:b/>
+          <w:color w:val="000000"/>
         </w:rPr>
         <w:t>L11  Fu et al. (2022). Entity-level sentiment analysis in contact center telephone conversations.</w:t>
       </w:r>
@@ -1318,6 +1395,9 @@
         <w:keepNext/>
       </w:pPr>
       <w:r>
+        <w:rPr>
+          <w:color w:val="000000"/>
+        </w:rPr>
         <w:t xml:space="preserve">Source access  </w:t>
       </w:r>
       <w:hyperlink r:id="rId31">
@@ -1329,6 +1409,9 @@
         </w:r>
       </w:hyperlink>
       <w:r>
+        <w:rPr>
+          <w:color w:val="000000"/>
+        </w:rPr>
         <w:t xml:space="preserve"> | </w:t>
       </w:r>
       <w:hyperlink r:id="rId32">
@@ -1444,6 +1527,7 @@
       <w:r>
         <w:rPr>
           <w:b/>
+          <w:color w:val="000000"/>
         </w:rPr>
         <w:t>L12  Good et al. (2026). Determining the quality of B2C sales leads from online chats.</w:t>
       </w:r>
@@ -1453,6 +1537,9 @@
         <w:keepNext/>
       </w:pPr>
       <w:r>
+        <w:rPr>
+          <w:color w:val="000000"/>
+        </w:rPr>
         <w:t xml:space="preserve">Source access  </w:t>
       </w:r>
       <w:hyperlink r:id="rId33">
@@ -1543,6 +1630,7 @@
       <w:r>
         <w:rPr>
           <w:b/>
+          <w:color w:val="000000"/>
         </w:rPr>
         <w:t>L13  Vieira et al. (2024). Drivers of industrial sales performance in the agent-buyer chat channel: The role of social and functional content, message valence, and synchronicity.</w:t>
       </w:r>
@@ -1552,6 +1640,9 @@
         <w:keepNext/>
       </w:pPr>
       <w:r>
+        <w:rPr>
+          <w:color w:val="000000"/>
+        </w:rPr>
         <w:t xml:space="preserve">Source access  </w:t>
       </w:r>
       <w:hyperlink r:id="rId34">
@@ -1667,6 +1758,7 @@
       <w:r>
         <w:rPr>
           <w:b/>
+          <w:color w:val="000000"/>
         </w:rPr>
         <w:t>L14  Humă and Stokoe (2023). Resistance in business-to-business “cold” sales calls.</w:t>
       </w:r>
@@ -1676,6 +1768,9 @@
         <w:keepNext/>
       </w:pPr>
       <w:r>
+        <w:rPr>
+          <w:color w:val="000000"/>
+        </w:rPr>
         <w:t xml:space="preserve">Source access  </w:t>
       </w:r>
       <w:hyperlink r:id="rId35">
@@ -1687,6 +1782,9 @@
         </w:r>
       </w:hyperlink>
       <w:r>
+        <w:rPr>
+          <w:color w:val="000000"/>
+        </w:rPr>
         <w:t xml:space="preserve"> | </w:t>
       </w:r>
       <w:hyperlink r:id="rId36">
@@ -1802,6 +1900,7 @@
       <w:r>
         <w:rPr>
           <w:b/>
+          <w:color w:val="000000"/>
         </w:rPr>
         <w:t>L15  Song et al. (2021). SmartSales: An AI-powered telemarketing coaching system in FinTech.</w:t>
       </w:r>
@@ -1811,6 +1910,9 @@
         <w:keepNext/>
       </w:pPr>
       <w:r>
+        <w:rPr>
+          <w:color w:val="000000"/>
+        </w:rPr>
         <w:t xml:space="preserve">Source access  </w:t>
       </w:r>
       <w:hyperlink r:id="rId37">
@@ -1822,6 +1924,9 @@
         </w:r>
       </w:hyperlink>
       <w:r>
+        <w:rPr>
+          <w:color w:val="000000"/>
+        </w:rPr>
         <w:t xml:space="preserve"> | </w:t>
       </w:r>
       <w:hyperlink r:id="rId38">
@@ -1897,6 +2002,9 @@
         <w:keepLines/>
       </w:pPr>
       <w:r>
+        <w:rPr>
+          <w:color w:val="000000"/>
+        </w:rPr>
         <w:t>Evidence checked  Open author-hosted conference PDF and ACM SIGMM proceedings listing; inspected all three pages. This differs from a separate 2022 SmartSales chatlog preprint. Rechecked 23 October 2026 using the accessible author ust.hk PDF and official proceedings; the earlier hkust.edu.hk host timed out. Location  PDF p.1 abstract/Figure 1; Section 2 architecture and component experiments; Section 3 demonstrations; ACM SIGMM official MM2021 table of contents confirms publication.</w:t>
       </w:r>
     </w:p>
@@ -1917,7 +2025,7 @@
         <w:rPr>
           <w:color w:val="000000"/>
         </w:rPr>
-        <w:t>The register preserves the complete acceptance criteria behind the summaries in the main report. Priorities are Must, Should and Could. These are initial requirements pending stakeholder confirmation; test IDs identify planned verification rather than completed passes.</w:t>
+        <w:t>The register includes all 26 requirements and the ten acceptance criteria clarified in Bekzat’s SASTT-4 review. Priorities and T01–T22 mappings are unchanged. These are specifications pending stakeholder confirmation; test IDs do not mean that backend tests have passed.</w:t>
       </w:r>
     </w:p>
     <w:p>
@@ -2175,7 +2283,7 @@
                 <w:color w:val="000000"/>
                 <w:sz w:val="18"/>
               </w:rPr>
-              <w:t>Unauthenticated requests return 401; test UI and direct API for all role and action combinations including cross team denial; administrator gets no call content merely by holding the admin role.</w:t>
+              <w:t>Unauthenticated requests return 401; test all four roles and actions through direct API requests including nested objects jobs audio search and exports; invisible foreign-scope objects return 404; forbidden actions on visible objects return 403; multi-role grants remain team scoped; administrator gets no inherent content access.</w:t>
             </w:r>
           </w:p>
         </w:tc>
@@ -2307,7 +2415,7 @@
                 <w:color w:val="000000"/>
                 <w:sz w:val="18"/>
               </w:rPr>
-              <w:t>A fixture of 100 valid rows imports once; repeating its import creates no duplicates; invalid rows return row numbers and reasons without partial unreported writes.</w:t>
+              <w:t>100 valid rows apply atomically once; repeat and concurrent imports create no duplicates under team and source scoped keys; invalid or conflicting rows return row numbers and codes and block the whole apply; changed rows require confirmation and expected revision; stale previews and idempotency-key payload conflicts return 409 without business writes.</w:t>
             </w:r>
           </w:p>
         </w:tc>
@@ -2439,7 +2547,7 @@
                 <w:color w:val="000000"/>
                 <w:sz w:val="18"/>
               </w:rPr>
-              <w:t>Each accepted call has unique call_id and an existing deal_id; ambiguous or missing joins are rejected for correction; no guessed joins.</w:t>
+              <w:t>Each accepted call has a server-owned immutable call_id and exactly one authorized same-team deal_id; source deal keys and any supplied internal ID must agree; missing ambiguous conflicting and cross-team joins block apply; confirmed relinks preserve an audit revision; no guessed joins.</w:t>
             </w:r>
           </w:p>
         </w:tc>
@@ -2703,7 +2811,7 @@
                 <w:color w:val="000000"/>
                 <w:sz w:val="18"/>
               </w:rPr>
-              <w:t>Each job follows queued processing completed or failed states; repeated requests do not duplicate results; a transient error retries at most twice; a permanent error displays a useful message.</w:t>
+              <w:t>Persist queued processing completed or failed status; one initial processing attempt and at most two automatic retries including expired leases; duplicate delivery and broker/API/worker crashes do not duplicate results or reset attempts; permanent errors fail without automatic retry; committed queued jobs recover after broker loss.</w:t>
             </w:r>
           </w:p>
         </w:tc>
@@ -2835,7 +2943,7 @@
                 <w:color w:val="000000"/>
                 <w:sz w:val="18"/>
               </w:rPr>
-              <w:t>A completed job stores segment start end text model version and declared language; every segment satisfies 0 &lt;= start &lt; end &lt;= call duration; unsupported language produces an explicit result.</w:t>
+              <w:t>A completed job stores an immutable transcript version with segment start end text model revision configuration hash input checksum and language metadata; 0 &lt;= start &lt; end &lt;= call duration; transcript or speaker edits create a new version; unsupported language/configuration yields an explicit failure.</w:t>
             </w:r>
           </w:p>
         </w:tc>
@@ -3099,7 +3207,7 @@
                 <w:color w:val="000000"/>
                 <w:sz w:val="18"/>
               </w:rPr>
-              <w:t>Every displayed objection or next action links to an existing transcript segment and timestamp; unsupported or uncertain items are flagged; missing evidence prevents publication as confirmed.</w:t>
+              <w:t>Every displayed objection or next action cites segments from the same authorized call and transcript version with valid timestamps; missing or foreign-version evidence blocks confirmation; uncertain items remain draft; support of all asserted fields is checked against audio or adjudicated gold.</w:t>
             </w:r>
           </w:p>
         </w:tc>
@@ -3231,7 +3339,7 @@
                 <w:color w:val="000000"/>
                 <w:sz w:val="18"/>
               </w:rPr>
-              <w:t>A correction creates a new revision with actor time old value and new value; the UI distinguishes draft reviewed and corrected items.</w:t>
+              <w:t>Authorized corrections create private old/new revisions with actor time and evidence; per-item draft reviewed and corrected states remain distinct; stale version/revision writes return 409; transcript changes invalidate current evidence approvals; reviewing an objection does not approve next actions.</w:t>
             </w:r>
           </w:p>
         </w:tc>
@@ -3363,7 +3471,7 @@
                 <w:color w:val="000000"/>
                 <w:sz w:val="18"/>
               </w:rPr>
-              <w:t>For a fixed 20 deal fixture count won lost eligible closed deals and won divided by won plus lost exactly match hand calculation; filters by date representative and outcome update all charts consistently.</w:t>
+              <w:t>A fixed 20 deal fixture matches hand-calculated distinct won lost and eligible closed counts and win rate; authorized deals without calls remain included for all languages; language cohorts use existence of an authorized call; close and recording date windows stay separate; exact monetary sums stay per currency with missing-amount counts; empty denominator is unavailable.</w:t>
             </w:r>
           </w:p>
         </w:tc>
@@ -3759,7 +3867,7 @@
                 <w:color w:val="000000"/>
                 <w:sz w:val="18"/>
               </w:rPr>
-              <w:t>A deletion removes audio all transcript versions extracted items revision old and new text search indexes and application export caches within 24 hours; retain content free audit only; backup expiry &lt;=30 days. Previously downloaded exports require an owner policy.</w:t>
+              <w:t>Immediately deny content and fence processing when deletion starts; remove audio every transcript version items revision text temporary files indexes and application export caches within 24 hours; late workers and reimports cannot silently resurrect deleted content; retain content-free audit/tombstones; backup expiry &lt;=30 days and restore replays deletions; downloaded exports require owner policy.</w:t>
             </w:r>
           </w:p>
         </w:tc>
@@ -5117,7 +5225,7 @@
                 <w:color w:val="000000"/>
                 <w:sz w:val="18"/>
               </w:rPr>
-              <w:t>An interrupted worker can restart without duplicate transcript versions becoming current; failed jobs do not appear as completed; database and blob cleanup are reconciled.</w:t>
+              <w:t>API crash between job commit and publish and broker loss recover from persistent jobs/outbox; interrupted or duplicate workers cannot publish duplicate results replace reviewed versions or resurrect deleting calls; results and completion commit atomically; database and blob cleanup are reconciled.</w:t>
             </w:r>
           </w:p>
         </w:tc>
@@ -5728,7 +5836,7 @@
         <w:rPr>
           <w:color w:val="000000"/>
         </w:rPr>
-        <w:t>Proposed contract; no client schema or recording access has been secured. Store timestamps in UTC and display Asia/Almaty initially. Use stable source-specific external IDs plus immutable internal IDs. Never guess a call–deal association or join unrelated public sales and speech datasets.</w:t>
+        <w:t>Proposed contract, revised after Bekzat’s SASTT-4 review. No client schema or recording authorization has been secured, and no backend is implemented. The server derives team_id from the authenticated membership; uploaded fields cannot grant ownership. Store timestamps in UTC and convert the selected IANA timezone for reporting. Never guess call–deal links or combine unrelated public sales and speech records.</w:t>
       </w:r>
     </w:p>
     <w:p>
@@ -5885,7 +5993,7 @@
                 <w:color w:val="000000"/>
                 <w:sz w:val="18"/>
               </w:rPr>
-              <w:t>source_system, external_deal_id, deal_id, representative_id, opened_at, closed_at, outcome, amount, currency. Offset-bearing ISO timestamps; open/won/lost only; closed_at required for won/lost; nonnegative or missing amount; ISO currency or missing.</w:t>
+              <w:t>source_system, external_deal_id, representative_id, opened_at, closed_at, outcome, amount and currency. The server assigns deal_id; any existing internal reference must be authorized. Require offset-bearing timestamps and valid outcome/time combinations. A known amount needs a currency; missing money is null, not zero.</w:t>
             </w:r>
           </w:p>
         </w:tc>
@@ -5952,7 +6060,7 @@
                 <w:color w:val="000000"/>
                 <w:sz w:val="18"/>
               </w:rPr>
-              <w:t>source_system, external_call_id, call_id, deal_id, representative_id, recorded_at, declared_language (ru/kk/mixed/unknown), authorization_ref, audio_sha256, storage_object_id. One deal may have many calls; each accepted call references exactly one existing deal.</w:t>
+              <w:t>source_system, external_call_id, representative_id, recorded_at, declared_language, authorization_ref and audio checksum, with an explicit source deal key or authorized deal_id. Both references must agree if supplied together. call_id is server assigned; private storage references are validated. Each accepted call has exactly one same-team Deal.</w:t>
             </w:r>
           </w:p>
         </w:tc>
@@ -6019,7 +6127,7 @@
                 <w:color w:val="000000"/>
                 <w:sz w:val="18"/>
               </w:rPr>
-              <w:t>Unique source_system plus external ID and content hash. Skip identical rows; confirm changed rows and create revisions; reject collisions, conflicting duplicates and naive timestamps; quarantine unresolved joins.</w:t>
+              <w:t>Unique (team_id, source_system, external ID) plus a versioned canonical row hash. Preserve case and leading zeroes. Skip identical rows; conflicting duplicates block apply. Changed metadata needs confirmation and expected_revision. Reject changed audio on the same call key until a replacement policy is agreed.</w:t>
             </w:r>
           </w:p>
         </w:tc>
@@ -6040,7 +6148,7 @@
         <w:rPr>
           <w:color w:val="000000"/>
         </w:rPr>
-        <w:t>Version lineage: Call → current/historic TranscriptVersion → Segment. ExtractedItem references its evidence segments and transcript revision; evidence changes invalidate approval. ReviewRevision retains actor/time/old/new values. ProcessingJob records attempts/status/error. AuditEvent records actor/action/object/time without unnecessary transcript text. Deletion covers sensitive historic revisions and derivatives; content-free audit is separate.</w:t>
+        <w:t>Core records are User, TeamMembership, Deal, Call, ImportBatch, ProcessingJob, JobOutbox, TranscriptVersion, Segment, ExtractedItem, ReviewRevision and AuditEvent. Same-team references bind calls, deals, representatives and evidence. The rules below govern import, processing and review consistency.</w:t>
       </w:r>
     </w:p>
     <w:p>
@@ -7217,40 +7325,164 @@
         <w:rPr>
           <w:color w:val="000000"/>
         </w:rPr>
-        <w:t>Metrics: count distinct closed deals by closed_at; win rate = won/(won+lost), with Not available for zero denominator. Count distinct calls by recorded_at and label this different period basis. Open is never lost. Sum known won amounts by currency; conversion requires a documented rate/date. Reviewed objection prevalence uses reviewed calls in the same cohort as its denominator. Apply permissions before aggregation. Test multi-role intersections and cross-team denial.</w:t>
+        <w:t>Win rate = won/(won+lost) over distinct closed deals; use Not available for an empty denominator. Closed sales use closed_at and call counts use recorded_at. Open is never lost. Missing amounts remain null and do not remove won deals from the win-rate denominator. Keep currency groups separate.</w:t>
       </w:r>
     </w:p>
     <w:p>
-      <w:r>
-        <w:rPr>
-          <w:color w:val="000000"/>
-        </w:rPr>
-      </w:r>
-      <w:r>
-        <w:rPr>
-          <w:b/>
-          <w:color w:val="000000"/>
-        </w:rPr>
-        <w:t>Reproduction</w:t>
-      </w:r>
-      <w:r>
-        <w:rPr>
-          <w:color w:val="000000"/>
-        </w:rPr>
-        <w:t xml:space="preserve">  Run python3 scripts/profile_public_data.py; add --archive /path/to/bank-marketing.zip for offline input. The standard-library script records input hashes and its actual run timestamp.</w:t>
+      <w:pPr>
+        <w:pStyle w:val="Heading2"/>
+      </w:pPr>
+      <w:r>
+        <w:rPr>
+          <w:color w:val="000000"/>
+        </w:rPr>
+        <w:t>Atomic import</w:t>
       </w:r>
     </w:p>
     <w:p>
-      <w:r>
-        <w:t>The profile contains 41,188 rows and 20 inputs: 4,640 positive and 36,548 negative outcomes (Moro et al., 2014). Unknown counts are retained in the JSON. No audio or transcript join key is available.</w:t>
+      <w:pPr/>
+      <w:r>
+        <w:rPr>
+          <w:color w:val="000000"/>
+        </w:rPr>
+        <w:t>Validate privately, then explicitly apply the complete batch. Invalid, conflicting or unauthorized rows block the transaction; the MVP does not silently import a valid subset. Recheck grants, links and record revisions at apply time. The idempotency key binds team, actor, operation, payload hash and schema version. A stale preview or reused key with a different payload returns 409 without business writes. Confirmed metadata changes create revisions without clearing transcript review history.</w:t>
       </w:r>
     </w:p>
     <w:p>
-      <w:r>
-        <w:rPr>
-          <w:color w:val="000000"/>
-        </w:rPr>
-        <w:t>Exact archive and CSV hashes and the UTC run timestamp are retained in research/public_data_profile.json.</w:t>
+      <w:pPr>
+        <w:pStyle w:val="Heading2"/>
+      </w:pPr>
+      <w:r>
+        <w:rPr>
+          <w:color w:val="000000"/>
+        </w:rPr>
+        <w:t>Durable processing</w:t>
+      </w:r>
+    </w:p>
+    <w:p>
+      <w:pPr/>
+      <w:r>
+        <w:rPr>
+          <w:color w:val="000000"/>
+        </w:rPr>
+        <w:t>PostgreSQL owns job state; Redis carries job-ID notifications. Commit ProcessingJob and JobOutbox together, then return 202. A dispatcher and recovery scan republish due jobs and recover expired leases. Conditional claims use a lease token and a shared budget of three processing attempts, including crash recovery. Dispatch retries do not consume that budget. Duplicate delivery cannot create another result or reset attempts. Permanent errors fail without automatic retry; an authorized manual retry creates a new audited generation. Commit the complete result and completed status together.</w:t>
+      </w:r>
+    </w:p>
+    <w:p>
+      <w:pPr>
+        <w:pStyle w:val="Heading2"/>
+      </w:pPr>
+      <w:r>
+        <w:rPr>
+          <w:color w:val="000000"/>
+        </w:rPr>
+        <w:t>Transcript and review integrity</w:t>
+      </w:r>
+    </w:p>
+    <w:p>
+      <w:pPr/>
+      <w:r>
+        <w:rPr>
+          <w:color w:val="000000"/>
+        </w:rPr>
+        <w:t>A Call has zero or one current immutable TranscriptVersion, plus historic or candidate versions. Transcript or speaker-label edits create a new version with parent, actor/time, input checksum, model/configuration and timing lineage. Evidence binds team, call, version and valid segments. Review writes include expected version and item revision; stale writes return 409. New evidence starts in draft. Objections and next actions are reviewed separately. A worker result finishing after a human correction remains a candidate until explicitly promoted; it cannot silently replace the reviewed version.</w:t>
+      </w:r>
+    </w:p>
+    <w:p>
+      <w:pPr>
+        <w:pStyle w:val="Heading2"/>
+      </w:pPr>
+      <w:r>
+        <w:rPr>
+          <w:color w:val="000000"/>
+        </w:rPr>
+        <w:t>Access on every path</w:t>
+      </w:r>
+    </w:p>
+    <w:p>
+      <w:pPr/>
+      <w:r>
+        <w:rPr>
+          <w:color w:val="000000"/>
+        </w:rPr>
+        <w:t>Keep the four-role matrix, with no inherent administrator content access. Check action and record scope on lists, nested objects, jobs, retries, audio, review, export and deletion. Return 401 without authentication, 404 for invisible objects and 403 for forbidden actions on visible objects. A manager grant in one team cannot widen a salesperson grant in another. Stream audio through an authenticated proxy and recheck current access for stored exports and downloads. Workers receive job IDs and minimum storage permissions.</w:t>
+      </w:r>
+    </w:p>
+    <w:p>
+      <w:pPr>
+        <w:pStyle w:val="Heading2"/>
+        <w:pageBreakBefore/>
+      </w:pPr>
+      <w:r>
+        <w:rPr>
+          <w:color w:val="000000"/>
+        </w:rPr>
+        <w:t>Reporting cohorts</w:t>
+      </w:r>
+    </w:p>
+    <w:p>
+      <w:pPr/>
+      <w:r>
+        <w:rPr>
+          <w:color w:val="000000"/>
+        </w:rPr>
+        <w:t>Authorize first. Sales start from distinct Deals, including no-call deals when all languages are selected. A language filter uses an existence test over authorized linked Calls, independent of the call-volume date window. Deal and call representative filters use their respective owners. Convert local date bounds to a half-open UTC interval [start, end). Closed sales use closed_at; call volume uses recorded_at; open pipeline is a current snapshot. Sum exact decimals by currency and expose missing-amount coverage. Export the same snapshot, filters, timezone, metric version and data/review revision.</w:t>
+      </w:r>
+    </w:p>
+    <w:p>
+      <w:pPr>
+        <w:pStyle w:val="Heading2"/>
+      </w:pPr>
+      <w:r>
+        <w:rPr>
+          <w:color w:val="000000"/>
+        </w:rPr>
+        <w:t>Complete objection review</w:t>
+      </w:r>
+    </w:p>
+    <w:p>
+      <w:pPr/>
+      <w:r>
+        <w:rPr>
+          <w:color w:val="000000"/>
+        </w:rPr>
+        <w:t>A reviewed call has completed objection review for its current transcript, including an explicit finding of no objections. One reviewed item does not complete a multilabel call review. Include reviewed negatives in the prevalence denominator and count a call at most once per category; an empty denominator is Not available. Next-action review is separate. Evidence changes or version promotion invalidate affected current completion, while historic approvals remain historic.</w:t>
+      </w:r>
+    </w:p>
+    <w:p>
+      <w:pPr>
+        <w:pStyle w:val="Heading2"/>
+      </w:pPr>
+      <w:r>
+        <w:rPr>
+          <w:color w:val="000000"/>
+        </w:rPr>
+        <w:t>Deletion and recovery</w:t>
+      </w:r>
+    </w:p>
+    <w:p>
+      <w:pPr/>
+      <w:r>
+        <w:rPr>
+          <w:color w:val="000000"/>
+        </w:rPr>
+        <w:t>Mark a call deleting and deny reads immediately. Persist cleanup, invalidate leases and reject late worker/review writes. Retry deletion across audio, all versions, items, revision text, temporary files, indexes and export caches. Content-free tombstones prevent silent resurrection by reimport and must be replayed before a restored backup becomes readable. Active cleanup is due within 24 hours and backup expiry within 30 days. Retention duration, permitted audio replacement and downloaded-copy handling still need an owner decision.</w:t>
+      </w:r>
+    </w:p>
+    <w:p>
+      <w:r>
+        <w:rPr>
+          <w:color w:val="000000"/>
+        </w:rPr>
+        <w:t>Reproduction  Run python3 scripts/profile_public_data.py; add --archive /path/to/bank-marketing.zip for offline input.</w:t>
+      </w:r>
+    </w:p>
+    <w:p>
+      <w:r>
+        <w:rPr>
+          <w:color w:val="000000"/>
+        </w:rPr>
+        <w:t>The reproduced profile contains 41,188 rows: 4,640 positive and 36,548 negative outcomes (Moro et al., 2014). Input hashes, unknown counts and the actual UTC run timestamp are in research/public_data_profile.json. The dataset has no audio or transcript join key.</w:t>
       </w:r>
     </w:p>
     <w:p>
@@ -7702,6 +7934,869 @@
     </w:p>
     <w:p>
       <w:pPr>
+        <w:pStyle w:val="Heading2"/>
+      </w:pPr>
+      <w:r>
+        <w:rPr>
+          <w:color w:val="000000"/>
+        </w:rPr>
+        <w:t>Backend contract verification</w:t>
+      </w:r>
+    </w:p>
+    <w:p>
+      <w:pPr/>
+      <w:r>
+        <w:rPr>
+          <w:color w:val="000000"/>
+        </w:rPr>
+        <w:t>These are future acceptance scenarios, not executed backend tests. The 23 existing prototype checks exercise synthetic browser logic, including 180 filter combinations; they do not test PostgreSQL, authenticated APIs, workers or storage.</w:t>
+      </w:r>
+    </w:p>
+    <w:tbl>
+      <w:tblPr>
+        <w:tblW w:type="auto" w:w="0"/>
+        <w:jc w:val="center"/>
+        <w:tblLayout w:type="fixed"/>
+        <w:tblLook w:firstColumn="1" w:firstRow="1" w:lastColumn="0" w:lastRow="0" w:noHBand="0" w:noVBand="1" w:val="04A0"/>
+      </w:tblPr>
+      <w:tblGrid>
+        <w:gridCol w:w="1944"/>
+        <w:gridCol w:w="7704"/>
+      </w:tblGrid>
+      <w:tr>
+        <w:trPr>
+          <w:cantSplit/>
+          <w:tblHeader w:val="true"/>
+        </w:trPr>
+        <w:tc>
+          <w:tcPr>
+            <w:tcW w:type="dxa" w:w="1944"/>
+            <w:vAlign w:val="center"/>
+            <w:shd w:fill="FFFFFF" w:val="clear" w:color="000000"/>
+            <w:tcMar>
+              <w:top w:w="70" w:type="dxa"/>
+              <w:left w:w="80" w:type="dxa"/>
+              <w:bottom w:w="70" w:type="dxa"/>
+              <w:right w:w="80" w:type="dxa"/>
+            </w:tcMar>
+            <w:tcBorders>
+              <w:top w:val="single" w:sz="4" w:color="000000"/>
+              <w:left w:val="single" w:sz="4" w:color="000000"/>
+              <w:bottom w:val="single" w:sz="4" w:color="000000"/>
+              <w:right w:val="single" w:sz="4" w:color="000000"/>
+            </w:tcBorders>
+          </w:tcPr>
+          <w:p>
+            <w:pPr>
+              <w:keepNext w:val="0"/>
+              <w:spacing w:after="40" w:before="20" w:line="254" w:lineRule="auto"/>
+            </w:pPr>
+            <w:r>
+              <w:rPr>
+                <w:b/>
+                <w:color w:val="000000"/>
+                <w:sz w:val="18"/>
+              </w:rPr>
+              <w:t>Planned test</w:t>
+            </w:r>
+          </w:p>
+        </w:tc>
+        <w:tc>
+          <w:tcPr>
+            <w:tcW w:type="dxa" w:w="7704"/>
+            <w:vAlign w:val="center"/>
+            <w:shd w:fill="FFFFFF" w:val="clear" w:color="000000"/>
+            <w:tcMar>
+              <w:top w:w="70" w:type="dxa"/>
+              <w:left w:w="80" w:type="dxa"/>
+              <w:bottom w:w="70" w:type="dxa"/>
+              <w:right w:w="80" w:type="dxa"/>
+            </w:tcMar>
+            <w:tcBorders>
+              <w:top w:val="single" w:sz="4" w:color="000000"/>
+              <w:left w:val="single" w:sz="4" w:color="000000"/>
+              <w:bottom w:val="single" w:sz="4" w:color="000000"/>
+              <w:right w:val="single" w:sz="4" w:color="000000"/>
+            </w:tcBorders>
+          </w:tcPr>
+          <w:p>
+            <w:pPr>
+              <w:keepNext w:val="0"/>
+              <w:spacing w:after="40" w:before="20" w:line="254" w:lineRule="auto"/>
+            </w:pPr>
+            <w:r>
+              <w:rPr>
+                <w:b/>
+                <w:color w:val="000000"/>
+                <w:sz w:val="18"/>
+              </w:rPr>
+              <w:t>Scenario and expected evidence</w:t>
+            </w:r>
+          </w:p>
+        </w:tc>
+      </w:tr>
+      <w:tr>
+        <w:trPr>
+          <w:cantSplit/>
+        </w:trPr>
+        <w:tc>
+          <w:tcPr>
+            <w:tcW w:type="dxa" w:w="1944"/>
+            <w:vAlign w:val="center"/>
+            <w:shd w:fill="FFFFFF" w:val="clear" w:color="000000"/>
+            <w:tcMar>
+              <w:top w:w="70" w:type="dxa"/>
+              <w:left w:w="80" w:type="dxa"/>
+              <w:bottom w:w="70" w:type="dxa"/>
+              <w:right w:w="80" w:type="dxa"/>
+            </w:tcMar>
+            <w:tcBorders>
+              <w:top w:val="single" w:sz="4" w:color="000000"/>
+              <w:left w:val="single" w:sz="4" w:color="000000"/>
+              <w:bottom w:val="single" w:sz="4" w:color="000000"/>
+              <w:right w:val="single" w:sz="4" w:color="000000"/>
+            </w:tcBorders>
+          </w:tcPr>
+          <w:p>
+            <w:pPr>
+              <w:keepNext w:val="0"/>
+              <w:spacing w:after="40" w:before="20" w:line="254" w:lineRule="auto"/>
+            </w:pPr>
+            <w:r>
+              <w:rPr>
+                <w:color w:val="000000"/>
+                <w:sz w:val="18"/>
+              </w:rPr>
+              <w:t>T01 / T11 / T12 / T17</w:t>
+            </w:r>
+          </w:p>
+        </w:tc>
+        <w:tc>
+          <w:tcPr>
+            <w:tcW w:type="dxa" w:w="7704"/>
+            <w:vAlign w:val="center"/>
+            <w:shd w:fill="FFFFFF" w:val="clear" w:color="000000"/>
+            <w:tcMar>
+              <w:top w:w="70" w:type="dxa"/>
+              <w:left w:w="80" w:type="dxa"/>
+              <w:bottom w:w="70" w:type="dxa"/>
+              <w:right w:w="80" w:type="dxa"/>
+            </w:tcMar>
+            <w:tcBorders>
+              <w:top w:val="single" w:sz="4" w:color="000000"/>
+              <w:left w:val="single" w:sz="4" w:color="000000"/>
+              <w:bottom w:val="single" w:sz="4" w:color="000000"/>
+              <w:right w:val="single" w:sz="4" w:color="000000"/>
+            </w:tcBorders>
+          </w:tcPr>
+          <w:p>
+            <w:pPr>
+              <w:keepNext w:val="0"/>
+              <w:spacing w:after="40" w:before="20" w:line="254" w:lineRule="auto"/>
+            </w:pPr>
+            <w:r>
+              <w:rPr>
+                <w:color w:val="000000"/>
+                <w:sz w:val="18"/>
+              </w:rPr>
+              <w:t>Exercise direct and nested paths for all four roles in two teams. Verify 401/403/404, scope-safe counts, team-bound combined roles and revoked audio/export access.</w:t>
+            </w:r>
+          </w:p>
+        </w:tc>
+      </w:tr>
+      <w:tr>
+        <w:trPr>
+          <w:cantSplit/>
+        </w:trPr>
+        <w:tc>
+          <w:tcPr>
+            <w:tcW w:type="dxa" w:w="1944"/>
+            <w:vAlign w:val="center"/>
+            <w:shd w:fill="FFFFFF" w:val="clear" w:color="000000"/>
+            <w:tcMar>
+              <w:top w:w="70" w:type="dxa"/>
+              <w:left w:w="80" w:type="dxa"/>
+              <w:bottom w:w="70" w:type="dxa"/>
+              <w:right w:w="80" w:type="dxa"/>
+            </w:tcMar>
+            <w:tcBorders>
+              <w:top w:val="single" w:sz="4" w:color="000000"/>
+              <w:left w:val="single" w:sz="4" w:color="000000"/>
+              <w:bottom w:val="single" w:sz="4" w:color="000000"/>
+              <w:right w:val="single" w:sz="4" w:color="000000"/>
+            </w:tcBorders>
+          </w:tcPr>
+          <w:p>
+            <w:pPr>
+              <w:keepNext w:val="0"/>
+              <w:spacing w:after="40" w:before="20" w:line="254" w:lineRule="auto"/>
+            </w:pPr>
+            <w:r>
+              <w:rPr>
+                <w:color w:val="000000"/>
+                <w:sz w:val="18"/>
+              </w:rPr>
+              <w:t>T02 / T03</w:t>
+            </w:r>
+          </w:p>
+        </w:tc>
+        <w:tc>
+          <w:tcPr>
+            <w:tcW w:type="dxa" w:w="7704"/>
+            <w:vAlign w:val="center"/>
+            <w:shd w:fill="FFFFFF" w:val="clear" w:color="000000"/>
+            <w:tcMar>
+              <w:top w:w="70" w:type="dxa"/>
+              <w:left w:w="80" w:type="dxa"/>
+              <w:bottom w:w="70" w:type="dxa"/>
+              <w:right w:w="80" w:type="dxa"/>
+            </w:tcMar>
+            <w:tcBorders>
+              <w:top w:val="single" w:sz="4" w:color="000000"/>
+              <w:left w:val="single" w:sz="4" w:color="000000"/>
+              <w:bottom w:val="single" w:sz="4" w:color="000000"/>
+              <w:right w:val="single" w:sz="4" w:color="000000"/>
+            </w:tcBorders>
+          </w:tcPr>
+          <w:p>
+            <w:pPr>
+              <w:keepNext w:val="0"/>
+              <w:spacing w:after="40" w:before="20" w:line="254" w:lineRule="auto"/>
+            </w:pPr>
+            <w:r>
+              <w:rPr>
+                <w:color w:val="000000"/>
+                <w:sz w:val="18"/>
+              </w:rPr>
+              <w:t>Apply 100 valid rows, repeat and import concurrently. Assert stable IDs, exact insert/skip counts, same-team joins and whole-batch rollback for invalid, unauthorized or conflicting rows.</w:t>
+            </w:r>
+          </w:p>
+        </w:tc>
+      </w:tr>
+      <w:tr>
+        <w:trPr>
+          <w:cantSplit/>
+        </w:trPr>
+        <w:tc>
+          <w:tcPr>
+            <w:tcW w:type="dxa" w:w="1944"/>
+            <w:vAlign w:val="center"/>
+            <w:shd w:fill="FFFFFF" w:val="clear" w:color="000000"/>
+            <w:tcMar>
+              <w:top w:w="70" w:type="dxa"/>
+              <w:left w:w="80" w:type="dxa"/>
+              <w:bottom w:w="70" w:type="dxa"/>
+              <w:right w:w="80" w:type="dxa"/>
+            </w:tcMar>
+            <w:tcBorders>
+              <w:top w:val="single" w:sz="4" w:color="000000"/>
+              <w:left w:val="single" w:sz="4" w:color="000000"/>
+              <w:bottom w:val="single" w:sz="4" w:color="000000"/>
+              <w:right w:val="single" w:sz="4" w:color="000000"/>
+            </w:tcBorders>
+          </w:tcPr>
+          <w:p>
+            <w:pPr>
+              <w:keepNext w:val="0"/>
+              <w:spacing w:after="40" w:before="20" w:line="254" w:lineRule="auto"/>
+            </w:pPr>
+            <w:r>
+              <w:rPr>
+                <w:color w:val="000000"/>
+                <w:sz w:val="18"/>
+              </w:rPr>
+              <w:t>T02</w:t>
+            </w:r>
+          </w:p>
+        </w:tc>
+        <w:tc>
+          <w:tcPr>
+            <w:tcW w:type="dxa" w:w="7704"/>
+            <w:vAlign w:val="center"/>
+            <w:shd w:fill="FFFFFF" w:val="clear" w:color="000000"/>
+            <w:tcMar>
+              <w:top w:w="70" w:type="dxa"/>
+              <w:left w:w="80" w:type="dxa"/>
+              <w:bottom w:w="70" w:type="dxa"/>
+              <w:right w:w="80" w:type="dxa"/>
+            </w:tcMar>
+            <w:tcBorders>
+              <w:top w:val="single" w:sz="4" w:color="000000"/>
+              <w:left w:val="single" w:sz="4" w:color="000000"/>
+              <w:bottom w:val="single" w:sz="4" w:color="000000"/>
+              <w:right w:val="single" w:sz="4" w:color="000000"/>
+            </w:tcBorders>
+          </w:tcPr>
+          <w:p>
+            <w:pPr>
+              <w:keepNext w:val="0"/>
+              <w:spacing w:after="40" w:before="20" w:line="254" w:lineRule="auto"/>
+            </w:pPr>
+            <w:r>
+              <w:rPr>
+                <w:color w:val="000000"/>
+                <w:sz w:val="18"/>
+              </w:rPr>
+              <w:t>Test confirmed updates with expected_revision, canonical UTC/decimal equivalence, preserved leading zeroes and review history. Stale previews or changed idempotency payloads yield 409; audio replacement remains blocked.</w:t>
+            </w:r>
+          </w:p>
+        </w:tc>
+      </w:tr>
+      <w:tr>
+        <w:trPr>
+          <w:cantSplit/>
+        </w:trPr>
+        <w:tc>
+          <w:tcPr>
+            <w:tcW w:type="dxa" w:w="1944"/>
+            <w:vAlign w:val="center"/>
+            <w:shd w:fill="FFFFFF" w:val="clear" w:color="000000"/>
+            <w:tcMar>
+              <w:top w:w="70" w:type="dxa"/>
+              <w:left w:w="80" w:type="dxa"/>
+              <w:bottom w:w="70" w:type="dxa"/>
+              <w:right w:w="80" w:type="dxa"/>
+            </w:tcMar>
+            <w:tcBorders>
+              <w:top w:val="single" w:sz="4" w:color="000000"/>
+              <w:left w:val="single" w:sz="4" w:color="000000"/>
+              <w:bottom w:val="single" w:sz="4" w:color="000000"/>
+              <w:right w:val="single" w:sz="4" w:color="000000"/>
+            </w:tcBorders>
+          </w:tcPr>
+          <w:p>
+            <w:pPr>
+              <w:keepNext w:val="0"/>
+              <w:spacing w:after="40" w:before="20" w:line="254" w:lineRule="auto"/>
+            </w:pPr>
+            <w:r>
+              <w:rPr>
+                <w:color w:val="000000"/>
+                <w:sz w:val="18"/>
+              </w:rPr>
+              <w:t>T04</w:t>
+            </w:r>
+          </w:p>
+        </w:tc>
+        <w:tc>
+          <w:tcPr>
+            <w:tcW w:type="dxa" w:w="7704"/>
+            <w:vAlign w:val="center"/>
+            <w:shd w:fill="FFFFFF" w:val="clear" w:color="000000"/>
+            <w:tcMar>
+              <w:top w:w="70" w:type="dxa"/>
+              <w:left w:w="80" w:type="dxa"/>
+              <w:bottom w:w="70" w:type="dxa"/>
+              <w:right w:w="80" w:type="dxa"/>
+            </w:tcMar>
+            <w:tcBorders>
+              <w:top w:val="single" w:sz="4" w:color="000000"/>
+              <w:left w:val="single" w:sz="4" w:color="000000"/>
+              <w:bottom w:val="single" w:sz="4" w:color="000000"/>
+              <w:right w:val="single" w:sz="4" w:color="000000"/>
+            </w:tcBorders>
+          </w:tcPr>
+          <w:p>
+            <w:pPr>
+              <w:keepNext w:val="0"/>
+              <w:spacing w:after="40" w:before="20" w:line="254" w:lineRule="auto"/>
+            </w:pPr>
+            <w:r>
+              <w:rPr>
+                <w:color w:val="000000"/>
+                <w:sz w:val="18"/>
+              </w:rPr>
+              <w:t>Reject spoofed, undecodable, unauthorized, oversized or overlong uploads. Time a valid finalized upload separately; reconcile orphan objects after crashes and never enqueue invalid media.</w:t>
+            </w:r>
+          </w:p>
+        </w:tc>
+      </w:tr>
+      <w:tr>
+        <w:trPr>
+          <w:cantSplit/>
+        </w:trPr>
+        <w:tc>
+          <w:tcPr>
+            <w:tcW w:type="dxa" w:w="1944"/>
+            <w:vAlign w:val="center"/>
+            <w:shd w:fill="FFFFFF" w:val="clear" w:color="000000"/>
+            <w:tcMar>
+              <w:top w:w="70" w:type="dxa"/>
+              <w:left w:w="80" w:type="dxa"/>
+              <w:bottom w:w="70" w:type="dxa"/>
+              <w:right w:w="80" w:type="dxa"/>
+            </w:tcMar>
+            <w:tcBorders>
+              <w:top w:val="single" w:sz="4" w:color="000000"/>
+              <w:left w:val="single" w:sz="4" w:color="000000"/>
+              <w:bottom w:val="single" w:sz="4" w:color="000000"/>
+              <w:right w:val="single" w:sz="4" w:color="000000"/>
+            </w:tcBorders>
+          </w:tcPr>
+          <w:p>
+            <w:pPr>
+              <w:keepNext w:val="0"/>
+              <w:spacing w:after="40" w:before="20" w:line="254" w:lineRule="auto"/>
+            </w:pPr>
+            <w:r>
+              <w:rPr>
+                <w:color w:val="000000"/>
+                <w:sz w:val="18"/>
+              </w:rPr>
+              <w:t>T05 / NFR06</w:t>
+            </w:r>
+          </w:p>
+        </w:tc>
+        <w:tc>
+          <w:tcPr>
+            <w:tcW w:type="dxa" w:w="7704"/>
+            <w:vAlign w:val="center"/>
+            <w:shd w:fill="FFFFFF" w:val="clear" w:color="000000"/>
+            <w:tcMar>
+              <w:top w:w="70" w:type="dxa"/>
+              <w:left w:w="80" w:type="dxa"/>
+              <w:bottom w:w="70" w:type="dxa"/>
+              <w:right w:w="80" w:type="dxa"/>
+            </w:tcMar>
+            <w:tcBorders>
+              <w:top w:val="single" w:sz="4" w:color="000000"/>
+              <w:left w:val="single" w:sz="4" w:color="000000"/>
+              <w:bottom w:val="single" w:sz="4" w:color="000000"/>
+              <w:right w:val="single" w:sz="4" w:color="000000"/>
+            </w:tcBorders>
+          </w:tcPr>
+          <w:p>
+            <w:pPr>
+              <w:keepNext w:val="0"/>
+              <w:spacing w:after="40" w:before="20" w:line="254" w:lineRule="auto"/>
+            </w:pPr>
+            <w:r>
+              <w:rPr>
+                <w:color w:val="000000"/>
+                <w:sz w:val="18"/>
+              </w:rPr>
+              <w:t>Crash after job/outbox commit but before publish; lose broker messages and duplicate dispatch. Recovery processes the same job without duplicate results or extra inference attempts.</w:t>
+            </w:r>
+          </w:p>
+        </w:tc>
+      </w:tr>
+      <w:tr>
+        <w:trPr>
+          <w:cantSplit/>
+        </w:trPr>
+        <w:tc>
+          <w:tcPr>
+            <w:tcW w:type="dxa" w:w="1944"/>
+            <w:vAlign w:val="center"/>
+            <w:shd w:fill="FFFFFF" w:val="clear" w:color="000000"/>
+            <w:tcMar>
+              <w:top w:w="70" w:type="dxa"/>
+              <w:left w:w="80" w:type="dxa"/>
+              <w:bottom w:w="70" w:type="dxa"/>
+              <w:right w:w="80" w:type="dxa"/>
+            </w:tcMar>
+            <w:tcBorders>
+              <w:top w:val="single" w:sz="4" w:color="000000"/>
+              <w:left w:val="single" w:sz="4" w:color="000000"/>
+              <w:bottom w:val="single" w:sz="4" w:color="000000"/>
+              <w:right w:val="single" w:sz="4" w:color="000000"/>
+            </w:tcBorders>
+          </w:tcPr>
+          <w:p>
+            <w:pPr>
+              <w:keepNext w:val="0"/>
+              <w:spacing w:after="40" w:before="20" w:line="254" w:lineRule="auto"/>
+            </w:pPr>
+            <w:r>
+              <w:rPr>
+                <w:color w:val="000000"/>
+                <w:sz w:val="18"/>
+              </w:rPr>
+              <w:t>T05 / NFR06</w:t>
+            </w:r>
+          </w:p>
+        </w:tc>
+        <w:tc>
+          <w:tcPr>
+            <w:tcW w:type="dxa" w:w="7704"/>
+            <w:vAlign w:val="center"/>
+            <w:shd w:fill="FFFFFF" w:val="clear" w:color="000000"/>
+            <w:tcMar>
+              <w:top w:w="70" w:type="dxa"/>
+              <w:left w:w="80" w:type="dxa"/>
+              <w:bottom w:w="70" w:type="dxa"/>
+              <w:right w:w="80" w:type="dxa"/>
+            </w:tcMar>
+            <w:tcBorders>
+              <w:top w:val="single" w:sz="4" w:color="000000"/>
+              <w:left w:val="single" w:sz="4" w:color="000000"/>
+              <w:bottom w:val="single" w:sz="4" w:color="000000"/>
+              <w:right w:val="single" w:sz="4" w:color="000000"/>
+            </w:tcBorders>
+          </w:tcPr>
+          <w:p>
+            <w:pPr>
+              <w:keepNext w:val="0"/>
+              <w:spacing w:after="40" w:before="20" w:line="254" w:lineRule="auto"/>
+            </w:pPr>
+            <w:r>
+              <w:rPr>
+                <w:color w:val="000000"/>
+                <w:sz w:val="18"/>
+              </w:rPr>
+              <w:t>Crash before result commit, after commit before acknowledgement and after lease expiry. Verify atomic results, stale-token denial, permanent failure and the shared three-attempt budget.</w:t>
+            </w:r>
+          </w:p>
+        </w:tc>
+      </w:tr>
+      <w:tr>
+        <w:trPr>
+          <w:cantSplit/>
+        </w:trPr>
+        <w:tc>
+          <w:tcPr>
+            <w:tcW w:type="dxa" w:w="1944"/>
+            <w:vAlign w:val="center"/>
+            <w:shd w:fill="FFFFFF" w:val="clear" w:color="000000"/>
+            <w:tcMar>
+              <w:top w:w="70" w:type="dxa"/>
+              <w:left w:w="80" w:type="dxa"/>
+              <w:bottom w:w="70" w:type="dxa"/>
+              <w:right w:w="80" w:type="dxa"/>
+            </w:tcMar>
+            <w:tcBorders>
+              <w:top w:val="single" w:sz="4" w:color="000000"/>
+              <w:left w:val="single" w:sz="4" w:color="000000"/>
+              <w:bottom w:val="single" w:sz="4" w:color="000000"/>
+              <w:right w:val="single" w:sz="4" w:color="000000"/>
+            </w:tcBorders>
+          </w:tcPr>
+          <w:p>
+            <w:pPr>
+              <w:keepNext w:val="0"/>
+              <w:spacing w:after="40" w:before="20" w:line="254" w:lineRule="auto"/>
+            </w:pPr>
+            <w:r>
+              <w:rPr>
+                <w:color w:val="000000"/>
+                <w:sz w:val="18"/>
+              </w:rPr>
+              <w:t>T06 / T08 / T09 / T18</w:t>
+            </w:r>
+          </w:p>
+        </w:tc>
+        <w:tc>
+          <w:tcPr>
+            <w:tcW w:type="dxa" w:w="7704"/>
+            <w:vAlign w:val="center"/>
+            <w:shd w:fill="FFFFFF" w:val="clear" w:color="000000"/>
+            <w:tcMar>
+              <w:top w:w="70" w:type="dxa"/>
+              <w:left w:w="80" w:type="dxa"/>
+              <w:bottom w:w="70" w:type="dxa"/>
+              <w:right w:w="80" w:type="dxa"/>
+            </w:tcMar>
+            <w:tcBorders>
+              <w:top w:val="single" w:sz="4" w:color="000000"/>
+              <w:left w:val="single" w:sz="4" w:color="000000"/>
+              <w:bottom w:val="single" w:sz="4" w:color="000000"/>
+              <w:right w:val="single" w:sz="4" w:color="000000"/>
+            </w:tcBorders>
+          </w:tcPr>
+          <w:p>
+            <w:pPr>
+              <w:keepNext w:val="0"/>
+              <w:spacing w:after="40" w:before="20" w:line="254" w:lineRule="auto"/>
+            </w:pPr>
+            <w:r>
+              <w:rPr>
+                <w:color w:val="000000"/>
+                <w:sz w:val="18"/>
+              </w:rPr>
+              <w:t>Reject evidence from another team, call or version and invalid times. Race reviewer writes; create new versions for edits; invalidate affected completion and keep next actions separate.</w:t>
+            </w:r>
+          </w:p>
+        </w:tc>
+      </w:tr>
+      <w:tr>
+        <w:trPr>
+          <w:cantSplit/>
+        </w:trPr>
+        <w:tc>
+          <w:tcPr>
+            <w:tcW w:type="dxa" w:w="1944"/>
+            <w:vAlign w:val="center"/>
+            <w:shd w:fill="FFFFFF" w:val="clear" w:color="000000"/>
+            <w:tcMar>
+              <w:top w:w="70" w:type="dxa"/>
+              <w:left w:w="80" w:type="dxa"/>
+              <w:bottom w:w="70" w:type="dxa"/>
+              <w:right w:w="80" w:type="dxa"/>
+            </w:tcMar>
+            <w:tcBorders>
+              <w:top w:val="single" w:sz="4" w:color="000000"/>
+              <w:left w:val="single" w:sz="4" w:color="000000"/>
+              <w:bottom w:val="single" w:sz="4" w:color="000000"/>
+              <w:right w:val="single" w:sz="4" w:color="000000"/>
+            </w:tcBorders>
+          </w:tcPr>
+          <w:p>
+            <w:pPr>
+              <w:keepNext w:val="0"/>
+              <w:spacing w:after="40" w:before="20" w:line="254" w:lineRule="auto"/>
+            </w:pPr>
+            <w:r>
+              <w:rPr>
+                <w:color w:val="000000"/>
+                <w:sz w:val="18"/>
+              </w:rPr>
+              <w:t>T05 / T09</w:t>
+            </w:r>
+          </w:p>
+        </w:tc>
+        <w:tc>
+          <w:tcPr>
+            <w:tcW w:type="dxa" w:w="7704"/>
+            <w:vAlign w:val="center"/>
+            <w:shd w:fill="FFFFFF" w:val="clear" w:color="000000"/>
+            <w:tcMar>
+              <w:top w:w="70" w:type="dxa"/>
+              <w:left w:w="80" w:type="dxa"/>
+              <w:bottom w:w="70" w:type="dxa"/>
+              <w:right w:w="80" w:type="dxa"/>
+            </w:tcMar>
+            <w:tcBorders>
+              <w:top w:val="single" w:sz="4" w:color="000000"/>
+              <w:left w:val="single" w:sz="4" w:color="000000"/>
+              <w:bottom w:val="single" w:sz="4" w:color="000000"/>
+              <w:right w:val="single" w:sz="4" w:color="000000"/>
+            </w:tcBorders>
+          </w:tcPr>
+          <w:p>
+            <w:pPr>
+              <w:keepNext w:val="0"/>
+              <w:spacing w:after="40" w:before="20" w:line="254" w:lineRule="auto"/>
+            </w:pPr>
+            <w:r>
+              <w:rPr>
+                <w:color w:val="000000"/>
+                <w:sz w:val="18"/>
+              </w:rPr>
+              <w:t>Finish reprocessing after a human transcript correction. Preserve the current reviewed version, retain the new candidate and prevent duplicate versions on redelivery.</w:t>
+            </w:r>
+          </w:p>
+        </w:tc>
+      </w:tr>
+      <w:tr>
+        <w:trPr>
+          <w:cantSplit/>
+        </w:trPr>
+        <w:tc>
+          <w:tcPr>
+            <w:tcW w:type="dxa" w:w="1944"/>
+            <w:vAlign w:val="center"/>
+            <w:shd w:fill="FFFFFF" w:val="clear" w:color="000000"/>
+            <w:tcMar>
+              <w:top w:w="70" w:type="dxa"/>
+              <w:left w:w="80" w:type="dxa"/>
+              <w:bottom w:w="70" w:type="dxa"/>
+              <w:right w:w="80" w:type="dxa"/>
+            </w:tcMar>
+            <w:tcBorders>
+              <w:top w:val="single" w:sz="4" w:color="000000"/>
+              <w:left w:val="single" w:sz="4" w:color="000000"/>
+              <w:bottom w:val="single" w:sz="4" w:color="000000"/>
+              <w:right w:val="single" w:sz="4" w:color="000000"/>
+            </w:tcBorders>
+          </w:tcPr>
+          <w:p>
+            <w:pPr>
+              <w:keepNext w:val="0"/>
+              <w:spacing w:after="40" w:before="20" w:line="254" w:lineRule="auto"/>
+            </w:pPr>
+            <w:r>
+              <w:rPr>
+                <w:color w:val="000000"/>
+                <w:sz w:val="18"/>
+              </w:rPr>
+              <w:t>T10 / T14</w:t>
+            </w:r>
+          </w:p>
+        </w:tc>
+        <w:tc>
+          <w:tcPr>
+            <w:tcW w:type="dxa" w:w="7704"/>
+            <w:vAlign w:val="center"/>
+            <w:shd w:fill="FFFFFF" w:val="clear" w:color="000000"/>
+            <w:tcMar>
+              <w:top w:w="70" w:type="dxa"/>
+              <w:left w:w="80" w:type="dxa"/>
+              <w:bottom w:w="70" w:type="dxa"/>
+              <w:right w:w="80" w:type="dxa"/>
+            </w:tcMar>
+            <w:tcBorders>
+              <w:top w:val="single" w:sz="4" w:color="000000"/>
+              <w:left w:val="single" w:sz="4" w:color="000000"/>
+              <w:bottom w:val="single" w:sz="4" w:color="000000"/>
+              <w:right w:val="single" w:sz="4" w:color="000000"/>
+            </w:tcBorders>
+          </w:tcPr>
+          <w:p>
+            <w:pPr>
+              <w:keepNext w:val="0"/>
+              <w:spacing w:after="40" w:before="20" w:line="254" w:lineRule="auto"/>
+            </w:pPr>
+            <w:r>
+              <w:rPr>
+                <w:color w:val="000000"/>
+                <w:sz w:val="18"/>
+              </w:rPr>
+              <w:t>Hand-calculate 20 deals with repeated/no calls, different owners, USD/KZT, missing amounts and boundary times. Test existence-based language cohorts and imported outcome authority.</w:t>
+            </w:r>
+          </w:p>
+        </w:tc>
+      </w:tr>
+      <w:tr>
+        <w:trPr>
+          <w:cantSplit/>
+        </w:trPr>
+        <w:tc>
+          <w:tcPr>
+            <w:tcW w:type="dxa" w:w="1944"/>
+            <w:vAlign w:val="center"/>
+            <w:shd w:fill="FFFFFF" w:val="clear" w:color="000000"/>
+            <w:tcMar>
+              <w:top w:w="70" w:type="dxa"/>
+              <w:left w:w="80" w:type="dxa"/>
+              <w:bottom w:w="70" w:type="dxa"/>
+              <w:right w:w="80" w:type="dxa"/>
+            </w:tcMar>
+            <w:tcBorders>
+              <w:top w:val="single" w:sz="4" w:color="000000"/>
+              <w:left w:val="single" w:sz="4" w:color="000000"/>
+              <w:bottom w:val="single" w:sz="4" w:color="000000"/>
+              <w:right w:val="single" w:sz="4" w:color="000000"/>
+            </w:tcBorders>
+          </w:tcPr>
+          <w:p>
+            <w:pPr>
+              <w:keepNext w:val="0"/>
+              <w:spacing w:after="40" w:before="20" w:line="254" w:lineRule="auto"/>
+            </w:pPr>
+            <w:r>
+              <w:rPr>
+                <w:color w:val="000000"/>
+                <w:sz w:val="18"/>
+              </w:rPr>
+              <w:t>T12 / T18</w:t>
+            </w:r>
+          </w:p>
+        </w:tc>
+        <w:tc>
+          <w:tcPr>
+            <w:tcW w:type="dxa" w:w="7704"/>
+            <w:vAlign w:val="center"/>
+            <w:shd w:fill="FFFFFF" w:val="clear" w:color="000000"/>
+            <w:tcMar>
+              <w:top w:w="70" w:type="dxa"/>
+              <w:left w:w="80" w:type="dxa"/>
+              <w:bottom w:w="70" w:type="dxa"/>
+              <w:right w:w="80" w:type="dxa"/>
+            </w:tcMar>
+            <w:tcBorders>
+              <w:top w:val="single" w:sz="4" w:color="000000"/>
+              <w:left w:val="single" w:sz="4" w:color="000000"/>
+              <w:bottom w:val="single" w:sz="4" w:color="000000"/>
+              <w:right w:val="single" w:sz="4" w:color="000000"/>
+            </w:tcBorders>
+          </w:tcPr>
+          <w:p>
+            <w:pPr>
+              <w:keepNext w:val="0"/>
+              <w:spacing w:after="40" w:before="20" w:line="254" w:lineRule="auto"/>
+            </w:pPr>
+            <w:r>
+              <w:rPr>
+                <w:color w:val="000000"/>
+                <w:sz w:val="18"/>
+              </w:rPr>
+              <w:t>Compare export with the same dashboard revision and cohort. Check metadata, missing-amount coverage, formula neutralization and revoked access between creation and download.</w:t>
+            </w:r>
+          </w:p>
+        </w:tc>
+      </w:tr>
+      <w:tr>
+        <w:trPr>
+          <w:cantSplit/>
+        </w:trPr>
+        <w:tc>
+          <w:tcPr>
+            <w:tcW w:type="dxa" w:w="1944"/>
+            <w:vAlign w:val="center"/>
+            <w:shd w:fill="FFFFFF" w:val="clear" w:color="000000"/>
+            <w:tcMar>
+              <w:top w:w="70" w:type="dxa"/>
+              <w:left w:w="80" w:type="dxa"/>
+              <w:bottom w:w="70" w:type="dxa"/>
+              <w:right w:w="80" w:type="dxa"/>
+            </w:tcMar>
+            <w:tcBorders>
+              <w:top w:val="single" w:sz="4" w:color="000000"/>
+              <w:left w:val="single" w:sz="4" w:color="000000"/>
+              <w:bottom w:val="single" w:sz="4" w:color="000000"/>
+              <w:right w:val="single" w:sz="4" w:color="000000"/>
+            </w:tcBorders>
+          </w:tcPr>
+          <w:p>
+            <w:pPr>
+              <w:keepNext w:val="0"/>
+              <w:spacing w:after="40" w:before="20" w:line="254" w:lineRule="auto"/>
+            </w:pPr>
+            <w:r>
+              <w:rPr>
+                <w:color w:val="000000"/>
+                <w:sz w:val="18"/>
+              </w:rPr>
+              <w:t>T13</w:t>
+            </w:r>
+          </w:p>
+        </w:tc>
+        <w:tc>
+          <w:tcPr>
+            <w:tcW w:type="dxa" w:w="7704"/>
+            <w:vAlign w:val="center"/>
+            <w:shd w:fill="FFFFFF" w:val="clear" w:color="000000"/>
+            <w:tcMar>
+              <w:top w:w="70" w:type="dxa"/>
+              <w:left w:w="80" w:type="dxa"/>
+              <w:bottom w:w="70" w:type="dxa"/>
+              <w:right w:w="80" w:type="dxa"/>
+            </w:tcMar>
+            <w:tcBorders>
+              <w:top w:val="single" w:sz="4" w:color="000000"/>
+              <w:left w:val="single" w:sz="4" w:color="000000"/>
+              <w:bottom w:val="single" w:sz="4" w:color="000000"/>
+              <w:right w:val="single" w:sz="4" w:color="000000"/>
+            </w:tcBorders>
+          </w:tcPr>
+          <w:p>
+            <w:pPr>
+              <w:keepNext w:val="0"/>
+              <w:spacing w:after="40" w:before="20" w:line="254" w:lineRule="auto"/>
+            </w:pPr>
+            <w:r>
+              <w:rPr>
+                <w:color w:val="000000"/>
+                <w:sz w:val="18"/>
+              </w:rPr>
+              <w:t>Delete during processing, review and export. Deny reads immediately; fence late writes/reimports, resume interrupted cleanup, inspect 24-hour removal and 30-day backup expiry, and replay tombstones on restore.</w:t>
+            </w:r>
+          </w:p>
+        </w:tc>
+      </w:tr>
+    </w:tbl>
+    <w:p>
+      <w:pPr>
         <w:pStyle w:val="Heading1"/>
         <w:pageBreakBefore/>
       </w:pPr>
@@ -7717,7 +8812,7 @@
         <w:rPr>
           <w:color w:val="000000"/>
         </w:rPr>
-        <w:t>Proposed allocations and deadlines, not completed contributions or appointments. Full original acceptance text remains in planning/backlog.csv; local W labels are not YouTrack IDs. Owners: Dameli, Bekzat and Diasbek are the named students in the main report.</w:t>
+        <w:t>The register maps the original W01–W15 planning labels to current YouTrack tasks. Responsibility assignments describe work areas; accepted contributions require their own change and review evidence. SASTT-1–SASTT-9 are due on 24 October; implementation epics follow this checkpoint.</w:t>
       </w:r>
     </w:p>
     <w:p>
@@ -7911,7 +9006,7 @@
                 <w:color w:val="000000"/>
                 <w:sz w:val="18"/>
               </w:rPr>
-              <w:t>W01 Dameli High</w:t>
+              <w:t>W01 Diasbek Major</w:t>
             </w:r>
           </w:p>
         </w:tc>
@@ -7942,7 +9037,7 @@
                 <w:color w:val="000000"/>
                 <w:sz w:val="18"/>
               </w:rPr>
-              <w:t>Validate scope/users/languages; record supervisor decision.</w:t>
+              <w:t>SASTT-1: confirm scope, users and responsibilities; record the team decision.</w:t>
             </w:r>
           </w:p>
         </w:tc>
@@ -7973,7 +9068,7 @@
                 <w:color w:val="000000"/>
                 <w:sz w:val="18"/>
               </w:rPr>
-              <w:t>22 Oct; draft needs approval</w:t>
+              <w:t>24 Oct; team acceptance pending</w:t>
             </w:r>
           </w:p>
         </w:tc>
@@ -8041,7 +9136,7 @@
                 <w:color w:val="000000"/>
                 <w:sz w:val="18"/>
               </w:rPr>
-              <w:t>W02 Dameli High</w:t>
+              <w:t>W02 Diasbek Major</w:t>
             </w:r>
           </w:p>
         </w:tc>
@@ -8072,7 +9167,7 @@
                 <w:color w:val="000000"/>
                 <w:sz w:val="18"/>
               </w:rPr>
-              <w:t>Review 15 real sources, ≥8 scientific; individual citation/relevance notes.</w:t>
+              <w:t>SASTT-1: review 15 scientific sources and retain individual claim/relevance notes.</w:t>
             </w:r>
           </w:p>
         </w:tc>
@@ -8103,7 +9198,7 @@
                 <w:color w:val="000000"/>
                 <w:sz w:val="18"/>
               </w:rPr>
-              <w:t>22 Oct; needs student review</w:t>
+              <w:t>24 Oct; sources checked; team review pending</w:t>
             </w:r>
           </w:p>
         </w:tc>
@@ -8202,7 +9297,7 @@
                 <w:color w:val="000000"/>
                 <w:sz w:val="18"/>
               </w:rPr>
-              <w:t>Conduct 3–5 discussions; consent/deidentified evidence→requirements.</w:t>
+              <w:t>SASTT-2: confirm relevance-evidence route; collect user/client findings if required and map to requirements.</w:t>
             </w:r>
           </w:p>
         </w:tc>
@@ -8233,7 +9328,7 @@
                 <w:color w:val="000000"/>
                 <w:sz w:val="18"/>
               </w:rPr>
-              <w:t>23 Oct; not started</w:t>
+              <w:t>24 Oct; local evidence pending</w:t>
             </w:r>
           </w:p>
         </w:tc>
@@ -8332,7 +9427,7 @@
                 <w:color w:val="000000"/>
                 <w:sz w:val="18"/>
               </w:rPr>
-              <w:t>Confirm audio rights, access, retention and call–deal IDs; otherwise narrow claims.</w:t>
+              <w:t>SASTT-3: confirm recording rights, retention and legitimate call–deal links before real audio processing.</w:t>
             </w:r>
           </w:p>
         </w:tc>
@@ -8363,7 +9458,7 @@
                 <w:color w:val="000000"/>
                 <w:sz w:val="18"/>
               </w:rPr>
-              <w:t>23 Oct; not started</w:t>
+              <w:t>24 Oct; authorization pending</w:t>
             </w:r>
           </w:p>
         </w:tc>
@@ -8431,7 +9526,7 @@
                 <w:color w:val="000000"/>
                 <w:sz w:val="18"/>
               </w:rPr>
-              <w:t>W05 Bekzat High</w:t>
+              <w:t>W05 Bekzat Major</w:t>
             </w:r>
           </w:p>
         </w:tc>
@@ -8462,7 +9557,7 @@
                 <w:color w:val="000000"/>
                 <w:sz w:val="18"/>
               </w:rPr>
-              <w:t>Approve CSV/schema/time/outcome/error rules and 100-row valid/invalid fixtures.</w:t>
+              <w:t>SASTT-4: review contracts, import/time/outcome rules and acceptance scenarios.</w:t>
             </w:r>
           </w:p>
         </w:tc>
@@ -8493,7 +9588,7 @@
                 <w:color w:val="000000"/>
                 <w:sz w:val="18"/>
               </w:rPr>
-              <w:t>22 Oct; draft needs review</w:t>
+              <w:t>24 Oct; PR 5 merged; acceptance pending</w:t>
             </w:r>
           </w:p>
         </w:tc>
@@ -8561,7 +9656,7 @@
                 <w:color w:val="000000"/>
                 <w:sz w:val="18"/>
               </w:rPr>
-              <w:t>W06 Bekzat High</w:t>
+              <w:t>W06 Bekzat Major</w:t>
             </w:r>
           </w:p>
         </w:tc>
@@ -8592,7 +9687,7 @@
                 <w:color w:val="000000"/>
                 <w:sz w:val="18"/>
               </w:rPr>
-              <w:t>Review three diagrams, requirements and justified technical decisions.</w:t>
+              <w:t>SASTT-4: review diagrams, 26 requirements and technical decisions; retain findings.</w:t>
             </w:r>
           </w:p>
         </w:tc>
@@ -8623,7 +9718,7 @@
                 <w:color w:val="000000"/>
                 <w:sz w:val="18"/>
               </w:rPr>
-              <w:t>23 Oct; draft needs review</w:t>
+              <w:t>24 Oct; 8 findings recorded; Dameli review pending</w:t>
             </w:r>
           </w:p>
         </w:tc>
@@ -8691,7 +9786,7 @@
                 <w:color w:val="000000"/>
                 <w:sz w:val="18"/>
               </w:rPr>
-              <w:t>W07 Diasbek High</w:t>
+              <w:t>W07 Diasbek Major</w:t>
             </w:r>
           </w:p>
         </w:tc>
@@ -8722,7 +9817,7 @@
                 <w:color w:val="000000"/>
                 <w:sz w:val="18"/>
               </w:rPr>
-              <w:t>Approve multilingual sampling, annotation, leakage controls and hardware/model comparison.</w:t>
+              <w:t>SASTT-6: review language sampling, annotation, split integrity and measurement conditions.</w:t>
             </w:r>
           </w:p>
         </w:tc>
@@ -8753,7 +9848,7 @@
                 <w:color w:val="000000"/>
                 <w:sz w:val="18"/>
               </w:rPr>
-              <w:t>23 Oct; draft needs review</w:t>
+              <w:t>24 Oct; protocol prepared; Bekzat review pending</w:t>
             </w:r>
           </w:p>
         </w:tc>
@@ -8821,7 +9916,7 @@
                 <w:color w:val="000000"/>
                 <w:sz w:val="18"/>
               </w:rPr>
-              <w:t>W08 Dameli High</w:t>
+              <w:t>W08 Dameli Major</w:t>
             </w:r>
           </w:p>
         </w:tc>
@@ -8852,7 +9947,7 @@
                 <w:color w:val="000000"/>
                 <w:sz w:val="18"/>
               </w:rPr>
-              <w:t>Refine prototype; check import, evidence review, corrections and dashboard flow.</w:t>
+              <w:t>SASTT-5: inspect prototype import, evidence, review, keyboard and mobile behavior.</w:t>
             </w:r>
           </w:p>
         </w:tc>
@@ -8883,7 +9978,7 @@
                 <w:color w:val="000000"/>
                 <w:sz w:val="18"/>
               </w:rPr>
-              <w:t>23 Oct; needs user validation</w:t>
+              <w:t>24 Oct; technical checks passed; acceptance pending</w:t>
             </w:r>
           </w:p>
         </w:tc>
@@ -8951,7 +10046,7 @@
                 <w:color w:val="000000"/>
                 <w:sz w:val="18"/>
               </w:rPr>
-              <w:t>W09 Diasbek Medium</w:t>
+              <w:t>W09 Diasbek Major</w:t>
             </w:r>
           </w:p>
         </w:tc>
@@ -8982,7 +10077,7 @@
                 <w:color w:val="000000"/>
                 <w:sz w:val="18"/>
               </w:rPr>
-              <w:t>Teammate reproduces 41,188 rows/4,640 positives/hashes; documents leakage/no-audio limits.</w:t>
+              <w:t>SASTT-6: reproduce public-data counts/hashes and retain no-audio/leakage limits.</w:t>
             </w:r>
           </w:p>
         </w:tc>
@@ -9013,7 +10108,7 @@
                 <w:color w:val="000000"/>
                 <w:sz w:val="18"/>
               </w:rPr>
-              <w:t>22 Oct; computed, reproduction pending</w:t>
+              <w:t>24 Oct; profile reproduced; acceptance pending</w:t>
             </w:r>
           </w:p>
         </w:tc>
@@ -9112,7 +10207,7 @@
                 <w:color w:val="000000"/>
                 <w:sz w:val="18"/>
               </w:rPr>
-              <w:t>Record real supervisor comments/version/decisions and resolution evidence.</w:t>
+              <w:t>SASTT-7: obtain actual supervisor comments and record decisions and resulting revisions.</w:t>
             </w:r>
           </w:p>
         </w:tc>
@@ -9143,7 +10238,7 @@
                 <w:color w:val="000000"/>
                 <w:sz w:val="18"/>
               </w:rPr>
-              <w:t>23 Oct; not started</w:t>
+              <w:t>24 Oct; feedback pending</w:t>
             </w:r>
           </w:p>
         </w:tc>
@@ -9211,7 +10306,7 @@
                 <w:color w:val="000000"/>
                 <w:sz w:val="18"/>
               </w:rPr>
-              <w:t>W11 Bekzat High</w:t>
+              <w:t>W11 Diasbek Major</w:t>
             </w:r>
           </w:p>
         </w:tc>
@@ -9242,7 +10337,7 @@
                 <w:color w:val="000000"/>
                 <w:sz w:val="18"/>
               </w:rPr>
-              <w:t>Package published through merged PRs; confirm teammate/reviewer access and independent review.</w:t>
+              <w:t>SASTT-8: verify team/reviewer access and task–branch–PR–review links.</w:t>
             </w:r>
           </w:p>
         </w:tc>
@@ -9273,7 +10368,7 @@
                 <w:color w:val="000000"/>
                 <w:sz w:val="18"/>
               </w:rPr>
-              <w:t>24 Oct; access pending</w:t>
+              <w:t>24 Oct; reviewer access unverified</w:t>
             </w:r>
           </w:p>
         </w:tc>
@@ -9341,7 +10436,7 @@
                 <w:color w:val="000000"/>
                 <w:sz w:val="18"/>
               </w:rPr>
-              <w:t>W12 Diasbek High</w:t>
+              <w:t>W12 Diasbek Major</w:t>
             </w:r>
           </w:p>
         </w:tc>
@@ -9372,7 +10467,7 @@
                 <w:color w:val="000000"/>
                 <w:sz w:val="18"/>
               </w:rPr>
-              <w:t>All teammates rehearse sources/diagrams/metrics/limits and address feedback.</w:t>
+              <w:t>SASTT-9: audit all 11 parts, tag the submitted commit and rehearse with all teammates.</w:t>
             </w:r>
           </w:p>
         </w:tc>
@@ -9403,7 +10498,7 @@
                 <w:color w:val="000000"/>
                 <w:sz w:val="18"/>
               </w:rPr>
-              <w:t>24 Oct; not started</w:t>
+              <w:t>24 Oct; final acceptance/tag/rehearsal pending</w:t>
             </w:r>
           </w:p>
         </w:tc>
@@ -9471,7 +10566,7 @@
                 <w:color w:val="000000"/>
                 <w:sz w:val="18"/>
               </w:rPr>
-              <w:t>W13 Bekzat High</w:t>
+              <w:t>W13 Bekzat Major</w:t>
             </w:r>
           </w:p>
         </w:tc>
@@ -9601,7 +10696,7 @@
                 <w:color w:val="000000"/>
                 <w:sz w:val="18"/>
               </w:rPr>
-              <w:t>W14 Diasbek High</w:t>
+              <w:t>W14 Diasbek Major</w:t>
             </w:r>
           </w:p>
         </w:tc>
@@ -9731,7 +10826,7 @@
                 <w:color w:val="000000"/>
                 <w:sz w:val="18"/>
               </w:rPr>
-              <w:t>W15 Dameli High</w:t>
+              <w:t>W15 Dameli Major</w:t>
             </w:r>
           </w:p>
         </w:tc>
@@ -10551,7 +11646,7 @@
         <w:rPr>
           <w:color w:val="000000"/>
         </w:rPr>
-        <w:t>Setup status on 23 October 2026  PRs 2–4 are merged at https://github.com/ddigreen/sales-analytics-stt. Demo: https://ddigreen.github.io/vocasales-demo/. PRs 3–4 have recorded technical approvals; independent student review is pending. YouTrack at https://sales-analytics-stt-team.youtrack.cloud/projects/SASTT has 12 assigned Open issues; planning/backlog.csv maps W labels to actual IDs. Dameli has GitHub access; Bekzat was invited. Stakeholder evidence, supervisor feedback and reviewer access remain pending. Apply pre-defense-1 only to the actual reviewed submission.</w:t>
+        <w:t>Status on 23 October 2026  PRs 2–6 are merged at https://github.com/ddigreen/sales-analytics-stt. Bekzat published PR 5 and has collaborator access; Diasbek reviewed the design amendment. Dameli’s substantive review remains pending for SASTT-4 acceptance. Demo: https://ddigreen.github.io/vocasales-demo/. YouTrack has 12 assigned Open issues at https://sales-analytics-stt-team.youtrack.cloud/projects/SASTT. Supervisor feedback, the relevance-evidence decision, reviewer access and the fixed pre-defense-1 tag remain pending.</w:t>
       </w:r>
     </w:p>
     <w:p>
@@ -11428,6 +12523,9 @@
     </w:p>
     <w:p>
       <w:r>
+        <w:rPr>
+          <w:color w:val="000000"/>
+        </w:rPr>
         <w:t>The matrices below retain four systems, eight comparison criteria and three alternatives for each of four technology decisions. Source keys in the evidence notes are internal register IDs. Formal citations and the alphabetized References use APA 7; vendor documentation is not independent performance evidence.</w:t>
       </w:r>
     </w:p>
@@ -11693,6 +12791,7 @@
             <w:r>
               <w:rPr>
                 <w:rFonts w:ascii="Arial" w:hAnsi="Arial"/>
+                <w:color w:val="000000"/>
                 <w:sz w:val="17"/>
               </w:rPr>
               <w:t>Calls and meetings (Gong, n.d.)</w:t>
@@ -11726,6 +12825,7 @@
             <w:r>
               <w:rPr>
                 <w:rFonts w:ascii="Arial" w:hAnsi="Arial"/>
+                <w:color w:val="000000"/>
                 <w:sz w:val="17"/>
               </w:rPr>
               <w:t>Customer calls and announced mobile capture (Salesloft, 2026a)</w:t>
@@ -11759,6 +12859,7 @@
             <w:r>
               <w:rPr>
                 <w:rFonts w:ascii="Arial" w:hAnsi="Arial"/>
+                <w:color w:val="000000"/>
                 <w:sz w:val="17"/>
               </w:rPr>
               <w:t>Calling and supported conferencing integrations (HubSpot, 2026b)</w:t>
@@ -11792,6 +12893,7 @@
             <w:r>
               <w:rPr>
                 <w:rFonts w:ascii="Arial" w:hAnsi="Arial"/>
+                <w:color w:val="000000"/>
                 <w:sz w:val="17"/>
               </w:rPr>
               <w:t>Teams calls and meetings (Microsoft, 2026a)</w:t>
@@ -11865,6 +12967,7 @@
             <w:r>
               <w:rPr>
                 <w:rFonts w:ascii="Arial" w:hAnsi="Arial"/>
+                <w:color w:val="000000"/>
                 <w:sz w:val="17"/>
               </w:rPr>
               <w:t>Speakers search and timestamps (Gong, 2026d)</w:t>
@@ -11898,6 +13001,7 @@
             <w:r>
               <w:rPr>
                 <w:rFonts w:ascii="Arial" w:hAnsi="Arial"/>
+                <w:color w:val="000000"/>
                 <w:sz w:val="17"/>
               </w:rPr>
               <w:t>Call review with transcript (Salesloft, 2026b)</w:t>
@@ -11931,6 +13035,7 @@
             <w:r>
               <w:rPr>
                 <w:rFonts w:ascii="Arial" w:hAnsi="Arial"/>
+                <w:color w:val="000000"/>
                 <w:sz w:val="17"/>
               </w:rPr>
               <w:t>Search speaker tracks and comments (HubSpot, 2026b)</w:t>
@@ -11964,6 +13069,7 @@
             <w:r>
               <w:rPr>
                 <w:rFonts w:ascii="Arial" w:hAnsi="Arial"/>
+                <w:color w:val="000000"/>
                 <w:sz w:val="17"/>
               </w:rPr>
               <w:t>Transcript timeline comments and translation (Microsoft, 2025)</w:t>
@@ -12037,6 +13143,7 @@
             <w:r>
               <w:rPr>
                 <w:rFonts w:ascii="Arial" w:hAnsi="Arial"/>
+                <w:color w:val="000000"/>
                 <w:sz w:val="17"/>
               </w:rPr>
               <w:t>Salesforce HubSpot and Dynamics connectors (Gong, 2026c)</w:t>
@@ -12070,9 +13177,10 @@
             <w:r>
               <w:rPr>
                 <w:rFonts w:ascii="Arial" w:hAnsi="Arial"/>
+                <w:color w:val="000000"/>
                 <w:sz w:val="17"/>
               </w:rPr>
-              <w:t>Salesforce fully supported in reviewed guide (Salesloft, n.d.-b)</w:t>
+              <w:t>Salesforce fully supported in the reviewed CI integration guide (Salesloft, 2026d).</w:t>
             </w:r>
           </w:p>
         </w:tc>
@@ -12103,6 +13211,7 @@
             <w:r>
               <w:rPr>
                 <w:rFonts w:ascii="Arial" w:hAnsi="Arial"/>
+                <w:color w:val="000000"/>
                 <w:sz w:val="17"/>
               </w:rPr>
               <w:t>Contact company deal and ticket associations (HubSpot, 2026b)</w:t>
@@ -12136,6 +13245,7 @@
             <w:r>
               <w:rPr>
                 <w:rFonts w:ascii="Arial" w:hAnsi="Arial"/>
+                <w:color w:val="000000"/>
                 <w:sz w:val="17"/>
               </w:rPr>
               <w:t>Summaries logged to CRM records (Microsoft, 2026a)</w:t>
@@ -12209,6 +13319,7 @@
             <w:r>
               <w:rPr>
                 <w:rFonts w:ascii="Arial" w:hAnsi="Arial"/>
+                <w:color w:val="000000"/>
                 <w:sz w:val="17"/>
               </w:rPr>
               <w:t>Objections topics competitors and summaries (Gong, n.d.)</w:t>
@@ -12242,6 +13353,7 @@
             <w:r>
               <w:rPr>
                 <w:rFonts w:ascii="Arial" w:hAnsi="Arial"/>
+                <w:color w:val="000000"/>
                 <w:sz w:val="17"/>
               </w:rPr>
               <w:t>Sentiment objections summaries and actions (Salesloft, 2026a)</w:t>
@@ -12275,6 +13387,7 @@
             <w:r>
               <w:rPr>
                 <w:rFonts w:ascii="Arial" w:hAnsi="Arial"/>
+                <w:color w:val="000000"/>
                 <w:sz w:val="17"/>
               </w:rPr>
               <w:t>Decisions sentiment next steps and terms (HubSpot, 2026b)</w:t>
@@ -12308,6 +13421,7 @@
             <w:r>
               <w:rPr>
                 <w:rFonts w:ascii="Arial" w:hAnsi="Arial"/>
+                <w:color w:val="000000"/>
                 <w:sz w:val="17"/>
               </w:rPr>
               <w:t>Actions keywords sentiment and questions vary by language (Microsoft, 2026c)</w:t>
@@ -12381,6 +13495,7 @@
             <w:r>
               <w:rPr>
                 <w:rFonts w:ascii="Arial" w:hAnsi="Arial"/>
+                <w:color w:val="000000"/>
                 <w:sz w:val="17"/>
               </w:rPr>
               <w:t>Scorecards and recommendations (Gong, n.d.)</w:t>
@@ -12414,6 +13529,7 @@
             <w:r>
               <w:rPr>
                 <w:rFonts w:ascii="Arial" w:hAnsi="Arial"/>
+                <w:color w:val="000000"/>
                 <w:sz w:val="17"/>
               </w:rPr>
               <w:t>Live coaching and automatic scoring announced (Salesloft, 2026a)</w:t>
@@ -12447,6 +13563,7 @@
             <w:r>
               <w:rPr>
                 <w:rFonts w:ascii="Arial" w:hAnsi="Arial"/>
+                <w:color w:val="000000"/>
                 <w:sz w:val="17"/>
               </w:rPr>
               <w:t>Comments excerpts and playlists (HubSpot, 2026b)</w:t>
@@ -12480,6 +13597,7 @@
             <w:r>
               <w:rPr>
                 <w:rFonts w:ascii="Arial" w:hAnsi="Arial"/>
+                <w:color w:val="000000"/>
                 <w:sz w:val="17"/>
               </w:rPr>
               <w:t>Manager review and editable summaries (Microsoft, 2026a)</w:t>
@@ -12553,6 +13671,7 @@
             <w:r>
               <w:rPr>
                 <w:rFonts w:ascii="Arial" w:hAnsi="Arial"/>
+                <w:color w:val="000000"/>
                 <w:sz w:val="17"/>
               </w:rPr>
               <w:t>Team statistics and topics (Gong, 2026b)</w:t>
@@ -12586,9 +13705,10 @@
             <w:r>
               <w:rPr>
                 <w:rFonts w:ascii="Arial" w:hAnsi="Arial"/>
+                <w:color w:val="000000"/>
                 <w:sz w:val="17"/>
               </w:rPr>
-              <w:t>Topics and announced cross-call trends (Salesloft, 2026a, 2026d)</w:t>
+              <w:t>Topics and filters across calls; cross-call trends announced (Salesloft, n.d.-b, 2026a).</w:t>
             </w:r>
           </w:p>
         </w:tc>
@@ -12619,6 +13739,7 @@
             <w:r>
               <w:rPr>
                 <w:rFonts w:ascii="Arial" w:hAnsi="Arial"/>
+                <w:color w:val="000000"/>
                 <w:sz w:val="17"/>
               </w:rPr>
               <w:t>Call filters and Enterprise term reporting (HubSpot, 2026b)</w:t>
@@ -12652,6 +13773,7 @@
             <w:r>
               <w:rPr>
                 <w:rFonts w:ascii="Arial" w:hAnsi="Arial"/>
+                <w:color w:val="000000"/>
                 <w:sz w:val="17"/>
               </w:rPr>
               <w:t>Team and seller dashboards (Microsoft, 2026a, 2026d)</w:t>
@@ -12725,6 +13847,7 @@
             <w:r>
               <w:rPr>
                 <w:rFonts w:ascii="Arial" w:hAnsi="Arial"/>
+                <w:color w:val="000000"/>
                 <w:sz w:val="17"/>
               </w:rPr>
               <w:t>Russian and Kazakh listed (Gong, 2026a)</w:t>
@@ -12758,6 +13881,7 @@
             <w:r>
               <w:rPr>
                 <w:rFonts w:ascii="Arial" w:hAnsi="Arial"/>
+                <w:color w:val="000000"/>
                 <w:sz w:val="17"/>
               </w:rPr>
               <w:t>Russian in legacy guide; Kazakh and new-release parity unverified (Salesloft, 2026c)</w:t>
@@ -12791,6 +13915,7 @@
             <w:r>
               <w:rPr>
                 <w:rFonts w:ascii="Arial" w:hAnsi="Arial"/>
+                <w:color w:val="000000"/>
                 <w:sz w:val="17"/>
               </w:rPr>
               <w:t>Russian and Kazakh listed (HubSpot, 2026a)</w:t>
@@ -12824,6 +13949,7 @@
             <w:r>
               <w:rPr>
                 <w:rFonts w:ascii="Arial" w:hAnsi="Arial"/>
+                <w:color w:val="000000"/>
                 <w:sz w:val="17"/>
               </w:rPr>
               <w:t>Russian and Kazakh not listed in reviewed CI table (Microsoft, 2026c)</w:t>
@@ -12897,6 +14023,7 @@
             <w:r>
               <w:rPr>
                 <w:rFonts w:ascii="Arial" w:hAnsi="Arial"/>
+                <w:color w:val="000000"/>
                 <w:sz w:val="17"/>
               </w:rPr>
               <w:t>Foundation license plus application and seat rules (Gong, 2026e)</w:t>
@@ -12930,9 +14057,10 @@
             <w:r>
               <w:rPr>
                 <w:rFonts w:ascii="Arial" w:hAnsi="Arial"/>
+                <w:color w:val="000000"/>
                 <w:sz w:val="17"/>
               </w:rPr>
-              <w:t>Admin setup and advanced AI conditions for Topics (Salesloft, 2026d)</w:t>
+              <w:t>Salesloft and Clari Copilot subscriptions, CI contract/seat entitlement and enabled Team Access; AI feature controls also apply (Salesloft, n.d.-b, 2026b).</w:t>
             </w:r>
           </w:p>
         </w:tc>
@@ -12963,6 +14091,7 @@
             <w:r>
               <w:rPr>
                 <w:rFonts w:ascii="Arial" w:hAnsi="Arial"/>
+                <w:color w:val="000000"/>
                 <w:sz w:val="17"/>
               </w:rPr>
               <w:t>Professional or Enterprise seats; Enterprise term reporting (HubSpot, 2026b)</w:t>
@@ -12996,6 +14125,7 @@
             <w:r>
               <w:rPr>
                 <w:rFonts w:ascii="Arial" w:hAnsi="Arial"/>
+                <w:color w:val="000000"/>
                 <w:sz w:val="17"/>
               </w:rPr>
               <w:t>Eligible license setup and region/language rules (Microsoft, 2026a, 2026b)</w:t>
@@ -13004,6 +14134,18 @@
         </w:tc>
       </w:tr>
     </w:tbl>
+    <w:p>
+      <w:pPr>
+        <w:pStyle w:val="Heading2"/>
+        <w:pageBreakBefore/>
+      </w:pPr>
+      <w:r>
+        <w:rPr>
+          <w:color w:val="000000"/>
+        </w:rPr>
+        <w:t>Technology alternatives</w:t>
+      </w:r>
+    </w:p>
     <w:tbl>
       <w:tblPr>
         <w:tblW w:type="auto" w:w="0"/>
@@ -13266,6 +14408,7 @@
             <w:r>
               <w:rPr>
                 <w:rFonts w:ascii="Arial" w:hAnsi="Arial"/>
+                <w:color w:val="000000"/>
                 <w:sz w:val="17"/>
               </w:rPr>
               <w:t>FastAPI: typed validation and OpenAPI; data/admin structure added separately (FastAPI, n.d.-b)</w:t>
@@ -13299,6 +14442,7 @@
             <w:r>
               <w:rPr>
                 <w:rFonts w:ascii="Arial" w:hAnsi="Arial"/>
+                <w:color w:val="000000"/>
                 <w:sz w:val="17"/>
               </w:rPr>
               <w:t>Django: ORM and an integrated admin interface (Django Software Foundation, n.d.)</w:t>
@@ -13332,6 +14476,7 @@
             <w:r>
               <w:rPr>
                 <w:rFonts w:ascii="Arial" w:hAnsi="Arial"/>
+                <w:color w:val="000000"/>
                 <w:sz w:val="17"/>
               </w:rPr>
               <w:t>NestJS: TypeScript modules; Python inference usually separate (NestJS, n.d.)</w:t>
@@ -13439,6 +14584,7 @@
             <w:r>
               <w:rPr>
                 <w:rFonts w:ascii="Arial" w:hAnsi="Arial"/>
+                <w:color w:val="000000"/>
                 <w:sz w:val="17"/>
               </w:rPr>
               <w:t>PostgreSQL: explicit relationships, constraints and JSONB (PostgreSQL Global Development Group, n.d.-a, n.d.-b)</w:t>
@@ -13472,6 +14618,7 @@
             <w:r>
               <w:rPr>
                 <w:rFonts w:ascii="Arial" w:hAnsi="Arial"/>
+                <w:color w:val="000000"/>
                 <w:sz w:val="17"/>
               </w:rPr>
               <w:t>SQLite: simple embedded setup; single writer (SQLite, n.d.)</w:t>
@@ -13505,6 +14652,7 @@
             <w:r>
               <w:rPr>
                 <w:rFonts w:ascii="Arial" w:hAnsi="Arial"/>
+                <w:color w:val="000000"/>
                 <w:sz w:val="17"/>
               </w:rPr>
               <w:t>MongoDB: document flexibility; links/access patterns require deliberate design (MongoDB, n.d.)</w:t>
@@ -13612,6 +14760,7 @@
             <w:r>
               <w:rPr>
                 <w:rFonts w:ascii="Arial" w:hAnsi="Arial"/>
+                <w:color w:val="000000"/>
                 <w:sz w:val="17"/>
               </w:rPr>
               <w:t>Local Whisper: versioned multilingual models; requires suitable compute (OpenAI, n.d.)</w:t>
@@ -13645,6 +14794,7 @@
             <w:r>
               <w:rPr>
                 <w:rFonts w:ascii="Arial" w:hAnsi="Arial"/>
+                <w:color w:val="000000"/>
                 <w:sz w:val="17"/>
               </w:rPr>
               <w:t>Azure Speech: managed batch/real-time options; language/region conditions (Microsoft, 2026e)</w:t>
@@ -13678,6 +14828,7 @@
             <w:r>
               <w:rPr>
                 <w:rFonts w:ascii="Arial" w:hAnsi="Arial"/>
+                <w:color w:val="000000"/>
                 <w:sz w:val="17"/>
               </w:rPr>
               <w:t>Google Cloud STT: managed batch processing and language/model matrix (Google Cloud, 2026a, 2026b)</w:t>
@@ -13819,6 +14970,7 @@
             <w:r>
               <w:rPr>
                 <w:rFonts w:ascii="Arial" w:hAnsi="Arial"/>
+                <w:color w:val="000000"/>
                 <w:sz w:val="17"/>
               </w:rPr>
               <w:t>FastAPI BackgroundTasks: in-process work after the response (FastAPI, n.d.-a)</w:t>
@@ -13852,6 +15004,7 @@
             <w:r>
               <w:rPr>
                 <w:rFonts w:ascii="Arial" w:hAnsi="Arial"/>
+                <w:color w:val="000000"/>
                 <w:sz w:val="17"/>
               </w:rPr>
               <w:t>Celery with a broker: separate workers, states and retry mechanisms (Celery, n.d.)</w:t>
@@ -13888,7 +15041,7 @@
                 <w:color w:val="000000"/>
                 <w:sz w:val="17"/>
               </w:rPr>
-              <w:t>Celery with Redis isolates inference from the API. Start offline experiments with a CLI runner before integrating the queue.</w:t>
+              <w:t>Celery/Redis separates workers from the API. The proposed PostgreSQL outbox, leases and recovery scan govern durable application state; validate the protocol during integration.</w:t>
             </w:r>
           </w:p>
         </w:tc>
@@ -13900,6 +15053,9 @@
         <w:spacing w:after="80"/>
       </w:pPr>
       <w:r>
+        <w:rPr>
+          <w:color w:val="000000"/>
+        </w:rPr>
         <w:t>G1  Gong (n.d.). Conversation intelligence software that turns every call into revenue. Vendor capability statement; no measured performance accepted.</w:t>
       </w:r>
     </w:p>
@@ -13909,6 +15065,9 @@
         <w:spacing w:after="80"/>
       </w:pPr>
       <w:r>
+        <w:rPr>
+          <w:color w:val="000000"/>
+        </w:rPr>
         <w:t>G2  Gong (2026d). Explore call content. Translated-call transcripts are not searchable according to this guide.</w:t>
       </w:r>
     </w:p>
@@ -13918,6 +15077,9 @@
         <w:spacing w:after="80"/>
       </w:pPr>
       <w:r>
+        <w:rPr>
+          <w:color w:val="000000"/>
+        </w:rPr>
         <w:t>G3  Gong (2026c). CRM integrations. Specific capabilities vary by connector.</w:t>
       </w:r>
     </w:p>
@@ -13927,6 +15089,9 @@
         <w:spacing w:after="80"/>
       </w:pPr>
       <w:r>
+        <w:rPr>
+          <w:color w:val="000000"/>
+        </w:rPr>
         <w:t>G4  Gong (2026b). Analyze team performance. Statistics are observational rather than causal evidence of sales improvement.</w:t>
       </w:r>
     </w:p>
@@ -13936,6 +15101,9 @@
         <w:spacing w:after="80"/>
       </w:pPr>
       <w:r>
+        <w:rPr>
+          <w:color w:val="000000"/>
+        </w:rPr>
         <w:t>G5  Gong (2026a). About language support in Gong. Listing a language does not establish accuracy on local mixed-language calls.</w:t>
       </w:r>
     </w:p>
@@ -13945,6 +15113,9 @@
         <w:spacing w:after="80"/>
       </w:pPr>
       <w:r>
+        <w:rPr>
+          <w:color w:val="000000"/>
+        </w:rPr>
         <w:t>G6  Gong (2026e). Plans and seats. No exact price or contract terms verified.</w:t>
       </w:r>
     </w:p>
@@ -13954,6 +15125,9 @@
         <w:spacing w:after="80"/>
       </w:pPr>
       <w:r>
+        <w:rPr>
+          <w:color w:val="000000"/>
+        </w:rPr>
         <w:t>S1  Salesloft (2026a). Clari + Salesloft defines the next era of AI conversation intelligence, turning buyer signals into revenue actions. Vendor announcement; rollout/package availability requires confirmation.</w:t>
       </w:r>
     </w:p>
@@ -13963,6 +15137,9 @@
         <w:spacing w:after="80"/>
       </w:pPr>
       <w:r>
+        <w:rPr>
+          <w:color w:val="000000"/>
+        </w:rPr>
         <w:t>S2  Salesloft (2026b). Conversation Intelligence: Call review page UI reference. Search index exposed substantive support text; direct page rendered CSS/loading error.</w:t>
       </w:r>
     </w:p>
@@ -13972,7 +15149,10 @@
         <w:spacing w:after="80"/>
       </w:pPr>
       <w:r>
-        <w:t>S3  Salesloft (n.d.-b). Integrate Salesforce with Conversation Intelligence. Describes this CI integration; must not generalize to every Salesloft CRM capability.</w:t>
+        <w:rPr>
+          <w:color w:val="000000"/>
+        </w:rPr>
+        <w:t>S3  Salesloft (2026d). Integrate Salesforce with Conversation Intelligence. Indexed official text gives September 30, 2026; direct retrieval remained limited. The fully supported-CRM statement applies to this integration.</w:t>
       </w:r>
     </w:p>
     <w:p>
@@ -13981,7 +15161,10 @@
         <w:spacing w:after="80"/>
       </w:pPr>
       <w:r>
-        <w:t>S4  Salesloft (2026d). Set up topics and filters in Conversation Intelligence. Some organizations may have feature flag restrictions.</w:t>
+        <w:rPr>
+          <w:color w:val="000000"/>
+        </w:rPr>
+        <w:t>S4  Salesloft (2026e). Set up topics and filters in Conversation Intelligence. Historical source retained; not freshly verified on 23 October and not relied on for the revised aggregate/access claims.</w:t>
       </w:r>
     </w:p>
     <w:p>
@@ -13990,6 +15173,9 @@
         <w:spacing w:after="80"/>
       </w:pPr>
       <w:r>
+        <w:rPr>
+          <w:color w:val="000000"/>
+        </w:rPr>
         <w:t>S5  Salesloft (2026c). Conversations transcripts. Kazakh not listed; old/new unified product parity not verified. Do not state unsupported.</w:t>
       </w:r>
     </w:p>
@@ -13999,7 +15185,28 @@
         <w:spacing w:after="80"/>
       </w:pPr>
       <w:r>
+        <w:rPr>
+          <w:color w:val="000000"/>
+        </w:rPr>
         <w:t>S6  Salesloft (n.d.-a). AI-powered conversational intelligence. Conflicts with longer legacy support language list; avoided assigning a language count to current unified product.</w:t>
+      </w:r>
+    </w:p>
+    <w:p>
+      <w:pPr/>
+      <w:r>
+        <w:rPr>
+          <w:color w:val="000000"/>
+        </w:rPr>
+        <w:t>S7  Salesloft (n.d.-b). Conversation intelligence in Salesloft. Official indexed content supports integrated-product access and topic filtering. Direct retrieval returned a loading/CSS error; no reliable page date or authenticated feature test was available.</w:t>
+      </w:r>
+    </w:p>
+    <w:p>
+      <w:pPr/>
+      <w:r>
+        <w:rPr>
+          <w:color w:val="000000"/>
+        </w:rPr>
+        <w:t>The 23 October review used official indexed content where direct support pages failed. Preserve Salesloft’s legacy/new-product language distinction. Gong/HubSpot transcription listings do not establish every analysis feature or local accuracy; Microsoft omissions describe the reviewed table. No paid-account, vendor-accuracy, ROI or price benchmark was performed.</w:t>
       </w:r>
     </w:p>
     <w:p>
@@ -14008,6 +15215,9 @@
         <w:spacing w:after="80"/>
       </w:pPr>
       <w:r>
+        <w:rPr>
+          <w:color w:val="000000"/>
+        </w:rPr>
         <w:t>H1  HubSpot (2026b). Review call recordings and transcripts. Some conferencing recordings are meeting records; feature gates matter.</w:t>
       </w:r>
     </w:p>
@@ -14017,6 +15227,9 @@
         <w:spacing w:after="80"/>
       </w:pPr>
       <w:r>
+        <w:rPr>
+          <w:color w:val="000000"/>
+        </w:rPr>
         <w:t>H2  HubSpot (2026a). HubSpot language offerings. UI language availability is a different section and not conflated with transcription.</w:t>
       </w:r>
     </w:p>
@@ -14026,6 +15239,9 @@
         <w:spacing w:after="80"/>
       </w:pPr>
       <w:r>
+        <w:rPr>
+          <w:color w:val="000000"/>
+        </w:rPr>
         <w:t>D1  Microsoft (2026a). Conversation intelligence FAQs. Some data updates can take up to 12 hours; not claiming all dashboards are live.</w:t>
       </w:r>
     </w:p>
@@ -14035,6 +15251,9 @@
         <w:spacing w:after="80"/>
       </w:pPr>
       <w:r>
+        <w:rPr>
+          <w:color w:val="000000"/>
+        </w:rPr>
         <w:t>D2  Microsoft (2025). View and understand the call summary page. Authorization notice appeared, but substantive indexed/page text accessible.</w:t>
       </w:r>
     </w:p>
@@ -14044,6 +15263,9 @@
         <w:spacing w:after="80"/>
       </w:pPr>
       <w:r>
+        <w:rPr>
+          <w:color w:val="000000"/>
+        </w:rPr>
         <w:t>D3  Microsoft (2026c). Languages supported for conversation intelligence. Absence from this matrix is documented evidence status, not claim of universal product unavailability.</w:t>
       </w:r>
     </w:p>
@@ -14053,6 +15275,9 @@
         <w:spacing w:after="80"/>
       </w:pPr>
       <w:r>
+        <w:rPr>
+          <w:color w:val="000000"/>
+        </w:rPr>
         <w:t>D4  Microsoft (2026d). View and understand the home page. Do not interpret observed talk ratios as causal recommendations.</w:t>
       </w:r>
     </w:p>
@@ -14062,6 +15287,9 @@
         <w:spacing w:after="80"/>
       </w:pPr>
       <w:r>
+        <w:rPr>
+          <w:color w:val="000000"/>
+        </w:rPr>
         <w:t>D5  Microsoft (2026b). Enable and configure Sales Insights features. License/capacity conditions may change; no price comparison made.</w:t>
       </w:r>
     </w:p>
@@ -14071,6 +15299,9 @@
         <w:spacing w:after="80"/>
       </w:pPr>
       <w:r>
+        <w:rPr>
+          <w:color w:val="000000"/>
+        </w:rPr>
         <w:t>T1  FastAPI (n.d.-b). Features. Framework performance marketing not used.</w:t>
       </w:r>
     </w:p>
@@ -14080,6 +15311,9 @@
         <w:spacing w:after="80"/>
       </w:pPr>
       <w:r>
+        <w:rPr>
+          <w:color w:val="000000"/>
+        </w:rPr>
         <w:t>T2  Django Software Foundation (n.d.). Django at a glance. No comparative framework speed conclusion.</w:t>
       </w:r>
     </w:p>
@@ -14089,6 +15323,9 @@
         <w:spacing w:after="80"/>
       </w:pPr>
       <w:r>
+        <w:rPr>
+          <w:color w:val="000000"/>
+        </w:rPr>
         <w:t>T3  NestJS (n.d.). First steps. Python worker separation is project-specific architectural inference.</w:t>
       </w:r>
     </w:p>
@@ -14098,6 +15335,9 @@
         <w:spacing w:after="80"/>
       </w:pPr>
       <w:r>
+        <w:rPr>
+          <w:color w:val="000000"/>
+        </w:rPr>
         <w:t>T4  PostgreSQL Global Development Group (n.d.-a). 5.5. Constraints. No database benchmark performed.</w:t>
       </w:r>
     </w:p>
@@ -14107,6 +15347,9 @@
         <w:spacing w:after="80"/>
       </w:pPr>
       <w:r>
+        <w:rPr>
+          <w:color w:val="000000"/>
+        </w:rPr>
         <w:t>T5  PostgreSQL Global Development Group (n.d.-b). 8.14. JSON types. Does not establish query speed for proposed application.</w:t>
       </w:r>
     </w:p>
@@ -14116,6 +15359,9 @@
         <w:spacing w:after="80"/>
       </w:pPr>
       <w:r>
+        <w:rPr>
+          <w:color w:val="000000"/>
+        </w:rPr>
         <w:t>T6  SQLite (n.d.). Appropriate uses for SQLite. SQLite may be sufficient for a small demonstration.</w:t>
       </w:r>
     </w:p>
@@ -14125,6 +15371,9 @@
         <w:spacing w:after="80"/>
       </w:pPr>
       <w:r>
+        <w:rPr>
+          <w:color w:val="000000"/>
+        </w:rPr>
         <w:t>T7  MongoDB (n.d.). Data modeling in MongoDB. Not claiming MongoDB cannot join or transact.</w:t>
       </w:r>
     </w:p>
@@ -14134,6 +15383,9 @@
         <w:spacing w:after="80"/>
       </w:pPr>
       <w:r>
+        <w:rPr>
+          <w:color w:val="000000"/>
+        </w:rPr>
         <w:t>T8  OpenAI (n.d.). Whisper. No application-specific WER or local latency yet measured.</w:t>
       </w:r>
     </w:p>
@@ -14143,6 +15395,9 @@
         <w:spacing w:after="80"/>
       </w:pPr>
       <w:r>
+        <w:rPr>
+          <w:color w:val="000000"/>
+        </w:rPr>
         <w:t>T9  Microsoft (2026e). What is speech to text? Latest page October 19 2026. Exact language/region model must be checked before selecting.</w:t>
       </w:r>
     </w:p>
@@ -14152,6 +15407,9 @@
         <w:spacing w:after="80"/>
       </w:pPr>
       <w:r>
+        <w:rPr>
+          <w:color w:val="000000"/>
+        </w:rPr>
         <w:t>T10  Google Cloud (2026b). Transcribe long audio files into text. Quota/pricing not compared.</w:t>
       </w:r>
     </w:p>
@@ -14161,6 +15419,9 @@
         <w:spacing w:after="80"/>
       </w:pPr>
       <w:r>
+        <w:rPr>
+          <w:color w:val="000000"/>
+        </w:rPr>
         <w:t>T11  Google Cloud (2026a). Cloud Speech-to-Text V2 supported languages. Feature availability varies; language list alone cannot rank accuracy.</w:t>
       </w:r>
     </w:p>
@@ -14170,6 +15431,9 @@
         <w:spacing w:after="80"/>
       </w:pPr>
       <w:r>
+        <w:rPr>
+          <w:color w:val="000000"/>
+        </w:rPr>
         <w:t>T12  FastAPI (n.d.-a). Background tasks. In-process execution does not itself supply durable queue behavior.</w:t>
       </w:r>
     </w:p>
@@ -14179,6 +15443,9 @@
         <w:spacing w:after="80"/>
       </w:pPr>
       <w:r>
+        <w:rPr>
+          <w:color w:val="000000"/>
+        </w:rPr>
         <w:t>T13  Celery (n.d.). Introduction to Celery. Delivery/retry/result durability requires explicit configuration; no exactly-once guarantee claimed.</w:t>
       </w:r>
     </w:p>
@@ -14187,7 +15454,7 @@
         <w:rPr>
           <w:color w:val="000000"/>
         </w:rPr>
-        <w:t>For current task links and remaining work, use planning/git_preparation.md and planning/checkpoint_checklist.md. The prepared package is in main after PRs 2–4; YouTrack has real assigned issues. Technical source, data and prototype checks do not substitute for student PR review, supervisor feedback or representative-user evidence. Keep recordings and customer data outside source control.</w:t>
+        <w:t>Current materials are in main after PRs 2–6. Bekzat’s PR 5 records eight backend design findings and updated contracts, requirements and component diagram; Diasbek reviewed it, while Dameli’s substantive SASTT-4 acceptance remains pending. YouTrack has 12 assigned Open issues. Technical checks do not establish stakeholder confirmation, supervisor feedback or completed model/user studies. Verify reviewer access and fix the reviewed submission tag before sending the final links.</w:t>
       </w:r>
     </w:p>
     <w:p>
@@ -14197,6 +15464,9 @@
         <w:jc w:val="center"/>
       </w:pPr>
       <w:r>
+        <w:rPr>
+          <w:color w:val="000000"/>
+        </w:rPr>
         <w:t>References</w:t>
       </w:r>
     </w:p>
@@ -16358,49 +17628,27 @@
       </w:pPr>
       <w:r>
         <w:rPr>
-          <w:rFonts w:ascii="Arial" w:hAnsi="Arial"/>
-          <w:i w:val="0"/>
-          <w:color w:val="000000"/>
-          <w:sz w:val="22"/>
-          <w:sz w:val="22"/>
+          <w:color w:val="000000"/>
         </w:rPr>
         <w:t xml:space="preserve">Salesloft. (n.d.-a). </w:t>
       </w:r>
       <w:r>
         <w:rPr>
-          <w:rFonts w:ascii="Arial" w:hAnsi="Arial"/>
           <w:i/>
           <w:color w:val="000000"/>
-          <w:sz w:val="22"/>
-          <w:sz w:val="22"/>
         </w:rPr>
         <w:t>AI-powered conversational intelligence</w:t>
       </w:r>
       <w:r>
         <w:rPr>
-          <w:rFonts w:ascii="Arial" w:hAnsi="Arial"/>
-          <w:i w:val="0"/>
-          <w:color w:val="000000"/>
-          <w:sz w:val="22"/>
-          <w:sz w:val="22"/>
-        </w:rPr>
-        <w:t xml:space="preserve">. </w:t>
-      </w:r>
-      <w:r>
-        <w:rPr>
-          <w:rFonts w:ascii="Arial" w:hAnsi="Arial"/>
-          <w:i w:val="0"/>
-          <w:color w:val="000000"/>
-          <w:sz w:val="22"/>
-          <w:sz w:val="22"/>
-        </w:rPr>
-        <w:t xml:space="preserve">Retrieved October 23, 2026, from </w:t>
+          <w:color w:val="000000"/>
+        </w:rPr>
+        <w:t xml:space="preserve">. Retrieved October 23, 2026, from </w:t>
       </w:r>
       <w:hyperlink r:id="rId51">
         <w:r>
           <w:rPr>
             <w:color w:val="000000"/>
-            <w:sz w:val="22"/>
           </w:rPr>
           <w:t>https://www.salesloft.com/lp/conversational-intelligence</w:t>
         </w:r>
@@ -16416,49 +17664,171 @@
       </w:pPr>
       <w:r>
         <w:rPr>
-          <w:rFonts w:ascii="Arial" w:hAnsi="Arial"/>
-          <w:i w:val="0"/>
-          <w:color w:val="000000"/>
-          <w:sz w:val="22"/>
-          <w:sz w:val="22"/>
+          <w:color w:val="000000"/>
         </w:rPr>
         <w:t xml:space="preserve">Salesloft. (n.d.-b). </w:t>
       </w:r>
       <w:r>
         <w:rPr>
-          <w:rFonts w:ascii="Arial" w:hAnsi="Arial"/>
           <w:i/>
           <w:color w:val="000000"/>
-          <w:sz w:val="22"/>
-          <w:sz w:val="22"/>
+        </w:rPr>
+        <w:t>Conversation intelligence in Salesloft</w:t>
+      </w:r>
+      <w:r>
+        <w:rPr>
+          <w:color w:val="000000"/>
+        </w:rPr>
+        <w:t xml:space="preserve">. Retrieved October 23, 2026, from </w:t>
+      </w:r>
+      <w:hyperlink r:id="rId82">
+        <w:r>
+          <w:rPr>
+            <w:color w:val="000000"/>
+          </w:rPr>
+          <w:t>https://help.salesloft.com/s/article/Conversation-Intelligence-in-Salesloft?language=en_US</w:t>
+        </w:r>
+      </w:hyperlink>
+    </w:p>
+    <w:p>
+      <w:pPr>
+        <w:keepNext w:val="0"/>
+        <w:keepLines/>
+        <w:pageBreakBefore w:val="0"/>
+        <w:spacing w:line="480" w:lineRule="auto" w:before="0" w:after="0"/>
+        <w:ind w:left="720" w:hanging="720"/>
+      </w:pPr>
+      <w:r>
+        <w:rPr>
+          <w:color w:val="000000"/>
+        </w:rPr>
+        <w:t xml:space="preserve">Salesloft. (2026a, July 14). </w:t>
+      </w:r>
+      <w:r>
+        <w:rPr>
+          <w:i/>
+          <w:color w:val="000000"/>
+        </w:rPr>
+        <w:t>Clari + Salesloft defines the next era of AI conversation intelligence, turning buyer signals into revenue actions</w:t>
+      </w:r>
+      <w:r>
+        <w:rPr>
+          <w:color w:val="000000"/>
+        </w:rPr>
+        <w:t xml:space="preserve"> [Press release]. </w:t>
+      </w:r>
+      <w:hyperlink r:id="rId46">
+        <w:r>
+          <w:rPr>
+            <w:color w:val="000000"/>
+          </w:rPr>
+          <w:t>https://www.salesloft.com/company/newsroom/salesloft-conversation-intelligence</w:t>
+        </w:r>
+      </w:hyperlink>
+    </w:p>
+    <w:p>
+      <w:pPr>
+        <w:keepNext w:val="0"/>
+        <w:keepLines/>
+        <w:pageBreakBefore w:val="0"/>
+        <w:spacing w:line="480" w:lineRule="auto" w:before="0" w:after="0"/>
+        <w:ind w:left="720" w:hanging="720"/>
+      </w:pPr>
+      <w:r>
+        <w:rPr>
+          <w:color w:val="000000"/>
+        </w:rPr>
+        <w:t xml:space="preserve">Salesloft. (2026b, September 29). </w:t>
+      </w:r>
+      <w:r>
+        <w:rPr>
+          <w:i/>
+          <w:color w:val="000000"/>
+        </w:rPr>
+        <w:t>Conversation Intelligence: Call review page UI reference</w:t>
+      </w:r>
+      <w:r>
+        <w:rPr>
+          <w:color w:val="000000"/>
+        </w:rPr>
+        <w:t xml:space="preserve">. Retrieved October 23, 2026, from </w:t>
+      </w:r>
+      <w:hyperlink r:id="rId47">
+        <w:r>
+          <w:rPr>
+            <w:color w:val="000000"/>
+          </w:rPr>
+          <w:t>https://help.salesloft.com/s/article/Conversation-Intelligence-Call-Review-Page-UI-Reference?language=en_US</w:t>
+        </w:r>
+      </w:hyperlink>
+    </w:p>
+    <w:p>
+      <w:pPr>
+        <w:keepNext w:val="0"/>
+        <w:keepLines/>
+        <w:pageBreakBefore w:val="0"/>
+        <w:spacing w:line="480" w:lineRule="auto" w:before="0" w:after="0"/>
+        <w:ind w:left="720" w:hanging="720"/>
+      </w:pPr>
+      <w:r>
+        <w:rPr>
+          <w:color w:val="000000"/>
+        </w:rPr>
+        <w:t xml:space="preserve">Salesloft. (2026c, April 14). </w:t>
+      </w:r>
+      <w:r>
+        <w:rPr>
+          <w:i/>
+          <w:color w:val="000000"/>
+        </w:rPr>
+        <w:t>Conversations transcripts</w:t>
+      </w:r>
+      <w:r>
+        <w:rPr>
+          <w:color w:val="000000"/>
+        </w:rPr>
+        <w:t xml:space="preserve">. Retrieved October 23, 2026, from </w:t>
+      </w:r>
+      <w:hyperlink r:id="rId50">
+        <w:r>
+          <w:rPr>
+            <w:color w:val="000000"/>
+          </w:rPr>
+          <w:t>https://help.salesloft.com/s/article/Conversations-Transcripts?language=en_US</w:t>
+        </w:r>
+      </w:hyperlink>
+    </w:p>
+    <w:p>
+      <w:pPr>
+        <w:keepNext w:val="0"/>
+        <w:keepLines/>
+        <w:pageBreakBefore w:val="0"/>
+        <w:spacing w:line="480" w:lineRule="auto" w:before="0" w:after="0"/>
+        <w:ind w:left="720" w:hanging="720"/>
+      </w:pPr>
+      <w:r>
+        <w:rPr>
+          <w:color w:val="000000"/>
+        </w:rPr>
+        <w:t xml:space="preserve">Salesloft. (2026d, September 30). </w:t>
+      </w:r>
+      <w:r>
+        <w:rPr>
+          <w:i/>
+          <w:color w:val="000000"/>
         </w:rPr>
         <w:t>Integrate Salesforce with Conversation Intelligence</w:t>
       </w:r>
       <w:r>
         <w:rPr>
-          <w:rFonts w:ascii="Arial" w:hAnsi="Arial"/>
-          <w:i w:val="0"/>
-          <w:color w:val="000000"/>
-          <w:sz w:val="22"/>
-          <w:sz w:val="22"/>
-        </w:rPr>
-        <w:t xml:space="preserve">. </w:t>
-      </w:r>
-      <w:r>
-        <w:rPr>
-          <w:rFonts w:ascii="Arial" w:hAnsi="Arial"/>
-          <w:i w:val="0"/>
-          <w:color w:val="000000"/>
-          <w:sz w:val="22"/>
-          <w:sz w:val="22"/>
-        </w:rPr>
-        <w:t xml:space="preserve">Retrieved October 23, 2026, from </w:t>
+          <w:color w:val="000000"/>
+        </w:rPr>
+        <w:t xml:space="preserve">. Retrieved October 23, 2026, from </w:t>
       </w:r>
       <w:hyperlink r:id="rId48">
         <w:r>
           <w:rPr>
             <w:color w:val="000000"/>
-            <w:sz w:val="22"/>
           </w:rPr>
           <w:t>https://help.salesloft.com/s/article/Integrate-Salesforce-with-Conversation-Intelligence?language=en_US</w:t>
         </w:r>
@@ -16474,223 +17844,27 @@
       </w:pPr>
       <w:r>
         <w:rPr>
-          <w:rFonts w:ascii="Arial" w:hAnsi="Arial"/>
-          <w:i w:val="0"/>
-          <w:color w:val="000000"/>
-          <w:sz w:val="22"/>
-          <w:sz w:val="22"/>
-        </w:rPr>
-        <w:t xml:space="preserve">Salesloft. (2026a, July 14). </w:t>
-      </w:r>
-      <w:r>
-        <w:rPr>
-          <w:rFonts w:ascii="Arial" w:hAnsi="Arial"/>
+          <w:color w:val="000000"/>
+        </w:rPr>
+        <w:t xml:space="preserve">Salesloft. (2026e, October 1). </w:t>
+      </w:r>
+      <w:r>
+        <w:rPr>
           <w:i/>
           <w:color w:val="000000"/>
-          <w:sz w:val="22"/>
-          <w:sz w:val="22"/>
-        </w:rPr>
-        <w:t>Clari + Salesloft defines the next era of AI conversation intelligence, turning buyer signals into revenue actions</w:t>
-      </w:r>
-      <w:r>
-        <w:rPr>
-          <w:rFonts w:ascii="Arial" w:hAnsi="Arial"/>
-          <w:i w:val="0"/>
-          <w:color w:val="000000"/>
-          <w:sz w:val="22"/>
-          <w:sz w:val="22"/>
-        </w:rPr>
-        <w:t xml:space="preserve"> [Press release]</w:t>
-      </w:r>
-      <w:r>
-        <w:rPr>
-          <w:rFonts w:ascii="Arial" w:hAnsi="Arial"/>
-          <w:i w:val="0"/>
-          <w:color w:val="000000"/>
-          <w:sz w:val="22"/>
-          <w:sz w:val="22"/>
-        </w:rPr>
-        <w:t xml:space="preserve">. </w:t>
-      </w:r>
-      <w:hyperlink r:id="rId46">
-        <w:r>
-          <w:rPr>
-            <w:color w:val="000000"/>
-            <w:sz w:val="22"/>
-          </w:rPr>
-          <w:t>https://www.salesloft.com/company/newsroom/salesloft-conversation-intelligence</w:t>
-        </w:r>
-      </w:hyperlink>
-    </w:p>
-    <w:p>
-      <w:pPr>
-        <w:keepNext w:val="0"/>
-        <w:keepLines/>
-        <w:pageBreakBefore w:val="0"/>
-        <w:spacing w:line="480" w:lineRule="auto" w:before="0" w:after="0"/>
-        <w:ind w:left="720" w:hanging="720"/>
-      </w:pPr>
-      <w:r>
-        <w:rPr>
-          <w:rFonts w:ascii="Arial" w:hAnsi="Arial"/>
-          <w:i w:val="0"/>
-          <w:color w:val="000000"/>
-          <w:sz w:val="22"/>
-          <w:sz w:val="22"/>
-        </w:rPr>
-        <w:t xml:space="preserve">Salesloft. (2026b, September 29). </w:t>
-      </w:r>
-      <w:r>
-        <w:rPr>
-          <w:rFonts w:ascii="Arial" w:hAnsi="Arial"/>
-          <w:i/>
-          <w:color w:val="000000"/>
-          <w:sz w:val="22"/>
-          <w:sz w:val="22"/>
-        </w:rPr>
-        <w:t>Conversation Intelligence: Call review page UI reference</w:t>
-      </w:r>
-      <w:r>
-        <w:rPr>
-          <w:rFonts w:ascii="Arial" w:hAnsi="Arial"/>
-          <w:i w:val="0"/>
-          <w:color w:val="000000"/>
-          <w:sz w:val="22"/>
-          <w:sz w:val="22"/>
-        </w:rPr>
-        <w:t xml:space="preserve">. </w:t>
-      </w:r>
-      <w:r>
-        <w:rPr>
-          <w:rFonts w:ascii="Arial" w:hAnsi="Arial"/>
-          <w:i w:val="0"/>
-          <w:color w:val="000000"/>
-          <w:sz w:val="22"/>
-          <w:sz w:val="22"/>
-        </w:rPr>
-        <w:t xml:space="preserve">Retrieved October 23, 2026, from </w:t>
-      </w:r>
-      <w:hyperlink r:id="rId47">
-        <w:r>
-          <w:rPr>
-            <w:color w:val="000000"/>
-            <w:sz w:val="22"/>
-          </w:rPr>
-          <w:t>https://help.salesloft.com/s/article/Conversation-Intelligence-Call-Review-Page-UI-Reference?language=en_US</w:t>
-        </w:r>
-      </w:hyperlink>
-    </w:p>
-    <w:p>
-      <w:pPr>
-        <w:keepNext w:val="0"/>
-        <w:keepLines/>
-        <w:pageBreakBefore w:val="0"/>
-        <w:spacing w:line="480" w:lineRule="auto" w:before="0" w:after="0"/>
-        <w:ind w:left="720" w:hanging="720"/>
-      </w:pPr>
-      <w:r>
-        <w:rPr>
-          <w:rFonts w:ascii="Arial" w:hAnsi="Arial"/>
-          <w:i w:val="0"/>
-          <w:color w:val="000000"/>
-          <w:sz w:val="22"/>
-          <w:sz w:val="22"/>
-        </w:rPr>
-        <w:t xml:space="preserve">Salesloft. (2026c, April 14). </w:t>
-      </w:r>
-      <w:r>
-        <w:rPr>
-          <w:rFonts w:ascii="Arial" w:hAnsi="Arial"/>
-          <w:i/>
-          <w:color w:val="000000"/>
-          <w:sz w:val="22"/>
-          <w:sz w:val="22"/>
-        </w:rPr>
-        <w:t>Conversations transcripts</w:t>
-      </w:r>
-      <w:r>
-        <w:rPr>
-          <w:rFonts w:ascii="Arial" w:hAnsi="Arial"/>
-          <w:i w:val="0"/>
-          <w:color w:val="000000"/>
-          <w:sz w:val="22"/>
-          <w:sz w:val="22"/>
-        </w:rPr>
-        <w:t xml:space="preserve">. </w:t>
-      </w:r>
-      <w:r>
-        <w:rPr>
-          <w:rFonts w:ascii="Arial" w:hAnsi="Arial"/>
-          <w:i w:val="0"/>
-          <w:color w:val="000000"/>
-          <w:sz w:val="22"/>
-          <w:sz w:val="22"/>
-        </w:rPr>
-        <w:t xml:space="preserve">Retrieved October 23, 2026, from </w:t>
-      </w:r>
-      <w:hyperlink r:id="rId50">
-        <w:r>
-          <w:rPr>
-            <w:color w:val="000000"/>
-            <w:sz w:val="22"/>
-          </w:rPr>
-          <w:t>https://help.salesloft.com/s/article/Conversations-Transcripts?language=en_US</w:t>
-        </w:r>
-      </w:hyperlink>
-    </w:p>
-    <w:p>
-      <w:pPr>
-        <w:keepNext w:val="0"/>
-        <w:keepLines/>
-        <w:pageBreakBefore w:val="0"/>
-        <w:spacing w:line="480" w:lineRule="auto" w:before="0" w:after="0"/>
-        <w:ind w:left="720" w:hanging="720"/>
-      </w:pPr>
-      <w:r>
-        <w:rPr>
-          <w:rFonts w:ascii="Arial" w:hAnsi="Arial"/>
-          <w:i w:val="0"/>
-          <w:color w:val="000000"/>
-          <w:sz w:val="22"/>
-          <w:sz w:val="22"/>
-        </w:rPr>
-        <w:t xml:space="preserve">Salesloft. (2026d, October 1). </w:t>
-      </w:r>
-      <w:r>
-        <w:rPr>
-          <w:rFonts w:ascii="Arial" w:hAnsi="Arial"/>
-          <w:i/>
-          <w:color w:val="000000"/>
-          <w:sz w:val="22"/>
-          <w:sz w:val="22"/>
         </w:rPr>
         <w:t>Set up topics and filters in Conversation Intelligence</w:t>
       </w:r>
       <w:r>
         <w:rPr>
-          <w:rFonts w:ascii="Arial" w:hAnsi="Arial"/>
-          <w:i w:val="0"/>
-          <w:color w:val="000000"/>
-          <w:sz w:val="22"/>
-          <w:sz w:val="22"/>
-        </w:rPr>
-        <w:t xml:space="preserve">. </w:t>
-      </w:r>
-      <w:r>
-        <w:rPr>
-          <w:rFonts w:ascii="Arial" w:hAnsi="Arial"/>
-          <w:i w:val="0"/>
-          <w:color w:val="000000"/>
-          <w:sz w:val="22"/>
-          <w:sz w:val="22"/>
-        </w:rPr>
-        <w:t xml:space="preserve">Retrieved October 23, 2026, from </w:t>
+          <w:color w:val="000000"/>
+        </w:rPr>
+        <w:t xml:space="preserve">. Retrieved October 23, 2026, from </w:t>
       </w:r>
       <w:hyperlink r:id="rId49">
         <w:r>
           <w:rPr>
             <w:color w:val="000000"/>
-            <w:sz w:val="22"/>
           </w:rPr>
           <w:t>https://help.salesloft.com/s/article/Set-Up-Topics-and-Filters-in-Conversation-Intelligence?language=en_US</w:t>
         </w:r>
@@ -17058,7 +18232,7 @@
         <w:sz w:val="16"/>
         <w:color w:val="000000"/>
       </w:rPr>
-      <w:t xml:space="preserve">22 October 2026  |  </w:t>
+      <w:t xml:space="preserve">23 October 2026  |  </w:t>
     </w:r>
     <w:fldSimple w:instr="PAGE"/>
   </w:p>
